--- a/plantillas/MANUAL_DESARROLLADOR.docx
+++ b/plantillas/MANUAL_DESARROLLADOR.docx
@@ -55,7 +55,7 @@
         <w:spacing w:after="120"/>
       </w:pPr>
       <w:r>
-        <w:t>Versión 2.0 · Actualizado el 15/10/2026</w:t>
+        <w:t>Versión 2.1 · Actualizado el 19/10/2026</w:t>
       </w:r>
     </w:p>
     <w:p>
@@ -83,7 +83,7 @@
         <w:t>Novedades de esta versión:</w:t>
       </w:r>
       <w:r>
-        <w:t xml:space="preserve"> módulo de Beneficiarios (consulta y edición con recálculo del ID Digisalud), paginación en Gestión de Jornadas, copia de beneficiarios entre jornadas (J-J), módulo de Centros (edición de nombre), copia de beneficiarios de jornada a centro (J-C), sidebar compartido, compatibilidad con Starlette 1.x y guía de problemas comunes.</w:t>
+        <w:t xml:space="preserve"> módulo de Beneficiarios (consulta y edición con recálculo del ID Digisalud), paginación en Gestión de Jornadas, copia de beneficiarios entre jornadas (J-J), módulo de Centros (edición de nombre), copia de beneficiarios de jornada a centro (J-C), sidebar compartido, unificación de beneficiarios duplicados (servicio fusion_beneficiarios), lista de posibles duplicados, compatibilidad con Starlette 1.x y guía de problemas comunes.</w:t>
       </w:r>
     </w:p>
     <w:p>
@@ -1710,7 +1710,7 @@
               <w:rPr>
                 <w:noProof/>
               </w:rPr>
-              <w:t>13</w:t>
+              <w:t>12</w:t>
             </w:r>
             <w:r>
               <w:rPr>
@@ -1766,7 +1766,141 @@
               <w:rPr>
                 <w:noProof/>
               </w:rPr>
+              <w:t>12</w:t>
+            </w:r>
+            <w:r>
+              <w:rPr>
+                <w:noProof/>
+              </w:rPr>
+              <w:fldChar w:fldCharType="end"/>
+            </w:r>
+          </w:hyperlink>
+        </w:p>
+        <w:p>
+          <w:pPr>
+            <w:pStyle w:val="TDC2"/>
+            <w:tabs>
+              <w:tab w:val="right" w:leader="dot" w:pos="9350"/>
+            </w:tabs>
+            <w:rPr>
+              <w:rFonts w:asciiTheme="minorHAnsi" w:eastAsiaTheme="minorEastAsia" w:hAnsiTheme="minorHAnsi" w:cstheme="minorBidi"/>
+              <w:noProof/>
+              <w:color w:val="auto"/>
+              <w:kern w:val="2"/>
+              <w:sz w:val="24"/>
+              <w:szCs w:val="24"/>
+              <w14:ligatures w14:val="standardContextual"/>
+            </w:rPr>
+          </w:pPr>
+          <w:hyperlink w:anchor="_Toc900000201" w:history="1">
+            <w:r>
+              <w:rPr>
+                <w:rStyle w:val="Hipervnculo"/>
+                <w:noProof/>
+              </w:rPr>
+              <w:t>7.9 Unificar beneficiarios duplicados (/beneficiarios/v2/duplicados)</w:t>
+            </w:r>
+            <w:r>
+              <w:rPr>
+                <w:noProof/>
+              </w:rPr>
+              <w:tab/>
+            </w:r>
+            <w:r>
+              <w:rPr>
+                <w:noProof/>
+              </w:rPr>
+              <w:fldChar w:fldCharType="begin"/>
+            </w:r>
+            <w:r>
+              <w:rPr>
+                <w:noProof/>
+              </w:rPr>
+              <w:instrText xml:space="preserve"> PAGEREF _Toc900000201 \h </w:instrText>
+            </w:r>
+            <w:r>
+              <w:rPr>
+                <w:noProof/>
+              </w:rPr>
+            </w:r>
+            <w:r>
+              <w:rPr>
+                <w:noProof/>
+              </w:rPr>
+              <w:fldChar w:fldCharType="separate"/>
+            </w:r>
+            <w:r>
+              <w:rPr>
+                <w:noProof/>
+              </w:rPr>
               <w:t>13</w:t>
+            </w:r>
+            <w:r>
+              <w:rPr>
+                <w:noProof/>
+              </w:rPr>
+              <w:fldChar w:fldCharType="end"/>
+            </w:r>
+          </w:hyperlink>
+        </w:p>
+        <w:p>
+          <w:pPr>
+            <w:pStyle w:val="TDC2"/>
+            <w:tabs>
+              <w:tab w:val="right" w:leader="dot" w:pos="9350"/>
+            </w:tabs>
+            <w:rPr>
+              <w:rFonts w:asciiTheme="minorHAnsi" w:eastAsiaTheme="minorEastAsia" w:hAnsiTheme="minorHAnsi" w:cstheme="minorBidi"/>
+              <w:noProof/>
+              <w:color w:val="auto"/>
+              <w:kern w:val="2"/>
+              <w:sz w:val="24"/>
+              <w:szCs w:val="24"/>
+              <w14:ligatures w14:val="standardContextual"/>
+            </w:rPr>
+          </w:pPr>
+          <w:hyperlink w:anchor="_Toc900000202" w:history="1">
+            <w:r>
+              <w:rPr>
+                <w:rStyle w:val="Hipervnculo"/>
+                <w:noProof/>
+              </w:rPr>
+              <w:t>7.10 Posibles duplicados (/beneficiarios/v2/posibles-duplicados)</w:t>
+            </w:r>
+            <w:r>
+              <w:rPr>
+                <w:noProof/>
+              </w:rPr>
+              <w:tab/>
+            </w:r>
+            <w:r>
+              <w:rPr>
+                <w:noProof/>
+              </w:rPr>
+              <w:fldChar w:fldCharType="begin"/>
+            </w:r>
+            <w:r>
+              <w:rPr>
+                <w:noProof/>
+              </w:rPr>
+              <w:instrText xml:space="preserve"> PAGEREF _Toc900000202 \h </w:instrText>
+            </w:r>
+            <w:r>
+              <w:rPr>
+                <w:noProof/>
+              </w:rPr>
+            </w:r>
+            <w:r>
+              <w:rPr>
+                <w:noProof/>
+              </w:rPr>
+              <w:fldChar w:fldCharType="separate"/>
+            </w:r>
+            <w:r>
+              <w:rPr>
+                <w:noProof/>
+              </w:rPr>
+              <w:t>16</w:t>
             </w:r>
             <w:r>
               <w:rPr>
@@ -1833,7 +1967,7 @@
               <w:rPr>
                 <w:noProof/>
               </w:rPr>
-              <w:t>15</w:t>
+              <w:t>17</w:t>
             </w:r>
             <w:r>
               <w:rPr>
@@ -1900,7 +2034,7 @@
               <w:rPr>
                 <w:noProof/>
               </w:rPr>
-              <w:t>16</w:t>
+              <w:t>19</w:t>
             </w:r>
             <w:r>
               <w:rPr>
@@ -1967,7 +2101,7 @@
               <w:rPr>
                 <w:noProof/>
               </w:rPr>
-              <w:t>17</w:t>
+              <w:t>20</w:t>
             </w:r>
             <w:r>
               <w:rPr>
@@ -2034,7 +2168,7 @@
               <w:rPr>
                 <w:noProof/>
               </w:rPr>
-              <w:t>18</w:t>
+              <w:t>21</w:t>
             </w:r>
             <w:r>
               <w:rPr>
@@ -2101,7 +2235,7 @@
               <w:rPr>
                 <w:noProof/>
               </w:rPr>
-              <w:t>19</w:t>
+              <w:t>22</w:t>
             </w:r>
             <w:r>
               <w:rPr>
@@ -2195,6 +2329,19 @@
       </w:pPr>
       <w:r>
         <w:t>Copiar la lista de beneficiarios de una jornada a otra jornada o a un centro.</w:t>
+      </w:r>
+    </w:p>
+    <w:p>
+      <w:pPr>
+        <w:pStyle w:val="Prrafodelista"/>
+        <w:numPr>
+          <w:ilvl w:val="0"/>
+          <w:numId w:val="2"/>
+        </w:numPr>
+        <w:spacing w:after="60"/>
+      </w:pPr>
+      <w:r>
+        <w:t xml:space="preserve">Unificar beneficiarios duplicados y listar los posibles duplicados de cada país (7.9 y 7.10).</w:t>
       </w:r>
     </w:p>
     <w:p>
@@ -3597,7 +3744,7 @@
           <w:sz w:val="18"/>
           <w:szCs w:val="18"/>
         </w:rPr>
-        <w:t>│       └── carga_vitales.py</w:t>
+        <w:t>│       ├── carga_vitales.py</w:t>
       </w:r>
     </w:p>
     <w:p>
@@ -3615,7 +3762,7 @@
           <w:sz w:val="18"/>
           <w:szCs w:val="18"/>
         </w:rPr>
-        <w:t>├── frontend/</w:t>
+        <w:t xml:space="preserve">│       └── fusion_beneficiarios.py  # unificar duplicados (plan + ejecución)</w:t>
       </w:r>
     </w:p>
     <w:p>
@@ -3633,7 +3780,7 @@
           <w:sz w:val="18"/>
           <w:szCs w:val="18"/>
         </w:rPr>
-        <w:t>│   ├── static/                    # Se sirve en /static</w:t>
+        <w:t>├── frontend/</w:t>
       </w:r>
     </w:p>
     <w:p>
@@ -3651,7 +3798,7 @@
           <w:sz w:val="18"/>
           <w:szCs w:val="18"/>
         </w:rPr>
-        <w:t>│   └── templates/</w:t>
+        <w:t>│   ├── static/                    # Se sirve en /static</w:t>
       </w:r>
     </w:p>
     <w:p>
@@ -3669,7 +3816,7 @@
           <w:sz w:val="18"/>
           <w:szCs w:val="18"/>
         </w:rPr>
-        <w:t>│       ├── base.html              # Layout común (topbar, toasts, modales)</w:t>
+        <w:t>│   └── templates/</w:t>
       </w:r>
     </w:p>
     <w:p>
@@ -3687,7 +3834,7 @@
           <w:sz w:val="18"/>
           <w:szCs w:val="18"/>
         </w:rPr>
-        <w:t>│       ├── partials/sidebar.html  # Sidebar ÚNICO (base.html e index.html)</w:t>
+        <w:t>│       ├── base.html              # Layout común (topbar, toasts, modales)</w:t>
       </w:r>
     </w:p>
     <w:p>
@@ -3705,7 +3852,7 @@
           <w:sz w:val="18"/>
           <w:szCs w:val="18"/>
         </w:rPr>
-        <w:t>│       ├── index.html             # Carga masiva (página principal)</w:t>
+        <w:t>│       ├── partials/sidebar.html  # Sidebar ÚNICO (base.html e index.html)</w:t>
       </w:r>
     </w:p>
     <w:p>
@@ -3723,7 +3870,7 @@
           <w:sz w:val="18"/>
           <w:szCs w:val="18"/>
         </w:rPr>
-        <w:t>│       ├── login.html</w:t>
+        <w:t>│       ├── index.html             # Carga masiva (página principal)</w:t>
       </w:r>
     </w:p>
     <w:p>
@@ -3741,7 +3888,7 @@
           <w:sz w:val="18"/>
           <w:szCs w:val="18"/>
         </w:rPr>
-        <w:t>│       ├── usuarios/acciones_basev3.html</w:t>
+        <w:t>│       ├── login.html</w:t>
       </w:r>
     </w:p>
     <w:p>
@@ -3759,7 +3906,7 @@
           <w:sz w:val="18"/>
           <w:szCs w:val="18"/>
         </w:rPr>
-        <w:t>│       ├── jornadas/jornadas_basev3.html</w:t>
+        <w:t>│       ├── usuarios/acciones_basev3.html</w:t>
       </w:r>
     </w:p>
     <w:p>
@@ -3777,7 +3924,7 @@
           <w:sz w:val="18"/>
           <w:szCs w:val="18"/>
         </w:rPr>
-        <w:t xml:space="preserve">│       ├── centros/centros_basev3.html</w:t>
+        <w:t>│       ├── jornadas/jornadas_basev3.html</w:t>
       </w:r>
     </w:p>
     <w:p>
@@ -3795,7 +3942,7 @@
           <w:sz w:val="18"/>
           <w:szCs w:val="18"/>
         </w:rPr>
-        <w:t>│       ├── jornadas/copiar_beneficiarios.html</w:t>
+        <w:t xml:space="preserve">│       ├── centros/centros_basev3.html</w:t>
       </w:r>
     </w:p>
     <w:p>
@@ -3813,7 +3960,61 @@
           <w:sz w:val="18"/>
           <w:szCs w:val="18"/>
         </w:rPr>
-        <w:t>│       └── beneficiarios/beneficiarios_basev3.html</w:t>
+        <w:t>│       ├── jornadas/copiar_beneficiarios.html</w:t>
+      </w:r>
+    </w:p>
+    <w:p>
+      <w:pPr>
+        <w:pBdr>
+          <w:left w:val="single" w:sz="18" w:space="6" w:color="FF5C57"/>
+        </w:pBdr>
+        <w:shd w:val="clear" w:color="auto" w:fill="F3F4F6"/>
+        <w:spacing w:line="260" w:lineRule="auto"/>
+        <w:ind w:left="180" w:right="180"/>
+      </w:pPr>
+      <w:r>
+        <w:rPr>
+          <w:rFonts w:ascii="Consolas" w:eastAsia="Consolas" w:hAnsi="Consolas" w:cs="Consolas"/>
+          <w:sz w:val="18"/>
+          <w:szCs w:val="18"/>
+        </w:rPr>
+        <w:t>│       ├── beneficiarios/beneficiarios_basev3.html</w:t>
+      </w:r>
+    </w:p>
+    <w:p>
+      <w:pPr>
+        <w:pBdr>
+          <w:left w:val="single" w:sz="18" w:space="6" w:color="FF5C57"/>
+        </w:pBdr>
+        <w:shd w:val="clear" w:color="auto" w:fill="F3F4F6"/>
+        <w:spacing w:line="260" w:lineRule="auto"/>
+        <w:ind w:left="180" w:right="180"/>
+      </w:pPr>
+      <w:r>
+        <w:rPr>
+          <w:rFonts w:ascii="Consolas" w:eastAsia="Consolas" w:hAnsi="Consolas" w:cs="Consolas"/>
+          <w:sz w:val="18"/>
+          <w:szCs w:val="18"/>
+        </w:rPr>
+        <w:t xml:space="preserve">│       ├── beneficiarios/duplicados.html</w:t>
+      </w:r>
+    </w:p>
+    <w:p>
+      <w:pPr>
+        <w:pBdr>
+          <w:left w:val="single" w:sz="18" w:space="6" w:color="FF5C57"/>
+        </w:pBdr>
+        <w:shd w:val="clear" w:color="auto" w:fill="F3F4F6"/>
+        <w:spacing w:line="260" w:lineRule="auto"/>
+        <w:ind w:left="180" w:right="180"/>
+      </w:pPr>
+      <w:r>
+        <w:rPr>
+          <w:rFonts w:ascii="Consolas" w:eastAsia="Consolas" w:hAnsi="Consolas" w:cs="Consolas"/>
+          <w:sz w:val="18"/>
+          <w:szCs w:val="18"/>
+        </w:rPr>
+        <w:t xml:space="preserve">│       └── beneficiarios/posibles_duplicados.html</w:t>
       </w:r>
     </w:p>
     <w:p>
@@ -6654,6 +6855,95 @@
                 <w:sz w:val="19"/>
                 <w:szCs w:val="19"/>
               </w:rPr>
+              <w:t xml:space="preserve">services/fusion_beneficiarios.py</w:t>
+            </w:r>
+          </w:p>
+        </w:tc>
+        <w:tc>
+          <w:tcPr>
+            <w:tcW w:w="4160" w:type="dxa"/>
+            <w:tcBorders>
+              <w:top w:val="single" w:sz="4" w:space="0" w:color="D0D5DD"/>
+              <w:left w:val="single" w:sz="4" w:space="0" w:color="D0D5DD"/>
+              <w:bottom w:val="single" w:sz="4" w:space="0" w:color="D0D5DD"/>
+              <w:right w:val="single" w:sz="4" w:space="0" w:color="D0D5DD"/>
+            </w:tcBorders>
+            <w:tcMar>
+              <w:top w:w="70" w:type="dxa"/>
+              <w:left w:w="110" w:type="dxa"/>
+              <w:bottom w:w="70" w:type="dxa"/>
+              <w:right w:w="110" w:type="dxa"/>
+            </w:tcMar>
+          </w:tcPr>
+          <w:p>
+            <w:r>
+              <w:rPr>
+                <w:sz w:val="19"/>
+                <w:szCs w:val="19"/>
+              </w:rPr>
+              <w:t xml:space="preserve">Buscar, comparar, planificar y ejecutar la unificación de duplicados</w:t>
+            </w:r>
+          </w:p>
+        </w:tc>
+        <w:tc>
+          <w:tcPr>
+            <w:tcW w:w="2704" w:type="dxa"/>
+            <w:tcBorders>
+              <w:top w:val="single" w:sz="4" w:space="0" w:color="D0D5DD"/>
+              <w:left w:val="single" w:sz="4" w:space="0" w:color="D0D5DD"/>
+              <w:bottom w:val="single" w:sz="4" w:space="0" w:color="D0D5DD"/>
+              <w:right w:val="single" w:sz="4" w:space="0" w:color="D0D5DD"/>
+            </w:tcBorders>
+            <w:tcMar>
+              <w:top w:w="70" w:type="dxa"/>
+              <w:left w:w="110" w:type="dxa"/>
+              <w:bottom w:w="70" w:type="dxa"/>
+              <w:right w:w="110" w:type="dxa"/>
+            </w:tcMar>
+          </w:tcPr>
+          <w:p>
+            <w:r>
+              <w:rPr>
+                <w:sz w:val="19"/>
+                <w:szCs w:val="19"/>
+              </w:rPr>
+              <w:t xml:space="preserve">No hace commit: lo decide el endpoint (rollback si hay error)</w:t>
+            </w:r>
+          </w:p>
+        </w:tc>
+      </w:tr>
+      <w:tr>
+        <w:tblPrEx>
+          <w:tblCellMar>
+            <w:top w:w="0" w:type="dxa"/>
+            <w:bottom w:w="0" w:type="dxa"/>
+          </w:tblCellMar>
+        </w:tblPrEx>
+        <w:trPr>
+          <w:cantSplit/>
+        </w:trPr>
+        <w:tc>
+          <w:tcPr>
+            <w:tcW w:w="2496" w:type="dxa"/>
+            <w:tcBorders>
+              <w:top w:val="single" w:sz="4" w:space="0" w:color="D0D5DD"/>
+              <w:left w:val="single" w:sz="4" w:space="0" w:color="D0D5DD"/>
+              <w:bottom w:val="single" w:sz="4" w:space="0" w:color="D0D5DD"/>
+              <w:right w:val="single" w:sz="4" w:space="0" w:color="D0D5DD"/>
+            </w:tcBorders>
+            <w:tcMar>
+              <w:top w:w="70" w:type="dxa"/>
+              <w:left w:w="110" w:type="dxa"/>
+              <w:bottom w:w="70" w:type="dxa"/>
+              <w:right w:w="110" w:type="dxa"/>
+            </w:tcMar>
+          </w:tcPr>
+          <w:p>
+            <w:r>
+              <w:rPr>
+                <w:sz w:val="19"/>
+                <w:szCs w:val="19"/>
+              </w:rPr>
               <w:t>Plantillas Jinja2</w:t>
             </w:r>
           </w:p>
@@ -10775,6 +11065,3551 @@
       </w:pPr>
       <w:r>
         <w:t xml:space="preserve">En la interfaz las listas de origen y destino son distintas (jornadas y centros), por lo que no se excluye el origen del selector de destino como en J-J. El JavaScript normaliza ambas listas a {id, nombre, estatus, total}.</w:t>
+      </w:r>
+    </w:p>
+    <w:p>
+      <w:pPr>
+        <w:pStyle w:val="Ttulo2"/>
+      </w:pPr>
+      <w:bookmarkStart w:id="301" w:name="_Toc900000201"/>
+      <w:r>
+        <w:t xml:space="preserve">7.9 Unificar beneficiarios duplicados (/beneficiarios/v2/duplicados)</w:t>
+      </w:r>
+      <w:bookmarkEnd w:id="301"/>
+    </w:p>
+    <w:p>
+      <w:pPr>
+        <w:spacing w:after="120"/>
+      </w:pPr>
+      <w:r>
+        <w:t xml:space="preserve">Une dos registros de </w:t>
+      </w:r>
+      <w:r>
+        <w:rPr>
+          <w:rFonts w:ascii="Consolas" w:eastAsia="Consolas" w:hAnsi="Consolas" w:cs="Consolas"/>
+          <w:color w:val="B42318"/>
+          <w:sz w:val="19"/>
+          <w:szCs w:val="19"/>
+        </w:rPr>
+        <w:t xml:space="preserve">psi_personas</w:t>
+      </w:r>
+      <w:r>
+        <w:t xml:space="preserve"> que corresponden a la misma persona (por ejemplo, «ANA PÉREZ GÓMEZ» y «ANA SOFÍA PÉREZ GÓMEZ» con la misma fecha de nacimiento). Reemplaza el proceso manual que se hacía en MySQL con los store procedures </w:t>
+      </w:r>
+      <w:r>
+        <w:rPr>
+          <w:rFonts w:ascii="Consolas" w:eastAsia="Consolas" w:hAnsi="Consolas" w:cs="Consolas"/>
+          <w:color w:val="B42318"/>
+          <w:sz w:val="19"/>
+          <w:szCs w:val="19"/>
+        </w:rPr>
+        <w:t xml:space="preserve">a001</w:t>
+      </w:r>
+      <w:r>
+        <w:t xml:space="preserve"> … </w:t>
+      </w:r>
+      <w:r>
+        <w:rPr>
+          <w:rFonts w:ascii="Consolas" w:eastAsia="Consolas" w:hAnsi="Consolas" w:cs="Consolas"/>
+          <w:color w:val="B42318"/>
+          <w:sz w:val="19"/>
+          <w:szCs w:val="19"/>
+        </w:rPr>
+        <w:t xml:space="preserve">a010</w:t>
+      </w:r>
+      <w:r>
+        <w:t xml:space="preserve"> (ver la tabla de equivalencias más abajo). Toda la lógica vive en </w:t>
+      </w:r>
+      <w:r>
+        <w:rPr>
+          <w:rFonts w:ascii="Consolas" w:eastAsia="Consolas" w:hAnsi="Consolas" w:cs="Consolas"/>
+          <w:color w:val="B42318"/>
+          <w:sz w:val="19"/>
+          <w:szCs w:val="19"/>
+        </w:rPr>
+        <w:t xml:space="preserve">backend/services/fusion_beneficiarios.py</w:t>
+      </w:r>
+      <w:r>
+        <w:t xml:space="preserve">; </w:t>
+      </w:r>
+      <w:r>
+        <w:rPr>
+          <w:rFonts w:ascii="Consolas" w:eastAsia="Consolas" w:hAnsi="Consolas" w:cs="Consolas"/>
+          <w:color w:val="B42318"/>
+          <w:sz w:val="19"/>
+          <w:szCs w:val="19"/>
+        </w:rPr>
+        <w:t xml:space="preserve">main.py</w:t>
+      </w:r>
+      <w:r>
+        <w:t xml:space="preserve"> solo valida sesión y país, abre la transacción y decide commit o rollback.</w:t>
+      </w:r>
+    </w:p>
+    <w:tbl>
+      <w:tblPr>
+        <w:tblW w:w="9360" w:type="dxa"/>
+        <w:tblBorders>
+          <w:top w:val="single" w:sz="4" w:space="0" w:color="auto"/>
+          <w:left w:val="single" w:sz="4" w:space="0" w:color="auto"/>
+          <w:bottom w:val="single" w:sz="4" w:space="0" w:color="auto"/>
+          <w:right w:val="single" w:sz="4" w:space="0" w:color="auto"/>
+          <w:insideH w:val="single" w:sz="4" w:space="0" w:color="auto"/>
+          <w:insideV w:val="single" w:sz="4" w:space="0" w:color="auto"/>
+        </w:tblBorders>
+        <w:tblCellMar>
+          <w:left w:w="10" w:type="dxa"/>
+          <w:right w:w="10" w:type="dxa"/>
+        </w:tblCellMar>
+        <w:tblLook w:val="04A0" w:firstRow="1" w:lastRow="0" w:firstColumn="1" w:lastColumn="0" w:noHBand="0" w:noVBand="1"/>
+      </w:tblPr>
+      <w:tblGrid>
+        <w:gridCol w:w="3772"/>
+        <w:gridCol w:w="1415"/>
+        <w:gridCol w:w="4173"/>
+      </w:tblGrid>
+      <w:tr>
+        <w:tblPrEx>
+          <w:tblCellMar>
+            <w:top w:w="0" w:type="dxa"/>
+            <w:bottom w:w="0" w:type="dxa"/>
+          </w:tblCellMar>
+        </w:tblPrEx>
+        <w:trPr>
+          <w:tblHeader/>
+        </w:trPr>
+        <w:tc>
+          <w:tcPr>
+            <w:tcW w:w="3772" w:type="dxa"/>
+            <w:tcBorders>
+              <w:top w:val="single" w:sz="4" w:space="0" w:color="D0D5DD"/>
+              <w:left w:val="single" w:sz="4" w:space="0" w:color="D0D5DD"/>
+              <w:bottom w:val="single" w:sz="4" w:space="0" w:color="D0D5DD"/>
+              <w:right w:val="single" w:sz="4" w:space="0" w:color="D0D5DD"/>
+            </w:tcBorders>
+            <w:shd w:val="clear" w:color="auto" w:fill="2D3748"/>
+            <w:tcMar>
+              <w:top w:w="70" w:type="dxa"/>
+              <w:left w:w="110" w:type="dxa"/>
+              <w:bottom w:w="70" w:type="dxa"/>
+              <w:right w:w="110" w:type="dxa"/>
+            </w:tcMar>
+          </w:tcPr>
+          <w:p>
+            <w:r>
+              <w:rPr>
+                <w:b/>
+                <w:bCs/>
+                <w:color w:val="FFFFFF"/>
+                <w:sz w:val="19"/>
+                <w:szCs w:val="19"/>
+              </w:rPr>
+              <w:t xml:space="preserve">Ruta</w:t>
+            </w:r>
+          </w:p>
+        </w:tc>
+        <w:tc>
+          <w:tcPr>
+            <w:tcW w:w="1415" w:type="dxa"/>
+            <w:tcBorders>
+              <w:top w:val="single" w:sz="4" w:space="0" w:color="D0D5DD"/>
+              <w:left w:val="single" w:sz="4" w:space="0" w:color="D0D5DD"/>
+              <w:bottom w:val="single" w:sz="4" w:space="0" w:color="D0D5DD"/>
+              <w:right w:val="single" w:sz="4" w:space="0" w:color="D0D5DD"/>
+            </w:tcBorders>
+            <w:shd w:val="clear" w:color="auto" w:fill="2D3748"/>
+            <w:tcMar>
+              <w:top w:w="70" w:type="dxa"/>
+              <w:left w:w="110" w:type="dxa"/>
+              <w:bottom w:w="70" w:type="dxa"/>
+              <w:right w:w="110" w:type="dxa"/>
+            </w:tcMar>
+          </w:tcPr>
+          <w:p>
+            <w:r>
+              <w:rPr>
+                <w:b/>
+                <w:bCs/>
+                <w:color w:val="FFFFFF"/>
+                <w:sz w:val="19"/>
+                <w:szCs w:val="19"/>
+              </w:rPr>
+              <w:t xml:space="preserve">Método</w:t>
+            </w:r>
+          </w:p>
+        </w:tc>
+        <w:tc>
+          <w:tcPr>
+            <w:tcW w:w="4173" w:type="dxa"/>
+            <w:tcBorders>
+              <w:top w:val="single" w:sz="4" w:space="0" w:color="D0D5DD"/>
+              <w:left w:val="single" w:sz="4" w:space="0" w:color="D0D5DD"/>
+              <w:bottom w:val="single" w:sz="4" w:space="0" w:color="D0D5DD"/>
+              <w:right w:val="single" w:sz="4" w:space="0" w:color="D0D5DD"/>
+            </w:tcBorders>
+            <w:shd w:val="clear" w:color="auto" w:fill="2D3748"/>
+            <w:tcMar>
+              <w:top w:w="70" w:type="dxa"/>
+              <w:left w:w="110" w:type="dxa"/>
+              <w:bottom w:w="70" w:type="dxa"/>
+              <w:right w:w="110" w:type="dxa"/>
+            </w:tcMar>
+          </w:tcPr>
+          <w:p>
+            <w:r>
+              <w:rPr>
+                <w:b/>
+                <w:bCs/>
+                <w:color w:val="FFFFFF"/>
+                <w:sz w:val="19"/>
+                <w:szCs w:val="19"/>
+              </w:rPr>
+              <w:t xml:space="preserve">Descripción</w:t>
+            </w:r>
+          </w:p>
+        </w:tc>
+      </w:tr>
+      <w:tr>
+        <w:tblPrEx>
+          <w:tblCellMar>
+            <w:top w:w="0" w:type="dxa"/>
+            <w:bottom w:w="0" w:type="dxa"/>
+          </w:tblCellMar>
+        </w:tblPrEx>
+        <w:trPr>
+          <w:cantSplit/>
+        </w:trPr>
+        <w:tc>
+          <w:tcPr>
+            <w:tcW w:w="3772" w:type="dxa"/>
+            <w:tcBorders>
+              <w:top w:val="single" w:sz="4" w:space="0" w:color="D0D5DD"/>
+              <w:left w:val="single" w:sz="4" w:space="0" w:color="D0D5DD"/>
+              <w:bottom w:val="single" w:sz="4" w:space="0" w:color="D0D5DD"/>
+              <w:right w:val="single" w:sz="4" w:space="0" w:color="D0D5DD"/>
+            </w:tcBorders>
+            <w:tcMar>
+              <w:top w:w="70" w:type="dxa"/>
+              <w:left w:w="110" w:type="dxa"/>
+              <w:bottom w:w="70" w:type="dxa"/>
+              <w:right w:w="110" w:type="dxa"/>
+            </w:tcMar>
+          </w:tcPr>
+          <w:p>
+            <w:r>
+              <w:rPr>
+                <w:sz w:val="19"/>
+                <w:szCs w:val="19"/>
+              </w:rPr>
+              <w:t xml:space="preserve">/beneficiarios/v2/duplicados</w:t>
+            </w:r>
+          </w:p>
+        </w:tc>
+        <w:tc>
+          <w:tcPr>
+            <w:tcW w:w="1415" w:type="dxa"/>
+            <w:tcBorders>
+              <w:top w:val="single" w:sz="4" w:space="0" w:color="D0D5DD"/>
+              <w:left w:val="single" w:sz="4" w:space="0" w:color="D0D5DD"/>
+              <w:bottom w:val="single" w:sz="4" w:space="0" w:color="D0D5DD"/>
+              <w:right w:val="single" w:sz="4" w:space="0" w:color="D0D5DD"/>
+            </w:tcBorders>
+            <w:tcMar>
+              <w:top w:w="70" w:type="dxa"/>
+              <w:left w:w="110" w:type="dxa"/>
+              <w:bottom w:w="70" w:type="dxa"/>
+              <w:right w:w="110" w:type="dxa"/>
+            </w:tcMar>
+          </w:tcPr>
+          <w:p>
+            <w:r>
+              <w:rPr>
+                <w:sz w:val="19"/>
+                <w:szCs w:val="19"/>
+              </w:rPr>
+              <w:t xml:space="preserve">GET</w:t>
+            </w:r>
+          </w:p>
+        </w:tc>
+        <w:tc>
+          <w:tcPr>
+            <w:tcW w:w="4173" w:type="dxa"/>
+            <w:tcBorders>
+              <w:top w:val="single" w:sz="4" w:space="0" w:color="D0D5DD"/>
+              <w:left w:val="single" w:sz="4" w:space="0" w:color="D0D5DD"/>
+              <w:bottom w:val="single" w:sz="4" w:space="0" w:color="D0D5DD"/>
+              <w:right w:val="single" w:sz="4" w:space="0" w:color="D0D5DD"/>
+            </w:tcBorders>
+            <w:tcMar>
+              <w:top w:w="70" w:type="dxa"/>
+              <w:left w:w="110" w:type="dxa"/>
+              <w:bottom w:w="70" w:type="dxa"/>
+              <w:right w:w="110" w:type="dxa"/>
+            </w:tcMar>
+          </w:tcPr>
+          <w:p>
+            <w:r>
+              <w:rPr>
+                <w:sz w:val="19"/>
+                <w:szCs w:val="19"/>
+              </w:rPr>
+              <w:t xml:space="preserve">Pantalla de 3 pasos. Con </w:t>
+            </w:r>
+            <w:r>
+              <w:rPr>
+                <w:rFonts w:ascii="Consolas" w:eastAsia="Consolas" w:hAnsi="Consolas" w:cs="Consolas"/>
+                <w:color w:val="B42318"/>
+                <w:sz w:val="19"/>
+                <w:szCs w:val="19"/>
+              </w:rPr>
+              <w:t xml:space="preserve">?a=ID&amp;b=ID</w:t>
+            </w:r>
+            <w:r>
+              <w:rPr>
+                <w:sz w:val="19"/>
+                <w:szCs w:val="19"/>
+              </w:rPr>
+              <w:t xml:space="preserve"> abre directo el paso 2 (comparación)</w:t>
+            </w:r>
+          </w:p>
+        </w:tc>
+      </w:tr>
+      <w:tr>
+        <w:tblPrEx>
+          <w:tblCellMar>
+            <w:top w:w="0" w:type="dxa"/>
+            <w:bottom w:w="0" w:type="dxa"/>
+          </w:tblCellMar>
+        </w:tblPrEx>
+        <w:trPr>
+          <w:cantSplit/>
+        </w:trPr>
+        <w:tc>
+          <w:tcPr>
+            <w:tcW w:w="3772" w:type="dxa"/>
+            <w:tcBorders>
+              <w:top w:val="single" w:sz="4" w:space="0" w:color="D0D5DD"/>
+              <w:left w:val="single" w:sz="4" w:space="0" w:color="D0D5DD"/>
+              <w:bottom w:val="single" w:sz="4" w:space="0" w:color="D0D5DD"/>
+              <w:right w:val="single" w:sz="4" w:space="0" w:color="D0D5DD"/>
+            </w:tcBorders>
+            <w:tcMar>
+              <w:top w:w="70" w:type="dxa"/>
+              <w:left w:w="110" w:type="dxa"/>
+              <w:bottom w:w="70" w:type="dxa"/>
+              <w:right w:w="110" w:type="dxa"/>
+            </w:tcMar>
+          </w:tcPr>
+          <w:p>
+            <w:r>
+              <w:rPr>
+                <w:sz w:val="19"/>
+                <w:szCs w:val="19"/>
+              </w:rPr>
+              <w:t xml:space="preserve">/api/duplicados/buscar</w:t>
+            </w:r>
+          </w:p>
+        </w:tc>
+        <w:tc>
+          <w:tcPr>
+            <w:tcW w:w="1415" w:type="dxa"/>
+            <w:tcBorders>
+              <w:top w:val="single" w:sz="4" w:space="0" w:color="D0D5DD"/>
+              <w:left w:val="single" w:sz="4" w:space="0" w:color="D0D5DD"/>
+              <w:bottom w:val="single" w:sz="4" w:space="0" w:color="D0D5DD"/>
+              <w:right w:val="single" w:sz="4" w:space="0" w:color="D0D5DD"/>
+            </w:tcBorders>
+            <w:tcMar>
+              <w:top w:w="70" w:type="dxa"/>
+              <w:left w:w="110" w:type="dxa"/>
+              <w:bottom w:w="70" w:type="dxa"/>
+              <w:right w:w="110" w:type="dxa"/>
+            </w:tcMar>
+          </w:tcPr>
+          <w:p>
+            <w:r>
+              <w:rPr>
+                <w:sz w:val="19"/>
+                <w:szCs w:val="19"/>
+              </w:rPr>
+              <w:t xml:space="preserve">GET</w:t>
+            </w:r>
+          </w:p>
+        </w:tc>
+        <w:tc>
+          <w:tcPr>
+            <w:tcW w:w="4173" w:type="dxa"/>
+            <w:tcBorders>
+              <w:top w:val="single" w:sz="4" w:space="0" w:color="D0D5DD"/>
+              <w:left w:val="single" w:sz="4" w:space="0" w:color="D0D5DD"/>
+              <w:bottom w:val="single" w:sz="4" w:space="0" w:color="D0D5DD"/>
+              <w:right w:val="single" w:sz="4" w:space="0" w:color="D0D5DD"/>
+            </w:tcBorders>
+            <w:tcMar>
+              <w:top w:w="70" w:type="dxa"/>
+              <w:left w:w="110" w:type="dxa"/>
+              <w:bottom w:w="70" w:type="dxa"/>
+              <w:right w:w="110" w:type="dxa"/>
+            </w:tcMar>
+          </w:tcPr>
+          <w:p>
+            <w:r>
+              <w:rPr>
+                <w:sz w:val="19"/>
+                <w:szCs w:val="19"/>
+              </w:rPr>
+              <w:t xml:space="preserve">pais, nombre, apellido, documento → hasta 100 personas con sus conteos</w:t>
+            </w:r>
+          </w:p>
+        </w:tc>
+      </w:tr>
+      <w:tr>
+        <w:tblPrEx>
+          <w:tblCellMar>
+            <w:top w:w="0" w:type="dxa"/>
+            <w:bottom w:w="0" w:type="dxa"/>
+          </w:tblCellMar>
+        </w:tblPrEx>
+        <w:trPr>
+          <w:cantSplit/>
+        </w:trPr>
+        <w:tc>
+          <w:tcPr>
+            <w:tcW w:w="3772" w:type="dxa"/>
+            <w:tcBorders>
+              <w:top w:val="single" w:sz="4" w:space="0" w:color="D0D5DD"/>
+              <w:left w:val="single" w:sz="4" w:space="0" w:color="D0D5DD"/>
+              <w:bottom w:val="single" w:sz="4" w:space="0" w:color="D0D5DD"/>
+              <w:right w:val="single" w:sz="4" w:space="0" w:color="D0D5DD"/>
+            </w:tcBorders>
+            <w:tcMar>
+              <w:top w:w="70" w:type="dxa"/>
+              <w:left w:w="110" w:type="dxa"/>
+              <w:bottom w:w="70" w:type="dxa"/>
+              <w:right w:w="110" w:type="dxa"/>
+            </w:tcMar>
+          </w:tcPr>
+          <w:p>
+            <w:r>
+              <w:rPr>
+                <w:sz w:val="19"/>
+                <w:szCs w:val="19"/>
+              </w:rPr>
+              <w:t xml:space="preserve">/api/duplicados/comparar</w:t>
+            </w:r>
+          </w:p>
+        </w:tc>
+        <w:tc>
+          <w:tcPr>
+            <w:tcW w:w="1415" w:type="dxa"/>
+            <w:tcBorders>
+              <w:top w:val="single" w:sz="4" w:space="0" w:color="D0D5DD"/>
+              <w:left w:val="single" w:sz="4" w:space="0" w:color="D0D5DD"/>
+              <w:bottom w:val="single" w:sz="4" w:space="0" w:color="D0D5DD"/>
+              <w:right w:val="single" w:sz="4" w:space="0" w:color="D0D5DD"/>
+            </w:tcBorders>
+            <w:tcMar>
+              <w:top w:w="70" w:type="dxa"/>
+              <w:left w:w="110" w:type="dxa"/>
+              <w:bottom w:w="70" w:type="dxa"/>
+              <w:right w:w="110" w:type="dxa"/>
+            </w:tcMar>
+          </w:tcPr>
+          <w:p>
+            <w:r>
+              <w:rPr>
+                <w:sz w:val="19"/>
+                <w:szCs w:val="19"/>
+              </w:rPr>
+              <w:t xml:space="preserve">GET</w:t>
+            </w:r>
+          </w:p>
+        </w:tc>
+        <w:tc>
+          <w:tcPr>
+            <w:tcW w:w="4173" w:type="dxa"/>
+            <w:tcBorders>
+              <w:top w:val="single" w:sz="4" w:space="0" w:color="D0D5DD"/>
+              <w:left w:val="single" w:sz="4" w:space="0" w:color="D0D5DD"/>
+              <w:bottom w:val="single" w:sz="4" w:space="0" w:color="D0D5DD"/>
+              <w:right w:val="single" w:sz="4" w:space="0" w:color="D0D5DD"/>
+            </w:tcBorders>
+            <w:tcMar>
+              <w:top w:w="70" w:type="dxa"/>
+              <w:left w:w="110" w:type="dxa"/>
+              <w:bottom w:w="70" w:type="dxa"/>
+              <w:right w:w="110" w:type="dxa"/>
+            </w:tcMar>
+          </w:tcPr>
+          <w:p>
+            <w:r>
+              <w:rPr>
+                <w:sz w:val="19"/>
+                <w:szCs w:val="19"/>
+              </w:rPr>
+              <w:t xml:space="preserve">pais, id_a, id_b → detalle de ambas personas y advertencias</w:t>
+            </w:r>
+          </w:p>
+        </w:tc>
+      </w:tr>
+      <w:tr>
+        <w:tblPrEx>
+          <w:tblCellMar>
+            <w:top w:w="0" w:type="dxa"/>
+            <w:bottom w:w="0" w:type="dxa"/>
+          </w:tblCellMar>
+        </w:tblPrEx>
+        <w:trPr>
+          <w:cantSplit/>
+        </w:trPr>
+        <w:tc>
+          <w:tcPr>
+            <w:tcW w:w="3772" w:type="dxa"/>
+            <w:tcBorders>
+              <w:top w:val="single" w:sz="4" w:space="0" w:color="D0D5DD"/>
+              <w:left w:val="single" w:sz="4" w:space="0" w:color="D0D5DD"/>
+              <w:bottom w:val="single" w:sz="4" w:space="0" w:color="D0D5DD"/>
+              <w:right w:val="single" w:sz="4" w:space="0" w:color="D0D5DD"/>
+            </w:tcBorders>
+            <w:tcMar>
+              <w:top w:w="70" w:type="dxa"/>
+              <w:left w:w="110" w:type="dxa"/>
+              <w:bottom w:w="70" w:type="dxa"/>
+              <w:right w:w="110" w:type="dxa"/>
+            </w:tcMar>
+          </w:tcPr>
+          <w:p>
+            <w:r>
+              <w:rPr>
+                <w:sz w:val="19"/>
+                <w:szCs w:val="19"/>
+              </w:rPr>
+              <w:t xml:space="preserve">/api/duplicados/plan</w:t>
+            </w:r>
+          </w:p>
+        </w:tc>
+        <w:tc>
+          <w:tcPr>
+            <w:tcW w:w="1415" w:type="dxa"/>
+            <w:tcBorders>
+              <w:top w:val="single" w:sz="4" w:space="0" w:color="D0D5DD"/>
+              <w:left w:val="single" w:sz="4" w:space="0" w:color="D0D5DD"/>
+              <w:bottom w:val="single" w:sz="4" w:space="0" w:color="D0D5DD"/>
+              <w:right w:val="single" w:sz="4" w:space="0" w:color="D0D5DD"/>
+            </w:tcBorders>
+            <w:tcMar>
+              <w:top w:w="70" w:type="dxa"/>
+              <w:left w:w="110" w:type="dxa"/>
+              <w:bottom w:w="70" w:type="dxa"/>
+              <w:right w:w="110" w:type="dxa"/>
+            </w:tcMar>
+          </w:tcPr>
+          <w:p>
+            <w:r>
+              <w:rPr>
+                <w:sz w:val="19"/>
+                <w:szCs w:val="19"/>
+              </w:rPr>
+              <w:t xml:space="preserve">GET</w:t>
+            </w:r>
+          </w:p>
+        </w:tc>
+        <w:tc>
+          <w:tcPr>
+            <w:tcW w:w="4173" w:type="dxa"/>
+            <w:tcBorders>
+              <w:top w:val="single" w:sz="4" w:space="0" w:color="D0D5DD"/>
+              <w:left w:val="single" w:sz="4" w:space="0" w:color="D0D5DD"/>
+              <w:bottom w:val="single" w:sz="4" w:space="0" w:color="D0D5DD"/>
+              <w:right w:val="single" w:sz="4" w:space="0" w:color="D0D5DD"/>
+            </w:tcBorders>
+            <w:tcMar>
+              <w:top w:w="70" w:type="dxa"/>
+              <w:left w:w="110" w:type="dxa"/>
+              <w:bottom w:w="70" w:type="dxa"/>
+              <w:right w:w="110" w:type="dxa"/>
+            </w:tcMar>
+          </w:tcPr>
+          <w:p>
+            <w:r>
+              <w:rPr>
+                <w:sz w:val="19"/>
+                <w:szCs w:val="19"/>
+              </w:rPr>
+              <w:t xml:space="preserve">pais, queda_id, fuera_id → vista previa; no modifica nada</w:t>
+            </w:r>
+          </w:p>
+        </w:tc>
+      </w:tr>
+      <w:tr>
+        <w:tblPrEx>
+          <w:tblCellMar>
+            <w:top w:w="0" w:type="dxa"/>
+            <w:bottom w:w="0" w:type="dxa"/>
+          </w:tblCellMar>
+        </w:tblPrEx>
+        <w:trPr>
+          <w:cantSplit/>
+        </w:trPr>
+        <w:tc>
+          <w:tcPr>
+            <w:tcW w:w="3772" w:type="dxa"/>
+            <w:tcBorders>
+              <w:top w:val="single" w:sz="4" w:space="0" w:color="D0D5DD"/>
+              <w:left w:val="single" w:sz="4" w:space="0" w:color="D0D5DD"/>
+              <w:bottom w:val="single" w:sz="4" w:space="0" w:color="D0D5DD"/>
+              <w:right w:val="single" w:sz="4" w:space="0" w:color="D0D5DD"/>
+            </w:tcBorders>
+            <w:tcMar>
+              <w:top w:w="70" w:type="dxa"/>
+              <w:left w:w="110" w:type="dxa"/>
+              <w:bottom w:w="70" w:type="dxa"/>
+              <w:right w:w="110" w:type="dxa"/>
+            </w:tcMar>
+          </w:tcPr>
+          <w:p>
+            <w:r>
+              <w:rPr>
+                <w:sz w:val="19"/>
+                <w:szCs w:val="19"/>
+              </w:rPr>
+              <w:t xml:space="preserve">/api/duplicados/unificar</w:t>
+            </w:r>
+          </w:p>
+        </w:tc>
+        <w:tc>
+          <w:tcPr>
+            <w:tcW w:w="1415" w:type="dxa"/>
+            <w:tcBorders>
+              <w:top w:val="single" w:sz="4" w:space="0" w:color="D0D5DD"/>
+              <w:left w:val="single" w:sz="4" w:space="0" w:color="D0D5DD"/>
+              <w:bottom w:val="single" w:sz="4" w:space="0" w:color="D0D5DD"/>
+              <w:right w:val="single" w:sz="4" w:space="0" w:color="D0D5DD"/>
+            </w:tcBorders>
+            <w:tcMar>
+              <w:top w:w="70" w:type="dxa"/>
+              <w:left w:w="110" w:type="dxa"/>
+              <w:bottom w:w="70" w:type="dxa"/>
+              <w:right w:w="110" w:type="dxa"/>
+            </w:tcMar>
+          </w:tcPr>
+          <w:p>
+            <w:r>
+              <w:rPr>
+                <w:sz w:val="19"/>
+                <w:szCs w:val="19"/>
+              </w:rPr>
+              <w:t xml:space="preserve">POST (JSON)</w:t>
+            </w:r>
+          </w:p>
+        </w:tc>
+        <w:tc>
+          <w:tcPr>
+            <w:tcW w:w="4173" w:type="dxa"/>
+            <w:tcBorders>
+              <w:top w:val="single" w:sz="4" w:space="0" w:color="D0D5DD"/>
+              <w:left w:val="single" w:sz="4" w:space="0" w:color="D0D5DD"/>
+              <w:bottom w:val="single" w:sz="4" w:space="0" w:color="D0D5DD"/>
+              <w:right w:val="single" w:sz="4" w:space="0" w:color="D0D5DD"/>
+            </w:tcBorders>
+            <w:tcMar>
+              <w:top w:w="70" w:type="dxa"/>
+              <w:left w:w="110" w:type="dxa"/>
+              <w:bottom w:w="70" w:type="dxa"/>
+              <w:right w:w="110" w:type="dxa"/>
+            </w:tcMar>
+          </w:tcPr>
+          <w:p>
+            <w:r>
+              <w:rPr>
+                <w:sz w:val="19"/>
+                <w:szCs w:val="19"/>
+              </w:rPr>
+              <w:t xml:space="preserve">{pais, queda_id, fuera_id, confirmar_advertencias} → ejecuta y devuelve contadores</w:t>
+            </w:r>
+          </w:p>
+        </w:tc>
+      </w:tr>
+    </w:tbl>
+    <w:p>
+      <w:pPr>
+        <w:spacing w:after="120"/>
+      </w:pPr>
+    </w:p>
+    <w:p>
+      <w:pPr>
+        <w:pStyle w:val="Ttulo3"/>
+      </w:pPr>
+      <w:r>
+        <w:t xml:space="preserve">Servicio (fusion_beneficiarios.py)</w:t>
+      </w:r>
+    </w:p>
+    <w:p>
+      <w:pPr>
+        <w:pStyle w:val="Prrafodelista"/>
+        <w:numPr>
+          <w:ilvl w:val="0"/>
+          <w:numId w:val="2"/>
+        </w:numPr>
+        <w:spacing w:after="60"/>
+      </w:pPr>
+      <w:r>
+        <w:rPr>
+          <w:rFonts w:ascii="Consolas" w:eastAsia="Consolas" w:hAnsi="Consolas" w:cs="Consolas"/>
+          <w:color w:val="B42318"/>
+          <w:sz w:val="19"/>
+          <w:szCs w:val="19"/>
+        </w:rPr>
+        <w:t xml:space="preserve">buscar_personas(cursor, nombre, apellido, documento)</w:t>
+      </w:r>
+      <w:r>
+        <w:t xml:space="preserve">: cada palabra de nombre y apellido es un </w:t>
+      </w:r>
+      <w:r>
+        <w:rPr>
+          <w:rFonts w:ascii="Consolas" w:eastAsia="Consolas" w:hAnsi="Consolas" w:cs="Consolas"/>
+          <w:color w:val="B42318"/>
+          <w:sz w:val="19"/>
+          <w:szCs w:val="19"/>
+        </w:rPr>
+        <w:t xml:space="preserve">LIKE</w:t>
+      </w:r>
+      <w:r>
+        <w:t xml:space="preserve"> unido con AND; el documento busca en </w:t>
+      </w:r>
+      <w:r>
+        <w:rPr>
+          <w:rFonts w:ascii="Consolas" w:eastAsia="Consolas" w:hAnsi="Consolas" w:cs="Consolas"/>
+          <w:color w:val="B42318"/>
+          <w:sz w:val="19"/>
+          <w:szCs w:val="19"/>
+        </w:rPr>
+        <w:t xml:space="preserve">id_digisalud</w:t>
+      </w:r>
+      <w:r>
+        <w:t xml:space="preserve">, </w:t>
+      </w:r>
+      <w:r>
+        <w:rPr>
+          <w:rFonts w:ascii="Consolas" w:eastAsia="Consolas" w:hAnsi="Consolas" w:cs="Consolas"/>
+          <w:color w:val="B42318"/>
+          <w:sz w:val="19"/>
+          <w:szCs w:val="19"/>
+        </w:rPr>
+        <w:t xml:space="preserve">persona_cedula</w:t>
+      </w:r>
+      <w:r>
+        <w:t xml:space="preserve"> y </w:t>
+      </w:r>
+      <w:r>
+        <w:rPr>
+          <w:rFonts w:ascii="Consolas" w:eastAsia="Consolas" w:hAnsi="Consolas" w:cs="Consolas"/>
+          <w:color w:val="B42318"/>
+          <w:sz w:val="19"/>
+          <w:szCs w:val="19"/>
+        </w:rPr>
+        <w:t xml:space="preserve">persona_cedula_escolar</w:t>
+      </w:r>
+      <w:r>
+        <w:t xml:space="preserve">. Escapa </w:t>
+      </w:r>
+      <w:r>
+        <w:rPr>
+          <w:rFonts w:ascii="Consolas" w:eastAsia="Consolas" w:hAnsi="Consolas" w:cs="Consolas"/>
+          <w:color w:val="B42318"/>
+          <w:sz w:val="19"/>
+          <w:szCs w:val="19"/>
+        </w:rPr>
+        <w:t xml:space="preserve">%</w:t>
+      </w:r>
+      <w:r>
+        <w:t xml:space="preserve">, </w:t>
+      </w:r>
+      <w:r>
+        <w:rPr>
+          <w:rFonts w:ascii="Consolas" w:eastAsia="Consolas" w:hAnsi="Consolas" w:cs="Consolas"/>
+          <w:color w:val="B42318"/>
+          <w:sz w:val="19"/>
+          <w:szCs w:val="19"/>
+        </w:rPr>
+        <w:t xml:space="preserve">_</w:t>
+      </w:r>
+      <w:r>
+        <w:t xml:space="preserve"> y </w:t>
+      </w:r>
+      <w:r>
+        <w:rPr>
+          <w:rFonts w:ascii="Consolas" w:eastAsia="Consolas" w:hAnsi="Consolas" w:cs="Consolas"/>
+          <w:color w:val="B42318"/>
+          <w:sz w:val="19"/>
+          <w:szCs w:val="19"/>
+        </w:rPr>
+        <w:t xml:space="preserve">\</w:t>
+      </w:r>
+      <w:r>
+        <w:t xml:space="preserve"> (</w:t>
+      </w:r>
+      <w:r>
+        <w:rPr>
+          <w:rFonts w:ascii="Consolas" w:eastAsia="Consolas" w:hAnsi="Consolas" w:cs="Consolas"/>
+          <w:color w:val="B42318"/>
+          <w:sz w:val="19"/>
+          <w:szCs w:val="19"/>
+        </w:rPr>
+        <w:t xml:space="preserve">_escapar_like</w:t>
+      </w:r>
+      <w:r>
+        <w:t xml:space="preserve">), exige al menos 2 caracteres y devuelve máximo </w:t>
+      </w:r>
+      <w:r>
+        <w:rPr>
+          <w:rFonts w:ascii="Consolas" w:eastAsia="Consolas" w:hAnsi="Consolas" w:cs="Consolas"/>
+          <w:color w:val="B42318"/>
+          <w:sz w:val="19"/>
+          <w:szCs w:val="19"/>
+        </w:rPr>
+        <w:t xml:space="preserve">LIMITE_BUSQUEDA</w:t>
+      </w:r>
+      <w:r>
+        <w:t xml:space="preserve"> = 100 filas más el indicador </w:t>
+      </w:r>
+      <w:r>
+        <w:rPr>
+          <w:rFonts w:ascii="Consolas" w:eastAsia="Consolas" w:hAnsi="Consolas" w:cs="Consolas"/>
+          <w:color w:val="B42318"/>
+          <w:sz w:val="19"/>
+          <w:szCs w:val="19"/>
+        </w:rPr>
+        <w:t xml:space="preserve">hay_mas</w:t>
+      </w:r>
+      <w:r>
+        <w:t xml:space="preserve">.</w:t>
+      </w:r>
+    </w:p>
+    <w:p>
+      <w:pPr>
+        <w:pStyle w:val="Prrafodelista"/>
+        <w:numPr>
+          <w:ilvl w:val="0"/>
+          <w:numId w:val="2"/>
+        </w:numPr>
+        <w:spacing w:after="60"/>
+      </w:pPr>
+      <w:r>
+        <w:rPr>
+          <w:rFonts w:ascii="Consolas" w:eastAsia="Consolas" w:hAnsi="Consolas" w:cs="Consolas"/>
+          <w:color w:val="B42318"/>
+          <w:sz w:val="19"/>
+          <w:szCs w:val="19"/>
+        </w:rPr>
+        <w:t xml:space="preserve">comparar(cursor, id_a, id_b)</w:t>
+      </w:r>
+      <w:r>
+        <w:t xml:space="preserve">: detalle de cada persona (jornadas y centros con su número de pesquisas y evaluaciones de campo, y cantidad de familiares) más las advertencias.</w:t>
+      </w:r>
+    </w:p>
+    <w:p>
+      <w:pPr>
+        <w:pStyle w:val="Prrafodelista"/>
+        <w:numPr>
+          <w:ilvl w:val="0"/>
+          <w:numId w:val="2"/>
+        </w:numPr>
+        <w:spacing w:after="60"/>
+      </w:pPr>
+      <w:r>
+        <w:rPr>
+          <w:rFonts w:ascii="Consolas" w:eastAsia="Consolas" w:hAnsi="Consolas" w:cs="Consolas"/>
+          <w:color w:val="B42318"/>
+          <w:sz w:val="19"/>
+          <w:szCs w:val="19"/>
+        </w:rPr>
+        <w:t xml:space="preserve">construir_plan(cursor, queda, fuera, bloquear=False)</w:t>
+      </w:r>
+      <w:r>
+        <w:t xml:space="preserve">: calcula qué se hará en cada jornada y centro sin escribir. Es la </w:t>
+      </w:r>
+      <w:r>
+        <w:rPr>
+          <w:b/>
+          <w:bCs/>
+        </w:rPr>
+        <w:t xml:space="preserve">única fuente de verdad</w:t>
+      </w:r>
+      <w:r>
+        <w:t xml:space="preserve">: la vista previa y la ejecución recorren este mismo plan.</w:t>
+      </w:r>
+    </w:p>
+    <w:p>
+      <w:pPr>
+        <w:pStyle w:val="Prrafodelista"/>
+        <w:numPr>
+          <w:ilvl w:val="0"/>
+          <w:numId w:val="2"/>
+        </w:numPr>
+        <w:spacing w:after="60"/>
+      </w:pPr>
+      <w:r>
+        <w:rPr>
+          <w:rFonts w:ascii="Consolas" w:eastAsia="Consolas" w:hAnsi="Consolas" w:cs="Consolas"/>
+          <w:color w:val="B42318"/>
+          <w:sz w:val="19"/>
+          <w:szCs w:val="19"/>
+        </w:rPr>
+        <w:t xml:space="preserve">ejecutar_fusion(cursor, queda, fuera, usuario_id)</w:t>
+      </w:r>
+      <w:r>
+        <w:t xml:space="preserve">: ejecuta el plan y devuelve </w:t>
+      </w:r>
+      <w:r>
+        <w:rPr>
+          <w:rFonts w:ascii="Consolas" w:eastAsia="Consolas" w:hAnsi="Consolas" w:cs="Consolas"/>
+          <w:color w:val="B42318"/>
+          <w:sz w:val="19"/>
+          <w:szCs w:val="19"/>
+        </w:rPr>
+        <w:t xml:space="preserve">{plan, contadores}</w:t>
+      </w:r>
+      <w:r>
+        <w:t xml:space="preserve">. No hace commit ni rollback.</w:t>
+      </w:r>
+    </w:p>
+    <w:p>
+      <w:pPr>
+        <w:pStyle w:val="Prrafodelista"/>
+        <w:numPr>
+          <w:ilvl w:val="0"/>
+          <w:numId w:val="2"/>
+        </w:numPr>
+        <w:spacing w:after="60"/>
+      </w:pPr>
+      <w:r>
+        <w:rPr>
+          <w:rFonts w:ascii="Consolas" w:eastAsia="Consolas" w:hAnsi="Consolas" w:cs="Consolas"/>
+          <w:color w:val="B42318"/>
+          <w:sz w:val="19"/>
+          <w:szCs w:val="19"/>
+        </w:rPr>
+        <w:t xml:space="preserve">FusionError</w:t>
+      </w:r>
+      <w:r>
+        <w:t xml:space="preserve">: error de negocio mostrable al usuario (el endpoint responde 400). Cualquier otra excepción se registra con </w:t>
+      </w:r>
+      <w:r>
+        <w:rPr>
+          <w:rFonts w:ascii="Consolas" w:eastAsia="Consolas" w:hAnsi="Consolas" w:cs="Consolas"/>
+          <w:color w:val="B42318"/>
+          <w:sz w:val="19"/>
+          <w:szCs w:val="19"/>
+        </w:rPr>
+        <w:t xml:space="preserve">logger.exception</w:t>
+      </w:r>
+      <w:r>
+        <w:t xml:space="preserve"> y responde un mensaje genérico con rollback.</w:t>
+      </w:r>
+    </w:p>
+    <w:p>
+      <w:pPr>
+        <w:pStyle w:val="Ttulo3"/>
+      </w:pPr>
+      <w:r>
+        <w:t xml:space="preserve">Reglas del plan</w:t>
+      </w:r>
+    </w:p>
+    <w:p>
+      <w:pPr>
+        <w:spacing w:after="120"/>
+      </w:pPr>
+      <w:r>
+        <w:rPr>
+          <w:rFonts w:ascii="Consolas" w:eastAsia="Consolas" w:hAnsi="Consolas" w:cs="Consolas"/>
+          <w:color w:val="B42318"/>
+          <w:sz w:val="19"/>
+          <w:szCs w:val="19"/>
+        </w:rPr>
+        <w:t xml:space="preserve">_CONFIG</w:t>
+      </w:r>
+      <w:r>
+        <w:t xml:space="preserve"> define, para «jornada» y «centro», las tablas involucradas. La diferencia de negocio es el indicador </w:t>
+      </w:r>
+      <w:r>
+        <w:rPr>
+          <w:rFonts w:ascii="Consolas" w:eastAsia="Consolas" w:hAnsi="Consolas" w:cs="Consolas"/>
+          <w:color w:val="B42318"/>
+          <w:sz w:val="19"/>
+          <w:szCs w:val="19"/>
+        </w:rPr>
+        <w:t xml:space="preserve">una_evaluacion</w:t>
+      </w:r>
+      <w:r>
+        <w:t xml:space="preserve">: en una jornada una persona no puede evaluarse dos veces; en un centro sí.</w:t>
+      </w:r>
+    </w:p>
+    <w:tbl>
+      <w:tblPr>
+        <w:tblW w:w="9360" w:type="dxa"/>
+        <w:tblBorders>
+          <w:top w:val="single" w:sz="4" w:space="0" w:color="auto"/>
+          <w:left w:val="single" w:sz="4" w:space="0" w:color="auto"/>
+          <w:bottom w:val="single" w:sz="4" w:space="0" w:color="auto"/>
+          <w:right w:val="single" w:sz="4" w:space="0" w:color="auto"/>
+          <w:insideH w:val="single" w:sz="4" w:space="0" w:color="auto"/>
+          <w:insideV w:val="single" w:sz="4" w:space="0" w:color="auto"/>
+        </w:tblBorders>
+        <w:tblCellMar>
+          <w:left w:w="10" w:type="dxa"/>
+          <w:right w:w="10" w:type="dxa"/>
+        </w:tblCellMar>
+        <w:tblLook w:val="04A0" w:firstRow="1" w:lastRow="0" w:firstColumn="1" w:lastColumn="0" w:noHBand="0" w:noVBand="1"/>
+      </w:tblPr>
+      <w:tblGrid>
+        <w:gridCol w:w="2250"/>
+        <w:gridCol w:w="3300"/>
+        <w:gridCol w:w="3810"/>
+      </w:tblGrid>
+      <w:tr>
+        <w:tblPrEx>
+          <w:tblCellMar>
+            <w:top w:w="0" w:type="dxa"/>
+            <w:bottom w:w="0" w:type="dxa"/>
+          </w:tblCellMar>
+        </w:tblPrEx>
+        <w:trPr>
+          <w:tblHeader/>
+        </w:trPr>
+        <w:tc>
+          <w:tcPr>
+            <w:tcW w:w="2250" w:type="dxa"/>
+            <w:tcBorders>
+              <w:top w:val="single" w:sz="4" w:space="0" w:color="D0D5DD"/>
+              <w:left w:val="single" w:sz="4" w:space="0" w:color="D0D5DD"/>
+              <w:bottom w:val="single" w:sz="4" w:space="0" w:color="D0D5DD"/>
+              <w:right w:val="single" w:sz="4" w:space="0" w:color="D0D5DD"/>
+            </w:tcBorders>
+            <w:shd w:val="clear" w:color="auto" w:fill="2D3748"/>
+            <w:tcMar>
+              <w:top w:w="70" w:type="dxa"/>
+              <w:left w:w="110" w:type="dxa"/>
+              <w:bottom w:w="70" w:type="dxa"/>
+              <w:right w:w="110" w:type="dxa"/>
+            </w:tcMar>
+          </w:tcPr>
+          <w:p>
+            <w:r>
+              <w:rPr>
+                <w:b/>
+                <w:bCs/>
+                <w:color w:val="FFFFFF"/>
+                <w:sz w:val="19"/>
+                <w:szCs w:val="19"/>
+              </w:rPr>
+              <w:t xml:space="preserve">Acción</w:t>
+            </w:r>
+          </w:p>
+        </w:tc>
+        <w:tc>
+          <w:tcPr>
+            <w:tcW w:w="3300" w:type="dxa"/>
+            <w:tcBorders>
+              <w:top w:val="single" w:sz="4" w:space="0" w:color="D0D5DD"/>
+              <w:left w:val="single" w:sz="4" w:space="0" w:color="D0D5DD"/>
+              <w:bottom w:val="single" w:sz="4" w:space="0" w:color="D0D5DD"/>
+              <w:right w:val="single" w:sz="4" w:space="0" w:color="D0D5DD"/>
+            </w:tcBorders>
+            <w:shd w:val="clear" w:color="auto" w:fill="2D3748"/>
+            <w:tcMar>
+              <w:top w:w="70" w:type="dxa"/>
+              <w:left w:w="110" w:type="dxa"/>
+              <w:bottom w:w="70" w:type="dxa"/>
+              <w:right w:w="110" w:type="dxa"/>
+            </w:tcMar>
+          </w:tcPr>
+          <w:p>
+            <w:r>
+              <w:rPr>
+                <w:b/>
+                <w:bCs/>
+                <w:color w:val="FFFFFF"/>
+                <w:sz w:val="19"/>
+                <w:szCs w:val="19"/>
+              </w:rPr>
+              <w:t xml:space="preserve">Condición</w:t>
+            </w:r>
+          </w:p>
+        </w:tc>
+        <w:tc>
+          <w:tcPr>
+            <w:tcW w:w="3810" w:type="dxa"/>
+            <w:tcBorders>
+              <w:top w:val="single" w:sz="4" w:space="0" w:color="D0D5DD"/>
+              <w:left w:val="single" w:sz="4" w:space="0" w:color="D0D5DD"/>
+              <w:bottom w:val="single" w:sz="4" w:space="0" w:color="D0D5DD"/>
+              <w:right w:val="single" w:sz="4" w:space="0" w:color="D0D5DD"/>
+            </w:tcBorders>
+            <w:shd w:val="clear" w:color="auto" w:fill="2D3748"/>
+            <w:tcMar>
+              <w:top w:w="70" w:type="dxa"/>
+              <w:left w:w="110" w:type="dxa"/>
+              <w:bottom w:w="70" w:type="dxa"/>
+              <w:right w:w="110" w:type="dxa"/>
+            </w:tcMar>
+          </w:tcPr>
+          <w:p>
+            <w:r>
+              <w:rPr>
+                <w:b/>
+                <w:bCs/>
+                <w:color w:val="FFFFFF"/>
+                <w:sz w:val="19"/>
+                <w:szCs w:val="19"/>
+              </w:rPr>
+              <w:t xml:space="preserve">Efecto</w:t>
+            </w:r>
+          </w:p>
+        </w:tc>
+      </w:tr>
+      <w:tr>
+        <w:tblPrEx>
+          <w:tblCellMar>
+            <w:top w:w="0" w:type="dxa"/>
+            <w:bottom w:w="0" w:type="dxa"/>
+          </w:tblCellMar>
+        </w:tblPrEx>
+        <w:trPr>
+          <w:cantSplit/>
+        </w:trPr>
+        <w:tc>
+          <w:tcPr>
+            <w:tcW w:w="2250" w:type="dxa"/>
+            <w:tcBorders>
+              <w:top w:val="single" w:sz="4" w:space="0" w:color="D0D5DD"/>
+              <w:left w:val="single" w:sz="4" w:space="0" w:color="D0D5DD"/>
+              <w:bottom w:val="single" w:sz="4" w:space="0" w:color="D0D5DD"/>
+              <w:right w:val="single" w:sz="4" w:space="0" w:color="D0D5DD"/>
+            </w:tcBorders>
+            <w:tcMar>
+              <w:top w:w="70" w:type="dxa"/>
+              <w:left w:w="110" w:type="dxa"/>
+              <w:bottom w:w="70" w:type="dxa"/>
+              <w:right w:w="110" w:type="dxa"/>
+            </w:tcMar>
+          </w:tcPr>
+          <w:p>
+            <w:r>
+              <w:rPr>
+                <w:rFonts w:ascii="Consolas" w:eastAsia="Consolas" w:hAnsi="Consolas" w:cs="Consolas"/>
+                <w:color w:val="B42318"/>
+                <w:sz w:val="19"/>
+                <w:szCs w:val="19"/>
+              </w:rPr>
+              <w:t xml:space="preserve">conservar_queda</w:t>
+            </w:r>
+            <w:r>
+              <w:rPr>
+                <w:sz w:val="19"/>
+                <w:szCs w:val="19"/>
+              </w:rPr>
+              <w:t xml:space="preserve"> (solo jornada)</w:t>
+            </w:r>
+          </w:p>
+        </w:tc>
+        <w:tc>
+          <w:tcPr>
+            <w:tcW w:w="3300" w:type="dxa"/>
+            <w:tcBorders>
+              <w:top w:val="single" w:sz="4" w:space="0" w:color="D0D5DD"/>
+              <w:left w:val="single" w:sz="4" w:space="0" w:color="D0D5DD"/>
+              <w:bottom w:val="single" w:sz="4" w:space="0" w:color="D0D5DD"/>
+              <w:right w:val="single" w:sz="4" w:space="0" w:color="D0D5DD"/>
+            </w:tcBorders>
+            <w:tcMar>
+              <w:top w:w="70" w:type="dxa"/>
+              <w:left w:w="110" w:type="dxa"/>
+              <w:bottom w:w="70" w:type="dxa"/>
+              <w:right w:w="110" w:type="dxa"/>
+            </w:tcMar>
+          </w:tcPr>
+          <w:p>
+            <w:r>
+              <w:rPr>
+                <w:sz w:val="19"/>
+                <w:szCs w:val="19"/>
+              </w:rPr>
+              <w:t xml:space="preserve">Ambos tienen pesquisas en la misma jornada</w:t>
+            </w:r>
+          </w:p>
+        </w:tc>
+        <w:tc>
+          <w:tcPr>
+            <w:tcW w:w="3810" w:type="dxa"/>
+            <w:tcBorders>
+              <w:top w:val="single" w:sz="4" w:space="0" w:color="D0D5DD"/>
+              <w:left w:val="single" w:sz="4" w:space="0" w:color="D0D5DD"/>
+              <w:bottom w:val="single" w:sz="4" w:space="0" w:color="D0D5DD"/>
+              <w:right w:val="single" w:sz="4" w:space="0" w:color="D0D5DD"/>
+            </w:tcBorders>
+            <w:tcMar>
+              <w:top w:w="70" w:type="dxa"/>
+              <w:left w:w="110" w:type="dxa"/>
+              <w:bottom w:w="70" w:type="dxa"/>
+              <w:right w:w="110" w:type="dxa"/>
+            </w:tcMar>
+          </w:tcPr>
+          <w:p>
+            <w:r>
+              <w:rPr>
+                <w:sz w:val="19"/>
+                <w:szCs w:val="19"/>
+              </w:rPr>
+              <w:t xml:space="preserve">DELETE de las pesquisas del duplicado; se conservan las del que queda</w:t>
+            </w:r>
+          </w:p>
+        </w:tc>
+      </w:tr>
+      <w:tr>
+        <w:tblPrEx>
+          <w:tblCellMar>
+            <w:top w:w="0" w:type="dxa"/>
+            <w:bottom w:w="0" w:type="dxa"/>
+          </w:tblCellMar>
+        </w:tblPrEx>
+        <w:trPr>
+          <w:cantSplit/>
+        </w:trPr>
+        <w:tc>
+          <w:tcPr>
+            <w:tcW w:w="2250" w:type="dxa"/>
+            <w:tcBorders>
+              <w:top w:val="single" w:sz="4" w:space="0" w:color="D0D5DD"/>
+              <w:left w:val="single" w:sz="4" w:space="0" w:color="D0D5DD"/>
+              <w:bottom w:val="single" w:sz="4" w:space="0" w:color="D0D5DD"/>
+              <w:right w:val="single" w:sz="4" w:space="0" w:color="D0D5DD"/>
+            </w:tcBorders>
+            <w:tcMar>
+              <w:top w:w="70" w:type="dxa"/>
+              <w:left w:w="110" w:type="dxa"/>
+              <w:bottom w:w="70" w:type="dxa"/>
+              <w:right w:w="110" w:type="dxa"/>
+            </w:tcMar>
+          </w:tcPr>
+          <w:p>
+            <w:r>
+              <w:rPr>
+                <w:rFonts w:ascii="Consolas" w:eastAsia="Consolas" w:hAnsi="Consolas" w:cs="Consolas"/>
+                <w:color w:val="B42318"/>
+                <w:sz w:val="19"/>
+                <w:szCs w:val="19"/>
+              </w:rPr>
+              <w:t xml:space="preserve">trasladar</w:t>
+            </w:r>
+          </w:p>
+        </w:tc>
+        <w:tc>
+          <w:tcPr>
+            <w:tcW w:w="3300" w:type="dxa"/>
+            <w:tcBorders>
+              <w:top w:val="single" w:sz="4" w:space="0" w:color="D0D5DD"/>
+              <w:left w:val="single" w:sz="4" w:space="0" w:color="D0D5DD"/>
+              <w:bottom w:val="single" w:sz="4" w:space="0" w:color="D0D5DD"/>
+              <w:right w:val="single" w:sz="4" w:space="0" w:color="D0D5DD"/>
+            </w:tcBorders>
+            <w:tcMar>
+              <w:top w:w="70" w:type="dxa"/>
+              <w:left w:w="110" w:type="dxa"/>
+              <w:bottom w:w="70" w:type="dxa"/>
+              <w:right w:w="110" w:type="dxa"/>
+            </w:tcMar>
+          </w:tcPr>
+          <w:p>
+            <w:r>
+              <w:rPr>
+                <w:sz w:val="19"/>
+                <w:szCs w:val="19"/>
+              </w:rPr>
+              <w:t xml:space="preserve">Solo el duplicado tiene evaluaciones y </w:t>
+            </w:r>
+            <w:r>
+              <w:rPr>
+                <w:rFonts w:ascii="Consolas" w:eastAsia="Consolas" w:hAnsi="Consolas" w:cs="Consolas"/>
+                <w:color w:val="B42318"/>
+                <w:sz w:val="19"/>
+                <w:szCs w:val="19"/>
+              </w:rPr>
+              <w:t xml:space="preserve">queda</w:t>
+            </w:r>
+            <w:r>
+              <w:rPr>
+                <w:sz w:val="19"/>
+                <w:szCs w:val="19"/>
+              </w:rPr>
+              <w:t xml:space="preserve"> ya está inscrito</w:t>
+            </w:r>
+          </w:p>
+        </w:tc>
+        <w:tc>
+          <w:tcPr>
+            <w:tcW w:w="3810" w:type="dxa"/>
+            <w:tcBorders>
+              <w:top w:val="single" w:sz="4" w:space="0" w:color="D0D5DD"/>
+              <w:left w:val="single" w:sz="4" w:space="0" w:color="D0D5DD"/>
+              <w:bottom w:val="single" w:sz="4" w:space="0" w:color="D0D5DD"/>
+              <w:right w:val="single" w:sz="4" w:space="0" w:color="D0D5DD"/>
+            </w:tcBorders>
+            <w:tcMar>
+              <w:top w:w="70" w:type="dxa"/>
+              <w:left w:w="110" w:type="dxa"/>
+              <w:bottom w:w="70" w:type="dxa"/>
+              <w:right w:w="110" w:type="dxa"/>
+            </w:tcMar>
+          </w:tcPr>
+          <w:p>
+            <w:r>
+              <w:rPr>
+                <w:sz w:val="19"/>
+                <w:szCs w:val="19"/>
+              </w:rPr>
+              <w:t xml:space="preserve">UPDATE de </w:t>
+            </w:r>
+            <w:r>
+              <w:rPr>
+                <w:rFonts w:ascii="Consolas" w:eastAsia="Consolas" w:hAnsi="Consolas" w:cs="Consolas"/>
+                <w:color w:val="B42318"/>
+                <w:sz w:val="19"/>
+                <w:szCs w:val="19"/>
+              </w:rPr>
+              <w:t xml:space="preserve">persona_id</w:t>
+            </w:r>
+            <w:r>
+              <w:rPr>
+                <w:sz w:val="19"/>
+                <w:szCs w:val="19"/>
+              </w:rPr>
+              <w:t xml:space="preserve"> en pesquisas (y evaluaciones de campo)</w:t>
+            </w:r>
+          </w:p>
+        </w:tc>
+      </w:tr>
+      <w:tr>
+        <w:tblPrEx>
+          <w:tblCellMar>
+            <w:top w:w="0" w:type="dxa"/>
+            <w:bottom w:w="0" w:type="dxa"/>
+          </w:tblCellMar>
+        </w:tblPrEx>
+        <w:trPr>
+          <w:cantSplit/>
+        </w:trPr>
+        <w:tc>
+          <w:tcPr>
+            <w:tcW w:w="2250" w:type="dxa"/>
+            <w:tcBorders>
+              <w:top w:val="single" w:sz="4" w:space="0" w:color="D0D5DD"/>
+              <w:left w:val="single" w:sz="4" w:space="0" w:color="D0D5DD"/>
+              <w:bottom w:val="single" w:sz="4" w:space="0" w:color="D0D5DD"/>
+              <w:right w:val="single" w:sz="4" w:space="0" w:color="D0D5DD"/>
+            </w:tcBorders>
+            <w:tcMar>
+              <w:top w:w="70" w:type="dxa"/>
+              <w:left w:w="110" w:type="dxa"/>
+              <w:bottom w:w="70" w:type="dxa"/>
+              <w:right w:w="110" w:type="dxa"/>
+            </w:tcMar>
+          </w:tcPr>
+          <w:p>
+            <w:r>
+              <w:rPr>
+                <w:rFonts w:ascii="Consolas" w:eastAsia="Consolas" w:hAnsi="Consolas" w:cs="Consolas"/>
+                <w:color w:val="B42318"/>
+                <w:sz w:val="19"/>
+                <w:szCs w:val="19"/>
+              </w:rPr>
+              <w:t xml:space="preserve">inscribir_y_trasladar</w:t>
+            </w:r>
+          </w:p>
+        </w:tc>
+        <w:tc>
+          <w:tcPr>
+            <w:tcW w:w="3300" w:type="dxa"/>
+            <w:tcBorders>
+              <w:top w:val="single" w:sz="4" w:space="0" w:color="D0D5DD"/>
+              <w:left w:val="single" w:sz="4" w:space="0" w:color="D0D5DD"/>
+              <w:bottom w:val="single" w:sz="4" w:space="0" w:color="D0D5DD"/>
+              <w:right w:val="single" w:sz="4" w:space="0" w:color="D0D5DD"/>
+            </w:tcBorders>
+            <w:tcMar>
+              <w:top w:w="70" w:type="dxa"/>
+              <w:left w:w="110" w:type="dxa"/>
+              <w:bottom w:w="70" w:type="dxa"/>
+              <w:right w:w="110" w:type="dxa"/>
+            </w:tcMar>
+          </w:tcPr>
+          <w:p>
+            <w:r>
+              <w:rPr>
+                <w:rFonts w:ascii="Consolas" w:eastAsia="Consolas" w:hAnsi="Consolas" w:cs="Consolas"/>
+                <w:color w:val="B42318"/>
+                <w:sz w:val="19"/>
+                <w:szCs w:val="19"/>
+              </w:rPr>
+              <w:t xml:space="preserve">queda</w:t>
+            </w:r>
+            <w:r>
+              <w:rPr>
+                <w:sz w:val="19"/>
+                <w:szCs w:val="19"/>
+              </w:rPr>
+              <w:t xml:space="preserve"> no está inscrito y el duplicado tiene evaluaciones</w:t>
+            </w:r>
+          </w:p>
+        </w:tc>
+        <w:tc>
+          <w:tcPr>
+            <w:tcW w:w="3810" w:type="dxa"/>
+            <w:tcBorders>
+              <w:top w:val="single" w:sz="4" w:space="0" w:color="D0D5DD"/>
+              <w:left w:val="single" w:sz="4" w:space="0" w:color="D0D5DD"/>
+              <w:bottom w:val="single" w:sz="4" w:space="0" w:color="D0D5DD"/>
+              <w:right w:val="single" w:sz="4" w:space="0" w:color="D0D5DD"/>
+            </w:tcBorders>
+            <w:tcMar>
+              <w:top w:w="70" w:type="dxa"/>
+              <w:left w:w="110" w:type="dxa"/>
+              <w:bottom w:w="70" w:type="dxa"/>
+              <w:right w:w="110" w:type="dxa"/>
+            </w:tcMar>
+          </w:tcPr>
+          <w:p>
+            <w:r>
+              <w:rPr>
+                <w:sz w:val="19"/>
+                <w:szCs w:val="19"/>
+              </w:rPr>
+              <w:t xml:space="preserve">Se inscribe a </w:t>
+            </w:r>
+            <w:r>
+              <w:rPr>
+                <w:rFonts w:ascii="Consolas" w:eastAsia="Consolas" w:hAnsi="Consolas" w:cs="Consolas"/>
+                <w:color w:val="B42318"/>
+                <w:sz w:val="19"/>
+                <w:szCs w:val="19"/>
+              </w:rPr>
+              <w:t xml:space="preserve">queda</w:t>
+            </w:r>
+            <w:r>
+              <w:rPr>
+                <w:sz w:val="19"/>
+                <w:szCs w:val="19"/>
+              </w:rPr>
+              <w:t xml:space="preserve"> y luego se trasladan las evaluaciones</w:t>
+            </w:r>
+          </w:p>
+        </w:tc>
+      </w:tr>
+      <w:tr>
+        <w:tblPrEx>
+          <w:tblCellMar>
+            <w:top w:w="0" w:type="dxa"/>
+            <w:bottom w:w="0" w:type="dxa"/>
+          </w:tblCellMar>
+        </w:tblPrEx>
+        <w:trPr>
+          <w:cantSplit/>
+        </w:trPr>
+        <w:tc>
+          <w:tcPr>
+            <w:tcW w:w="2250" w:type="dxa"/>
+            <w:tcBorders>
+              <w:top w:val="single" w:sz="4" w:space="0" w:color="D0D5DD"/>
+              <w:left w:val="single" w:sz="4" w:space="0" w:color="D0D5DD"/>
+              <w:bottom w:val="single" w:sz="4" w:space="0" w:color="D0D5DD"/>
+              <w:right w:val="single" w:sz="4" w:space="0" w:color="D0D5DD"/>
+            </w:tcBorders>
+            <w:tcMar>
+              <w:top w:w="70" w:type="dxa"/>
+              <w:left w:w="110" w:type="dxa"/>
+              <w:bottom w:w="70" w:type="dxa"/>
+              <w:right w:w="110" w:type="dxa"/>
+            </w:tcMar>
+          </w:tcPr>
+          <w:p>
+            <w:r>
+              <w:rPr>
+                <w:rFonts w:ascii="Consolas" w:eastAsia="Consolas" w:hAnsi="Consolas" w:cs="Consolas"/>
+                <w:color w:val="B42318"/>
+                <w:sz w:val="19"/>
+                <w:szCs w:val="19"/>
+              </w:rPr>
+              <w:t xml:space="preserve">inscribir</w:t>
+            </w:r>
+          </w:p>
+        </w:tc>
+        <w:tc>
+          <w:tcPr>
+            <w:tcW w:w="3300" w:type="dxa"/>
+            <w:tcBorders>
+              <w:top w:val="single" w:sz="4" w:space="0" w:color="D0D5DD"/>
+              <w:left w:val="single" w:sz="4" w:space="0" w:color="D0D5DD"/>
+              <w:bottom w:val="single" w:sz="4" w:space="0" w:color="D0D5DD"/>
+              <w:right w:val="single" w:sz="4" w:space="0" w:color="D0D5DD"/>
+            </w:tcBorders>
+            <w:tcMar>
+              <w:top w:w="70" w:type="dxa"/>
+              <w:left w:w="110" w:type="dxa"/>
+              <w:bottom w:w="70" w:type="dxa"/>
+              <w:right w:w="110" w:type="dxa"/>
+            </w:tcMar>
+          </w:tcPr>
+          <w:p>
+            <w:r>
+              <w:rPr>
+                <w:rFonts w:ascii="Consolas" w:eastAsia="Consolas" w:hAnsi="Consolas" w:cs="Consolas"/>
+                <w:color w:val="B42318"/>
+                <w:sz w:val="19"/>
+                <w:szCs w:val="19"/>
+              </w:rPr>
+              <w:t xml:space="preserve">queda</w:t>
+            </w:r>
+            <w:r>
+              <w:rPr>
+                <w:sz w:val="19"/>
+                <w:szCs w:val="19"/>
+              </w:rPr>
+              <w:t xml:space="preserve"> no está inscrito y el duplicado no tiene evaluaciones</w:t>
+            </w:r>
+          </w:p>
+        </w:tc>
+        <w:tc>
+          <w:tcPr>
+            <w:tcW w:w="3810" w:type="dxa"/>
+            <w:tcBorders>
+              <w:top w:val="single" w:sz="4" w:space="0" w:color="D0D5DD"/>
+              <w:left w:val="single" w:sz="4" w:space="0" w:color="D0D5DD"/>
+              <w:bottom w:val="single" w:sz="4" w:space="0" w:color="D0D5DD"/>
+              <w:right w:val="single" w:sz="4" w:space="0" w:color="D0D5DD"/>
+            </w:tcBorders>
+            <w:tcMar>
+              <w:top w:w="70" w:type="dxa"/>
+              <w:left w:w="110" w:type="dxa"/>
+              <w:bottom w:w="70" w:type="dxa"/>
+              <w:right w:w="110" w:type="dxa"/>
+            </w:tcMar>
+          </w:tcPr>
+          <w:p>
+            <w:r>
+              <w:rPr>
+                <w:sz w:val="19"/>
+                <w:szCs w:val="19"/>
+              </w:rPr>
+              <w:t xml:space="preserve">Solo se inscribe a </w:t>
+            </w:r>
+            <w:r>
+              <w:rPr>
+                <w:rFonts w:ascii="Consolas" w:eastAsia="Consolas" w:hAnsi="Consolas" w:cs="Consolas"/>
+                <w:color w:val="B42318"/>
+                <w:sz w:val="19"/>
+                <w:szCs w:val="19"/>
+              </w:rPr>
+              <w:t xml:space="preserve">queda</w:t>
+            </w:r>
+          </w:p>
+        </w:tc>
+      </w:tr>
+      <w:tr>
+        <w:tblPrEx>
+          <w:tblCellMar>
+            <w:top w:w="0" w:type="dxa"/>
+            <w:bottom w:w="0" w:type="dxa"/>
+          </w:tblCellMar>
+        </w:tblPrEx>
+        <w:trPr>
+          <w:cantSplit/>
+        </w:trPr>
+        <w:tc>
+          <w:tcPr>
+            <w:tcW w:w="2250" w:type="dxa"/>
+            <w:tcBorders>
+              <w:top w:val="single" w:sz="4" w:space="0" w:color="D0D5DD"/>
+              <w:left w:val="single" w:sz="4" w:space="0" w:color="D0D5DD"/>
+              <w:bottom w:val="single" w:sz="4" w:space="0" w:color="D0D5DD"/>
+              <w:right w:val="single" w:sz="4" w:space="0" w:color="D0D5DD"/>
+            </w:tcBorders>
+            <w:tcMar>
+              <w:top w:w="70" w:type="dxa"/>
+              <w:left w:w="110" w:type="dxa"/>
+              <w:bottom w:w="70" w:type="dxa"/>
+              <w:right w:w="110" w:type="dxa"/>
+            </w:tcMar>
+          </w:tcPr>
+          <w:p>
+            <w:r>
+              <w:rPr>
+                <w:rFonts w:ascii="Consolas" w:eastAsia="Consolas" w:hAnsi="Consolas" w:cs="Consolas"/>
+                <w:color w:val="B42318"/>
+                <w:sz w:val="19"/>
+                <w:szCs w:val="19"/>
+              </w:rPr>
+              <w:t xml:space="preserve">quitar_inscripcion</w:t>
+            </w:r>
+          </w:p>
+        </w:tc>
+        <w:tc>
+          <w:tcPr>
+            <w:tcW w:w="3300" w:type="dxa"/>
+            <w:tcBorders>
+              <w:top w:val="single" w:sz="4" w:space="0" w:color="D0D5DD"/>
+              <w:left w:val="single" w:sz="4" w:space="0" w:color="D0D5DD"/>
+              <w:bottom w:val="single" w:sz="4" w:space="0" w:color="D0D5DD"/>
+              <w:right w:val="single" w:sz="4" w:space="0" w:color="D0D5DD"/>
+            </w:tcBorders>
+            <w:tcMar>
+              <w:top w:w="70" w:type="dxa"/>
+              <w:left w:w="110" w:type="dxa"/>
+              <w:bottom w:w="70" w:type="dxa"/>
+              <w:right w:w="110" w:type="dxa"/>
+            </w:tcMar>
+          </w:tcPr>
+          <w:p>
+            <w:r>
+              <w:rPr>
+                <w:rFonts w:ascii="Consolas" w:eastAsia="Consolas" w:hAnsi="Consolas" w:cs="Consolas"/>
+                <w:color w:val="B42318"/>
+                <w:sz w:val="19"/>
+                <w:szCs w:val="19"/>
+              </w:rPr>
+              <w:t xml:space="preserve">queda</w:t>
+            </w:r>
+            <w:r>
+              <w:rPr>
+                <w:sz w:val="19"/>
+                <w:szCs w:val="19"/>
+              </w:rPr>
+              <w:t xml:space="preserve"> ya está inscrito y el duplicado no tiene evaluaciones</w:t>
+            </w:r>
+          </w:p>
+        </w:tc>
+        <w:tc>
+          <w:tcPr>
+            <w:tcW w:w="3810" w:type="dxa"/>
+            <w:tcBorders>
+              <w:top w:val="single" w:sz="4" w:space="0" w:color="D0D5DD"/>
+              <w:left w:val="single" w:sz="4" w:space="0" w:color="D0D5DD"/>
+              <w:bottom w:val="single" w:sz="4" w:space="0" w:color="D0D5DD"/>
+              <w:right w:val="single" w:sz="4" w:space="0" w:color="D0D5DD"/>
+            </w:tcBorders>
+            <w:tcMar>
+              <w:top w:w="70" w:type="dxa"/>
+              <w:left w:w="110" w:type="dxa"/>
+              <w:bottom w:w="70" w:type="dxa"/>
+              <w:right w:w="110" w:type="dxa"/>
+            </w:tcMar>
+          </w:tcPr>
+          <w:p>
+            <w:r>
+              <w:rPr>
+                <w:sz w:val="19"/>
+                <w:szCs w:val="19"/>
+              </w:rPr>
+              <w:t xml:space="preserve">Solo se elimina la inscripción del duplicado</w:t>
+            </w:r>
+          </w:p>
+        </w:tc>
+      </w:tr>
+    </w:tbl>
+    <w:p>
+      <w:pPr>
+        <w:spacing w:after="120"/>
+      </w:pPr>
+    </w:p>
+    <w:p>
+      <w:pPr>
+        <w:spacing w:after="120"/>
+      </w:pPr>
+      <w:r>
+        <w:t xml:space="preserve">En centros, </w:t>
+      </w:r>
+      <w:r>
+        <w:rPr>
+          <w:rFonts w:ascii="Consolas" w:eastAsia="Consolas" w:hAnsi="Consolas" w:cs="Consolas"/>
+          <w:color w:val="B42318"/>
+          <w:sz w:val="19"/>
+          <w:szCs w:val="19"/>
+        </w:rPr>
+        <w:t xml:space="preserve">una_evaluacion</w:t>
+      </w:r>
+      <w:r>
+        <w:t xml:space="preserve"> es falso: las pesquisas del duplicado siempre se trasladan y nunca se descartan.</w:t>
+      </w:r>
+    </w:p>
+    <w:p>
+      <w:pPr>
+        <w:pStyle w:val="Ttulo3"/>
+      </w:pPr>
+      <w:r>
+        <w:t xml:space="preserve">Orden de ejecución</w:t>
+      </w:r>
+    </w:p>
+    <w:p>
+      <w:pPr>
+        <w:spacing w:after="120"/>
+      </w:pPr>
+      <w:r>
+        <w:t xml:space="preserve">Para cada jornada o centro en que está inscrito el duplicado, </w:t>
+      </w:r>
+      <w:r>
+        <w:rPr>
+          <w:rFonts w:ascii="Consolas" w:eastAsia="Consolas" w:hAnsi="Consolas" w:cs="Consolas"/>
+          <w:color w:val="B42318"/>
+          <w:sz w:val="19"/>
+          <w:szCs w:val="19"/>
+        </w:rPr>
+        <w:t xml:space="preserve">ejecutar_fusion</w:t>
+      </w:r>
+      <w:r>
+        <w:t xml:space="preserve"> hace, en este orden:</w:t>
+      </w:r>
+    </w:p>
+    <w:p>
+      <w:pPr>
+        <w:pStyle w:val="Prrafodelista"/>
+        <w:numPr>
+          <w:ilvl w:val="0"/>
+          <w:numId w:val="2"/>
+        </w:numPr>
+        <w:spacing w:after="60"/>
+      </w:pPr>
+      <w:r>
+        <w:rPr>
+          <w:b/>
+          <w:bCs/>
+        </w:rPr>
+        <w:t xml:space="preserve">Inscribir</w:t>
+      </w:r>
+      <w:r>
+        <w:t xml:space="preserve"> a </w:t>
+      </w:r>
+      <w:r>
+        <w:rPr>
+          <w:rFonts w:ascii="Consolas" w:eastAsia="Consolas" w:hAnsi="Consolas" w:cs="Consolas"/>
+          <w:color w:val="B42318"/>
+          <w:sz w:val="19"/>
+          <w:szCs w:val="19"/>
+        </w:rPr>
+        <w:t xml:space="preserve">queda</w:t>
+      </w:r>
+      <w:r>
+        <w:t xml:space="preserve"> con </w:t>
+      </w:r>
+      <w:r>
+        <w:rPr>
+          <w:rFonts w:ascii="Consolas" w:eastAsia="Consolas" w:hAnsi="Consolas" w:cs="Consolas"/>
+          <w:color w:val="B42318"/>
+          <w:sz w:val="19"/>
+          <w:szCs w:val="19"/>
+        </w:rPr>
+        <w:t xml:space="preserve">_copiar_inscripcion</w:t>
+      </w:r>
+      <w:r>
+        <w:t xml:space="preserve"> (INSERT … SELECT que copia institución, estado, motivo, responsable y datos de creación del duplicado, y fija modificación = </w:t>
+      </w:r>
+      <w:r>
+        <w:rPr>
+          <w:rFonts w:ascii="Consolas" w:eastAsia="Consolas" w:hAnsi="Consolas" w:cs="Consolas"/>
+          <w:color w:val="B42318"/>
+          <w:sz w:val="19"/>
+          <w:szCs w:val="19"/>
+        </w:rPr>
+        <w:t xml:space="preserve">NOW()</w:t>
+      </w:r>
+      <w:r>
+        <w:t xml:space="preserve"> con el usuario de la sesión). Es obligatorio porque las FK compuestas </w:t>
+      </w:r>
+      <w:r>
+        <w:rPr>
+          <w:rFonts w:ascii="Consolas" w:eastAsia="Consolas" w:hAnsi="Consolas" w:cs="Consolas"/>
+          <w:color w:val="B42318"/>
+          <w:sz w:val="19"/>
+          <w:szCs w:val="19"/>
+        </w:rPr>
+        <w:t xml:space="preserve">(persona_id, jornada_id)</w:t>
+      </w:r>
+      <w:r>
+        <w:t xml:space="preserve"> y </w:t>
+      </w:r>
+      <w:r>
+        <w:rPr>
+          <w:rFonts w:ascii="Consolas" w:eastAsia="Consolas" w:hAnsi="Consolas" w:cs="Consolas"/>
+          <w:color w:val="B42318"/>
+          <w:sz w:val="19"/>
+          <w:szCs w:val="19"/>
+        </w:rPr>
+        <w:t xml:space="preserve">(persona_id, centro_id)</w:t>
+      </w:r>
+      <w:r>
+        <w:t xml:space="preserve"> de las tablas hijas </w:t>
+      </w:r>
+      <w:r>
+        <w:rPr>
+          <w:b/>
+          <w:bCs/>
+        </w:rPr>
+        <w:t xml:space="preserve">no tienen</w:t>
+      </w:r>
+      <w:r>
+        <w:t xml:space="preserve"> </w:t>
+      </w:r>
+      <w:r>
+        <w:rPr>
+          <w:rFonts w:ascii="Consolas" w:eastAsia="Consolas" w:hAnsi="Consolas" w:cs="Consolas"/>
+          <w:color w:val="B42318"/>
+          <w:sz w:val="19"/>
+          <w:szCs w:val="19"/>
+        </w:rPr>
+        <w:t xml:space="preserve">ON UPDATE CASCADE</w:t>
+      </w:r>
+      <w:r>
+        <w:t xml:space="preserve">: no se puede cambiar el </w:t>
+      </w:r>
+      <w:r>
+        <w:rPr>
+          <w:rFonts w:ascii="Consolas" w:eastAsia="Consolas" w:hAnsi="Consolas" w:cs="Consolas"/>
+          <w:color w:val="B42318"/>
+          <w:sz w:val="19"/>
+          <w:szCs w:val="19"/>
+        </w:rPr>
+        <w:t xml:space="preserve">persona_id</w:t>
+      </w:r>
+      <w:r>
+        <w:t xml:space="preserve"> de un hijo si antes no existe la inscripción destino.</w:t>
+      </w:r>
+    </w:p>
+    <w:p>
+      <w:pPr>
+        <w:pStyle w:val="Prrafodelista"/>
+        <w:numPr>
+          <w:ilvl w:val="0"/>
+          <w:numId w:val="2"/>
+        </w:numPr>
+        <w:spacing w:after="60"/>
+      </w:pPr>
+      <w:r>
+        <w:rPr>
+          <w:b/>
+          <w:bCs/>
+        </w:rPr>
+        <w:t xml:space="preserve">Pesquisas</w:t>
+      </w:r>
+      <w:r>
+        <w:t xml:space="preserve">: DELETE si la acción es </w:t>
+      </w:r>
+      <w:r>
+        <w:rPr>
+          <w:rFonts w:ascii="Consolas" w:eastAsia="Consolas" w:hAnsi="Consolas" w:cs="Consolas"/>
+          <w:color w:val="B42318"/>
+          <w:sz w:val="19"/>
+          <w:szCs w:val="19"/>
+        </w:rPr>
+        <w:t xml:space="preserve">conservar_queda</w:t>
+      </w:r>
+      <w:r>
+        <w:t xml:space="preserve">; si no, UPDATE de </w:t>
+      </w:r>
+      <w:r>
+        <w:rPr>
+          <w:rFonts w:ascii="Consolas" w:eastAsia="Consolas" w:hAnsi="Consolas" w:cs="Consolas"/>
+          <w:color w:val="B42318"/>
+          <w:sz w:val="19"/>
+          <w:szCs w:val="19"/>
+        </w:rPr>
+        <w:t xml:space="preserve">persona_id</w:t>
+      </w:r>
+      <w:r>
+        <w:t xml:space="preserve">.</w:t>
+      </w:r>
+    </w:p>
+    <w:p>
+      <w:pPr>
+        <w:pStyle w:val="Prrafodelista"/>
+        <w:numPr>
+          <w:ilvl w:val="0"/>
+          <w:numId w:val="2"/>
+        </w:numPr>
+        <w:spacing w:after="60"/>
+      </w:pPr>
+      <w:r>
+        <w:rPr>
+          <w:b/>
+          <w:bCs/>
+        </w:rPr>
+        <w:t xml:space="preserve">Evaluaciones de campo</w:t>
+      </w:r>
+      <w:r>
+        <w:t xml:space="preserve"> (</w:t>
+      </w:r>
+      <w:r>
+        <w:rPr>
+          <w:rFonts w:ascii="Consolas" w:eastAsia="Consolas" w:hAnsi="Consolas" w:cs="Consolas"/>
+          <w:color w:val="B42318"/>
+          <w:sz w:val="19"/>
+          <w:szCs w:val="19"/>
+        </w:rPr>
+        <w:t xml:space="preserve">psi_campo_evaluaciones</w:t>
+      </w:r>
+      <w:r>
+        <w:t xml:space="preserve"> / </w:t>
+      </w:r>
+      <w:r>
+        <w:rPr>
+          <w:rFonts w:ascii="Consolas" w:eastAsia="Consolas" w:hAnsi="Consolas" w:cs="Consolas"/>
+          <w:color w:val="B42318"/>
+          <w:sz w:val="19"/>
+          <w:szCs w:val="19"/>
+        </w:rPr>
+        <w:t xml:space="preserve">_centro</w:t>
+      </w:r>
+      <w:r>
+        <w:t xml:space="preserve">, si existen): siempre UPDATE, nunca DELETE, porque de ellas cuelgan </w:t>
+      </w:r>
+      <w:r>
+        <w:rPr>
+          <w:rFonts w:ascii="Consolas" w:eastAsia="Consolas" w:hAnsi="Consolas" w:cs="Consolas"/>
+          <w:color w:val="B42318"/>
+          <w:sz w:val="19"/>
+          <w:szCs w:val="19"/>
+        </w:rPr>
+        <w:t xml:space="preserve">psi_campo_mediciones*</w:t>
+      </w:r>
+      <w:r>
+        <w:t xml:space="preserve">.</w:t>
+      </w:r>
+    </w:p>
+    <w:p>
+      <w:pPr>
+        <w:pStyle w:val="Prrafodelista"/>
+        <w:numPr>
+          <w:ilvl w:val="0"/>
+          <w:numId w:val="2"/>
+        </w:numPr>
+        <w:spacing w:after="60"/>
+      </w:pPr>
+      <w:r>
+        <w:rPr>
+          <w:b/>
+          <w:bCs/>
+        </w:rPr>
+        <w:t xml:space="preserve">Tablas hijas</w:t>
+      </w:r>
+      <w:r>
+        <w:t xml:space="preserve"> (escolaridad, autorizaciones, antecedentes y fases): </w:t>
+      </w:r>
+      <w:r>
+        <w:rPr>
+          <w:rFonts w:ascii="Consolas" w:eastAsia="Consolas" w:hAnsi="Consolas" w:cs="Consolas"/>
+          <w:color w:val="B42318"/>
+          <w:sz w:val="19"/>
+          <w:szCs w:val="19"/>
+        </w:rPr>
+        <w:t xml:space="preserve">UPDATE IGNORE</w:t>
+      </w:r>
+      <w:r>
+        <w:t xml:space="preserve"> y luego DELETE de lo que no pudo moverse (porque </w:t>
+      </w:r>
+      <w:r>
+        <w:rPr>
+          <w:rFonts w:ascii="Consolas" w:eastAsia="Consolas" w:hAnsi="Consolas" w:cs="Consolas"/>
+          <w:color w:val="B42318"/>
+          <w:sz w:val="19"/>
+          <w:szCs w:val="19"/>
+        </w:rPr>
+        <w:t xml:space="preserve">queda</w:t>
+      </w:r>
+      <w:r>
+        <w:t xml:space="preserve"> ya lo tenía).</w:t>
+      </w:r>
+    </w:p>
+    <w:p>
+      <w:pPr>
+        <w:pStyle w:val="Prrafodelista"/>
+        <w:numPr>
+          <w:ilvl w:val="0"/>
+          <w:numId w:val="2"/>
+        </w:numPr>
+        <w:spacing w:after="60"/>
+      </w:pPr>
+      <w:r>
+        <w:rPr>
+          <w:b/>
+          <w:bCs/>
+        </w:rPr>
+        <w:t xml:space="preserve">Inscripción del duplicado</w:t>
+      </w:r>
+      <w:r>
+        <w:t xml:space="preserve">: DELETE, ya sin hijos.</w:t>
+      </w:r>
+    </w:p>
+    <w:p>
+      <w:pPr>
+        <w:spacing w:after="120"/>
+      </w:pPr>
+      <w:r>
+        <w:t xml:space="preserve">Al terminar todas las actividades, una sola vez:</w:t>
+      </w:r>
+    </w:p>
+    <w:p>
+      <w:pPr>
+        <w:pStyle w:val="Prrafodelista"/>
+        <w:numPr>
+          <w:ilvl w:val="0"/>
+          <w:numId w:val="2"/>
+        </w:numPr>
+        <w:spacing w:after="60"/>
+      </w:pPr>
+      <w:r>
+        <w:rPr>
+          <w:rFonts w:ascii="Consolas" w:eastAsia="Consolas" w:hAnsi="Consolas" w:cs="Consolas"/>
+          <w:color w:val="B42318"/>
+          <w:sz w:val="19"/>
+          <w:szCs w:val="19"/>
+        </w:rPr>
+        <w:t xml:space="preserve">persona_id_responsable</w:t>
+      </w:r>
+      <w:r>
+        <w:t xml:space="preserve"> de las inscripciones pasa de </w:t>
+      </w:r>
+      <w:r>
+        <w:rPr>
+          <w:rFonts w:ascii="Consolas" w:eastAsia="Consolas" w:hAnsi="Consolas" w:cs="Consolas"/>
+          <w:color w:val="B42318"/>
+          <w:sz w:val="19"/>
+          <w:szCs w:val="19"/>
+        </w:rPr>
+        <w:t xml:space="preserve">fuera</w:t>
+      </w:r>
+      <w:r>
+        <w:t xml:space="preserve"> a </w:t>
+      </w:r>
+      <w:r>
+        <w:rPr>
+          <w:rFonts w:ascii="Consolas" w:eastAsia="Consolas" w:hAnsi="Consolas" w:cs="Consolas"/>
+          <w:color w:val="B42318"/>
+          <w:sz w:val="19"/>
+          <w:szCs w:val="19"/>
+        </w:rPr>
+        <w:t xml:space="preserve">queda</w:t>
+      </w:r>
+      <w:r>
+        <w:t xml:space="preserve"> (sin FK).</w:t>
+      </w:r>
+    </w:p>
+    <w:p>
+      <w:pPr>
+        <w:pStyle w:val="Prrafodelista"/>
+        <w:numPr>
+          <w:ilvl w:val="0"/>
+          <w:numId w:val="2"/>
+        </w:numPr>
+        <w:spacing w:after="60"/>
+      </w:pPr>
+      <w:r>
+        <w:rPr>
+          <w:rFonts w:ascii="Consolas" w:eastAsia="Consolas" w:hAnsi="Consolas" w:cs="Consolas"/>
+          <w:color w:val="B42318"/>
+          <w:sz w:val="19"/>
+          <w:szCs w:val="19"/>
+        </w:rPr>
+        <w:t xml:space="preserve">psi_familiares</w:t>
+      </w:r>
+      <w:r>
+        <w:t xml:space="preserve">: se borran las relaciones entre ambos (quedarían consigo mismo), se hace </w:t>
+      </w:r>
+      <w:r>
+        <w:rPr>
+          <w:rFonts w:ascii="Consolas" w:eastAsia="Consolas" w:hAnsi="Consolas" w:cs="Consolas"/>
+          <w:color w:val="B42318"/>
+          <w:sz w:val="19"/>
+          <w:szCs w:val="19"/>
+        </w:rPr>
+        <w:t xml:space="preserve">UPDATE IGNORE</w:t>
+      </w:r>
+      <w:r>
+        <w:t xml:space="preserve"> de </w:t>
+      </w:r>
+      <w:r>
+        <w:rPr>
+          <w:rFonts w:ascii="Consolas" w:eastAsia="Consolas" w:hAnsi="Consolas" w:cs="Consolas"/>
+          <w:color w:val="B42318"/>
+          <w:sz w:val="19"/>
+          <w:szCs w:val="19"/>
+        </w:rPr>
+        <w:t xml:space="preserve">persona_id_A</w:t>
+      </w:r>
+      <w:r>
+        <w:t xml:space="preserve"> y </w:t>
+      </w:r>
+      <w:r>
+        <w:rPr>
+          <w:rFonts w:ascii="Consolas" w:eastAsia="Consolas" w:hAnsi="Consolas" w:cs="Consolas"/>
+          <w:color w:val="B42318"/>
+          <w:sz w:val="19"/>
+          <w:szCs w:val="19"/>
+        </w:rPr>
+        <w:t xml:space="preserve">persona_id_B</w:t>
+      </w:r>
+      <w:r>
+        <w:t xml:space="preserve">, y se borran las que sobran por estar repetidas.</w:t>
+      </w:r>
+    </w:p>
+    <w:p>
+      <w:pPr>
+        <w:pStyle w:val="Prrafodelista"/>
+        <w:numPr>
+          <w:ilvl w:val="0"/>
+          <w:numId w:val="2"/>
+        </w:numPr>
+        <w:spacing w:after="60"/>
+      </w:pPr>
+      <w:r>
+        <w:rPr>
+          <w:rFonts w:ascii="Consolas" w:eastAsia="Consolas" w:hAnsi="Consolas" w:cs="Consolas"/>
+          <w:color w:val="B42318"/>
+          <w:sz w:val="19"/>
+          <w:szCs w:val="19"/>
+        </w:rPr>
+        <w:t xml:space="preserve">encuesta.persona_id</w:t>
+      </w:r>
+      <w:r>
+        <w:t xml:space="preserve"> (texto, tabla legada) se reasigna si la tabla existe.</w:t>
+      </w:r>
+    </w:p>
+    <w:p>
+      <w:pPr>
+        <w:pStyle w:val="Prrafodelista"/>
+        <w:numPr>
+          <w:ilvl w:val="0"/>
+          <w:numId w:val="2"/>
+        </w:numPr>
+        <w:spacing w:after="60"/>
+      </w:pPr>
+      <w:r>
+        <w:t xml:space="preserve">DELETE de </w:t>
+      </w:r>
+      <w:r>
+        <w:rPr>
+          <w:rFonts w:ascii="Consolas" w:eastAsia="Consolas" w:hAnsi="Consolas" w:cs="Consolas"/>
+          <w:color w:val="B42318"/>
+          <w:sz w:val="19"/>
+          <w:szCs w:val="19"/>
+        </w:rPr>
+        <w:t xml:space="preserve">psi_personas</w:t>
+      </w:r>
+      <w:r>
+        <w:t xml:space="preserve"> del duplicado. Si algo desconocido todavía lo referencia, la FK hace fallar este DELETE (error 1451) y el rollback revierte todo.</w:t>
+      </w:r>
+    </w:p>
+    <w:p>
+      <w:pPr>
+        <w:pStyle w:val="Ttulo3"/>
+      </w:pPr>
+      <w:r>
+        <w:t xml:space="preserve">Concurrencia y seguridad</w:t>
+      </w:r>
+    </w:p>
+    <w:p>
+      <w:pPr>
+        <w:pStyle w:val="Prrafodelista"/>
+        <w:numPr>
+          <w:ilvl w:val="0"/>
+          <w:numId w:val="2"/>
+        </w:numPr>
+        <w:spacing w:after="60"/>
+      </w:pPr>
+      <w:r>
+        <w:rPr>
+          <w:rFonts w:ascii="Consolas" w:eastAsia="Consolas" w:hAnsi="Consolas" w:cs="Consolas"/>
+          <w:color w:val="B42318"/>
+          <w:sz w:val="19"/>
+          <w:szCs w:val="19"/>
+        </w:rPr>
+        <w:t xml:space="preserve">construir_plan(..., bloquear=True)</w:t>
+      </w:r>
+      <w:r>
+        <w:t xml:space="preserve"> hace </w:t>
+      </w:r>
+      <w:r>
+        <w:rPr>
+          <w:rFonts w:ascii="Consolas" w:eastAsia="Consolas" w:hAnsi="Consolas" w:cs="Consolas"/>
+          <w:color w:val="B42318"/>
+          <w:sz w:val="19"/>
+          <w:szCs w:val="19"/>
+        </w:rPr>
+        <w:t xml:space="preserve">SELECT … FOR UPDATE</w:t>
+      </w:r>
+      <w:r>
+        <w:t xml:space="preserve"> sobre las dos filas de </w:t>
+      </w:r>
+      <w:r>
+        <w:rPr>
+          <w:rFonts w:ascii="Consolas" w:eastAsia="Consolas" w:hAnsi="Consolas" w:cs="Consolas"/>
+          <w:color w:val="B42318"/>
+          <w:sz w:val="19"/>
+          <w:szCs w:val="19"/>
+        </w:rPr>
+        <w:t xml:space="preserve">psi_personas</w:t>
+      </w:r>
+      <w:r>
+        <w:t xml:space="preserve">: dos usuarios no pueden unificar los mismos registros a la vez. El segundo recibe «no existe (¿ya fue unificado?)».</w:t>
+      </w:r>
+    </w:p>
+    <w:p>
+      <w:pPr>
+        <w:pStyle w:val="Prrafodelista"/>
+        <w:numPr>
+          <w:ilvl w:val="0"/>
+          <w:numId w:val="2"/>
+        </w:numPr>
+        <w:spacing w:after="60"/>
+      </w:pPr>
+      <w:r>
+        <w:t xml:space="preserve">El endpoint </w:t>
+      </w:r>
+      <w:r>
+        <w:rPr>
+          <w:b/>
+          <w:bCs/>
+        </w:rPr>
+        <w:t xml:space="preserve">recalcula el plan en el servidor</w:t>
+      </w:r>
+      <w:r>
+        <w:t xml:space="preserve">; no confía en lo que mostró el navegador. Si hay advertencias de nivel </w:t>
+      </w:r>
+      <w:r>
+        <w:rPr>
+          <w:rFonts w:ascii="Consolas" w:eastAsia="Consolas" w:hAnsi="Consolas" w:cs="Consolas"/>
+          <w:color w:val="B42318"/>
+          <w:sz w:val="19"/>
+          <w:szCs w:val="19"/>
+        </w:rPr>
+        <w:t xml:space="preserve">alto</w:t>
+      </w:r>
+      <w:r>
+        <w:t xml:space="preserve"> (sexo, fecha de nacimiento o apellidos distintos, nombres sin relación, o familiares entre sí) exige </w:t>
+      </w:r>
+      <w:r>
+        <w:rPr>
+          <w:rFonts w:ascii="Consolas" w:eastAsia="Consolas" w:hAnsi="Consolas" w:cs="Consolas"/>
+          <w:color w:val="B42318"/>
+          <w:sz w:val="19"/>
+          <w:szCs w:val="19"/>
+        </w:rPr>
+        <w:t xml:space="preserve">confirmar_advertencias = true</w:t>
+      </w:r>
+      <w:r>
+        <w:t xml:space="preserve">; si no, responde 409 con rollback.</w:t>
+      </w:r>
+    </w:p>
+    <w:p>
+      <w:pPr>
+        <w:pStyle w:val="Prrafodelista"/>
+        <w:numPr>
+          <w:ilvl w:val="0"/>
+          <w:numId w:val="2"/>
+        </w:numPr>
+        <w:spacing w:after="60"/>
+      </w:pPr>
+      <w:r>
+        <w:t xml:space="preserve">Los nombres de tabla y columna salen solo de </w:t>
+      </w:r>
+      <w:r>
+        <w:rPr>
+          <w:rFonts w:ascii="Consolas" w:eastAsia="Consolas" w:hAnsi="Consolas" w:cs="Consolas"/>
+          <w:color w:val="B42318"/>
+          <w:sz w:val="19"/>
+          <w:szCs w:val="19"/>
+        </w:rPr>
+        <w:t xml:space="preserve">_CONFIG</w:t>
+      </w:r>
+      <w:r>
+        <w:t xml:space="preserve">, nunca del cliente; los valores siempre van con </w:t>
+      </w:r>
+      <w:r>
+        <w:rPr>
+          <w:rFonts w:ascii="Consolas" w:eastAsia="Consolas" w:hAnsi="Consolas" w:cs="Consolas"/>
+          <w:color w:val="B42318"/>
+          <w:sz w:val="19"/>
+          <w:szCs w:val="19"/>
+        </w:rPr>
+        <w:t xml:space="preserve">%s</w:t>
+      </w:r>
+      <w:r>
+        <w:t xml:space="preserve">. País validado contra </w:t>
+      </w:r>
+      <w:r>
+        <w:rPr>
+          <w:rFonts w:ascii="Consolas" w:eastAsia="Consolas" w:hAnsi="Consolas" w:cs="Consolas"/>
+          <w:color w:val="B42318"/>
+          <w:sz w:val="19"/>
+          <w:szCs w:val="19"/>
+        </w:rPr>
+        <w:t xml:space="preserve">PAISES_VALIDOS</w:t>
+      </w:r>
+      <w:r>
+        <w:t xml:space="preserve">.</w:t>
+      </w:r>
+    </w:p>
+    <w:p>
+      <w:pPr>
+        <w:pStyle w:val="Prrafodelista"/>
+        <w:numPr>
+          <w:ilvl w:val="0"/>
+          <w:numId w:val="2"/>
+        </w:numPr>
+        <w:spacing w:after="60"/>
+      </w:pPr>
+      <w:r>
+        <w:rPr>
+          <w:rFonts w:ascii="Consolas" w:eastAsia="Consolas" w:hAnsi="Consolas" w:cs="Consolas"/>
+          <w:color w:val="B42318"/>
+          <w:sz w:val="19"/>
+          <w:szCs w:val="19"/>
+        </w:rPr>
+        <w:t xml:space="preserve">_tabla_existe</w:t>
+      </w:r>
+      <w:r>
+        <w:t xml:space="preserve"> consulta </w:t>
+      </w:r>
+      <w:r>
+        <w:rPr>
+          <w:rFonts w:ascii="Consolas" w:eastAsia="Consolas" w:hAnsi="Consolas" w:cs="Consolas"/>
+          <w:color w:val="B42318"/>
+          <w:sz w:val="19"/>
+          <w:szCs w:val="19"/>
+        </w:rPr>
+        <w:t xml:space="preserve">information_schema</w:t>
+      </w:r>
+      <w:r>
+        <w:t xml:space="preserve"> (con caché por llamada): </w:t>
+      </w:r>
+      <w:r>
+        <w:rPr>
+          <w:rFonts w:ascii="Consolas" w:eastAsia="Consolas" w:hAnsi="Consolas" w:cs="Consolas"/>
+          <w:color w:val="B42318"/>
+          <w:sz w:val="19"/>
+          <w:szCs w:val="19"/>
+        </w:rPr>
+        <w:t xml:space="preserve">psi_campo_evaluaciones*</w:t>
+      </w:r>
+      <w:r>
+        <w:t xml:space="preserve">, </w:t>
+      </w:r>
+      <w:r>
+        <w:rPr>
+          <w:rFonts w:ascii="Consolas" w:eastAsia="Consolas" w:hAnsi="Consolas" w:cs="Consolas"/>
+          <w:color w:val="B42318"/>
+          <w:sz w:val="19"/>
+          <w:szCs w:val="19"/>
+        </w:rPr>
+        <w:t xml:space="preserve">psi_fases_pac_x_jornada</w:t>
+      </w:r>
+      <w:r>
+        <w:t xml:space="preserve"> y </w:t>
+      </w:r>
+      <w:r>
+        <w:rPr>
+          <w:rFonts w:ascii="Consolas" w:eastAsia="Consolas" w:hAnsi="Consolas" w:cs="Consolas"/>
+          <w:color w:val="B42318"/>
+          <w:sz w:val="19"/>
+          <w:szCs w:val="19"/>
+        </w:rPr>
+        <w:t xml:space="preserve">encuesta</w:t>
+      </w:r>
+      <w:r>
+        <w:t xml:space="preserve"> pueden no existir en todas las bases.</w:t>
+      </w:r>
+    </w:p>
+    <w:p>
+      <w:pPr>
+        <w:pStyle w:val="Prrafodelista"/>
+        <w:numPr>
+          <w:ilvl w:val="0"/>
+          <w:numId w:val="2"/>
+        </w:numPr>
+        <w:spacing w:after="60"/>
+      </w:pPr>
+      <w:r>
+        <w:t xml:space="preserve">Se registra con </w:t>
+      </w:r>
+      <w:r>
+        <w:rPr>
+          <w:rFonts w:ascii="Consolas" w:eastAsia="Consolas" w:hAnsi="Consolas" w:cs="Consolas"/>
+          <w:color w:val="B42318"/>
+          <w:sz w:val="19"/>
+          <w:szCs w:val="19"/>
+        </w:rPr>
+        <w:t xml:space="preserve">logger.info</w:t>
+      </w:r>
+      <w:r>
+        <w:t xml:space="preserve"> el par de ids, los contadores y el </w:t>
+      </w:r>
+      <w:r>
+        <w:rPr>
+          <w:rFonts w:ascii="Consolas" w:eastAsia="Consolas" w:hAnsi="Consolas" w:cs="Consolas"/>
+          <w:color w:val="B42318"/>
+          <w:sz w:val="19"/>
+          <w:szCs w:val="19"/>
+        </w:rPr>
+        <w:t xml:space="preserve">usuario_id</w:t>
+      </w:r>
+      <w:r>
+        <w:t xml:space="preserve">; no se registran datos personales.</w:t>
+      </w:r>
+    </w:p>
+    <w:p>
+      <w:pPr>
+        <w:pStyle w:val="Ttulo3"/>
+      </w:pPr>
+      <w:r>
+        <w:t xml:space="preserve">Equivalencia con los store procedures</w:t>
+      </w:r>
+    </w:p>
+    <w:tbl>
+      <w:tblPr>
+        <w:tblW w:w="9360" w:type="dxa"/>
+        <w:tblBorders>
+          <w:top w:val="single" w:sz="4" w:space="0" w:color="auto"/>
+          <w:left w:val="single" w:sz="4" w:space="0" w:color="auto"/>
+          <w:bottom w:val="single" w:sz="4" w:space="0" w:color="auto"/>
+          <w:right w:val="single" w:sz="4" w:space="0" w:color="auto"/>
+          <w:insideH w:val="single" w:sz="4" w:space="0" w:color="auto"/>
+          <w:insideV w:val="single" w:sz="4" w:space="0" w:color="auto"/>
+        </w:tblBorders>
+        <w:tblCellMar>
+          <w:left w:w="10" w:type="dxa"/>
+          <w:right w:w="10" w:type="dxa"/>
+        </w:tblCellMar>
+        <w:tblLook w:val="04A0" w:firstRow="1" w:lastRow="0" w:firstColumn="1" w:lastColumn="0" w:noHBand="0" w:noVBand="1"/>
+      </w:tblPr>
+      <w:tblGrid>
+        <w:gridCol w:w="2900"/>
+        <w:gridCol w:w="3100"/>
+        <w:gridCol w:w="3360"/>
+      </w:tblGrid>
+      <w:tr>
+        <w:tblPrEx>
+          <w:tblCellMar>
+            <w:top w:w="0" w:type="dxa"/>
+            <w:bottom w:w="0" w:type="dxa"/>
+          </w:tblCellMar>
+        </w:tblPrEx>
+        <w:trPr>
+          <w:tblHeader/>
+        </w:trPr>
+        <w:tc>
+          <w:tcPr>
+            <w:tcW w:w="2900" w:type="dxa"/>
+            <w:tcBorders>
+              <w:top w:val="single" w:sz="4" w:space="0" w:color="D0D5DD"/>
+              <w:left w:val="single" w:sz="4" w:space="0" w:color="D0D5DD"/>
+              <w:bottom w:val="single" w:sz="4" w:space="0" w:color="D0D5DD"/>
+              <w:right w:val="single" w:sz="4" w:space="0" w:color="D0D5DD"/>
+            </w:tcBorders>
+            <w:shd w:val="clear" w:color="auto" w:fill="2D3748"/>
+            <w:tcMar>
+              <w:top w:w="70" w:type="dxa"/>
+              <w:left w:w="110" w:type="dxa"/>
+              <w:bottom w:w="70" w:type="dxa"/>
+              <w:right w:w="110" w:type="dxa"/>
+            </w:tcMar>
+          </w:tcPr>
+          <w:p>
+            <w:r>
+              <w:rPr>
+                <w:b/>
+                <w:bCs/>
+                <w:color w:val="FFFFFF"/>
+                <w:sz w:val="19"/>
+                <w:szCs w:val="19"/>
+              </w:rPr>
+              <w:t xml:space="preserve">Procedimiento original</w:t>
+            </w:r>
+          </w:p>
+        </w:tc>
+        <w:tc>
+          <w:tcPr>
+            <w:tcW w:w="3100" w:type="dxa"/>
+            <w:tcBorders>
+              <w:top w:val="single" w:sz="4" w:space="0" w:color="D0D5DD"/>
+              <w:left w:val="single" w:sz="4" w:space="0" w:color="D0D5DD"/>
+              <w:bottom w:val="single" w:sz="4" w:space="0" w:color="D0D5DD"/>
+              <w:right w:val="single" w:sz="4" w:space="0" w:color="D0D5DD"/>
+            </w:tcBorders>
+            <w:shd w:val="clear" w:color="auto" w:fill="2D3748"/>
+            <w:tcMar>
+              <w:top w:w="70" w:type="dxa"/>
+              <w:left w:w="110" w:type="dxa"/>
+              <w:bottom w:w="70" w:type="dxa"/>
+              <w:right w:w="110" w:type="dxa"/>
+            </w:tcMar>
+          </w:tcPr>
+          <w:p>
+            <w:r>
+              <w:rPr>
+                <w:b/>
+                <w:bCs/>
+                <w:color w:val="FFFFFF"/>
+                <w:sz w:val="19"/>
+                <w:szCs w:val="19"/>
+              </w:rPr>
+              <w:t xml:space="preserve">Qué hacía</w:t>
+            </w:r>
+          </w:p>
+        </w:tc>
+        <w:tc>
+          <w:tcPr>
+            <w:tcW w:w="3360" w:type="dxa"/>
+            <w:tcBorders>
+              <w:top w:val="single" w:sz="4" w:space="0" w:color="D0D5DD"/>
+              <w:left w:val="single" w:sz="4" w:space="0" w:color="D0D5DD"/>
+              <w:bottom w:val="single" w:sz="4" w:space="0" w:color="D0D5DD"/>
+              <w:right w:val="single" w:sz="4" w:space="0" w:color="D0D5DD"/>
+            </w:tcBorders>
+            <w:shd w:val="clear" w:color="auto" w:fill="2D3748"/>
+            <w:tcMar>
+              <w:top w:w="70" w:type="dxa"/>
+              <w:left w:w="110" w:type="dxa"/>
+              <w:bottom w:w="70" w:type="dxa"/>
+              <w:right w:w="110" w:type="dxa"/>
+            </w:tcMar>
+          </w:tcPr>
+          <w:p>
+            <w:r>
+              <w:rPr>
+                <w:b/>
+                <w:bCs/>
+                <w:color w:val="FFFFFF"/>
+                <w:sz w:val="19"/>
+                <w:szCs w:val="19"/>
+              </w:rPr>
+              <w:t xml:space="preserve">Ahora</w:t>
+            </w:r>
+          </w:p>
+        </w:tc>
+      </w:tr>
+      <w:tr>
+        <w:tblPrEx>
+          <w:tblCellMar>
+            <w:top w:w="0" w:type="dxa"/>
+            <w:bottom w:w="0" w:type="dxa"/>
+          </w:tblCellMar>
+        </w:tblPrEx>
+        <w:trPr>
+          <w:cantSplit/>
+        </w:trPr>
+        <w:tc>
+          <w:tcPr>
+            <w:tcW w:w="2900" w:type="dxa"/>
+            <w:tcBorders>
+              <w:top w:val="single" w:sz="4" w:space="0" w:color="D0D5DD"/>
+              <w:left w:val="single" w:sz="4" w:space="0" w:color="D0D5DD"/>
+              <w:bottom w:val="single" w:sz="4" w:space="0" w:color="D0D5DD"/>
+              <w:right w:val="single" w:sz="4" w:space="0" w:color="D0D5DD"/>
+            </w:tcBorders>
+            <w:tcMar>
+              <w:top w:w="70" w:type="dxa"/>
+              <w:left w:w="110" w:type="dxa"/>
+              <w:bottom w:w="70" w:type="dxa"/>
+              <w:right w:w="110" w:type="dxa"/>
+            </w:tcMar>
+          </w:tcPr>
+          <w:p>
+            <w:r>
+              <w:rPr>
+                <w:rFonts w:ascii="Consolas" w:eastAsia="Consolas" w:hAnsi="Consolas" w:cs="Consolas"/>
+                <w:color w:val="B42318"/>
+                <w:sz w:val="19"/>
+                <w:szCs w:val="19"/>
+              </w:rPr>
+              <w:t xml:space="preserve">a009_BUSCAR</w:t>
+            </w:r>
+          </w:p>
+        </w:tc>
+        <w:tc>
+          <w:tcPr>
+            <w:tcW w:w="3100" w:type="dxa"/>
+            <w:tcBorders>
+              <w:top w:val="single" w:sz="4" w:space="0" w:color="D0D5DD"/>
+              <w:left w:val="single" w:sz="4" w:space="0" w:color="D0D5DD"/>
+              <w:bottom w:val="single" w:sz="4" w:space="0" w:color="D0D5DD"/>
+              <w:right w:val="single" w:sz="4" w:space="0" w:color="D0D5DD"/>
+            </w:tcBorders>
+            <w:tcMar>
+              <w:top w:w="70" w:type="dxa"/>
+              <w:left w:w="110" w:type="dxa"/>
+              <w:bottom w:w="70" w:type="dxa"/>
+              <w:right w:w="110" w:type="dxa"/>
+            </w:tcMar>
+          </w:tcPr>
+          <w:p>
+            <w:r>
+              <w:rPr>
+                <w:sz w:val="19"/>
+                <w:szCs w:val="19"/>
+              </w:rPr>
+              <w:t xml:space="preserve">Listaba las pesquisas de ambos ids</w:t>
+            </w:r>
+          </w:p>
+        </w:tc>
+        <w:tc>
+          <w:tcPr>
+            <w:tcW w:w="3360" w:type="dxa"/>
+            <w:tcBorders>
+              <w:top w:val="single" w:sz="4" w:space="0" w:color="D0D5DD"/>
+              <w:left w:val="single" w:sz="4" w:space="0" w:color="D0D5DD"/>
+              <w:bottom w:val="single" w:sz="4" w:space="0" w:color="D0D5DD"/>
+              <w:right w:val="single" w:sz="4" w:space="0" w:color="D0D5DD"/>
+            </w:tcBorders>
+            <w:tcMar>
+              <w:top w:w="70" w:type="dxa"/>
+              <w:left w:w="110" w:type="dxa"/>
+              <w:bottom w:w="70" w:type="dxa"/>
+              <w:right w:w="110" w:type="dxa"/>
+            </w:tcMar>
+          </w:tcPr>
+          <w:p>
+            <w:r>
+              <w:rPr>
+                <w:rFonts w:ascii="Consolas" w:eastAsia="Consolas" w:hAnsi="Consolas" w:cs="Consolas"/>
+                <w:color w:val="B42318"/>
+                <w:sz w:val="19"/>
+                <w:szCs w:val="19"/>
+              </w:rPr>
+              <w:t xml:space="preserve">comparar</w:t>
+            </w:r>
+            <w:r>
+              <w:rPr>
+                <w:sz w:val="19"/>
+                <w:szCs w:val="19"/>
+              </w:rPr>
+              <w:t xml:space="preserve"> y </w:t>
+            </w:r>
+            <w:r>
+              <w:rPr>
+                <w:rFonts w:ascii="Consolas" w:eastAsia="Consolas" w:hAnsi="Consolas" w:cs="Consolas"/>
+                <w:color w:val="B42318"/>
+                <w:sz w:val="19"/>
+                <w:szCs w:val="19"/>
+              </w:rPr>
+              <w:t xml:space="preserve">construir_plan</w:t>
+            </w:r>
+          </w:p>
+        </w:tc>
+      </w:tr>
+      <w:tr>
+        <w:tblPrEx>
+          <w:tblCellMar>
+            <w:top w:w="0" w:type="dxa"/>
+            <w:bottom w:w="0" w:type="dxa"/>
+          </w:tblCellMar>
+        </w:tblPrEx>
+        <w:trPr>
+          <w:cantSplit/>
+        </w:trPr>
+        <w:tc>
+          <w:tcPr>
+            <w:tcW w:w="2900" w:type="dxa"/>
+            <w:tcBorders>
+              <w:top w:val="single" w:sz="4" w:space="0" w:color="D0D5DD"/>
+              <w:left w:val="single" w:sz="4" w:space="0" w:color="D0D5DD"/>
+              <w:bottom w:val="single" w:sz="4" w:space="0" w:color="D0D5DD"/>
+              <w:right w:val="single" w:sz="4" w:space="0" w:color="D0D5DD"/>
+            </w:tcBorders>
+            <w:tcMar>
+              <w:top w:w="70" w:type="dxa"/>
+              <w:left w:w="110" w:type="dxa"/>
+              <w:bottom w:w="70" w:type="dxa"/>
+              <w:right w:w="110" w:type="dxa"/>
+            </w:tcMar>
+          </w:tcPr>
+          <w:p>
+            <w:r>
+              <w:rPr>
+                <w:rFonts w:ascii="Consolas" w:eastAsia="Consolas" w:hAnsi="Consolas" w:cs="Consolas"/>
+                <w:color w:val="B42318"/>
+                <w:sz w:val="19"/>
+                <w:szCs w:val="19"/>
+              </w:rPr>
+              <w:t xml:space="preserve">a001_duplicado_INUPDE_jor</w:t>
+            </w:r>
+            <w:r>
+              <w:rPr>
+                <w:sz w:val="19"/>
+                <w:szCs w:val="19"/>
+              </w:rPr>
+              <w:t xml:space="preserve">, </w:t>
+            </w:r>
+            <w:r>
+              <w:rPr>
+                <w:rFonts w:ascii="Consolas" w:eastAsia="Consolas" w:hAnsi="Consolas" w:cs="Consolas"/>
+                <w:color w:val="B42318"/>
+                <w:sz w:val="19"/>
+                <w:szCs w:val="19"/>
+              </w:rPr>
+              <w:t xml:space="preserve">a004_duplicado_INUPDE_centro</w:t>
+            </w:r>
+          </w:p>
+        </w:tc>
+        <w:tc>
+          <w:tcPr>
+            <w:tcW w:w="3100" w:type="dxa"/>
+            <w:tcBorders>
+              <w:top w:val="single" w:sz="4" w:space="0" w:color="D0D5DD"/>
+              <w:left w:val="single" w:sz="4" w:space="0" w:color="D0D5DD"/>
+              <w:bottom w:val="single" w:sz="4" w:space="0" w:color="D0D5DD"/>
+              <w:right w:val="single" w:sz="4" w:space="0" w:color="D0D5DD"/>
+            </w:tcBorders>
+            <w:tcMar>
+              <w:top w:w="70" w:type="dxa"/>
+              <w:left w:w="110" w:type="dxa"/>
+              <w:bottom w:w="70" w:type="dxa"/>
+              <w:right w:w="110" w:type="dxa"/>
+            </w:tcMar>
+          </w:tcPr>
+          <w:p>
+            <w:r>
+              <w:rPr>
+                <w:sz w:val="19"/>
+                <w:szCs w:val="19"/>
+              </w:rPr>
+              <w:t xml:space="preserve">Insertaba la inscripción (estado 0 y usuario fijos) y movía las pesquisas</w:t>
+            </w:r>
+          </w:p>
+        </w:tc>
+        <w:tc>
+          <w:tcPr>
+            <w:tcW w:w="3360" w:type="dxa"/>
+            <w:tcBorders>
+              <w:top w:val="single" w:sz="4" w:space="0" w:color="D0D5DD"/>
+              <w:left w:val="single" w:sz="4" w:space="0" w:color="D0D5DD"/>
+              <w:bottom w:val="single" w:sz="4" w:space="0" w:color="D0D5DD"/>
+              <w:right w:val="single" w:sz="4" w:space="0" w:color="D0D5DD"/>
+            </w:tcBorders>
+            <w:tcMar>
+              <w:top w:w="70" w:type="dxa"/>
+              <w:left w:w="110" w:type="dxa"/>
+              <w:bottom w:w="70" w:type="dxa"/>
+              <w:right w:w="110" w:type="dxa"/>
+            </w:tcMar>
+          </w:tcPr>
+          <w:p>
+            <w:r>
+              <w:rPr>
+                <w:rFonts w:ascii="Consolas" w:eastAsia="Consolas" w:hAnsi="Consolas" w:cs="Consolas"/>
+                <w:color w:val="B42318"/>
+                <w:sz w:val="19"/>
+                <w:szCs w:val="19"/>
+              </w:rPr>
+              <w:t xml:space="preserve">_copiar_inscripcion</w:t>
+            </w:r>
+            <w:r>
+              <w:rPr>
+                <w:sz w:val="19"/>
+                <w:szCs w:val="19"/>
+              </w:rPr>
+              <w:t xml:space="preserve"> copia los datos reales del duplicado y usa el usuario de la sesión</w:t>
+            </w:r>
+          </w:p>
+        </w:tc>
+      </w:tr>
+      <w:tr>
+        <w:tblPrEx>
+          <w:tblCellMar>
+            <w:top w:w="0" w:type="dxa"/>
+            <w:bottom w:w="0" w:type="dxa"/>
+          </w:tblCellMar>
+        </w:tblPrEx>
+        <w:trPr>
+          <w:cantSplit/>
+        </w:trPr>
+        <w:tc>
+          <w:tcPr>
+            <w:tcW w:w="2900" w:type="dxa"/>
+            <w:tcBorders>
+              <w:top w:val="single" w:sz="4" w:space="0" w:color="D0D5DD"/>
+              <w:left w:val="single" w:sz="4" w:space="0" w:color="D0D5DD"/>
+              <w:bottom w:val="single" w:sz="4" w:space="0" w:color="D0D5DD"/>
+              <w:right w:val="single" w:sz="4" w:space="0" w:color="D0D5DD"/>
+            </w:tcBorders>
+            <w:tcMar>
+              <w:top w:w="70" w:type="dxa"/>
+              <w:left w:w="110" w:type="dxa"/>
+              <w:bottom w:w="70" w:type="dxa"/>
+              <w:right w:w="110" w:type="dxa"/>
+            </w:tcMar>
+          </w:tcPr>
+          <w:p>
+            <w:r>
+              <w:rPr>
+                <w:rFonts w:ascii="Consolas" w:eastAsia="Consolas" w:hAnsi="Consolas" w:cs="Consolas"/>
+                <w:color w:val="B42318"/>
+                <w:sz w:val="19"/>
+                <w:szCs w:val="19"/>
+              </w:rPr>
+              <w:t xml:space="preserve">a008_duplicado_UPDA_jor</w:t>
+            </w:r>
+            <w:r>
+              <w:rPr>
+                <w:sz w:val="19"/>
+                <w:szCs w:val="19"/>
+              </w:rPr>
+              <w:t xml:space="preserve">, </w:t>
+            </w:r>
+            <w:r>
+              <w:rPr>
+                <w:rFonts w:ascii="Consolas" w:eastAsia="Consolas" w:hAnsi="Consolas" w:cs="Consolas"/>
+                <w:color w:val="B42318"/>
+                <w:sz w:val="19"/>
+                <w:szCs w:val="19"/>
+              </w:rPr>
+              <w:t xml:space="preserve">a006_duplicado_UPDA_centro</w:t>
+            </w:r>
+          </w:p>
+        </w:tc>
+        <w:tc>
+          <w:tcPr>
+            <w:tcW w:w="3100" w:type="dxa"/>
+            <w:tcBorders>
+              <w:top w:val="single" w:sz="4" w:space="0" w:color="D0D5DD"/>
+              <w:left w:val="single" w:sz="4" w:space="0" w:color="D0D5DD"/>
+              <w:bottom w:val="single" w:sz="4" w:space="0" w:color="D0D5DD"/>
+              <w:right w:val="single" w:sz="4" w:space="0" w:color="D0D5DD"/>
+            </w:tcBorders>
+            <w:tcMar>
+              <w:top w:w="70" w:type="dxa"/>
+              <w:left w:w="110" w:type="dxa"/>
+              <w:bottom w:w="70" w:type="dxa"/>
+              <w:right w:w="110" w:type="dxa"/>
+            </w:tcMar>
+          </w:tcPr>
+          <w:p>
+            <w:r>
+              <w:rPr>
+                <w:sz w:val="19"/>
+                <w:szCs w:val="19"/>
+              </w:rPr>
+              <w:t xml:space="preserve">UPDATE de pesquisas por jornada o centro</w:t>
+            </w:r>
+          </w:p>
+        </w:tc>
+        <w:tc>
+          <w:tcPr>
+            <w:tcW w:w="3360" w:type="dxa"/>
+            <w:tcBorders>
+              <w:top w:val="single" w:sz="4" w:space="0" w:color="D0D5DD"/>
+              <w:left w:val="single" w:sz="4" w:space="0" w:color="D0D5DD"/>
+              <w:bottom w:val="single" w:sz="4" w:space="0" w:color="D0D5DD"/>
+              <w:right w:val="single" w:sz="4" w:space="0" w:color="D0D5DD"/>
+            </w:tcBorders>
+            <w:tcMar>
+              <w:top w:w="70" w:type="dxa"/>
+              <w:left w:w="110" w:type="dxa"/>
+              <w:bottom w:w="70" w:type="dxa"/>
+              <w:right w:w="110" w:type="dxa"/>
+            </w:tcMar>
+          </w:tcPr>
+          <w:p>
+            <w:r>
+              <w:rPr>
+                <w:sz w:val="19"/>
+                <w:szCs w:val="19"/>
+              </w:rPr>
+              <w:t xml:space="preserve">UPDATE de pesquisas y de evaluaciones de campo</w:t>
+            </w:r>
+          </w:p>
+        </w:tc>
+      </w:tr>
+      <w:tr>
+        <w:tblPrEx>
+          <w:tblCellMar>
+            <w:top w:w="0" w:type="dxa"/>
+            <w:bottom w:w="0" w:type="dxa"/>
+          </w:tblCellMar>
+        </w:tblPrEx>
+        <w:trPr>
+          <w:cantSplit/>
+        </w:trPr>
+        <w:tc>
+          <w:tcPr>
+            <w:tcW w:w="2900" w:type="dxa"/>
+            <w:tcBorders>
+              <w:top w:val="single" w:sz="4" w:space="0" w:color="D0D5DD"/>
+              <w:left w:val="single" w:sz="4" w:space="0" w:color="D0D5DD"/>
+              <w:bottom w:val="single" w:sz="4" w:space="0" w:color="D0D5DD"/>
+              <w:right w:val="single" w:sz="4" w:space="0" w:color="D0D5DD"/>
+            </w:tcBorders>
+            <w:tcMar>
+              <w:top w:w="70" w:type="dxa"/>
+              <w:left w:w="110" w:type="dxa"/>
+              <w:bottom w:w="70" w:type="dxa"/>
+              <w:right w:w="110" w:type="dxa"/>
+            </w:tcMar>
+          </w:tcPr>
+          <w:p>
+            <w:r>
+              <w:rPr>
+                <w:rFonts w:ascii="Consolas" w:eastAsia="Consolas" w:hAnsi="Consolas" w:cs="Consolas"/>
+                <w:color w:val="B42318"/>
+                <w:sz w:val="19"/>
+                <w:szCs w:val="19"/>
+              </w:rPr>
+              <w:t xml:space="preserve">a002_duplicado_borra_jor</w:t>
+            </w:r>
+            <w:r>
+              <w:rPr>
+                <w:sz w:val="19"/>
+                <w:szCs w:val="19"/>
+              </w:rPr>
+              <w:t xml:space="preserve">, </w:t>
+            </w:r>
+            <w:r>
+              <w:rPr>
+                <w:rFonts w:ascii="Consolas" w:eastAsia="Consolas" w:hAnsi="Consolas" w:cs="Consolas"/>
+                <w:color w:val="B42318"/>
+                <w:sz w:val="19"/>
+                <w:szCs w:val="19"/>
+              </w:rPr>
+              <w:t xml:space="preserve">a005_duplicado_borra_centro2</w:t>
+            </w:r>
+          </w:p>
+        </w:tc>
+        <w:tc>
+          <w:tcPr>
+            <w:tcW w:w="3100" w:type="dxa"/>
+            <w:tcBorders>
+              <w:top w:val="single" w:sz="4" w:space="0" w:color="D0D5DD"/>
+              <w:left w:val="single" w:sz="4" w:space="0" w:color="D0D5DD"/>
+              <w:bottom w:val="single" w:sz="4" w:space="0" w:color="D0D5DD"/>
+              <w:right w:val="single" w:sz="4" w:space="0" w:color="D0D5DD"/>
+            </w:tcBorders>
+            <w:tcMar>
+              <w:top w:w="70" w:type="dxa"/>
+              <w:left w:w="110" w:type="dxa"/>
+              <w:bottom w:w="70" w:type="dxa"/>
+              <w:right w:w="110" w:type="dxa"/>
+            </w:tcMar>
+          </w:tcPr>
+          <w:p>
+            <w:r>
+              <w:rPr>
+                <w:sz w:val="19"/>
+                <w:szCs w:val="19"/>
+              </w:rPr>
+              <w:t xml:space="preserve">Reasignaba familiares y </w:t>
+            </w:r>
+            <w:r>
+              <w:rPr>
+                <w:b/>
+                <w:bCs/>
+                <w:sz w:val="19"/>
+                <w:szCs w:val="19"/>
+              </w:rPr>
+              <w:t xml:space="preserve">borraba</w:t>
+            </w:r>
+            <w:r>
+              <w:rPr>
+                <w:sz w:val="19"/>
+                <w:szCs w:val="19"/>
+              </w:rPr>
+              <w:t xml:space="preserve"> autorizaciones, escolaridad y antecedentes del duplicado</w:t>
+            </w:r>
+          </w:p>
+        </w:tc>
+        <w:tc>
+          <w:tcPr>
+            <w:tcW w:w="3360" w:type="dxa"/>
+            <w:tcBorders>
+              <w:top w:val="single" w:sz="4" w:space="0" w:color="D0D5DD"/>
+              <w:left w:val="single" w:sz="4" w:space="0" w:color="D0D5DD"/>
+              <w:bottom w:val="single" w:sz="4" w:space="0" w:color="D0D5DD"/>
+              <w:right w:val="single" w:sz="4" w:space="0" w:color="D0D5DD"/>
+            </w:tcBorders>
+            <w:tcMar>
+              <w:top w:w="70" w:type="dxa"/>
+              <w:left w:w="110" w:type="dxa"/>
+              <w:bottom w:w="70" w:type="dxa"/>
+              <w:right w:w="110" w:type="dxa"/>
+            </w:tcMar>
+          </w:tcPr>
+          <w:p>
+            <w:r>
+              <w:rPr>
+                <w:sz w:val="19"/>
+                <w:szCs w:val="19"/>
+              </w:rPr>
+              <w:t xml:space="preserve">Esos datos se </w:t>
+            </w:r>
+            <w:r>
+              <w:rPr>
+                <w:b/>
+                <w:bCs/>
+                <w:sz w:val="19"/>
+                <w:szCs w:val="19"/>
+              </w:rPr>
+              <w:t xml:space="preserve">trasladan</w:t>
+            </w:r>
+            <w:r>
+              <w:rPr>
+                <w:sz w:val="19"/>
+                <w:szCs w:val="19"/>
+              </w:rPr>
+              <w:t xml:space="preserve"> si </w:t>
+            </w:r>
+            <w:r>
+              <w:rPr>
+                <w:rFonts w:ascii="Consolas" w:eastAsia="Consolas" w:hAnsi="Consolas" w:cs="Consolas"/>
+                <w:color w:val="B42318"/>
+                <w:sz w:val="19"/>
+                <w:szCs w:val="19"/>
+              </w:rPr>
+              <w:t xml:space="preserve">queda</w:t>
+            </w:r>
+            <w:r>
+              <w:rPr>
+                <w:sz w:val="19"/>
+                <w:szCs w:val="19"/>
+              </w:rPr>
+              <w:t xml:space="preserve"> no los tenía; solo se borran los repetidos</w:t>
+            </w:r>
+          </w:p>
+        </w:tc>
+      </w:tr>
+      <w:tr>
+        <w:tblPrEx>
+          <w:tblCellMar>
+            <w:top w:w="0" w:type="dxa"/>
+            <w:bottom w:w="0" w:type="dxa"/>
+          </w:tblCellMar>
+        </w:tblPrEx>
+        <w:trPr>
+          <w:cantSplit/>
+        </w:trPr>
+        <w:tc>
+          <w:tcPr>
+            <w:tcW w:w="2900" w:type="dxa"/>
+            <w:tcBorders>
+              <w:top w:val="single" w:sz="4" w:space="0" w:color="D0D5DD"/>
+              <w:left w:val="single" w:sz="4" w:space="0" w:color="D0D5DD"/>
+              <w:bottom w:val="single" w:sz="4" w:space="0" w:color="D0D5DD"/>
+              <w:right w:val="single" w:sz="4" w:space="0" w:color="D0D5DD"/>
+            </w:tcBorders>
+            <w:tcMar>
+              <w:top w:w="70" w:type="dxa"/>
+              <w:left w:w="110" w:type="dxa"/>
+              <w:bottom w:w="70" w:type="dxa"/>
+              <w:right w:w="110" w:type="dxa"/>
+            </w:tcMar>
+          </w:tcPr>
+          <w:p>
+            <w:r>
+              <w:rPr>
+                <w:rFonts w:ascii="Consolas" w:eastAsia="Consolas" w:hAnsi="Consolas" w:cs="Consolas"/>
+                <w:color w:val="B42318"/>
+                <w:sz w:val="19"/>
+                <w:szCs w:val="19"/>
+              </w:rPr>
+              <w:t xml:space="preserve">a010_borraPersona</w:t>
+            </w:r>
+          </w:p>
+        </w:tc>
+        <w:tc>
+          <w:tcPr>
+            <w:tcW w:w="3100" w:type="dxa"/>
+            <w:tcBorders>
+              <w:top w:val="single" w:sz="4" w:space="0" w:color="D0D5DD"/>
+              <w:left w:val="single" w:sz="4" w:space="0" w:color="D0D5DD"/>
+              <w:bottom w:val="single" w:sz="4" w:space="0" w:color="D0D5DD"/>
+              <w:right w:val="single" w:sz="4" w:space="0" w:color="D0D5DD"/>
+            </w:tcBorders>
+            <w:tcMar>
+              <w:top w:w="70" w:type="dxa"/>
+              <w:left w:w="110" w:type="dxa"/>
+              <w:bottom w:w="70" w:type="dxa"/>
+              <w:right w:w="110" w:type="dxa"/>
+            </w:tcMar>
+          </w:tcPr>
+          <w:p>
+            <w:r>
+              <w:rPr>
+                <w:sz w:val="19"/>
+                <w:szCs w:val="19"/>
+              </w:rPr>
+              <w:t xml:space="preserve">Borraba a la persona y todo lo asociado</w:t>
+            </w:r>
+          </w:p>
+        </w:tc>
+        <w:tc>
+          <w:tcPr>
+            <w:tcW w:w="3360" w:type="dxa"/>
+            <w:tcBorders>
+              <w:top w:val="single" w:sz="4" w:space="0" w:color="D0D5DD"/>
+              <w:left w:val="single" w:sz="4" w:space="0" w:color="D0D5DD"/>
+              <w:bottom w:val="single" w:sz="4" w:space="0" w:color="D0D5DD"/>
+              <w:right w:val="single" w:sz="4" w:space="0" w:color="D0D5DD"/>
+            </w:tcBorders>
+            <w:tcMar>
+              <w:top w:w="70" w:type="dxa"/>
+              <w:left w:w="110" w:type="dxa"/>
+              <w:bottom w:w="70" w:type="dxa"/>
+              <w:right w:w="110" w:type="dxa"/>
+            </w:tcMar>
+          </w:tcPr>
+          <w:p>
+            <w:r>
+              <w:rPr>
+                <w:sz w:val="19"/>
+                <w:szCs w:val="19"/>
+              </w:rPr>
+              <w:t xml:space="preserve">Ya no se invoca: </w:t>
+            </w:r>
+            <w:r>
+              <w:rPr>
+                <w:rFonts w:ascii="Consolas" w:eastAsia="Consolas" w:hAnsi="Consolas" w:cs="Consolas"/>
+                <w:color w:val="B42318"/>
+                <w:sz w:val="19"/>
+                <w:szCs w:val="19"/>
+              </w:rPr>
+              <w:t xml:space="preserve">ejecutar_fusion</w:t>
+            </w:r>
+            <w:r>
+              <w:rPr>
+                <w:sz w:val="19"/>
+                <w:szCs w:val="19"/>
+              </w:rPr>
+              <w:t xml:space="preserve"> elimina a la persona al final</w:t>
+            </w:r>
+          </w:p>
+        </w:tc>
+      </w:tr>
+    </w:tbl>
+    <w:p>
+      <w:pPr>
+        <w:spacing w:after="120"/>
+      </w:pPr>
+    </w:p>
+    <w:p>
+      <w:pPr>
+        <w:pStyle w:val="Ttulo3"/>
+      </w:pPr>
+      <w:r>
+        <w:t xml:space="preserve">Interfaz (duplicados.html)</w:t>
+      </w:r>
+    </w:p>
+    <w:p>
+      <w:pPr>
+        <w:pStyle w:val="Prrafodelista"/>
+        <w:numPr>
+          <w:ilvl w:val="0"/>
+          <w:numId w:val="2"/>
+        </w:numPr>
+        <w:spacing w:after="60"/>
+      </w:pPr>
+      <w:r>
+        <w:t xml:space="preserve">Asistente de 3 pasos en una sola página (JavaScript vanilla, sin recargar): buscar → comparar → vista previa y confirmación.</w:t>
+      </w:r>
+    </w:p>
+    <w:p>
+      <w:pPr>
+        <w:pStyle w:val="Prrafodelista"/>
+        <w:numPr>
+          <w:ilvl w:val="0"/>
+          <w:numId w:val="2"/>
+        </w:numPr>
+        <w:spacing w:after="60"/>
+      </w:pPr>
+      <w:r>
+        <w:t xml:space="preserve">La etiqueta «Posible duplicado» de los resultados se calcula en el navegador: mismo apellido normalizado, sexo y fecha de nacimiento entre las filas devueltas.</w:t>
+      </w:r>
+    </w:p>
+    <w:p>
+      <w:pPr>
+        <w:pStyle w:val="Prrafodelista"/>
+        <w:numPr>
+          <w:ilvl w:val="0"/>
+          <w:numId w:val="2"/>
+        </w:numPr>
+        <w:spacing w:after="60"/>
+      </w:pPr>
+      <w:r>
+        <w:t xml:space="preserve">Con </w:t>
+      </w:r>
+      <w:r>
+        <w:rPr>
+          <w:rFonts w:ascii="Consolas" w:eastAsia="Consolas" w:hAnsi="Consolas" w:cs="Consolas"/>
+          <w:color w:val="B42318"/>
+          <w:sz w:val="19"/>
+          <w:szCs w:val="19"/>
+        </w:rPr>
+        <w:t xml:space="preserve">?a=ID&amp;b=ID</w:t>
+      </w:r>
+      <w:r>
+        <w:t xml:space="preserve"> (</w:t>
+      </w:r>
+      <w:r>
+        <w:rPr>
+          <w:rFonts w:ascii="Consolas" w:eastAsia="Consolas" w:hAnsi="Consolas" w:cs="Consolas"/>
+          <w:color w:val="B42318"/>
+          <w:sz w:val="19"/>
+          <w:szCs w:val="19"/>
+        </w:rPr>
+        <w:t xml:space="preserve">DESDE_LISTA</w:t>
+      </w:r>
+      <w:r>
+        <w:t xml:space="preserve">) llama a </w:t>
+      </w:r>
+      <w:r>
+        <w:rPr>
+          <w:rFonts w:ascii="Consolas" w:eastAsia="Consolas" w:hAnsi="Consolas" w:cs="Consolas"/>
+          <w:color w:val="B42318"/>
+          <w:sz w:val="19"/>
+          <w:szCs w:val="19"/>
+        </w:rPr>
+        <w:t xml:space="preserve">comparar</w:t>
+      </w:r>
+      <w:r>
+        <w:t xml:space="preserve"> al cargar; «Volver» y el aceptar del resultado regresan a la lista de posibles duplicados.</w:t>
+      </w:r>
+    </w:p>
+    <w:p>
+      <w:pPr>
+        <w:pStyle w:val="Prrafodelista"/>
+        <w:numPr>
+          <w:ilvl w:val="0"/>
+          <w:numId w:val="2"/>
+        </w:numPr>
+        <w:spacing w:after="60"/>
+      </w:pPr>
+      <w:r>
+        <w:t xml:space="preserve">Todo texto de la API se pinta con </w:t>
+      </w:r>
+      <w:r>
+        <w:rPr>
+          <w:rFonts w:ascii="Consolas" w:eastAsia="Consolas" w:hAnsi="Consolas" w:cs="Consolas"/>
+          <w:color w:val="B42318"/>
+          <w:sz w:val="19"/>
+          <w:szCs w:val="19"/>
+        </w:rPr>
+        <w:t xml:space="preserve">textContent</w:t>
+      </w:r>
+      <w:r>
+        <w:t xml:space="preserve">. El modal base </w:t>
+      </w:r>
+      <w:r>
+        <w:rPr>
+          <w:rFonts w:ascii="Consolas" w:eastAsia="Consolas" w:hAnsi="Consolas" w:cs="Consolas"/>
+          <w:color w:val="B42318"/>
+          <w:sz w:val="19"/>
+          <w:szCs w:val="19"/>
+        </w:rPr>
+        <w:t xml:space="preserve">#successModal</w:t>
+      </w:r>
+      <w:r>
+        <w:t xml:space="preserve"> trae </w:t>
+      </w:r>
+      <w:r>
+        <w:rPr>
+          <w:rFonts w:ascii="Consolas" w:eastAsia="Consolas" w:hAnsi="Consolas" w:cs="Consolas"/>
+          <w:color w:val="B42318"/>
+          <w:sz w:val="19"/>
+          <w:szCs w:val="19"/>
+        </w:rPr>
+        <w:t xml:space="preserve">onclick="location.reload()"</w:t>
+      </w:r>
+      <w:r>
+        <w:t xml:space="preserve"> en Aceptar: la página lo elimina y escucha </w:t>
+      </w:r>
+      <w:r>
+        <w:rPr>
+          <w:rFonts w:ascii="Consolas" w:eastAsia="Consolas" w:hAnsi="Consolas" w:cs="Consolas"/>
+          <w:color w:val="B42318"/>
+          <w:sz w:val="19"/>
+          <w:szCs w:val="19"/>
+        </w:rPr>
+        <w:t xml:space="preserve">hidden.bs.modal</w:t>
+      </w:r>
+      <w:r>
+        <w:t xml:space="preserve"> para reiniciar el flujo.</w:t>
+      </w:r>
+    </w:p>
+    <w:p>
+      <w:pPr>
+        <w:pBdr>
+          <w:left w:val="single" w:sz="24" w:space="8" w:color="F5A623"/>
+        </w:pBdr>
+        <w:shd w:val="clear" w:color="auto" w:fill="FFF6DF"/>
+        <w:spacing w:before="120" w:after="200"/>
+        <w:ind w:left="180" w:right="180"/>
+      </w:pPr>
+      <w:r>
+        <w:rPr>
+          <w:b/>
+          <w:bCs/>
+        </w:rPr>
+        <w:t xml:space="preserve">Importante: </w:t>
+      </w:r>
+      <w:r>
+        <w:t xml:space="preserve">la unificación </w:t>
+      </w:r>
+      <w:r>
+        <w:rPr>
+          <w:b/>
+          <w:bCs/>
+        </w:rPr>
+        <w:t xml:space="preserve">no se puede deshacer</w:t>
+      </w:r>
+      <w:r>
+        <w:t xml:space="preserve"> y no guarda copia de lo eliminado: solo queda el registro en el log. Está en los pendientes (sección 12).</w:t>
+      </w:r>
+    </w:p>
+    <w:p>
+      <w:pPr>
+        <w:pStyle w:val="Ttulo2"/>
+      </w:pPr>
+      <w:bookmarkStart w:id="302" w:name="_Toc900000202"/>
+      <w:r>
+        <w:t xml:space="preserve">7.10 Posibles duplicados (/beneficiarios/v2/posibles-duplicados)</w:t>
+      </w:r>
+      <w:bookmarkEnd w:id="302"/>
+    </w:p>
+    <w:p>
+      <w:pPr>
+        <w:spacing w:after="120"/>
+      </w:pPr>
+      <w:r>
+        <w:t xml:space="preserve">Detecta automáticamente pares que podrían ser la misma persona. Página </w:t>
+      </w:r>
+      <w:r>
+        <w:rPr>
+          <w:rFonts w:ascii="Consolas" w:eastAsia="Consolas" w:hAnsi="Consolas" w:cs="Consolas"/>
+          <w:color w:val="B42318"/>
+          <w:sz w:val="19"/>
+          <w:szCs w:val="19"/>
+        </w:rPr>
+        <w:t xml:space="preserve">posibles_duplicados.html</w:t>
+      </w:r>
+      <w:r>
+        <w:t xml:space="preserve"> más </w:t>
+      </w:r>
+      <w:r>
+        <w:rPr>
+          <w:rFonts w:ascii="Consolas" w:eastAsia="Consolas" w:hAnsi="Consolas" w:cs="Consolas"/>
+          <w:color w:val="B42318"/>
+          <w:sz w:val="19"/>
+          <w:szCs w:val="19"/>
+        </w:rPr>
+        <w:t xml:space="preserve">GET /api/duplicados/posibles?pais=</w:t>
+      </w:r>
+      <w:r>
+        <w:t xml:space="preserve">, que ejecuta </w:t>
+      </w:r>
+      <w:r>
+        <w:rPr>
+          <w:rFonts w:ascii="Consolas" w:eastAsia="Consolas" w:hAnsi="Consolas" w:cs="Consolas"/>
+          <w:color w:val="B42318"/>
+          <w:sz w:val="19"/>
+          <w:szCs w:val="19"/>
+        </w:rPr>
+        <w:t xml:space="preserve">listar_posibles_duplicados(cursor)</w:t>
+      </w:r>
+      <w:r>
+        <w:t xml:space="preserve"> y devuelve </w:t>
+      </w:r>
+      <w:r>
+        <w:rPr>
+          <w:rFonts w:ascii="Consolas" w:eastAsia="Consolas" w:hAnsi="Consolas" w:cs="Consolas"/>
+          <w:color w:val="B42318"/>
+          <w:sz w:val="19"/>
+          <w:szCs w:val="19"/>
+        </w:rPr>
+        <w:t xml:space="preserve">{pares: [{a, b, confianza}], total}</w:t>
+      </w:r>
+      <w:r>
+        <w:t xml:space="preserve">.</w:t>
+      </w:r>
+    </w:p>
+    <w:p>
+      <w:pPr>
+        <w:pStyle w:val="Prrafodelista"/>
+        <w:numPr>
+          <w:ilvl w:val="0"/>
+          <w:numId w:val="2"/>
+        </w:numPr>
+        <w:spacing w:after="60"/>
+      </w:pPr>
+      <w:r>
+        <w:rPr>
+          <w:b/>
+          <w:bCs/>
+        </w:rPr>
+        <w:t xml:space="preserve">Criterio</w:t>
+      </w:r>
+      <w:r>
+        <w:t xml:space="preserve">: agrupa </w:t>
+      </w:r>
+      <w:r>
+        <w:rPr>
+          <w:rFonts w:ascii="Consolas" w:eastAsia="Consolas" w:hAnsi="Consolas" w:cs="Consolas"/>
+          <w:color w:val="B42318"/>
+          <w:sz w:val="19"/>
+          <w:szCs w:val="19"/>
+        </w:rPr>
+        <w:t xml:space="preserve">psi_personas</w:t>
+      </w:r>
+      <w:r>
+        <w:t xml:space="preserve"> por apellido, sexo y fecha de nacimiento con </w:t>
+      </w:r>
+      <w:r>
+        <w:rPr>
+          <w:rFonts w:ascii="Consolas" w:eastAsia="Consolas" w:hAnsi="Consolas" w:cs="Consolas"/>
+          <w:color w:val="B42318"/>
+          <w:sz w:val="19"/>
+          <w:szCs w:val="19"/>
+        </w:rPr>
+        <w:t xml:space="preserve">COUNT(*) &gt; 1</w:t>
+      </w:r>
+      <w:r>
+        <w:t xml:space="preserve"> (la colación </w:t>
+      </w:r>
+      <w:r>
+        <w:rPr>
+          <w:rFonts w:ascii="Consolas" w:eastAsia="Consolas" w:hAnsi="Consolas" w:cs="Consolas"/>
+          <w:color w:val="B42318"/>
+          <w:sz w:val="19"/>
+          <w:szCs w:val="19"/>
+        </w:rPr>
+        <w:t xml:space="preserve">utf8mb3_spanish_ci</w:t>
+      </w:r>
+      <w:r>
+        <w:t xml:space="preserve"> ignora mayúsculas y tildes) y compara los nombres de cada par.</w:t>
+      </w:r>
+    </w:p>
+    <w:p>
+      <w:pPr>
+        <w:pStyle w:val="Prrafodelista"/>
+        <w:numPr>
+          <w:ilvl w:val="0"/>
+          <w:numId w:val="2"/>
+        </w:numPr>
+        <w:spacing w:after="60"/>
+      </w:pPr>
+      <w:r>
+        <w:rPr>
+          <w:rFonts w:ascii="Consolas" w:eastAsia="Consolas" w:hAnsi="Consolas" w:cs="Consolas"/>
+          <w:color w:val="B42318"/>
+          <w:sz w:val="19"/>
+          <w:szCs w:val="19"/>
+        </w:rPr>
+        <w:t xml:space="preserve">alta</w:t>
+      </w:r>
+      <w:r>
+        <w:t xml:space="preserve">: los nombres tienen las mismas palabras (en cualquier orden). </w:t>
+      </w:r>
+      <w:r>
+        <w:rPr>
+          <w:rFonts w:ascii="Consolas" w:eastAsia="Consolas" w:hAnsi="Consolas" w:cs="Consolas"/>
+          <w:color w:val="B42318"/>
+          <w:sz w:val="19"/>
+          <w:szCs w:val="19"/>
+        </w:rPr>
+        <w:t xml:space="preserve">media</w:t>
+      </w:r>
+      <w:r>
+        <w:t xml:space="preserve">: el conjunto de palabras de uno contiene al del otro. Con nombres sin relación (hermanos o gemelos) no se lista.</w:t>
+      </w:r>
+    </w:p>
+    <w:p>
+      <w:pPr>
+        <w:pStyle w:val="Prrafodelista"/>
+        <w:numPr>
+          <w:ilvl w:val="0"/>
+          <w:numId w:val="2"/>
+        </w:numPr>
+        <w:spacing w:after="60"/>
+      </w:pPr>
+      <w:r>
+        <w:t xml:space="preserve">Se excluyen los pares que aparecen juntos en </w:t>
+      </w:r>
+      <w:r>
+        <w:rPr>
+          <w:rFonts w:ascii="Consolas" w:eastAsia="Consolas" w:hAnsi="Consolas" w:cs="Consolas"/>
+          <w:color w:val="B42318"/>
+          <w:sz w:val="19"/>
+          <w:szCs w:val="19"/>
+        </w:rPr>
+        <w:t xml:space="preserve">psi_familiares</w:t>
+      </w:r>
+      <w:r>
+        <w:t xml:space="preserve">.</w:t>
+      </w:r>
+    </w:p>
+    <w:p>
+      <w:pPr>
+        <w:pStyle w:val="Prrafodelista"/>
+        <w:numPr>
+          <w:ilvl w:val="0"/>
+          <w:numId w:val="2"/>
+        </w:numPr>
+        <w:spacing w:after="60"/>
+      </w:pPr>
+      <w:r>
+        <w:t xml:space="preserve">Filtros y paginación (25 filas) en el navegador. «Revisar» enlaza a </w:t>
+      </w:r>
+      <w:r>
+        <w:rPr>
+          <w:rFonts w:ascii="Consolas" w:eastAsia="Consolas" w:hAnsi="Consolas" w:cs="Consolas"/>
+          <w:color w:val="B42318"/>
+          <w:sz w:val="19"/>
+          <w:szCs w:val="19"/>
+        </w:rPr>
+        <w:t xml:space="preserve">/beneficiarios/v2/duplicados?pais=…&amp;a=…&amp;b=…</w:t>
+      </w:r>
+      <w:r>
+        <w:t xml:space="preserve">.</w:t>
+      </w:r>
+    </w:p>
+    <w:p>
+      <w:pPr>
+        <w:pStyle w:val="Prrafodelista"/>
+        <w:numPr>
+          <w:ilvl w:val="0"/>
+          <w:numId w:val="2"/>
+        </w:numPr>
+        <w:spacing w:after="60"/>
+      </w:pPr>
+      <w:r>
+        <w:rPr>
+          <w:b/>
+          <w:bCs/>
+        </w:rPr>
+        <w:t xml:space="preserve">Rendimiento</w:t>
+      </w:r>
+      <w:r>
+        <w:t xml:space="preserve">: se calcula en cada petición, sin caché ni tabla auxiliar. En Colombia (26.811 personas, 193 grupos) tarda cerca de 2 s y devuelve 18 pares.</w:t>
+      </w:r>
+    </w:p>
+    <w:p>
+      <w:pPr>
+        <w:pBdr>
+          <w:left w:val="single" w:sz="24" w:space="8" w:color="F5A623"/>
+        </w:pBdr>
+        <w:shd w:val="clear" w:color="auto" w:fill="FFF6DF"/>
+        <w:spacing w:before="120" w:after="200"/>
+        <w:ind w:left="180" w:right="180"/>
+      </w:pPr>
+      <w:r>
+        <w:rPr>
+          <w:b/>
+          <w:bCs/>
+        </w:rPr>
+        <w:t xml:space="preserve">Ojo: </w:t>
+      </w:r>
+      <w:r>
+        <w:t xml:space="preserve">es una sugerencia: exige apellido, sexo y fecha idénticos, así que no detecta duplicados con esos datos mal escritos. Nunca une registros por su cuenta.</w:t>
       </w:r>
     </w:p>
     <w:p>
@@ -13358,6 +17193,811 @@
           </w:p>
         </w:tc>
       </w:tr>
+      <w:tr>
+        <w:tblPrEx>
+          <w:tblCellMar>
+            <w:top w:w="0" w:type="dxa"/>
+            <w:bottom w:w="0" w:type="dxa"/>
+          </w:tblCellMar>
+        </w:tblPrEx>
+        <w:trPr>
+          <w:cantSplit/>
+        </w:trPr>
+        <w:tc>
+          <w:tcPr>
+            <w:tcW w:w="1216" w:type="dxa"/>
+            <w:tcBorders>
+              <w:top w:val="single" w:sz="4" w:space="0" w:color="D0D5DD"/>
+              <w:left w:val="single" w:sz="4" w:space="0" w:color="D0D5DD"/>
+              <w:bottom w:val="single" w:sz="4" w:space="0" w:color="D0D5DD"/>
+              <w:right w:val="single" w:sz="4" w:space="0" w:color="D0D5DD"/>
+            </w:tcBorders>
+            <w:tcMar>
+              <w:top w:w="70" w:type="dxa"/>
+              <w:left w:w="110" w:type="dxa"/>
+              <w:bottom w:w="70" w:type="dxa"/>
+              <w:right w:w="110" w:type="dxa"/>
+            </w:tcMar>
+          </w:tcPr>
+          <w:p>
+            <w:r>
+              <w:rPr>
+                <w:sz w:val="19"/>
+                <w:szCs w:val="19"/>
+              </w:rPr>
+              <w:t xml:space="preserve">GET</w:t>
+            </w:r>
+          </w:p>
+        </w:tc>
+        <w:tc>
+          <w:tcPr>
+            <w:tcW w:w="3276" w:type="dxa"/>
+            <w:tcBorders>
+              <w:top w:val="single" w:sz="4" w:space="0" w:color="D0D5DD"/>
+              <w:left w:val="single" w:sz="4" w:space="0" w:color="D0D5DD"/>
+              <w:bottom w:val="single" w:sz="4" w:space="0" w:color="D0D5DD"/>
+              <w:right w:val="single" w:sz="4" w:space="0" w:color="D0D5DD"/>
+            </w:tcBorders>
+            <w:tcMar>
+              <w:top w:w="70" w:type="dxa"/>
+              <w:left w:w="110" w:type="dxa"/>
+              <w:bottom w:w="70" w:type="dxa"/>
+              <w:right w:w="110" w:type="dxa"/>
+            </w:tcMar>
+          </w:tcPr>
+          <w:p>
+            <w:r>
+              <w:rPr>
+                <w:sz w:val="19"/>
+                <w:szCs w:val="19"/>
+              </w:rPr>
+              <w:t xml:space="preserve">/beneficiarios/v2/duplicados</w:t>
+            </w:r>
+          </w:p>
+        </w:tc>
+        <w:tc>
+          <w:tcPr>
+            <w:tcW w:w="1404" w:type="dxa"/>
+            <w:tcBorders>
+              <w:top w:val="single" w:sz="4" w:space="0" w:color="D0D5DD"/>
+              <w:left w:val="single" w:sz="4" w:space="0" w:color="D0D5DD"/>
+              <w:bottom w:val="single" w:sz="4" w:space="0" w:color="D0D5DD"/>
+              <w:right w:val="single" w:sz="4" w:space="0" w:color="D0D5DD"/>
+            </w:tcBorders>
+            <w:tcMar>
+              <w:top w:w="70" w:type="dxa"/>
+              <w:left w:w="110" w:type="dxa"/>
+              <w:bottom w:w="70" w:type="dxa"/>
+              <w:right w:w="110" w:type="dxa"/>
+            </w:tcMar>
+          </w:tcPr>
+          <w:p>
+            <w:r>
+              <w:rPr>
+                <w:sz w:val="19"/>
+                <w:szCs w:val="19"/>
+              </w:rPr>
+              <w:t xml:space="preserve">HTML</w:t>
+            </w:r>
+          </w:p>
+        </w:tc>
+        <w:tc>
+          <w:tcPr>
+            <w:tcW w:w="3464" w:type="dxa"/>
+            <w:tcBorders>
+              <w:top w:val="single" w:sz="4" w:space="0" w:color="D0D5DD"/>
+              <w:left w:val="single" w:sz="4" w:space="0" w:color="D0D5DD"/>
+              <w:bottom w:val="single" w:sz="4" w:space="0" w:color="D0D5DD"/>
+              <w:right w:val="single" w:sz="4" w:space="0" w:color="D0D5DD"/>
+            </w:tcBorders>
+            <w:tcMar>
+              <w:top w:w="70" w:type="dxa"/>
+              <w:left w:w="110" w:type="dxa"/>
+              <w:bottom w:w="70" w:type="dxa"/>
+              <w:right w:w="110" w:type="dxa"/>
+            </w:tcMar>
+          </w:tcPr>
+          <w:p>
+            <w:r>
+              <w:rPr>
+                <w:sz w:val="19"/>
+                <w:szCs w:val="19"/>
+              </w:rPr>
+              <w:t xml:space="preserve">Unificar duplicados (acepta ?a=&amp;b=)</w:t>
+            </w:r>
+          </w:p>
+        </w:tc>
+      </w:tr>
+      <w:tr>
+        <w:tblPrEx>
+          <w:tblCellMar>
+            <w:top w:w="0" w:type="dxa"/>
+            <w:bottom w:w="0" w:type="dxa"/>
+          </w:tblCellMar>
+        </w:tblPrEx>
+        <w:trPr>
+          <w:cantSplit/>
+        </w:trPr>
+        <w:tc>
+          <w:tcPr>
+            <w:tcW w:w="1216" w:type="dxa"/>
+            <w:tcBorders>
+              <w:top w:val="single" w:sz="4" w:space="0" w:color="D0D5DD"/>
+              <w:left w:val="single" w:sz="4" w:space="0" w:color="D0D5DD"/>
+              <w:bottom w:val="single" w:sz="4" w:space="0" w:color="D0D5DD"/>
+              <w:right w:val="single" w:sz="4" w:space="0" w:color="D0D5DD"/>
+            </w:tcBorders>
+            <w:tcMar>
+              <w:top w:w="70" w:type="dxa"/>
+              <w:left w:w="110" w:type="dxa"/>
+              <w:bottom w:w="70" w:type="dxa"/>
+              <w:right w:w="110" w:type="dxa"/>
+            </w:tcMar>
+          </w:tcPr>
+          <w:p>
+            <w:r>
+              <w:rPr>
+                <w:sz w:val="19"/>
+                <w:szCs w:val="19"/>
+              </w:rPr>
+              <w:t xml:space="preserve">GET</w:t>
+            </w:r>
+          </w:p>
+        </w:tc>
+        <w:tc>
+          <w:tcPr>
+            <w:tcW w:w="3276" w:type="dxa"/>
+            <w:tcBorders>
+              <w:top w:val="single" w:sz="4" w:space="0" w:color="D0D5DD"/>
+              <w:left w:val="single" w:sz="4" w:space="0" w:color="D0D5DD"/>
+              <w:bottom w:val="single" w:sz="4" w:space="0" w:color="D0D5DD"/>
+              <w:right w:val="single" w:sz="4" w:space="0" w:color="D0D5DD"/>
+            </w:tcBorders>
+            <w:tcMar>
+              <w:top w:w="70" w:type="dxa"/>
+              <w:left w:w="110" w:type="dxa"/>
+              <w:bottom w:w="70" w:type="dxa"/>
+              <w:right w:w="110" w:type="dxa"/>
+            </w:tcMar>
+          </w:tcPr>
+          <w:p>
+            <w:r>
+              <w:rPr>
+                <w:sz w:val="19"/>
+                <w:szCs w:val="19"/>
+              </w:rPr>
+              <w:t xml:space="preserve">/api/duplicados/buscar</w:t>
+            </w:r>
+          </w:p>
+        </w:tc>
+        <w:tc>
+          <w:tcPr>
+            <w:tcW w:w="1404" w:type="dxa"/>
+            <w:tcBorders>
+              <w:top w:val="single" w:sz="4" w:space="0" w:color="D0D5DD"/>
+              <w:left w:val="single" w:sz="4" w:space="0" w:color="D0D5DD"/>
+              <w:bottom w:val="single" w:sz="4" w:space="0" w:color="D0D5DD"/>
+              <w:right w:val="single" w:sz="4" w:space="0" w:color="D0D5DD"/>
+            </w:tcBorders>
+            <w:tcMar>
+              <w:top w:w="70" w:type="dxa"/>
+              <w:left w:w="110" w:type="dxa"/>
+              <w:bottom w:w="70" w:type="dxa"/>
+              <w:right w:w="110" w:type="dxa"/>
+            </w:tcMar>
+          </w:tcPr>
+          <w:p>
+            <w:r>
+              <w:rPr>
+                <w:sz w:val="19"/>
+                <w:szCs w:val="19"/>
+              </w:rPr>
+              <w:t xml:space="preserve">JSON</w:t>
+            </w:r>
+          </w:p>
+        </w:tc>
+        <w:tc>
+          <w:tcPr>
+            <w:tcW w:w="3464" w:type="dxa"/>
+            <w:tcBorders>
+              <w:top w:val="single" w:sz="4" w:space="0" w:color="D0D5DD"/>
+              <w:left w:val="single" w:sz="4" w:space="0" w:color="D0D5DD"/>
+              <w:bottom w:val="single" w:sz="4" w:space="0" w:color="D0D5DD"/>
+              <w:right w:val="single" w:sz="4" w:space="0" w:color="D0D5DD"/>
+            </w:tcBorders>
+            <w:tcMar>
+              <w:top w:w="70" w:type="dxa"/>
+              <w:left w:w="110" w:type="dxa"/>
+              <w:bottom w:w="70" w:type="dxa"/>
+              <w:right w:w="110" w:type="dxa"/>
+            </w:tcMar>
+          </w:tcPr>
+          <w:p>
+            <w:r>
+              <w:rPr>
+                <w:sz w:val="19"/>
+                <w:szCs w:val="19"/>
+              </w:rPr>
+              <w:t xml:space="preserve">Búsqueda de personas</w:t>
+            </w:r>
+          </w:p>
+        </w:tc>
+      </w:tr>
+      <w:tr>
+        <w:tblPrEx>
+          <w:tblCellMar>
+            <w:top w:w="0" w:type="dxa"/>
+            <w:bottom w:w="0" w:type="dxa"/>
+          </w:tblCellMar>
+        </w:tblPrEx>
+        <w:trPr>
+          <w:cantSplit/>
+        </w:trPr>
+        <w:tc>
+          <w:tcPr>
+            <w:tcW w:w="1216" w:type="dxa"/>
+            <w:tcBorders>
+              <w:top w:val="single" w:sz="4" w:space="0" w:color="D0D5DD"/>
+              <w:left w:val="single" w:sz="4" w:space="0" w:color="D0D5DD"/>
+              <w:bottom w:val="single" w:sz="4" w:space="0" w:color="D0D5DD"/>
+              <w:right w:val="single" w:sz="4" w:space="0" w:color="D0D5DD"/>
+            </w:tcBorders>
+            <w:tcMar>
+              <w:top w:w="70" w:type="dxa"/>
+              <w:left w:w="110" w:type="dxa"/>
+              <w:bottom w:w="70" w:type="dxa"/>
+              <w:right w:w="110" w:type="dxa"/>
+            </w:tcMar>
+          </w:tcPr>
+          <w:p>
+            <w:r>
+              <w:rPr>
+                <w:sz w:val="19"/>
+                <w:szCs w:val="19"/>
+              </w:rPr>
+              <w:t xml:space="preserve">GET</w:t>
+            </w:r>
+          </w:p>
+        </w:tc>
+        <w:tc>
+          <w:tcPr>
+            <w:tcW w:w="3276" w:type="dxa"/>
+            <w:tcBorders>
+              <w:top w:val="single" w:sz="4" w:space="0" w:color="D0D5DD"/>
+              <w:left w:val="single" w:sz="4" w:space="0" w:color="D0D5DD"/>
+              <w:bottom w:val="single" w:sz="4" w:space="0" w:color="D0D5DD"/>
+              <w:right w:val="single" w:sz="4" w:space="0" w:color="D0D5DD"/>
+            </w:tcBorders>
+            <w:tcMar>
+              <w:top w:w="70" w:type="dxa"/>
+              <w:left w:w="110" w:type="dxa"/>
+              <w:bottom w:w="70" w:type="dxa"/>
+              <w:right w:w="110" w:type="dxa"/>
+            </w:tcMar>
+          </w:tcPr>
+          <w:p>
+            <w:r>
+              <w:rPr>
+                <w:sz w:val="19"/>
+                <w:szCs w:val="19"/>
+              </w:rPr>
+              <w:t xml:space="preserve">/api/duplicados/comparar</w:t>
+            </w:r>
+          </w:p>
+        </w:tc>
+        <w:tc>
+          <w:tcPr>
+            <w:tcW w:w="1404" w:type="dxa"/>
+            <w:tcBorders>
+              <w:top w:val="single" w:sz="4" w:space="0" w:color="D0D5DD"/>
+              <w:left w:val="single" w:sz="4" w:space="0" w:color="D0D5DD"/>
+              <w:bottom w:val="single" w:sz="4" w:space="0" w:color="D0D5DD"/>
+              <w:right w:val="single" w:sz="4" w:space="0" w:color="D0D5DD"/>
+            </w:tcBorders>
+            <w:tcMar>
+              <w:top w:w="70" w:type="dxa"/>
+              <w:left w:w="110" w:type="dxa"/>
+              <w:bottom w:w="70" w:type="dxa"/>
+              <w:right w:w="110" w:type="dxa"/>
+            </w:tcMar>
+          </w:tcPr>
+          <w:p>
+            <w:r>
+              <w:rPr>
+                <w:sz w:val="19"/>
+                <w:szCs w:val="19"/>
+              </w:rPr>
+              <w:t xml:space="preserve">JSON</w:t>
+            </w:r>
+          </w:p>
+        </w:tc>
+        <w:tc>
+          <w:tcPr>
+            <w:tcW w:w="3464" w:type="dxa"/>
+            <w:tcBorders>
+              <w:top w:val="single" w:sz="4" w:space="0" w:color="D0D5DD"/>
+              <w:left w:val="single" w:sz="4" w:space="0" w:color="D0D5DD"/>
+              <w:bottom w:val="single" w:sz="4" w:space="0" w:color="D0D5DD"/>
+              <w:right w:val="single" w:sz="4" w:space="0" w:color="D0D5DD"/>
+            </w:tcBorders>
+            <w:tcMar>
+              <w:top w:w="70" w:type="dxa"/>
+              <w:left w:w="110" w:type="dxa"/>
+              <w:bottom w:w="70" w:type="dxa"/>
+              <w:right w:w="110" w:type="dxa"/>
+            </w:tcMar>
+          </w:tcPr>
+          <w:p>
+            <w:r>
+              <w:rPr>
+                <w:sz w:val="19"/>
+                <w:szCs w:val="19"/>
+              </w:rPr>
+              <w:t xml:space="preserve">Detalle de dos personas y advertencias</w:t>
+            </w:r>
+          </w:p>
+        </w:tc>
+      </w:tr>
+      <w:tr>
+        <w:tblPrEx>
+          <w:tblCellMar>
+            <w:top w:w="0" w:type="dxa"/>
+            <w:bottom w:w="0" w:type="dxa"/>
+          </w:tblCellMar>
+        </w:tblPrEx>
+        <w:trPr>
+          <w:cantSplit/>
+        </w:trPr>
+        <w:tc>
+          <w:tcPr>
+            <w:tcW w:w="1216" w:type="dxa"/>
+            <w:tcBorders>
+              <w:top w:val="single" w:sz="4" w:space="0" w:color="D0D5DD"/>
+              <w:left w:val="single" w:sz="4" w:space="0" w:color="D0D5DD"/>
+              <w:bottom w:val="single" w:sz="4" w:space="0" w:color="D0D5DD"/>
+              <w:right w:val="single" w:sz="4" w:space="0" w:color="D0D5DD"/>
+            </w:tcBorders>
+            <w:tcMar>
+              <w:top w:w="70" w:type="dxa"/>
+              <w:left w:w="110" w:type="dxa"/>
+              <w:bottom w:w="70" w:type="dxa"/>
+              <w:right w:w="110" w:type="dxa"/>
+            </w:tcMar>
+          </w:tcPr>
+          <w:p>
+            <w:r>
+              <w:rPr>
+                <w:sz w:val="19"/>
+                <w:szCs w:val="19"/>
+              </w:rPr>
+              <w:t xml:space="preserve">GET</w:t>
+            </w:r>
+          </w:p>
+        </w:tc>
+        <w:tc>
+          <w:tcPr>
+            <w:tcW w:w="3276" w:type="dxa"/>
+            <w:tcBorders>
+              <w:top w:val="single" w:sz="4" w:space="0" w:color="D0D5DD"/>
+              <w:left w:val="single" w:sz="4" w:space="0" w:color="D0D5DD"/>
+              <w:bottom w:val="single" w:sz="4" w:space="0" w:color="D0D5DD"/>
+              <w:right w:val="single" w:sz="4" w:space="0" w:color="D0D5DD"/>
+            </w:tcBorders>
+            <w:tcMar>
+              <w:top w:w="70" w:type="dxa"/>
+              <w:left w:w="110" w:type="dxa"/>
+              <w:bottom w:w="70" w:type="dxa"/>
+              <w:right w:w="110" w:type="dxa"/>
+            </w:tcMar>
+          </w:tcPr>
+          <w:p>
+            <w:r>
+              <w:rPr>
+                <w:sz w:val="19"/>
+                <w:szCs w:val="19"/>
+              </w:rPr>
+              <w:t xml:space="preserve">/api/duplicados/plan</w:t>
+            </w:r>
+          </w:p>
+        </w:tc>
+        <w:tc>
+          <w:tcPr>
+            <w:tcW w:w="1404" w:type="dxa"/>
+            <w:tcBorders>
+              <w:top w:val="single" w:sz="4" w:space="0" w:color="D0D5DD"/>
+              <w:left w:val="single" w:sz="4" w:space="0" w:color="D0D5DD"/>
+              <w:bottom w:val="single" w:sz="4" w:space="0" w:color="D0D5DD"/>
+              <w:right w:val="single" w:sz="4" w:space="0" w:color="D0D5DD"/>
+            </w:tcBorders>
+            <w:tcMar>
+              <w:top w:w="70" w:type="dxa"/>
+              <w:left w:w="110" w:type="dxa"/>
+              <w:bottom w:w="70" w:type="dxa"/>
+              <w:right w:w="110" w:type="dxa"/>
+            </w:tcMar>
+          </w:tcPr>
+          <w:p>
+            <w:r>
+              <w:rPr>
+                <w:sz w:val="19"/>
+                <w:szCs w:val="19"/>
+              </w:rPr>
+              <w:t xml:space="preserve">JSON</w:t>
+            </w:r>
+          </w:p>
+        </w:tc>
+        <w:tc>
+          <w:tcPr>
+            <w:tcW w:w="3464" w:type="dxa"/>
+            <w:tcBorders>
+              <w:top w:val="single" w:sz="4" w:space="0" w:color="D0D5DD"/>
+              <w:left w:val="single" w:sz="4" w:space="0" w:color="D0D5DD"/>
+              <w:bottom w:val="single" w:sz="4" w:space="0" w:color="D0D5DD"/>
+              <w:right w:val="single" w:sz="4" w:space="0" w:color="D0D5DD"/>
+            </w:tcBorders>
+            <w:tcMar>
+              <w:top w:w="70" w:type="dxa"/>
+              <w:left w:w="110" w:type="dxa"/>
+              <w:bottom w:w="70" w:type="dxa"/>
+              <w:right w:w="110" w:type="dxa"/>
+            </w:tcMar>
+          </w:tcPr>
+          <w:p>
+            <w:r>
+              <w:rPr>
+                <w:sz w:val="19"/>
+                <w:szCs w:val="19"/>
+              </w:rPr>
+              <w:t xml:space="preserve">Vista previa de la unificación</w:t>
+            </w:r>
+          </w:p>
+        </w:tc>
+      </w:tr>
+      <w:tr>
+        <w:tblPrEx>
+          <w:tblCellMar>
+            <w:top w:w="0" w:type="dxa"/>
+            <w:bottom w:w="0" w:type="dxa"/>
+          </w:tblCellMar>
+        </w:tblPrEx>
+        <w:trPr>
+          <w:cantSplit/>
+        </w:trPr>
+        <w:tc>
+          <w:tcPr>
+            <w:tcW w:w="1216" w:type="dxa"/>
+            <w:tcBorders>
+              <w:top w:val="single" w:sz="4" w:space="0" w:color="D0D5DD"/>
+              <w:left w:val="single" w:sz="4" w:space="0" w:color="D0D5DD"/>
+              <w:bottom w:val="single" w:sz="4" w:space="0" w:color="D0D5DD"/>
+              <w:right w:val="single" w:sz="4" w:space="0" w:color="D0D5DD"/>
+            </w:tcBorders>
+            <w:tcMar>
+              <w:top w:w="70" w:type="dxa"/>
+              <w:left w:w="110" w:type="dxa"/>
+              <w:bottom w:w="70" w:type="dxa"/>
+              <w:right w:w="110" w:type="dxa"/>
+            </w:tcMar>
+          </w:tcPr>
+          <w:p>
+            <w:r>
+              <w:rPr>
+                <w:sz w:val="19"/>
+                <w:szCs w:val="19"/>
+              </w:rPr>
+              <w:t xml:space="preserve">POST</w:t>
+            </w:r>
+          </w:p>
+        </w:tc>
+        <w:tc>
+          <w:tcPr>
+            <w:tcW w:w="3276" w:type="dxa"/>
+            <w:tcBorders>
+              <w:top w:val="single" w:sz="4" w:space="0" w:color="D0D5DD"/>
+              <w:left w:val="single" w:sz="4" w:space="0" w:color="D0D5DD"/>
+              <w:bottom w:val="single" w:sz="4" w:space="0" w:color="D0D5DD"/>
+              <w:right w:val="single" w:sz="4" w:space="0" w:color="D0D5DD"/>
+            </w:tcBorders>
+            <w:tcMar>
+              <w:top w:w="70" w:type="dxa"/>
+              <w:left w:w="110" w:type="dxa"/>
+              <w:bottom w:w="70" w:type="dxa"/>
+              <w:right w:w="110" w:type="dxa"/>
+            </w:tcMar>
+          </w:tcPr>
+          <w:p>
+            <w:r>
+              <w:rPr>
+                <w:sz w:val="19"/>
+                <w:szCs w:val="19"/>
+              </w:rPr>
+              <w:t xml:space="preserve">/api/duplicados/unificar</w:t>
+            </w:r>
+          </w:p>
+        </w:tc>
+        <w:tc>
+          <w:tcPr>
+            <w:tcW w:w="1404" w:type="dxa"/>
+            <w:tcBorders>
+              <w:top w:val="single" w:sz="4" w:space="0" w:color="D0D5DD"/>
+              <w:left w:val="single" w:sz="4" w:space="0" w:color="D0D5DD"/>
+              <w:bottom w:val="single" w:sz="4" w:space="0" w:color="D0D5DD"/>
+              <w:right w:val="single" w:sz="4" w:space="0" w:color="D0D5DD"/>
+            </w:tcBorders>
+            <w:tcMar>
+              <w:top w:w="70" w:type="dxa"/>
+              <w:left w:w="110" w:type="dxa"/>
+              <w:bottom w:w="70" w:type="dxa"/>
+              <w:right w:w="110" w:type="dxa"/>
+            </w:tcMar>
+          </w:tcPr>
+          <w:p>
+            <w:r>
+              <w:rPr>
+                <w:sz w:val="19"/>
+                <w:szCs w:val="19"/>
+              </w:rPr>
+              <w:t xml:space="preserve">JSON</w:t>
+            </w:r>
+          </w:p>
+        </w:tc>
+        <w:tc>
+          <w:tcPr>
+            <w:tcW w:w="3464" w:type="dxa"/>
+            <w:tcBorders>
+              <w:top w:val="single" w:sz="4" w:space="0" w:color="D0D5DD"/>
+              <w:left w:val="single" w:sz="4" w:space="0" w:color="D0D5DD"/>
+              <w:bottom w:val="single" w:sz="4" w:space="0" w:color="D0D5DD"/>
+              <w:right w:val="single" w:sz="4" w:space="0" w:color="D0D5DD"/>
+            </w:tcBorders>
+            <w:tcMar>
+              <w:top w:w="70" w:type="dxa"/>
+              <w:left w:w="110" w:type="dxa"/>
+              <w:bottom w:w="70" w:type="dxa"/>
+              <w:right w:w="110" w:type="dxa"/>
+            </w:tcMar>
+          </w:tcPr>
+          <w:p>
+            <w:r>
+              <w:rPr>
+                <w:sz w:val="19"/>
+                <w:szCs w:val="19"/>
+              </w:rPr>
+              <w:t xml:space="preserve">Ejecuta la unificación</w:t>
+            </w:r>
+          </w:p>
+        </w:tc>
+      </w:tr>
+      <w:tr>
+        <w:tblPrEx>
+          <w:tblCellMar>
+            <w:top w:w="0" w:type="dxa"/>
+            <w:bottom w:w="0" w:type="dxa"/>
+          </w:tblCellMar>
+        </w:tblPrEx>
+        <w:trPr>
+          <w:cantSplit/>
+        </w:trPr>
+        <w:tc>
+          <w:tcPr>
+            <w:tcW w:w="1216" w:type="dxa"/>
+            <w:tcBorders>
+              <w:top w:val="single" w:sz="4" w:space="0" w:color="D0D5DD"/>
+              <w:left w:val="single" w:sz="4" w:space="0" w:color="D0D5DD"/>
+              <w:bottom w:val="single" w:sz="4" w:space="0" w:color="D0D5DD"/>
+              <w:right w:val="single" w:sz="4" w:space="0" w:color="D0D5DD"/>
+            </w:tcBorders>
+            <w:tcMar>
+              <w:top w:w="70" w:type="dxa"/>
+              <w:left w:w="110" w:type="dxa"/>
+              <w:bottom w:w="70" w:type="dxa"/>
+              <w:right w:w="110" w:type="dxa"/>
+            </w:tcMar>
+          </w:tcPr>
+          <w:p>
+            <w:r>
+              <w:rPr>
+                <w:sz w:val="19"/>
+                <w:szCs w:val="19"/>
+              </w:rPr>
+              <w:t xml:space="preserve">GET</w:t>
+            </w:r>
+          </w:p>
+        </w:tc>
+        <w:tc>
+          <w:tcPr>
+            <w:tcW w:w="3276" w:type="dxa"/>
+            <w:tcBorders>
+              <w:top w:val="single" w:sz="4" w:space="0" w:color="D0D5DD"/>
+              <w:left w:val="single" w:sz="4" w:space="0" w:color="D0D5DD"/>
+              <w:bottom w:val="single" w:sz="4" w:space="0" w:color="D0D5DD"/>
+              <w:right w:val="single" w:sz="4" w:space="0" w:color="D0D5DD"/>
+            </w:tcBorders>
+            <w:tcMar>
+              <w:top w:w="70" w:type="dxa"/>
+              <w:left w:w="110" w:type="dxa"/>
+              <w:bottom w:w="70" w:type="dxa"/>
+              <w:right w:w="110" w:type="dxa"/>
+            </w:tcMar>
+          </w:tcPr>
+          <w:p>
+            <w:r>
+              <w:rPr>
+                <w:sz w:val="19"/>
+                <w:szCs w:val="19"/>
+              </w:rPr>
+              <w:t xml:space="preserve">/beneficiarios/v2/posibles-duplicados</w:t>
+            </w:r>
+          </w:p>
+        </w:tc>
+        <w:tc>
+          <w:tcPr>
+            <w:tcW w:w="1404" w:type="dxa"/>
+            <w:tcBorders>
+              <w:top w:val="single" w:sz="4" w:space="0" w:color="D0D5DD"/>
+              <w:left w:val="single" w:sz="4" w:space="0" w:color="D0D5DD"/>
+              <w:bottom w:val="single" w:sz="4" w:space="0" w:color="D0D5DD"/>
+              <w:right w:val="single" w:sz="4" w:space="0" w:color="D0D5DD"/>
+            </w:tcBorders>
+            <w:tcMar>
+              <w:top w:w="70" w:type="dxa"/>
+              <w:left w:w="110" w:type="dxa"/>
+              <w:bottom w:w="70" w:type="dxa"/>
+              <w:right w:w="110" w:type="dxa"/>
+            </w:tcMar>
+          </w:tcPr>
+          <w:p>
+            <w:r>
+              <w:rPr>
+                <w:sz w:val="19"/>
+                <w:szCs w:val="19"/>
+              </w:rPr>
+              <w:t xml:space="preserve">HTML</w:t>
+            </w:r>
+          </w:p>
+        </w:tc>
+        <w:tc>
+          <w:tcPr>
+            <w:tcW w:w="3464" w:type="dxa"/>
+            <w:tcBorders>
+              <w:top w:val="single" w:sz="4" w:space="0" w:color="D0D5DD"/>
+              <w:left w:val="single" w:sz="4" w:space="0" w:color="D0D5DD"/>
+              <w:bottom w:val="single" w:sz="4" w:space="0" w:color="D0D5DD"/>
+              <w:right w:val="single" w:sz="4" w:space="0" w:color="D0D5DD"/>
+            </w:tcBorders>
+            <w:tcMar>
+              <w:top w:w="70" w:type="dxa"/>
+              <w:left w:w="110" w:type="dxa"/>
+              <w:bottom w:w="70" w:type="dxa"/>
+              <w:right w:w="110" w:type="dxa"/>
+            </w:tcMar>
+          </w:tcPr>
+          <w:p>
+            <w:r>
+              <w:rPr>
+                <w:sz w:val="19"/>
+                <w:szCs w:val="19"/>
+              </w:rPr>
+              <w:t xml:space="preserve">Lista de posibles duplicados</w:t>
+            </w:r>
+          </w:p>
+        </w:tc>
+      </w:tr>
+      <w:tr>
+        <w:tblPrEx>
+          <w:tblCellMar>
+            <w:top w:w="0" w:type="dxa"/>
+            <w:bottom w:w="0" w:type="dxa"/>
+          </w:tblCellMar>
+        </w:tblPrEx>
+        <w:trPr>
+          <w:cantSplit/>
+        </w:trPr>
+        <w:tc>
+          <w:tcPr>
+            <w:tcW w:w="1216" w:type="dxa"/>
+            <w:tcBorders>
+              <w:top w:val="single" w:sz="4" w:space="0" w:color="D0D5DD"/>
+              <w:left w:val="single" w:sz="4" w:space="0" w:color="D0D5DD"/>
+              <w:bottom w:val="single" w:sz="4" w:space="0" w:color="D0D5DD"/>
+              <w:right w:val="single" w:sz="4" w:space="0" w:color="D0D5DD"/>
+            </w:tcBorders>
+            <w:tcMar>
+              <w:top w:w="70" w:type="dxa"/>
+              <w:left w:w="110" w:type="dxa"/>
+              <w:bottom w:w="70" w:type="dxa"/>
+              <w:right w:w="110" w:type="dxa"/>
+            </w:tcMar>
+          </w:tcPr>
+          <w:p>
+            <w:r>
+              <w:rPr>
+                <w:sz w:val="19"/>
+                <w:szCs w:val="19"/>
+              </w:rPr>
+              <w:t xml:space="preserve">GET</w:t>
+            </w:r>
+          </w:p>
+        </w:tc>
+        <w:tc>
+          <w:tcPr>
+            <w:tcW w:w="3276" w:type="dxa"/>
+            <w:tcBorders>
+              <w:top w:val="single" w:sz="4" w:space="0" w:color="D0D5DD"/>
+              <w:left w:val="single" w:sz="4" w:space="0" w:color="D0D5DD"/>
+              <w:bottom w:val="single" w:sz="4" w:space="0" w:color="D0D5DD"/>
+              <w:right w:val="single" w:sz="4" w:space="0" w:color="D0D5DD"/>
+            </w:tcBorders>
+            <w:tcMar>
+              <w:top w:w="70" w:type="dxa"/>
+              <w:left w:w="110" w:type="dxa"/>
+              <w:bottom w:w="70" w:type="dxa"/>
+              <w:right w:w="110" w:type="dxa"/>
+            </w:tcMar>
+          </w:tcPr>
+          <w:p>
+            <w:r>
+              <w:rPr>
+                <w:sz w:val="19"/>
+                <w:szCs w:val="19"/>
+              </w:rPr>
+              <w:t xml:space="preserve">/api/duplicados/posibles</w:t>
+            </w:r>
+          </w:p>
+        </w:tc>
+        <w:tc>
+          <w:tcPr>
+            <w:tcW w:w="1404" w:type="dxa"/>
+            <w:tcBorders>
+              <w:top w:val="single" w:sz="4" w:space="0" w:color="D0D5DD"/>
+              <w:left w:val="single" w:sz="4" w:space="0" w:color="D0D5DD"/>
+              <w:bottom w:val="single" w:sz="4" w:space="0" w:color="D0D5DD"/>
+              <w:right w:val="single" w:sz="4" w:space="0" w:color="D0D5DD"/>
+            </w:tcBorders>
+            <w:tcMar>
+              <w:top w:w="70" w:type="dxa"/>
+              <w:left w:w="110" w:type="dxa"/>
+              <w:bottom w:w="70" w:type="dxa"/>
+              <w:right w:w="110" w:type="dxa"/>
+            </w:tcMar>
+          </w:tcPr>
+          <w:p>
+            <w:r>
+              <w:rPr>
+                <w:sz w:val="19"/>
+                <w:szCs w:val="19"/>
+              </w:rPr>
+              <w:t xml:space="preserve">JSON</w:t>
+            </w:r>
+          </w:p>
+        </w:tc>
+        <w:tc>
+          <w:tcPr>
+            <w:tcW w:w="3464" w:type="dxa"/>
+            <w:tcBorders>
+              <w:top w:val="single" w:sz="4" w:space="0" w:color="D0D5DD"/>
+              <w:left w:val="single" w:sz="4" w:space="0" w:color="D0D5DD"/>
+              <w:bottom w:val="single" w:sz="4" w:space="0" w:color="D0D5DD"/>
+              <w:right w:val="single" w:sz="4" w:space="0" w:color="D0D5DD"/>
+            </w:tcBorders>
+            <w:tcMar>
+              <w:top w:w="70" w:type="dxa"/>
+              <w:left w:w="110" w:type="dxa"/>
+              <w:bottom w:w="70" w:type="dxa"/>
+              <w:right w:w="110" w:type="dxa"/>
+            </w:tcMar>
+          </w:tcPr>
+          <w:p>
+            <w:r>
+              <w:rPr>
+                <w:sz w:val="19"/>
+                <w:szCs w:val="19"/>
+              </w:rPr>
+              <w:t xml:space="preserve">Pares detectados automáticamente</w:t>
+            </w:r>
+          </w:p>
+        </w:tc>
+      </w:tr>
     </w:tbl>
     <w:p>
       <w:pPr>
@@ -14086,6 +18726,132 @@
           </w:p>
         </w:tc>
       </w:tr>
+      <w:tr>
+        <w:tblPrEx>
+          <w:tblCellMar>
+            <w:top w:w="0" w:type="dxa"/>
+            <w:bottom w:w="0" w:type="dxa"/>
+          </w:tblCellMar>
+        </w:tblPrEx>
+        <w:trPr>
+          <w:cantSplit/>
+        </w:trPr>
+        <w:tc>
+          <w:tcPr>
+            <w:tcW w:w="2704" w:type="dxa"/>
+            <w:tcBorders>
+              <w:top w:val="single" w:sz="4" w:space="0" w:color="D0D5DD"/>
+              <w:left w:val="single" w:sz="4" w:space="0" w:color="D0D5DD"/>
+              <w:bottom w:val="single" w:sz="4" w:space="0" w:color="D0D5DD"/>
+              <w:right w:val="single" w:sz="4" w:space="0" w:color="D0D5DD"/>
+            </w:tcBorders>
+            <w:tcMar>
+              <w:top w:w="70" w:type="dxa"/>
+              <w:left w:w="110" w:type="dxa"/>
+              <w:bottom w:w="70" w:type="dxa"/>
+              <w:right w:w="110" w:type="dxa"/>
+            </w:tcMar>
+          </w:tcPr>
+          <w:p>
+            <w:r>
+              <w:rPr>
+                <w:sz w:val="19"/>
+                <w:szCs w:val="19"/>
+              </w:rPr>
+              <w:t xml:space="preserve">Operaciones destructivas</w:t>
+            </w:r>
+          </w:p>
+        </w:tc>
+        <w:tc>
+          <w:tcPr>
+            <w:tcW w:w="6656" w:type="dxa"/>
+            <w:tcBorders>
+              <w:top w:val="single" w:sz="4" w:space="0" w:color="D0D5DD"/>
+              <w:left w:val="single" w:sz="4" w:space="0" w:color="D0D5DD"/>
+              <w:bottom w:val="single" w:sz="4" w:space="0" w:color="D0D5DD"/>
+              <w:right w:val="single" w:sz="4" w:space="0" w:color="D0D5DD"/>
+            </w:tcBorders>
+            <w:tcMar>
+              <w:top w:w="70" w:type="dxa"/>
+              <w:left w:w="110" w:type="dxa"/>
+              <w:bottom w:w="70" w:type="dxa"/>
+              <w:right w:w="110" w:type="dxa"/>
+            </w:tcMar>
+          </w:tcPr>
+          <w:p>
+            <w:r>
+              <w:rPr>
+                <w:sz w:val="19"/>
+                <w:szCs w:val="19"/>
+              </w:rPr>
+              <w:t xml:space="preserve">La unificación se valida y se recalcula en el servidor con filas bloqueadas (FOR UPDATE), exige confirmar_advertencias ante diferencias de nivel alto y corre en una sola transacción (7.9)</w:t>
+            </w:r>
+          </w:p>
+        </w:tc>
+      </w:tr>
+      <w:tr>
+        <w:tblPrEx>
+          <w:tblCellMar>
+            <w:top w:w="0" w:type="dxa"/>
+            <w:bottom w:w="0" w:type="dxa"/>
+          </w:tblCellMar>
+        </w:tblPrEx>
+        <w:trPr>
+          <w:cantSplit/>
+        </w:trPr>
+        <w:tc>
+          <w:tcPr>
+            <w:tcW w:w="2704" w:type="dxa"/>
+            <w:tcBorders>
+              <w:top w:val="single" w:sz="4" w:space="0" w:color="D0D5DD"/>
+              <w:left w:val="single" w:sz="4" w:space="0" w:color="D0D5DD"/>
+              <w:bottom w:val="single" w:sz="4" w:space="0" w:color="D0D5DD"/>
+              <w:right w:val="single" w:sz="4" w:space="0" w:color="D0D5DD"/>
+            </w:tcBorders>
+            <w:tcMar>
+              <w:top w:w="70" w:type="dxa"/>
+              <w:left w:w="110" w:type="dxa"/>
+              <w:bottom w:w="70" w:type="dxa"/>
+              <w:right w:w="110" w:type="dxa"/>
+            </w:tcMar>
+          </w:tcPr>
+          <w:p>
+            <w:r>
+              <w:rPr>
+                <w:sz w:val="19"/>
+                <w:szCs w:val="19"/>
+              </w:rPr>
+              <w:t xml:space="preserve">Búsquedas con LIKE</w:t>
+            </w:r>
+          </w:p>
+        </w:tc>
+        <w:tc>
+          <w:tcPr>
+            <w:tcW w:w="6656" w:type="dxa"/>
+            <w:tcBorders>
+              <w:top w:val="single" w:sz="4" w:space="0" w:color="D0D5DD"/>
+              <w:left w:val="single" w:sz="4" w:space="0" w:color="D0D5DD"/>
+              <w:bottom w:val="single" w:sz="4" w:space="0" w:color="D0D5DD"/>
+              <w:right w:val="single" w:sz="4" w:space="0" w:color="D0D5DD"/>
+            </w:tcBorders>
+            <w:tcMar>
+              <w:top w:w="70" w:type="dxa"/>
+              <w:left w:w="110" w:type="dxa"/>
+              <w:bottom w:w="70" w:type="dxa"/>
+              <w:right w:w="110" w:type="dxa"/>
+            </w:tcMar>
+          </w:tcPr>
+          <w:p>
+            <w:r>
+              <w:rPr>
+                <w:sz w:val="19"/>
+                <w:szCs w:val="19"/>
+              </w:rPr>
+              <w:t xml:space="preserve">Los comodines %, _ y \ escritos por el usuario se escapan (_escapar_like)</w:t>
+            </w:r>
+          </w:p>
+        </w:tc>
+      </w:tr>
     </w:tbl>
     <w:p>
       <w:pPr>
@@ -14166,7 +18932,7 @@
           <w:sz w:val="19"/>
           <w:szCs w:val="19"/>
         </w:rPr>
-        <w:t>httpx</w:t>
+        <w:t>httpx2</w:t>
       </w:r>
       <w:r>
         <w:t>).</w:t>
@@ -14406,6 +19172,169 @@
       </w:r>
       <w:r>
         <w:t>).</w:t>
+      </w:r>
+    </w:p>
+    <w:p>
+      <w:pPr>
+        <w:spacing w:after="120"/>
+      </w:pPr>
+      <w:r>
+        <w:rPr>
+          <w:b/>
+          <w:bCs/>
+        </w:rPr>
+        <w:t xml:space="preserve">Notas de la prueba del módulo de duplicados</w:t>
+      </w:r>
+      <w:r>
+        <w:t xml:space="preserve"> (octubre de 2026):</w:t>
+      </w:r>
+    </w:p>
+    <w:p>
+      <w:pPr>
+        <w:pStyle w:val="Prrafodelista"/>
+        <w:numPr>
+          <w:ilvl w:val="0"/>
+          <w:numId w:val="2"/>
+        </w:numPr>
+        <w:spacing w:after="60"/>
+      </w:pPr>
+      <w:r>
+        <w:t xml:space="preserve">El servicio se probó contra la BD de Colombia llamando a </w:t>
+      </w:r>
+      <w:r>
+        <w:rPr>
+          <w:rFonts w:ascii="Consolas" w:eastAsia="Consolas" w:hAnsi="Consolas" w:cs="Consolas"/>
+          <w:color w:val="B42318"/>
+          <w:sz w:val="19"/>
+          <w:szCs w:val="19"/>
+        </w:rPr>
+        <w:t xml:space="preserve">ejecutar_fusion</w:t>
+      </w:r>
+      <w:r>
+        <w:t xml:space="preserve"> y terminando siempre con </w:t>
+      </w:r>
+      <w:r>
+        <w:rPr>
+          <w:rFonts w:ascii="Consolas" w:eastAsia="Consolas" w:hAnsi="Consolas" w:cs="Consolas"/>
+          <w:color w:val="B42318"/>
+          <w:sz w:val="19"/>
+          <w:szCs w:val="19"/>
+        </w:rPr>
+        <w:t xml:space="preserve">conn.rollback()</w:t>
+      </w:r>
+      <w:r>
+        <w:t xml:space="preserve">; se comparó el conteo de filas por tabla antes y después del rollback.</w:t>
+      </w:r>
+    </w:p>
+    <w:p>
+      <w:pPr>
+        <w:pStyle w:val="Prrafodelista"/>
+        <w:numPr>
+          <w:ilvl w:val="0"/>
+          <w:numId w:val="2"/>
+        </w:numPr>
+        <w:spacing w:after="60"/>
+      </w:pPr>
+      <w:r>
+        <w:t xml:space="preserve">Casos simulados dentro de la transacción: traslado de pesquisas, inscripción más traslado, colisión de escolaridad, relación familiar entre ambos y evaluaciones de centro.</w:t>
+      </w:r>
+    </w:p>
+    <w:p>
+      <w:pPr>
+        <w:pStyle w:val="Prrafodelista"/>
+        <w:numPr>
+          <w:ilvl w:val="0"/>
+          <w:numId w:val="2"/>
+        </w:numPr>
+        <w:spacing w:after="60"/>
+      </w:pPr>
+      <w:r>
+        <w:t xml:space="preserve">En este entorno </w:t>
+      </w:r>
+      <w:r>
+        <w:rPr>
+          <w:rFonts w:ascii="Consolas" w:eastAsia="Consolas" w:hAnsi="Consolas" w:cs="Consolas"/>
+          <w:color w:val="B42318"/>
+          <w:sz w:val="19"/>
+          <w:szCs w:val="19"/>
+        </w:rPr>
+        <w:t xml:space="preserve">starlette.testclient</w:t>
+      </w:r>
+      <w:r>
+        <w:t xml:space="preserve"> exige el paquete </w:t>
+      </w:r>
+      <w:r>
+        <w:rPr>
+          <w:rFonts w:ascii="Consolas" w:eastAsia="Consolas" w:hAnsi="Consolas" w:cs="Consolas"/>
+          <w:color w:val="B42318"/>
+          <w:sz w:val="19"/>
+          <w:szCs w:val="19"/>
+        </w:rPr>
+        <w:t xml:space="preserve">httpx2</w:t>
+      </w:r>
+      <w:r>
+        <w:t xml:space="preserve"> (no instalado). El </w:t>
+      </w:r>
+      <w:r>
+        <w:rPr>
+          <w:rFonts w:ascii="Consolas" w:eastAsia="Consolas" w:hAnsi="Consolas" w:cs="Consolas"/>
+          <w:color w:val="B42318"/>
+          <w:sz w:val="19"/>
+          <w:szCs w:val="19"/>
+        </w:rPr>
+        <w:t xml:space="preserve">POST</w:t>
+      </w:r>
+      <w:r>
+        <w:t xml:space="preserve"> se probó con un Uvicorn de prueba en otro puerto con </w:t>
+      </w:r>
+      <w:r>
+        <w:rPr>
+          <w:rFonts w:ascii="Consolas" w:eastAsia="Consolas" w:hAnsi="Consolas" w:cs="Consolas"/>
+          <w:color w:val="B42318"/>
+          <w:sz w:val="19"/>
+          <w:szCs w:val="19"/>
+        </w:rPr>
+        <w:t xml:space="preserve">commit</w:t>
+      </w:r>
+      <w:r>
+        <w:t xml:space="preserve"> sustituido por </w:t>
+      </w:r>
+      <w:r>
+        <w:rPr>
+          <w:rFonts w:ascii="Consolas" w:eastAsia="Consolas" w:hAnsi="Consolas" w:cs="Consolas"/>
+          <w:color w:val="B42318"/>
+          <w:sz w:val="19"/>
+          <w:szCs w:val="19"/>
+        </w:rPr>
+        <w:t xml:space="preserve">rollback</w:t>
+      </w:r>
+      <w:r>
+        <w:t xml:space="preserve">, consultado con peticiones HTTP reales.</w:t>
+      </w:r>
+    </w:p>
+    <w:p>
+      <w:pPr>
+        <w:pStyle w:val="Prrafodelista"/>
+        <w:numPr>
+          <w:ilvl w:val="0"/>
+          <w:numId w:val="2"/>
+        </w:numPr>
+        <w:spacing w:after="60"/>
+      </w:pPr>
+      <w:r>
+        <w:t xml:space="preserve">Las capturas del manual de usuario se generan con un servidor de demostración que sustituye las funciones del servicio por datos ficticios, más Edge en modo headless (</w:t>
+      </w:r>
+      <w:r>
+        <w:rPr>
+          <w:rFonts w:ascii="Consolas" w:eastAsia="Consolas" w:hAnsi="Consolas" w:cs="Consolas"/>
+          <w:color w:val="B42318"/>
+          <w:sz w:val="19"/>
+          <w:szCs w:val="19"/>
+        </w:rPr>
+        <w:t xml:space="preserve">--screenshot</w:t>
+      </w:r>
+      <w:r>
+        <w:t xml:space="preserve">). No necesita base de datos.</w:t>
       </w:r>
     </w:p>
     <w:p>
@@ -15261,6 +20190,273 @@
           </w:p>
         </w:tc>
       </w:tr>
+      <w:tr>
+        <w:tblPrEx>
+          <w:tblCellMar>
+            <w:top w:w="0" w:type="dxa"/>
+            <w:bottom w:w="0" w:type="dxa"/>
+          </w:tblCellMar>
+        </w:tblPrEx>
+        <w:trPr>
+          <w:cantSplit/>
+        </w:trPr>
+        <w:tc>
+          <w:tcPr>
+            <w:tcW w:w="3120" w:type="dxa"/>
+            <w:tcBorders>
+              <w:top w:val="single" w:sz="4" w:space="0" w:color="D0D5DD"/>
+              <w:left w:val="single" w:sz="4" w:space="0" w:color="D0D5DD"/>
+              <w:bottom w:val="single" w:sz="4" w:space="0" w:color="D0D5DD"/>
+              <w:right w:val="single" w:sz="4" w:space="0" w:color="D0D5DD"/>
+            </w:tcBorders>
+            <w:tcMar>
+              <w:top w:w="70" w:type="dxa"/>
+              <w:left w:w="110" w:type="dxa"/>
+              <w:bottom w:w="70" w:type="dxa"/>
+              <w:right w:w="110" w:type="dxa"/>
+            </w:tcMar>
+          </w:tcPr>
+          <w:p>
+            <w:r>
+              <w:rPr>
+                <w:sz w:val="19"/>
+                <w:szCs w:val="19"/>
+              </w:rPr>
+              <w:t xml:space="preserve">RuntimeError: starlette.testclient requires the httpx2 package</w:t>
+            </w:r>
+          </w:p>
+        </w:tc>
+        <w:tc>
+          <w:tcPr>
+            <w:tcW w:w="3328" w:type="dxa"/>
+            <w:tcBorders>
+              <w:top w:val="single" w:sz="4" w:space="0" w:color="D0D5DD"/>
+              <w:left w:val="single" w:sz="4" w:space="0" w:color="D0D5DD"/>
+              <w:bottom w:val="single" w:sz="4" w:space="0" w:color="D0D5DD"/>
+              <w:right w:val="single" w:sz="4" w:space="0" w:color="D0D5DD"/>
+            </w:tcBorders>
+            <w:tcMar>
+              <w:top w:w="70" w:type="dxa"/>
+              <w:left w:w="110" w:type="dxa"/>
+              <w:bottom w:w="70" w:type="dxa"/>
+              <w:right w:w="110" w:type="dxa"/>
+            </w:tcMar>
+          </w:tcPr>
+          <w:p>
+            <w:r>
+              <w:rPr>
+                <w:sz w:val="19"/>
+                <w:szCs w:val="19"/>
+              </w:rPr>
+              <w:t xml:space="preserve">Dependencia de pruebas no instalada</w:t>
+            </w:r>
+          </w:p>
+        </w:tc>
+        <w:tc>
+          <w:tcPr>
+            <w:tcW w:w="2912" w:type="dxa"/>
+            <w:tcBorders>
+              <w:top w:val="single" w:sz="4" w:space="0" w:color="D0D5DD"/>
+              <w:left w:val="single" w:sz="4" w:space="0" w:color="D0D5DD"/>
+              <w:bottom w:val="single" w:sz="4" w:space="0" w:color="D0D5DD"/>
+              <w:right w:val="single" w:sz="4" w:space="0" w:color="D0D5DD"/>
+            </w:tcBorders>
+            <w:tcMar>
+              <w:top w:w="70" w:type="dxa"/>
+              <w:left w:w="110" w:type="dxa"/>
+              <w:bottom w:w="70" w:type="dxa"/>
+              <w:right w:w="110" w:type="dxa"/>
+            </w:tcMar>
+          </w:tcPr>
+          <w:p>
+            <w:r>
+              <w:rPr>
+                <w:sz w:val="19"/>
+                <w:szCs w:val="19"/>
+              </w:rPr>
+              <w:t xml:space="preserve">Instalarla en el venv de desarrollo o probar con HTTP real contra un servidor de prueba (10)</w:t>
+            </w:r>
+          </w:p>
+        </w:tc>
+      </w:tr>
+      <w:tr>
+        <w:tblPrEx>
+          <w:tblCellMar>
+            <w:top w:w="0" w:type="dxa"/>
+            <w:bottom w:w="0" w:type="dxa"/>
+          </w:tblCellMar>
+        </w:tblPrEx>
+        <w:trPr>
+          <w:cantSplit/>
+        </w:trPr>
+        <w:tc>
+          <w:tcPr>
+            <w:tcW w:w="3120" w:type="dxa"/>
+            <w:tcBorders>
+              <w:top w:val="single" w:sz="4" w:space="0" w:color="D0D5DD"/>
+              <w:left w:val="single" w:sz="4" w:space="0" w:color="D0D5DD"/>
+              <w:bottom w:val="single" w:sz="4" w:space="0" w:color="D0D5DD"/>
+              <w:right w:val="single" w:sz="4" w:space="0" w:color="D0D5DD"/>
+            </w:tcBorders>
+            <w:tcMar>
+              <w:top w:w="70" w:type="dxa"/>
+              <w:left w:w="110" w:type="dxa"/>
+              <w:bottom w:w="70" w:type="dxa"/>
+              <w:right w:w="110" w:type="dxa"/>
+            </w:tcMar>
+          </w:tcPr>
+          <w:p>
+            <w:r>
+              <w:rPr>
+                <w:sz w:val="19"/>
+                <w:szCs w:val="19"/>
+              </w:rPr>
+              <w:t xml:space="preserve">Al unificar: «El beneficiario … no existe (¿ya fue unificado?)»</w:t>
+            </w:r>
+          </w:p>
+        </w:tc>
+        <w:tc>
+          <w:tcPr>
+            <w:tcW w:w="3328" w:type="dxa"/>
+            <w:tcBorders>
+              <w:top w:val="single" w:sz="4" w:space="0" w:color="D0D5DD"/>
+              <w:left w:val="single" w:sz="4" w:space="0" w:color="D0D5DD"/>
+              <w:bottom w:val="single" w:sz="4" w:space="0" w:color="D0D5DD"/>
+              <w:right w:val="single" w:sz="4" w:space="0" w:color="D0D5DD"/>
+            </w:tcBorders>
+            <w:tcMar>
+              <w:top w:w="70" w:type="dxa"/>
+              <w:left w:w="110" w:type="dxa"/>
+              <w:bottom w:w="70" w:type="dxa"/>
+              <w:right w:w="110" w:type="dxa"/>
+            </w:tcMar>
+          </w:tcPr>
+          <w:p>
+            <w:r>
+              <w:rPr>
+                <w:sz w:val="19"/>
+                <w:szCs w:val="19"/>
+              </w:rPr>
+              <w:t xml:space="preserve">Otro usuario ya unificó ese registro</w:t>
+            </w:r>
+          </w:p>
+        </w:tc>
+        <w:tc>
+          <w:tcPr>
+            <w:tcW w:w="2912" w:type="dxa"/>
+            <w:tcBorders>
+              <w:top w:val="single" w:sz="4" w:space="0" w:color="D0D5DD"/>
+              <w:left w:val="single" w:sz="4" w:space="0" w:color="D0D5DD"/>
+              <w:bottom w:val="single" w:sz="4" w:space="0" w:color="D0D5DD"/>
+              <w:right w:val="single" w:sz="4" w:space="0" w:color="D0D5DD"/>
+            </w:tcBorders>
+            <w:tcMar>
+              <w:top w:w="70" w:type="dxa"/>
+              <w:left w:w="110" w:type="dxa"/>
+              <w:bottom w:w="70" w:type="dxa"/>
+              <w:right w:w="110" w:type="dxa"/>
+            </w:tcMar>
+          </w:tcPr>
+          <w:p>
+            <w:r>
+              <w:rPr>
+                <w:sz w:val="19"/>
+                <w:szCs w:val="19"/>
+              </w:rPr>
+              <w:t xml:space="preserve">Volver a buscar</w:t>
+            </w:r>
+          </w:p>
+        </w:tc>
+      </w:tr>
+      <w:tr>
+        <w:tblPrEx>
+          <w:tblCellMar>
+            <w:top w:w="0" w:type="dxa"/>
+            <w:bottom w:w="0" w:type="dxa"/>
+          </w:tblCellMar>
+        </w:tblPrEx>
+        <w:trPr>
+          <w:cantSplit/>
+        </w:trPr>
+        <w:tc>
+          <w:tcPr>
+            <w:tcW w:w="3120" w:type="dxa"/>
+            <w:tcBorders>
+              <w:top w:val="single" w:sz="4" w:space="0" w:color="D0D5DD"/>
+              <w:left w:val="single" w:sz="4" w:space="0" w:color="D0D5DD"/>
+              <w:bottom w:val="single" w:sz="4" w:space="0" w:color="D0D5DD"/>
+              <w:right w:val="single" w:sz="4" w:space="0" w:color="D0D5DD"/>
+            </w:tcBorders>
+            <w:tcMar>
+              <w:top w:w="70" w:type="dxa"/>
+              <w:left w:w="110" w:type="dxa"/>
+              <w:bottom w:w="70" w:type="dxa"/>
+              <w:right w:w="110" w:type="dxa"/>
+            </w:tcMar>
+          </w:tcPr>
+          <w:p>
+            <w:r>
+              <w:rPr>
+                <w:sz w:val="19"/>
+                <w:szCs w:val="19"/>
+              </w:rPr>
+              <w:t xml:space="preserve">Al unificar: error 1451 (Cannot delete or update a parent row)</w:t>
+            </w:r>
+          </w:p>
+        </w:tc>
+        <w:tc>
+          <w:tcPr>
+            <w:tcW w:w="3328" w:type="dxa"/>
+            <w:tcBorders>
+              <w:top w:val="single" w:sz="4" w:space="0" w:color="D0D5DD"/>
+              <w:left w:val="single" w:sz="4" w:space="0" w:color="D0D5DD"/>
+              <w:bottom w:val="single" w:sz="4" w:space="0" w:color="D0D5DD"/>
+              <w:right w:val="single" w:sz="4" w:space="0" w:color="D0D5DD"/>
+            </w:tcBorders>
+            <w:tcMar>
+              <w:top w:w="70" w:type="dxa"/>
+              <w:left w:w="110" w:type="dxa"/>
+              <w:bottom w:w="70" w:type="dxa"/>
+              <w:right w:w="110" w:type="dxa"/>
+            </w:tcMar>
+          </w:tcPr>
+          <w:p>
+            <w:r>
+              <w:rPr>
+                <w:sz w:val="19"/>
+                <w:szCs w:val="19"/>
+              </w:rPr>
+              <w:t xml:space="preserve">Hay una tabla nueva con FK a psi_personas que el servicio no conoce</w:t>
+            </w:r>
+          </w:p>
+        </w:tc>
+        <w:tc>
+          <w:tcPr>
+            <w:tcW w:w="2912" w:type="dxa"/>
+            <w:tcBorders>
+              <w:top w:val="single" w:sz="4" w:space="0" w:color="D0D5DD"/>
+              <w:left w:val="single" w:sz="4" w:space="0" w:color="D0D5DD"/>
+              <w:bottom w:val="single" w:sz="4" w:space="0" w:color="D0D5DD"/>
+              <w:right w:val="single" w:sz="4" w:space="0" w:color="D0D5DD"/>
+            </w:tcBorders>
+            <w:tcMar>
+              <w:top w:w="70" w:type="dxa"/>
+              <w:left w:w="110" w:type="dxa"/>
+              <w:bottom w:w="70" w:type="dxa"/>
+              <w:right w:w="110" w:type="dxa"/>
+            </w:tcMar>
+          </w:tcPr>
+          <w:p>
+            <w:r>
+              <w:rPr>
+                <w:sz w:val="19"/>
+                <w:szCs w:val="19"/>
+              </w:rPr>
+              <w:t xml:space="preserve">No se pierde nada (rollback). Agregar la tabla a _CONFIG o a ejecutar_fusion</w:t>
+            </w:r>
+          </w:p>
+        </w:tc>
+      </w:tr>
     </w:tbl>
     <w:p>
       <w:pPr>
@@ -16160,6 +21356,451 @@
                 <w:szCs w:val="19"/>
               </w:rPr>
               <w:t>Baja</w:t>
+            </w:r>
+          </w:p>
+        </w:tc>
+      </w:tr>
+      <w:tr>
+        <w:tblPrEx>
+          <w:tblCellMar>
+            <w:top w:w="0" w:type="dxa"/>
+            <w:bottom w:w="0" w:type="dxa"/>
+          </w:tblCellMar>
+        </w:tblPrEx>
+        <w:trPr>
+          <w:cantSplit/>
+        </w:trPr>
+        <w:tc>
+          <w:tcPr>
+            <w:tcW w:w="2912" w:type="dxa"/>
+            <w:tcBorders>
+              <w:top w:val="single" w:sz="4" w:space="0" w:color="D0D5DD"/>
+              <w:left w:val="single" w:sz="4" w:space="0" w:color="D0D5DD"/>
+              <w:bottom w:val="single" w:sz="4" w:space="0" w:color="D0D5DD"/>
+              <w:right w:val="single" w:sz="4" w:space="0" w:color="D0D5DD"/>
+            </w:tcBorders>
+            <w:tcMar>
+              <w:top w:w="70" w:type="dxa"/>
+              <w:left w:w="110" w:type="dxa"/>
+              <w:bottom w:w="70" w:type="dxa"/>
+              <w:right w:w="110" w:type="dxa"/>
+            </w:tcMar>
+          </w:tcPr>
+          <w:p>
+            <w:r>
+              <w:rPr>
+                <w:sz w:val="19"/>
+                <w:szCs w:val="19"/>
+              </w:rPr>
+              <w:t xml:space="preserve">Unificación sin respaldo ni auditoría</w:t>
+            </w:r>
+          </w:p>
+        </w:tc>
+        <w:tc>
+          <w:tcPr>
+            <w:tcW w:w="4992" w:type="dxa"/>
+            <w:tcBorders>
+              <w:top w:val="single" w:sz="4" w:space="0" w:color="D0D5DD"/>
+              <w:left w:val="single" w:sz="4" w:space="0" w:color="D0D5DD"/>
+              <w:bottom w:val="single" w:sz="4" w:space="0" w:color="D0D5DD"/>
+              <w:right w:val="single" w:sz="4" w:space="0" w:color="D0D5DD"/>
+            </w:tcBorders>
+            <w:tcMar>
+              <w:top w:w="70" w:type="dxa"/>
+              <w:left w:w="110" w:type="dxa"/>
+              <w:bottom w:w="70" w:type="dxa"/>
+              <w:right w:w="110" w:type="dxa"/>
+            </w:tcMar>
+          </w:tcPr>
+          <w:p>
+            <w:r>
+              <w:rPr>
+                <w:sz w:val="19"/>
+                <w:szCs w:val="19"/>
+              </w:rPr>
+              <w:t xml:space="preserve">Solo queda el log; no hay tabla de auditoría ni copia de lo eliminado. Evaluar guardar en JSON las filas del duplicado antes de borrarlas</w:t>
+            </w:r>
+          </w:p>
+        </w:tc>
+        <w:tc>
+          <w:tcPr>
+            <w:tcW w:w="1456" w:type="dxa"/>
+            <w:tcBorders>
+              <w:top w:val="single" w:sz="4" w:space="0" w:color="D0D5DD"/>
+              <w:left w:val="single" w:sz="4" w:space="0" w:color="D0D5DD"/>
+              <w:bottom w:val="single" w:sz="4" w:space="0" w:color="D0D5DD"/>
+              <w:right w:val="single" w:sz="4" w:space="0" w:color="D0D5DD"/>
+            </w:tcBorders>
+            <w:tcMar>
+              <w:top w:w="70" w:type="dxa"/>
+              <w:left w:w="110" w:type="dxa"/>
+              <w:bottom w:w="70" w:type="dxa"/>
+              <w:right w:w="110" w:type="dxa"/>
+            </w:tcMar>
+          </w:tcPr>
+          <w:p>
+            <w:r>
+              <w:rPr>
+                <w:sz w:val="19"/>
+                <w:szCs w:val="19"/>
+              </w:rPr>
+              <w:t xml:space="preserve">Media</w:t>
+            </w:r>
+          </w:p>
+        </w:tc>
+      </w:tr>
+      <w:tr>
+        <w:tblPrEx>
+          <w:tblCellMar>
+            <w:top w:w="0" w:type="dxa"/>
+            <w:bottom w:w="0" w:type="dxa"/>
+          </w:tblCellMar>
+        </w:tblPrEx>
+        <w:trPr>
+          <w:cantSplit/>
+        </w:trPr>
+        <w:tc>
+          <w:tcPr>
+            <w:tcW w:w="2912" w:type="dxa"/>
+            <w:tcBorders>
+              <w:top w:val="single" w:sz="4" w:space="0" w:color="D0D5DD"/>
+              <w:left w:val="single" w:sz="4" w:space="0" w:color="D0D5DD"/>
+              <w:bottom w:val="single" w:sz="4" w:space="0" w:color="D0D5DD"/>
+              <w:right w:val="single" w:sz="4" w:space="0" w:color="D0D5DD"/>
+            </w:tcBorders>
+            <w:tcMar>
+              <w:top w:w="70" w:type="dxa"/>
+              <w:left w:w="110" w:type="dxa"/>
+              <w:bottom w:w="70" w:type="dxa"/>
+              <w:right w:w="110" w:type="dxa"/>
+            </w:tcMar>
+          </w:tcPr>
+          <w:p>
+            <w:r>
+              <w:rPr>
+                <w:sz w:val="19"/>
+                <w:szCs w:val="19"/>
+              </w:rPr>
+              <w:t xml:space="preserve">Unificación sin probar en Venezuela ni El Salvador</w:t>
+            </w:r>
+          </w:p>
+        </w:tc>
+        <w:tc>
+          <w:tcPr>
+            <w:tcW w:w="4992" w:type="dxa"/>
+            <w:tcBorders>
+              <w:top w:val="single" w:sz="4" w:space="0" w:color="D0D5DD"/>
+              <w:left w:val="single" w:sz="4" w:space="0" w:color="D0D5DD"/>
+              <w:bottom w:val="single" w:sz="4" w:space="0" w:color="D0D5DD"/>
+              <w:right w:val="single" w:sz="4" w:space="0" w:color="D0D5DD"/>
+            </w:tcBorders>
+            <w:tcMar>
+              <w:top w:w="70" w:type="dxa"/>
+              <w:left w:w="110" w:type="dxa"/>
+              <w:bottom w:w="70" w:type="dxa"/>
+              <w:right w:w="110" w:type="dxa"/>
+            </w:tcMar>
+          </w:tcPr>
+          <w:p>
+            <w:r>
+              <w:rPr>
+                <w:sz w:val="19"/>
+                <w:szCs w:val="19"/>
+              </w:rPr>
+              <w:t xml:space="preserve">Verificar en cada base las tablas opcionales (psi_campo_evaluaciones*, psi_fases_pac_x_jornada, encuesta) y los nombres de columnas</w:t>
+            </w:r>
+          </w:p>
+        </w:tc>
+        <w:tc>
+          <w:tcPr>
+            <w:tcW w:w="1456" w:type="dxa"/>
+            <w:tcBorders>
+              <w:top w:val="single" w:sz="4" w:space="0" w:color="D0D5DD"/>
+              <w:left w:val="single" w:sz="4" w:space="0" w:color="D0D5DD"/>
+              <w:bottom w:val="single" w:sz="4" w:space="0" w:color="D0D5DD"/>
+              <w:right w:val="single" w:sz="4" w:space="0" w:color="D0D5DD"/>
+            </w:tcBorders>
+            <w:tcMar>
+              <w:top w:w="70" w:type="dxa"/>
+              <w:left w:w="110" w:type="dxa"/>
+              <w:bottom w:w="70" w:type="dxa"/>
+              <w:right w:w="110" w:type="dxa"/>
+            </w:tcMar>
+          </w:tcPr>
+          <w:p>
+            <w:r>
+              <w:rPr>
+                <w:sz w:val="19"/>
+                <w:szCs w:val="19"/>
+              </w:rPr>
+              <w:t xml:space="preserve">Media</w:t>
+            </w:r>
+          </w:p>
+        </w:tc>
+      </w:tr>
+      <w:tr>
+        <w:tblPrEx>
+          <w:tblCellMar>
+            <w:top w:w="0" w:type="dxa"/>
+            <w:bottom w:w="0" w:type="dxa"/>
+          </w:tblCellMar>
+        </w:tblPrEx>
+        <w:trPr>
+          <w:cantSplit/>
+        </w:trPr>
+        <w:tc>
+          <w:tcPr>
+            <w:tcW w:w="2912" w:type="dxa"/>
+            <w:tcBorders>
+              <w:top w:val="single" w:sz="4" w:space="0" w:color="D0D5DD"/>
+              <w:left w:val="single" w:sz="4" w:space="0" w:color="D0D5DD"/>
+              <w:bottom w:val="single" w:sz="4" w:space="0" w:color="D0D5DD"/>
+              <w:right w:val="single" w:sz="4" w:space="0" w:color="D0D5DD"/>
+            </w:tcBorders>
+            <w:tcMar>
+              <w:top w:w="70" w:type="dxa"/>
+              <w:left w:w="110" w:type="dxa"/>
+              <w:bottom w:w="70" w:type="dxa"/>
+              <w:right w:w="110" w:type="dxa"/>
+            </w:tcMar>
+          </w:tcPr>
+          <w:p>
+            <w:r>
+              <w:rPr>
+                <w:sz w:val="19"/>
+                <w:szCs w:val="19"/>
+              </w:rPr>
+              <w:t xml:space="preserve">Posibles duplicados: sin «no es duplicado»</w:t>
+            </w:r>
+          </w:p>
+        </w:tc>
+        <w:tc>
+          <w:tcPr>
+            <w:tcW w:w="4992" w:type="dxa"/>
+            <w:tcBorders>
+              <w:top w:val="single" w:sz="4" w:space="0" w:color="D0D5DD"/>
+              <w:left w:val="single" w:sz="4" w:space="0" w:color="D0D5DD"/>
+              <w:bottom w:val="single" w:sz="4" w:space="0" w:color="D0D5DD"/>
+              <w:right w:val="single" w:sz="4" w:space="0" w:color="D0D5DD"/>
+            </w:tcBorders>
+            <w:tcMar>
+              <w:top w:w="70" w:type="dxa"/>
+              <w:left w:w="110" w:type="dxa"/>
+              <w:bottom w:w="70" w:type="dxa"/>
+              <w:right w:w="110" w:type="dxa"/>
+            </w:tcMar>
+          </w:tcPr>
+          <w:p>
+            <w:r>
+              <w:rPr>
+                <w:sz w:val="19"/>
+                <w:szCs w:val="19"/>
+              </w:rPr>
+              <w:t xml:space="preserve">Los pares descartados reaparecen en cada visita; requeriría una tabla nueva</w:t>
+            </w:r>
+          </w:p>
+        </w:tc>
+        <w:tc>
+          <w:tcPr>
+            <w:tcW w:w="1456" w:type="dxa"/>
+            <w:tcBorders>
+              <w:top w:val="single" w:sz="4" w:space="0" w:color="D0D5DD"/>
+              <w:left w:val="single" w:sz="4" w:space="0" w:color="D0D5DD"/>
+              <w:bottom w:val="single" w:sz="4" w:space="0" w:color="D0D5DD"/>
+              <w:right w:val="single" w:sz="4" w:space="0" w:color="D0D5DD"/>
+            </w:tcBorders>
+            <w:tcMar>
+              <w:top w:w="70" w:type="dxa"/>
+              <w:left w:w="110" w:type="dxa"/>
+              <w:bottom w:w="70" w:type="dxa"/>
+              <w:right w:w="110" w:type="dxa"/>
+            </w:tcMar>
+          </w:tcPr>
+          <w:p>
+            <w:r>
+              <w:rPr>
+                <w:sz w:val="19"/>
+                <w:szCs w:val="19"/>
+              </w:rPr>
+              <w:t xml:space="preserve">Baja</w:t>
+            </w:r>
+          </w:p>
+        </w:tc>
+      </w:tr>
+      <w:tr>
+        <w:tblPrEx>
+          <w:tblCellMar>
+            <w:top w:w="0" w:type="dxa"/>
+            <w:bottom w:w="0" w:type="dxa"/>
+          </w:tblCellMar>
+        </w:tblPrEx>
+        <w:trPr>
+          <w:cantSplit/>
+        </w:trPr>
+        <w:tc>
+          <w:tcPr>
+            <w:tcW w:w="2912" w:type="dxa"/>
+            <w:tcBorders>
+              <w:top w:val="single" w:sz="4" w:space="0" w:color="D0D5DD"/>
+              <w:left w:val="single" w:sz="4" w:space="0" w:color="D0D5DD"/>
+              <w:bottom w:val="single" w:sz="4" w:space="0" w:color="D0D5DD"/>
+              <w:right w:val="single" w:sz="4" w:space="0" w:color="D0D5DD"/>
+            </w:tcBorders>
+            <w:tcMar>
+              <w:top w:w="70" w:type="dxa"/>
+              <w:left w:w="110" w:type="dxa"/>
+              <w:bottom w:w="70" w:type="dxa"/>
+              <w:right w:w="110" w:type="dxa"/>
+            </w:tcMar>
+          </w:tcPr>
+          <w:p>
+            <w:r>
+              <w:rPr>
+                <w:sz w:val="19"/>
+                <w:szCs w:val="19"/>
+              </w:rPr>
+              <w:t xml:space="preserve">Posibles duplicados: criterio estricto</w:t>
+            </w:r>
+          </w:p>
+        </w:tc>
+        <w:tc>
+          <w:tcPr>
+            <w:tcW w:w="4992" w:type="dxa"/>
+            <w:tcBorders>
+              <w:top w:val="single" w:sz="4" w:space="0" w:color="D0D5DD"/>
+              <w:left w:val="single" w:sz="4" w:space="0" w:color="D0D5DD"/>
+              <w:bottom w:val="single" w:sz="4" w:space="0" w:color="D0D5DD"/>
+              <w:right w:val="single" w:sz="4" w:space="0" w:color="D0D5DD"/>
+            </w:tcBorders>
+            <w:tcMar>
+              <w:top w:w="70" w:type="dxa"/>
+              <w:left w:w="110" w:type="dxa"/>
+              <w:bottom w:w="70" w:type="dxa"/>
+              <w:right w:w="110" w:type="dxa"/>
+            </w:tcMar>
+          </w:tcPr>
+          <w:p>
+            <w:r>
+              <w:rPr>
+                <w:sz w:val="19"/>
+                <w:szCs w:val="19"/>
+              </w:rPr>
+              <w:t xml:space="preserve">Exige apellido, sexo y fecha idénticos; no detecta variantes de apellido ni fechas mal escritas</w:t>
+            </w:r>
+          </w:p>
+        </w:tc>
+        <w:tc>
+          <w:tcPr>
+            <w:tcW w:w="1456" w:type="dxa"/>
+            <w:tcBorders>
+              <w:top w:val="single" w:sz="4" w:space="0" w:color="D0D5DD"/>
+              <w:left w:val="single" w:sz="4" w:space="0" w:color="D0D5DD"/>
+              <w:bottom w:val="single" w:sz="4" w:space="0" w:color="D0D5DD"/>
+              <w:right w:val="single" w:sz="4" w:space="0" w:color="D0D5DD"/>
+            </w:tcBorders>
+            <w:tcMar>
+              <w:top w:w="70" w:type="dxa"/>
+              <w:left w:w="110" w:type="dxa"/>
+              <w:bottom w:w="70" w:type="dxa"/>
+              <w:right w:w="110" w:type="dxa"/>
+            </w:tcMar>
+          </w:tcPr>
+          <w:p>
+            <w:r>
+              <w:rPr>
+                <w:sz w:val="19"/>
+                <w:szCs w:val="19"/>
+              </w:rPr>
+              <w:t xml:space="preserve">Baja</w:t>
+            </w:r>
+          </w:p>
+        </w:tc>
+      </w:tr>
+      <w:tr>
+        <w:tblPrEx>
+          <w:tblCellMar>
+            <w:top w:w="0" w:type="dxa"/>
+            <w:bottom w:w="0" w:type="dxa"/>
+          </w:tblCellMar>
+        </w:tblPrEx>
+        <w:trPr>
+          <w:cantSplit/>
+        </w:trPr>
+        <w:tc>
+          <w:tcPr>
+            <w:tcW w:w="2912" w:type="dxa"/>
+            <w:tcBorders>
+              <w:top w:val="single" w:sz="4" w:space="0" w:color="D0D5DD"/>
+              <w:left w:val="single" w:sz="4" w:space="0" w:color="D0D5DD"/>
+              <w:bottom w:val="single" w:sz="4" w:space="0" w:color="D0D5DD"/>
+              <w:right w:val="single" w:sz="4" w:space="0" w:color="D0D5DD"/>
+            </w:tcBorders>
+            <w:tcMar>
+              <w:top w:w="70" w:type="dxa"/>
+              <w:left w:w="110" w:type="dxa"/>
+              <w:bottom w:w="70" w:type="dxa"/>
+              <w:right w:w="110" w:type="dxa"/>
+            </w:tcMar>
+          </w:tcPr>
+          <w:p>
+            <w:r>
+              <w:rPr>
+                <w:sz w:val="19"/>
+                <w:szCs w:val="19"/>
+              </w:rPr>
+              <w:t xml:space="preserve">Rendimiento de la lista de posibles duplicados</w:t>
+            </w:r>
+          </w:p>
+        </w:tc>
+        <w:tc>
+          <w:tcPr>
+            <w:tcW w:w="4992" w:type="dxa"/>
+            <w:tcBorders>
+              <w:top w:val="single" w:sz="4" w:space="0" w:color="D0D5DD"/>
+              <w:left w:val="single" w:sz="4" w:space="0" w:color="D0D5DD"/>
+              <w:bottom w:val="single" w:sz="4" w:space="0" w:color="D0D5DD"/>
+              <w:right w:val="single" w:sz="4" w:space="0" w:color="D0D5DD"/>
+            </w:tcBorders>
+            <w:tcMar>
+              <w:top w:w="70" w:type="dxa"/>
+              <w:left w:w="110" w:type="dxa"/>
+              <w:bottom w:w="70" w:type="dxa"/>
+              <w:right w:w="110" w:type="dxa"/>
+            </w:tcMar>
+          </w:tcPr>
+          <w:p>
+            <w:r>
+              <w:rPr>
+                <w:sz w:val="19"/>
+                <w:szCs w:val="19"/>
+              </w:rPr>
+              <w:t xml:space="preserve">Se calcula en cada visita (≈ 2 s con 26.811 personas); considerar caché si crece</w:t>
+            </w:r>
+          </w:p>
+        </w:tc>
+        <w:tc>
+          <w:tcPr>
+            <w:tcW w:w="1456" w:type="dxa"/>
+            <w:tcBorders>
+              <w:top w:val="single" w:sz="4" w:space="0" w:color="D0D5DD"/>
+              <w:left w:val="single" w:sz="4" w:space="0" w:color="D0D5DD"/>
+              <w:bottom w:val="single" w:sz="4" w:space="0" w:color="D0D5DD"/>
+              <w:right w:val="single" w:sz="4" w:space="0" w:color="D0D5DD"/>
+            </w:tcBorders>
+            <w:tcMar>
+              <w:top w:w="70" w:type="dxa"/>
+              <w:left w:w="110" w:type="dxa"/>
+              <w:bottom w:w="70" w:type="dxa"/>
+              <w:right w:w="110" w:type="dxa"/>
+            </w:tcMar>
+          </w:tcPr>
+          <w:p>
+            <w:r>
+              <w:rPr>
+                <w:sz w:val="19"/>
+                <w:szCs w:val="19"/>
+              </w:rPr>
+              <w:t xml:space="preserve">Baja</w:t>
             </w:r>
           </w:p>
         </w:tc>

--- a/plantillas/MANUAL_DESARROLLADOR.docx
+++ b/plantillas/MANUAL_DESARROLLADOR.docx
@@ -55,7 +55,7 @@
         <w:spacing w:after="120"/>
       </w:pPr>
       <w:r>
-        <w:t>Versión 2.1 · Actualizado el 19/10/2026</w:t>
+        <w:t>Versión 2.2 · Actualizado el 19/10/2026</w:t>
       </w:r>
     </w:p>
     <w:p>
@@ -83,7 +83,7 @@
         <w:t>Novedades de esta versión:</w:t>
       </w:r>
       <w:r>
-        <w:t xml:space="preserve"> módulo de Beneficiarios (consulta y edición con recálculo del ID Digisalud), paginación en Gestión de Jornadas, copia de beneficiarios entre jornadas (J-J), módulo de Centros (edición de nombre), copia de beneficiarios de jornada a centro (J-C), sidebar compartido, unificación de beneficiarios duplicados (servicio fusion_beneficiarios), lista de posibles duplicados, compatibilidad con Starlette 1.x y guía de problemas comunes.</w:t>
+        <w:t xml:space="preserve"> módulo de Beneficiarios (consulta y edición con recálculo del ID Digisalud), paginación en Gestión de Jornadas, copia de beneficiarios entre jornadas (J-J), módulo de Centros (edición de nombre), copia de beneficiarios de jornada a centro (J-C), sidebar compartido, unificación de beneficiarios duplicados (servicio fusion_beneficiarios), lista de posibles duplicados, evaluaciones duplicadas en centros (servicio evaluaciones_duplicadas), compatibilidad con Starlette 1.x y guía de problemas comunes.</w:t>
       </w:r>
     </w:p>
     <w:p>
@@ -1185,7 +1185,7 @@
               <w:rPr>
                 <w:noProof/>
               </w:rPr>
-              <w:t>8</w:t>
+              <w:t>9</w:t>
             </w:r>
             <w:r>
               <w:rPr>
@@ -1912,6 +1912,73 @@
         </w:p>
         <w:p>
           <w:pPr>
+            <w:pStyle w:val="TDC2"/>
+            <w:tabs>
+              <w:tab w:val="right" w:leader="dot" w:pos="9350"/>
+            </w:tabs>
+            <w:rPr>
+              <w:rFonts w:asciiTheme="minorHAnsi" w:eastAsiaTheme="minorEastAsia" w:hAnsiTheme="minorHAnsi" w:cstheme="minorBidi"/>
+              <w:noProof/>
+              <w:color w:val="auto"/>
+              <w:kern w:val="2"/>
+              <w:sz w:val="24"/>
+              <w:szCs w:val="24"/>
+              <w14:ligatures w14:val="standardContextual"/>
+            </w:rPr>
+          </w:pPr>
+          <w:hyperlink w:anchor="_Toc900000203" w:history="1">
+            <w:r>
+              <w:rPr>
+                <w:rStyle w:val="Hipervnculo"/>
+                <w:noProof/>
+              </w:rPr>
+              <w:t>7.11 Evaluaciones duplicadas en centros (/centros/v2/evaluaciones-duplicadas)</w:t>
+            </w:r>
+            <w:r>
+              <w:rPr>
+                <w:noProof/>
+              </w:rPr>
+              <w:tab/>
+            </w:r>
+            <w:r>
+              <w:rPr>
+                <w:noProof/>
+              </w:rPr>
+              <w:fldChar w:fldCharType="begin"/>
+            </w:r>
+            <w:r>
+              <w:rPr>
+                <w:noProof/>
+              </w:rPr>
+              <w:instrText xml:space="preserve"> PAGEREF _Toc900000203 \h </w:instrText>
+            </w:r>
+            <w:r>
+              <w:rPr>
+                <w:noProof/>
+              </w:rPr>
+            </w:r>
+            <w:r>
+              <w:rPr>
+                <w:noProof/>
+              </w:rPr>
+              <w:fldChar w:fldCharType="separate"/>
+            </w:r>
+            <w:r>
+              <w:rPr>
+                <w:noProof/>
+              </w:rPr>
+              <w:t>17</w:t>
+            </w:r>
+            <w:r>
+              <w:rPr>
+                <w:noProof/>
+              </w:rPr>
+              <w:fldChar w:fldCharType="end"/>
+            </w:r>
+          </w:hyperlink>
+        </w:p>
+        <w:p>
+          <w:pPr>
             <w:pStyle w:val="TDC1"/>
             <w:tabs>
               <w:tab w:val="right" w:leader="dot" w:pos="9350"/>
@@ -1967,7 +2034,7 @@
               <w:rPr>
                 <w:noProof/>
               </w:rPr>
-              <w:t>17</w:t>
+              <w:t>20</w:t>
             </w:r>
             <w:r>
               <w:rPr>
@@ -2034,7 +2101,7 @@
               <w:rPr>
                 <w:noProof/>
               </w:rPr>
-              <w:t>19</w:t>
+              <w:t>22</w:t>
             </w:r>
             <w:r>
               <w:rPr>
@@ -2101,7 +2168,7 @@
               <w:rPr>
                 <w:noProof/>
               </w:rPr>
-              <w:t>20</w:t>
+              <w:t>23</w:t>
             </w:r>
             <w:r>
               <w:rPr>
@@ -2168,7 +2235,7 @@
               <w:rPr>
                 <w:noProof/>
               </w:rPr>
-              <w:t>21</w:t>
+              <w:t>24</w:t>
             </w:r>
             <w:r>
               <w:rPr>
@@ -2235,7 +2302,7 @@
               <w:rPr>
                 <w:noProof/>
               </w:rPr>
-              <w:t>22</w:t>
+              <w:t>25</w:t>
             </w:r>
             <w:r>
               <w:rPr>
@@ -2342,6 +2409,19 @@
       </w:pPr>
       <w:r>
         <w:t xml:space="preserve">Unificar beneficiarios duplicados y listar los posibles duplicados de cada país (7.9 y 7.10).</w:t>
+      </w:r>
+    </w:p>
+    <w:p>
+      <w:pPr>
+        <w:pStyle w:val="Prrafodelista"/>
+        <w:numPr>
+          <w:ilvl w:val="0"/>
+          <w:numId w:val="2"/>
+        </w:numPr>
+        <w:spacing w:after="60"/>
+      </w:pPr>
+      <w:r>
+        <w:t xml:space="preserve">Detectar y eliminar las evaluaciones repetidas de un centro, por ejemplo por recargas del mismo Excel (7.11).</w:t>
       </w:r>
     </w:p>
     <w:p>
@@ -3762,7 +3842,7 @@
           <w:sz w:val="18"/>
           <w:szCs w:val="18"/>
         </w:rPr>
-        <w:t xml:space="preserve">│       └── fusion_beneficiarios.py  # unificar duplicados (plan + ejecución)</w:t>
+        <w:t xml:space="preserve">│       ├── evaluaciones_duplicadas.py  # evaluaciones repetidas (centros)</w:t>
       </w:r>
     </w:p>
     <w:p>
@@ -3780,7 +3860,7 @@
           <w:sz w:val="18"/>
           <w:szCs w:val="18"/>
         </w:rPr>
-        <w:t>├── frontend/</w:t>
+        <w:t xml:space="preserve">│       └── fusion_beneficiarios.py  # unificar duplicados (plan + ejecución)</w:t>
       </w:r>
     </w:p>
     <w:p>
@@ -3798,7 +3878,7 @@
           <w:sz w:val="18"/>
           <w:szCs w:val="18"/>
         </w:rPr>
-        <w:t>│   ├── static/                    # Se sirve en /static</w:t>
+        <w:t>├── frontend/</w:t>
       </w:r>
     </w:p>
     <w:p>
@@ -3816,7 +3896,7 @@
           <w:sz w:val="18"/>
           <w:szCs w:val="18"/>
         </w:rPr>
-        <w:t>│   └── templates/</w:t>
+        <w:t>│   ├── static/                    # Se sirve en /static</w:t>
       </w:r>
     </w:p>
     <w:p>
@@ -3834,7 +3914,7 @@
           <w:sz w:val="18"/>
           <w:szCs w:val="18"/>
         </w:rPr>
-        <w:t>│       ├── base.html              # Layout común (topbar, toasts, modales)</w:t>
+        <w:t>│   └── templates/</w:t>
       </w:r>
     </w:p>
     <w:p>
@@ -3852,7 +3932,7 @@
           <w:sz w:val="18"/>
           <w:szCs w:val="18"/>
         </w:rPr>
-        <w:t>│       ├── partials/sidebar.html  # Sidebar ÚNICO (base.html e index.html)</w:t>
+        <w:t>│       ├── base.html              # Layout común (topbar, toasts, modales)</w:t>
       </w:r>
     </w:p>
     <w:p>
@@ -3870,7 +3950,7 @@
           <w:sz w:val="18"/>
           <w:szCs w:val="18"/>
         </w:rPr>
-        <w:t>│       ├── index.html             # Carga masiva (página principal)</w:t>
+        <w:t>│       ├── partials/sidebar.html  # Sidebar ÚNICO (base.html e index.html)</w:t>
       </w:r>
     </w:p>
     <w:p>
@@ -3888,7 +3968,7 @@
           <w:sz w:val="18"/>
           <w:szCs w:val="18"/>
         </w:rPr>
-        <w:t>│       ├── login.html</w:t>
+        <w:t>│       ├── index.html             # Carga masiva (página principal)</w:t>
       </w:r>
     </w:p>
     <w:p>
@@ -3906,7 +3986,7 @@
           <w:sz w:val="18"/>
           <w:szCs w:val="18"/>
         </w:rPr>
-        <w:t>│       ├── usuarios/acciones_basev3.html</w:t>
+        <w:t>│       ├── login.html</w:t>
       </w:r>
     </w:p>
     <w:p>
@@ -3924,7 +4004,7 @@
           <w:sz w:val="18"/>
           <w:szCs w:val="18"/>
         </w:rPr>
-        <w:t>│       ├── jornadas/jornadas_basev3.html</w:t>
+        <w:t>│       ├── usuarios/acciones_basev3.html</w:t>
       </w:r>
     </w:p>
     <w:p>
@@ -3942,7 +4022,43 @@
           <w:sz w:val="18"/>
           <w:szCs w:val="18"/>
         </w:rPr>
+        <w:t>│       ├── jornadas/jornadas_basev3.html</w:t>
+      </w:r>
+    </w:p>
+    <w:p>
+      <w:pPr>
+        <w:pBdr>
+          <w:left w:val="single" w:sz="18" w:space="6" w:color="FF5C57"/>
+        </w:pBdr>
+        <w:shd w:val="clear" w:color="auto" w:fill="F3F4F6"/>
+        <w:spacing w:line="260" w:lineRule="auto"/>
+        <w:ind w:left="180" w:right="180"/>
+      </w:pPr>
+      <w:r>
+        <w:rPr>
+          <w:rFonts w:ascii="Consolas" w:eastAsia="Consolas" w:hAnsi="Consolas" w:cs="Consolas"/>
+          <w:sz w:val="18"/>
+          <w:szCs w:val="18"/>
+        </w:rPr>
         <w:t xml:space="preserve">│       ├── centros/centros_basev3.html</w:t>
+      </w:r>
+    </w:p>
+    <w:p>
+      <w:pPr>
+        <w:pBdr>
+          <w:left w:val="single" w:sz="18" w:space="6" w:color="FF5C57"/>
+        </w:pBdr>
+        <w:shd w:val="clear" w:color="auto" w:fill="F3F4F6"/>
+        <w:spacing w:line="260" w:lineRule="auto"/>
+        <w:ind w:left="180" w:right="180"/>
+      </w:pPr>
+      <w:r>
+        <w:rPr>
+          <w:rFonts w:ascii="Consolas" w:eastAsia="Consolas" w:hAnsi="Consolas" w:cs="Consolas"/>
+          <w:sz w:val="18"/>
+          <w:szCs w:val="18"/>
+        </w:rPr>
+        <w:t xml:space="preserve">│       ├── centros/evaluaciones_duplicadas.html</w:t>
       </w:r>
     </w:p>
     <w:p>
@@ -6944,6 +7060,95 @@
                 <w:sz w:val="19"/>
                 <w:szCs w:val="19"/>
               </w:rPr>
+              <w:t xml:space="preserve">services/evaluaciones_duplicadas.py</w:t>
+            </w:r>
+          </w:p>
+        </w:tc>
+        <w:tc>
+          <w:tcPr>
+            <w:tcW w:w="4160" w:type="dxa"/>
+            <w:tcBorders>
+              <w:top w:val="single" w:sz="4" w:space="0" w:color="D0D5DD"/>
+              <w:left w:val="single" w:sz="4" w:space="0" w:color="D0D5DD"/>
+              <w:bottom w:val="single" w:sz="4" w:space="0" w:color="D0D5DD"/>
+              <w:right w:val="single" w:sz="4" w:space="0" w:color="D0D5DD"/>
+            </w:tcBorders>
+            <w:tcMar>
+              <w:top w:w="70" w:type="dxa"/>
+              <w:left w:w="110" w:type="dxa"/>
+              <w:bottom w:w="70" w:type="dxa"/>
+              <w:right w:w="110" w:type="dxa"/>
+            </w:tcMar>
+          </w:tcPr>
+          <w:p>
+            <w:r>
+              <w:rPr>
+                <w:sz w:val="19"/>
+                <w:szCs w:val="19"/>
+              </w:rPr>
+              <w:t xml:space="preserve">Detectar, resumir y eliminar mediciones repetidas de un centro</w:t>
+            </w:r>
+          </w:p>
+        </w:tc>
+        <w:tc>
+          <w:tcPr>
+            <w:tcW w:w="2704" w:type="dxa"/>
+            <w:tcBorders>
+              <w:top w:val="single" w:sz="4" w:space="0" w:color="D0D5DD"/>
+              <w:left w:val="single" w:sz="4" w:space="0" w:color="D0D5DD"/>
+              <w:bottom w:val="single" w:sz="4" w:space="0" w:color="D0D5DD"/>
+              <w:right w:val="single" w:sz="4" w:space="0" w:color="D0D5DD"/>
+            </w:tcBorders>
+            <w:tcMar>
+              <w:top w:w="70" w:type="dxa"/>
+              <w:left w:w="110" w:type="dxa"/>
+              <w:bottom w:w="70" w:type="dxa"/>
+              <w:right w:w="110" w:type="dxa"/>
+            </w:tcMar>
+          </w:tcPr>
+          <w:p>
+            <w:r>
+              <w:rPr>
+                <w:sz w:val="19"/>
+                <w:szCs w:val="19"/>
+              </w:rPr>
+              <w:t xml:space="preserve">No hace commit: lo decide el endpoint (rollback si hay error)</w:t>
+            </w:r>
+          </w:p>
+        </w:tc>
+      </w:tr>
+      <w:tr>
+        <w:tblPrEx>
+          <w:tblCellMar>
+            <w:top w:w="0" w:type="dxa"/>
+            <w:bottom w:w="0" w:type="dxa"/>
+          </w:tblCellMar>
+        </w:tblPrEx>
+        <w:trPr>
+          <w:cantSplit/>
+        </w:trPr>
+        <w:tc>
+          <w:tcPr>
+            <w:tcW w:w="2496" w:type="dxa"/>
+            <w:tcBorders>
+              <w:top w:val="single" w:sz="4" w:space="0" w:color="D0D5DD"/>
+              <w:left w:val="single" w:sz="4" w:space="0" w:color="D0D5DD"/>
+              <w:bottom w:val="single" w:sz="4" w:space="0" w:color="D0D5DD"/>
+              <w:right w:val="single" w:sz="4" w:space="0" w:color="D0D5DD"/>
+            </w:tcBorders>
+            <w:tcMar>
+              <w:top w:w="70" w:type="dxa"/>
+              <w:left w:w="110" w:type="dxa"/>
+              <w:bottom w:w="70" w:type="dxa"/>
+              <w:right w:w="110" w:type="dxa"/>
+            </w:tcMar>
+          </w:tcPr>
+          <w:p>
+            <w:r>
+              <w:rPr>
+                <w:sz w:val="19"/>
+                <w:szCs w:val="19"/>
+              </w:rPr>
               <w:t>Plantillas Jinja2</w:t>
             </w:r>
           </w:p>
@@ -14610,6 +14815,2829 @@
       </w:r>
       <w:r>
         <w:t xml:space="preserve">es una sugerencia: exige apellido, sexo y fecha idénticos, así que no detecta duplicados con esos datos mal escritos. Nunca une registros por su cuenta.</w:t>
+      </w:r>
+    </w:p>
+    <w:p>
+      <w:pPr>
+        <w:pStyle w:val="Ttulo2"/>
+        <w:keepNext/>
+      </w:pPr>
+      <w:bookmarkStart w:id="501" w:name="_Toc900000203"/>
+      <w:r>
+        <w:t xml:space="preserve">7.11 Evaluaciones duplicadas en centros (/centros/v2/evaluaciones-duplicadas)</w:t>
+      </w:r>
+      <w:bookmarkEnd w:id="501"/>
+    </w:p>
+    <w:p>
+      <w:pPr>
+        <w:spacing w:after="120"/>
+      </w:pPr>
+      <w:r>
+        <w:t xml:space="preserve">Detecta y elimina mediciones repetidas de </w:t>
+      </w:r>
+      <w:r>
+        <w:rPr>
+          <w:rFonts w:ascii="Consolas" w:eastAsia="Consolas" w:hAnsi="Consolas" w:cs="Consolas"/>
+          <w:color w:val="B42318"/>
+          <w:sz w:val="19"/>
+          <w:szCs w:val="19"/>
+        </w:rPr>
+        <w:t xml:space="preserve">psi_pesquisas_x_centro</w:t>
+      </w:r>
+      <w:r>
+        <w:t xml:space="preserve">, típicamente por recargas del mismo Excel. </w:t>
+      </w:r>
+      <w:r>
+        <w:rPr>
+          <w:b/>
+          <w:bCs/>
+        </w:rPr>
+        <w:t xml:space="preserve">Solo aplica a centros</w:t>
+      </w:r>
+      <w:r>
+        <w:t xml:space="preserve">: en una jornada no se permite evaluar dos veces a la misma persona (ver 7.9), así que allí no hay nada que limpiar. Toda la lógica vive en </w:t>
+      </w:r>
+      <w:r>
+        <w:rPr>
+          <w:rFonts w:ascii="Consolas" w:eastAsia="Consolas" w:hAnsi="Consolas" w:cs="Consolas"/>
+          <w:color w:val="B42318"/>
+          <w:sz w:val="19"/>
+          <w:szCs w:val="19"/>
+        </w:rPr>
+        <w:t xml:space="preserve">backend/services/evaluaciones_duplicadas.py</w:t>
+      </w:r>
+      <w:r>
+        <w:t xml:space="preserve">; </w:t>
+      </w:r>
+      <w:r>
+        <w:rPr>
+          <w:rFonts w:ascii="Consolas" w:eastAsia="Consolas" w:hAnsi="Consolas" w:cs="Consolas"/>
+          <w:color w:val="B42318"/>
+          <w:sz w:val="19"/>
+          <w:szCs w:val="19"/>
+        </w:rPr>
+        <w:t xml:space="preserve">main.py</w:t>
+      </w:r>
+      <w:r>
+        <w:t xml:space="preserve"> valida sesión y país, abre la transacción y decide commit o rollback. La pantalla es </w:t>
+      </w:r>
+      <w:r>
+        <w:rPr>
+          <w:rFonts w:ascii="Consolas" w:eastAsia="Consolas" w:hAnsi="Consolas" w:cs="Consolas"/>
+          <w:color w:val="B42318"/>
+          <w:sz w:val="19"/>
+          <w:szCs w:val="19"/>
+        </w:rPr>
+        <w:t xml:space="preserve">centros/evaluaciones_duplicadas.html</w:t>
+      </w:r>
+      <w:r>
+        <w:t xml:space="preserve">.</w:t>
+      </w:r>
+    </w:p>
+    <w:tbl>
+      <w:tblPr>
+        <w:tblW w:w="9360" w:type="dxa"/>
+        <w:tblBorders>
+          <w:top w:val="single" w:sz="4" w:space="0" w:color="auto"/>
+          <w:left w:val="single" w:sz="4" w:space="0" w:color="auto"/>
+          <w:bottom w:val="single" w:sz="4" w:space="0" w:color="auto"/>
+          <w:right w:val="single" w:sz="4" w:space="0" w:color="auto"/>
+          <w:insideH w:val="single" w:sz="4" w:space="0" w:color="auto"/>
+          <w:insideV w:val="single" w:sz="4" w:space="0" w:color="auto"/>
+        </w:tblBorders>
+        <w:tblCellMar>
+          <w:left w:w="10" w:type="dxa"/>
+          <w:right w:w="10" w:type="dxa"/>
+        </w:tblCellMar>
+        <w:tblLook w:val="04A0" w:firstRow="1" w:lastRow="0" w:firstColumn="1" w:lastColumn="0" w:noHBand="0" w:noVBand="1"/>
+      </w:tblPr>
+      <w:tblGrid>
+        <w:gridCol w:w="3772"/>
+        <w:gridCol w:w="1415"/>
+        <w:gridCol w:w="4173"/>
+      </w:tblGrid>
+      <w:tr>
+        <w:tblPrEx>
+          <w:tblCellMar>
+            <w:top w:w="0" w:type="dxa"/>
+            <w:bottom w:w="0" w:type="dxa"/>
+          </w:tblCellMar>
+        </w:tblPrEx>
+        <w:trPr>
+          <w:tblHeader/>
+        </w:trPr>
+        <w:tc>
+          <w:tcPr>
+            <w:tcW w:w="3772" w:type="dxa"/>
+            <w:tcBorders>
+              <w:top w:val="single" w:sz="4" w:space="0" w:color="D0D5DD"/>
+              <w:left w:val="single" w:sz="4" w:space="0" w:color="D0D5DD"/>
+              <w:bottom w:val="single" w:sz="4" w:space="0" w:color="D0D5DD"/>
+              <w:right w:val="single" w:sz="4" w:space="0" w:color="D0D5DD"/>
+            </w:tcBorders>
+            <w:shd w:val="clear" w:color="auto" w:fill="2D3748"/>
+            <w:tcMar>
+              <w:top w:w="70" w:type="dxa"/>
+              <w:left w:w="110" w:type="dxa"/>
+              <w:bottom w:w="70" w:type="dxa"/>
+              <w:right w:w="110" w:type="dxa"/>
+            </w:tcMar>
+          </w:tcPr>
+          <w:p>
+            <w:r>
+              <w:rPr>
+                <w:b/>
+                <w:bCs/>
+                <w:color w:val="FFFFFF"/>
+                <w:sz w:val="19"/>
+                <w:szCs w:val="19"/>
+              </w:rPr>
+              <w:t xml:space="preserve">Ruta</w:t>
+            </w:r>
+          </w:p>
+        </w:tc>
+        <w:tc>
+          <w:tcPr>
+            <w:tcW w:w="1415" w:type="dxa"/>
+            <w:tcBorders>
+              <w:top w:val="single" w:sz="4" w:space="0" w:color="D0D5DD"/>
+              <w:left w:val="single" w:sz="4" w:space="0" w:color="D0D5DD"/>
+              <w:bottom w:val="single" w:sz="4" w:space="0" w:color="D0D5DD"/>
+              <w:right w:val="single" w:sz="4" w:space="0" w:color="D0D5DD"/>
+            </w:tcBorders>
+            <w:shd w:val="clear" w:color="auto" w:fill="2D3748"/>
+            <w:tcMar>
+              <w:top w:w="70" w:type="dxa"/>
+              <w:left w:w="110" w:type="dxa"/>
+              <w:bottom w:w="70" w:type="dxa"/>
+              <w:right w:w="110" w:type="dxa"/>
+            </w:tcMar>
+          </w:tcPr>
+          <w:p>
+            <w:r>
+              <w:rPr>
+                <w:b/>
+                <w:bCs/>
+                <w:color w:val="FFFFFF"/>
+                <w:sz w:val="19"/>
+                <w:szCs w:val="19"/>
+              </w:rPr>
+              <w:t xml:space="preserve">Método</w:t>
+            </w:r>
+          </w:p>
+        </w:tc>
+        <w:tc>
+          <w:tcPr>
+            <w:tcW w:w="4173" w:type="dxa"/>
+            <w:tcBorders>
+              <w:top w:val="single" w:sz="4" w:space="0" w:color="D0D5DD"/>
+              <w:left w:val="single" w:sz="4" w:space="0" w:color="D0D5DD"/>
+              <w:bottom w:val="single" w:sz="4" w:space="0" w:color="D0D5DD"/>
+              <w:right w:val="single" w:sz="4" w:space="0" w:color="D0D5DD"/>
+            </w:tcBorders>
+            <w:shd w:val="clear" w:color="auto" w:fill="2D3748"/>
+            <w:tcMar>
+              <w:top w:w="70" w:type="dxa"/>
+              <w:left w:w="110" w:type="dxa"/>
+              <w:bottom w:w="70" w:type="dxa"/>
+              <w:right w:w="110" w:type="dxa"/>
+            </w:tcMar>
+          </w:tcPr>
+          <w:p>
+            <w:r>
+              <w:rPr>
+                <w:b/>
+                <w:bCs/>
+                <w:color w:val="FFFFFF"/>
+                <w:sz w:val="19"/>
+                <w:szCs w:val="19"/>
+              </w:rPr>
+              <w:t xml:space="preserve">Descripción</w:t>
+            </w:r>
+          </w:p>
+        </w:tc>
+      </w:tr>
+      <w:tr>
+        <w:tblPrEx>
+          <w:tblCellMar>
+            <w:top w:w="0" w:type="dxa"/>
+            <w:bottom w:w="0" w:type="dxa"/>
+          </w:tblCellMar>
+        </w:tblPrEx>
+        <w:trPr>
+          <w:cantSplit/>
+        </w:trPr>
+        <w:tc>
+          <w:tcPr>
+            <w:tcW w:w="3772" w:type="dxa"/>
+            <w:tcBorders>
+              <w:top w:val="single" w:sz="4" w:space="0" w:color="D0D5DD"/>
+              <w:left w:val="single" w:sz="4" w:space="0" w:color="D0D5DD"/>
+              <w:bottom w:val="single" w:sz="4" w:space="0" w:color="D0D5DD"/>
+              <w:right w:val="single" w:sz="4" w:space="0" w:color="D0D5DD"/>
+            </w:tcBorders>
+            <w:tcMar>
+              <w:top w:w="70" w:type="dxa"/>
+              <w:left w:w="110" w:type="dxa"/>
+              <w:bottom w:w="70" w:type="dxa"/>
+              <w:right w:w="110" w:type="dxa"/>
+            </w:tcMar>
+          </w:tcPr>
+          <w:p>
+            <w:r>
+              <w:rPr>
+                <w:sz w:val="19"/>
+                <w:szCs w:val="19"/>
+              </w:rPr>
+              <w:t xml:space="preserve">/centros/v2/evaluaciones-duplicadas</w:t>
+            </w:r>
+          </w:p>
+        </w:tc>
+        <w:tc>
+          <w:tcPr>
+            <w:tcW w:w="1415" w:type="dxa"/>
+            <w:tcBorders>
+              <w:top w:val="single" w:sz="4" w:space="0" w:color="D0D5DD"/>
+              <w:left w:val="single" w:sz="4" w:space="0" w:color="D0D5DD"/>
+              <w:bottom w:val="single" w:sz="4" w:space="0" w:color="D0D5DD"/>
+              <w:right w:val="single" w:sz="4" w:space="0" w:color="D0D5DD"/>
+            </w:tcBorders>
+            <w:tcMar>
+              <w:top w:w="70" w:type="dxa"/>
+              <w:left w:w="110" w:type="dxa"/>
+              <w:bottom w:w="70" w:type="dxa"/>
+              <w:right w:w="110" w:type="dxa"/>
+            </w:tcMar>
+          </w:tcPr>
+          <w:p>
+            <w:r>
+              <w:rPr>
+                <w:sz w:val="19"/>
+                <w:szCs w:val="19"/>
+              </w:rPr>
+              <w:t xml:space="preserve">GET</w:t>
+            </w:r>
+          </w:p>
+        </w:tc>
+        <w:tc>
+          <w:tcPr>
+            <w:tcW w:w="4173" w:type="dxa"/>
+            <w:tcBorders>
+              <w:top w:val="single" w:sz="4" w:space="0" w:color="D0D5DD"/>
+              <w:left w:val="single" w:sz="4" w:space="0" w:color="D0D5DD"/>
+              <w:bottom w:val="single" w:sz="4" w:space="0" w:color="D0D5DD"/>
+              <w:right w:val="single" w:sz="4" w:space="0" w:color="D0D5DD"/>
+            </w:tcBorders>
+            <w:tcMar>
+              <w:top w:w="70" w:type="dxa"/>
+              <w:left w:w="110" w:type="dxa"/>
+              <w:bottom w:w="70" w:type="dxa"/>
+              <w:right w:w="110" w:type="dxa"/>
+            </w:tcMar>
+          </w:tcPr>
+          <w:p>
+            <w:r>
+              <w:rPr>
+                <w:sz w:val="19"/>
+                <w:szCs w:val="19"/>
+              </w:rPr>
+              <w:t xml:space="preserve">Pantalla. Acepta </w:t>
+            </w:r>
+            <w:r>
+              <w:rPr>
+                <w:rFonts w:ascii="Consolas" w:eastAsia="Consolas" w:hAnsi="Consolas" w:cs="Consolas"/>
+                <w:color w:val="B42318"/>
+                <w:sz w:val="19"/>
+                <w:szCs w:val="19"/>
+              </w:rPr>
+              <w:t xml:space="preserve">?pais=</w:t>
+            </w:r>
+            <w:r>
+              <w:rPr>
+                <w:sz w:val="19"/>
+                <w:szCs w:val="19"/>
+              </w:rPr>
+              <w:t xml:space="preserve"> (por defecto </w:t>
+            </w:r>
+            <w:r>
+              <w:rPr>
+                <w:rFonts w:ascii="Consolas" w:eastAsia="Consolas" w:hAnsi="Consolas" w:cs="Consolas"/>
+                <w:color w:val="B42318"/>
+                <w:sz w:val="19"/>
+                <w:szCs w:val="19"/>
+              </w:rPr>
+              <w:t xml:space="preserve">vzla</w:t>
+            </w:r>
+            <w:r>
+              <w:rPr>
+                <w:sz w:val="19"/>
+                <w:szCs w:val="19"/>
+              </w:rPr>
+              <w:t xml:space="preserve">)</w:t>
+            </w:r>
+          </w:p>
+        </w:tc>
+      </w:tr>
+      <w:tr>
+        <w:tblPrEx>
+          <w:tblCellMar>
+            <w:top w:w="0" w:type="dxa"/>
+            <w:bottom w:w="0" w:type="dxa"/>
+          </w:tblCellMar>
+        </w:tblPrEx>
+        <w:trPr>
+          <w:cantSplit/>
+        </w:trPr>
+        <w:tc>
+          <w:tcPr>
+            <w:tcW w:w="3772" w:type="dxa"/>
+            <w:tcBorders>
+              <w:top w:val="single" w:sz="4" w:space="0" w:color="D0D5DD"/>
+              <w:left w:val="single" w:sz="4" w:space="0" w:color="D0D5DD"/>
+              <w:bottom w:val="single" w:sz="4" w:space="0" w:color="D0D5DD"/>
+              <w:right w:val="single" w:sz="4" w:space="0" w:color="D0D5DD"/>
+            </w:tcBorders>
+            <w:tcMar>
+              <w:top w:w="70" w:type="dxa"/>
+              <w:left w:w="110" w:type="dxa"/>
+              <w:bottom w:w="70" w:type="dxa"/>
+              <w:right w:w="110" w:type="dxa"/>
+            </w:tcMar>
+          </w:tcPr>
+          <w:p>
+            <w:r>
+              <w:rPr>
+                <w:sz w:val="19"/>
+                <w:szCs w:val="19"/>
+              </w:rPr>
+              <w:t xml:space="preserve">/api/eval_dup/clientes</w:t>
+            </w:r>
+          </w:p>
+        </w:tc>
+        <w:tc>
+          <w:tcPr>
+            <w:tcW w:w="1415" w:type="dxa"/>
+            <w:tcBorders>
+              <w:top w:val="single" w:sz="4" w:space="0" w:color="D0D5DD"/>
+              <w:left w:val="single" w:sz="4" w:space="0" w:color="D0D5DD"/>
+              <w:bottom w:val="single" w:sz="4" w:space="0" w:color="D0D5DD"/>
+              <w:right w:val="single" w:sz="4" w:space="0" w:color="D0D5DD"/>
+            </w:tcBorders>
+            <w:tcMar>
+              <w:top w:w="70" w:type="dxa"/>
+              <w:left w:w="110" w:type="dxa"/>
+              <w:bottom w:w="70" w:type="dxa"/>
+              <w:right w:w="110" w:type="dxa"/>
+            </w:tcMar>
+          </w:tcPr>
+          <w:p>
+            <w:r>
+              <w:rPr>
+                <w:sz w:val="19"/>
+                <w:szCs w:val="19"/>
+              </w:rPr>
+              <w:t xml:space="preserve">GET</w:t>
+            </w:r>
+          </w:p>
+        </w:tc>
+        <w:tc>
+          <w:tcPr>
+            <w:tcW w:w="4173" w:type="dxa"/>
+            <w:tcBorders>
+              <w:top w:val="single" w:sz="4" w:space="0" w:color="D0D5DD"/>
+              <w:left w:val="single" w:sz="4" w:space="0" w:color="D0D5DD"/>
+              <w:bottom w:val="single" w:sz="4" w:space="0" w:color="D0D5DD"/>
+              <w:right w:val="single" w:sz="4" w:space="0" w:color="D0D5DD"/>
+            </w:tcBorders>
+            <w:tcMar>
+              <w:top w:w="70" w:type="dxa"/>
+              <w:left w:w="110" w:type="dxa"/>
+              <w:bottom w:w="70" w:type="dxa"/>
+              <w:right w:w="110" w:type="dxa"/>
+            </w:tcMar>
+          </w:tcPr>
+          <w:p>
+            <w:r>
+              <w:rPr>
+                <w:sz w:val="19"/>
+                <w:szCs w:val="19"/>
+              </w:rPr>
+              <w:t xml:space="preserve">pais → organizaciones con al menos un centro y su cantidad de centros</w:t>
+            </w:r>
+          </w:p>
+        </w:tc>
+      </w:tr>
+      <w:tr>
+        <w:tblPrEx>
+          <w:tblCellMar>
+            <w:top w:w="0" w:type="dxa"/>
+            <w:bottom w:w="0" w:type="dxa"/>
+          </w:tblCellMar>
+        </w:tblPrEx>
+        <w:trPr>
+          <w:cantSplit/>
+        </w:trPr>
+        <w:tc>
+          <w:tcPr>
+            <w:tcW w:w="3772" w:type="dxa"/>
+            <w:tcBorders>
+              <w:top w:val="single" w:sz="4" w:space="0" w:color="D0D5DD"/>
+              <w:left w:val="single" w:sz="4" w:space="0" w:color="D0D5DD"/>
+              <w:bottom w:val="single" w:sz="4" w:space="0" w:color="D0D5DD"/>
+              <w:right w:val="single" w:sz="4" w:space="0" w:color="D0D5DD"/>
+            </w:tcBorders>
+            <w:tcMar>
+              <w:top w:w="70" w:type="dxa"/>
+              <w:left w:w="110" w:type="dxa"/>
+              <w:bottom w:w="70" w:type="dxa"/>
+              <w:right w:w="110" w:type="dxa"/>
+            </w:tcMar>
+          </w:tcPr>
+          <w:p>
+            <w:r>
+              <w:rPr>
+                <w:sz w:val="19"/>
+                <w:szCs w:val="19"/>
+              </w:rPr>
+              <w:t xml:space="preserve">/api/eval_dup/centros</w:t>
+            </w:r>
+          </w:p>
+        </w:tc>
+        <w:tc>
+          <w:tcPr>
+            <w:tcW w:w="1415" w:type="dxa"/>
+            <w:tcBorders>
+              <w:top w:val="single" w:sz="4" w:space="0" w:color="D0D5DD"/>
+              <w:left w:val="single" w:sz="4" w:space="0" w:color="D0D5DD"/>
+              <w:bottom w:val="single" w:sz="4" w:space="0" w:color="D0D5DD"/>
+              <w:right w:val="single" w:sz="4" w:space="0" w:color="D0D5DD"/>
+            </w:tcBorders>
+            <w:tcMar>
+              <w:top w:w="70" w:type="dxa"/>
+              <w:left w:w="110" w:type="dxa"/>
+              <w:bottom w:w="70" w:type="dxa"/>
+              <w:right w:w="110" w:type="dxa"/>
+            </w:tcMar>
+          </w:tcPr>
+          <w:p>
+            <w:r>
+              <w:rPr>
+                <w:sz w:val="19"/>
+                <w:szCs w:val="19"/>
+              </w:rPr>
+              <w:t xml:space="preserve">GET</w:t>
+            </w:r>
+          </w:p>
+        </w:tc>
+        <w:tc>
+          <w:tcPr>
+            <w:tcW w:w="4173" w:type="dxa"/>
+            <w:tcBorders>
+              <w:top w:val="single" w:sz="4" w:space="0" w:color="D0D5DD"/>
+              <w:left w:val="single" w:sz="4" w:space="0" w:color="D0D5DD"/>
+              <w:bottom w:val="single" w:sz="4" w:space="0" w:color="D0D5DD"/>
+              <w:right w:val="single" w:sz="4" w:space="0" w:color="D0D5DD"/>
+            </w:tcBorders>
+            <w:tcMar>
+              <w:top w:w="70" w:type="dxa"/>
+              <w:left w:w="110" w:type="dxa"/>
+              <w:bottom w:w="70" w:type="dxa"/>
+              <w:right w:w="110" w:type="dxa"/>
+            </w:tcMar>
+          </w:tcPr>
+          <w:p>
+            <w:r>
+              <w:rPr>
+                <w:sz w:val="19"/>
+                <w:szCs w:val="19"/>
+              </w:rPr>
+              <w:t xml:space="preserve">pais, organizacion_id → centros del cliente con sus mediciones sobrantes</w:t>
+            </w:r>
+          </w:p>
+        </w:tc>
+      </w:tr>
+      <w:tr>
+        <w:tblPrEx>
+          <w:tblCellMar>
+            <w:top w:w="0" w:type="dxa"/>
+            <w:bottom w:w="0" w:type="dxa"/>
+          </w:tblCellMar>
+        </w:tblPrEx>
+        <w:trPr>
+          <w:cantSplit/>
+        </w:trPr>
+        <w:tc>
+          <w:tcPr>
+            <w:tcW w:w="3772" w:type="dxa"/>
+            <w:tcBorders>
+              <w:top w:val="single" w:sz="4" w:space="0" w:color="D0D5DD"/>
+              <w:left w:val="single" w:sz="4" w:space="0" w:color="D0D5DD"/>
+              <w:bottom w:val="single" w:sz="4" w:space="0" w:color="D0D5DD"/>
+              <w:right w:val="single" w:sz="4" w:space="0" w:color="D0D5DD"/>
+            </w:tcBorders>
+            <w:tcMar>
+              <w:top w:w="70" w:type="dxa"/>
+              <w:left w:w="110" w:type="dxa"/>
+              <w:bottom w:w="70" w:type="dxa"/>
+              <w:right w:w="110" w:type="dxa"/>
+            </w:tcMar>
+          </w:tcPr>
+          <w:p>
+            <w:r>
+              <w:rPr>
+                <w:sz w:val="19"/>
+                <w:szCs w:val="19"/>
+              </w:rPr>
+              <w:t xml:space="preserve">/api/eval_dup/beneficiarios</w:t>
+            </w:r>
+          </w:p>
+        </w:tc>
+        <w:tc>
+          <w:tcPr>
+            <w:tcW w:w="1415" w:type="dxa"/>
+            <w:tcBorders>
+              <w:top w:val="single" w:sz="4" w:space="0" w:color="D0D5DD"/>
+              <w:left w:val="single" w:sz="4" w:space="0" w:color="D0D5DD"/>
+              <w:bottom w:val="single" w:sz="4" w:space="0" w:color="D0D5DD"/>
+              <w:right w:val="single" w:sz="4" w:space="0" w:color="D0D5DD"/>
+            </w:tcBorders>
+            <w:tcMar>
+              <w:top w:w="70" w:type="dxa"/>
+              <w:left w:w="110" w:type="dxa"/>
+              <w:bottom w:w="70" w:type="dxa"/>
+              <w:right w:w="110" w:type="dxa"/>
+            </w:tcMar>
+          </w:tcPr>
+          <w:p>
+            <w:r>
+              <w:rPr>
+                <w:sz w:val="19"/>
+                <w:szCs w:val="19"/>
+              </w:rPr>
+              <w:t xml:space="preserve">GET</w:t>
+            </w:r>
+          </w:p>
+        </w:tc>
+        <w:tc>
+          <w:tcPr>
+            <w:tcW w:w="4173" w:type="dxa"/>
+            <w:tcBorders>
+              <w:top w:val="single" w:sz="4" w:space="0" w:color="D0D5DD"/>
+              <w:left w:val="single" w:sz="4" w:space="0" w:color="D0D5DD"/>
+              <w:bottom w:val="single" w:sz="4" w:space="0" w:color="D0D5DD"/>
+              <w:right w:val="single" w:sz="4" w:space="0" w:color="D0D5DD"/>
+            </w:tcBorders>
+            <w:tcMar>
+              <w:top w:w="70" w:type="dxa"/>
+              <w:left w:w="110" w:type="dxa"/>
+              <w:bottom w:w="70" w:type="dxa"/>
+              <w:right w:w="110" w:type="dxa"/>
+            </w:tcMar>
+          </w:tcPr>
+          <w:p>
+            <w:r>
+              <w:rPr>
+                <w:sz w:val="19"/>
+                <w:szCs w:val="19"/>
+              </w:rPr>
+              <w:t xml:space="preserve">pais, centro_id, todos → resumen del centro y lista de beneficiarios</w:t>
+            </w:r>
+          </w:p>
+        </w:tc>
+      </w:tr>
+      <w:tr>
+        <w:tblPrEx>
+          <w:tblCellMar>
+            <w:top w:w="0" w:type="dxa"/>
+            <w:bottom w:w="0" w:type="dxa"/>
+          </w:tblCellMar>
+        </w:tblPrEx>
+        <w:trPr>
+          <w:cantSplit/>
+        </w:trPr>
+        <w:tc>
+          <w:tcPr>
+            <w:tcW w:w="3772" w:type="dxa"/>
+            <w:tcBorders>
+              <w:top w:val="single" w:sz="4" w:space="0" w:color="D0D5DD"/>
+              <w:left w:val="single" w:sz="4" w:space="0" w:color="D0D5DD"/>
+              <w:bottom w:val="single" w:sz="4" w:space="0" w:color="D0D5DD"/>
+              <w:right w:val="single" w:sz="4" w:space="0" w:color="D0D5DD"/>
+            </w:tcBorders>
+            <w:tcMar>
+              <w:top w:w="70" w:type="dxa"/>
+              <w:left w:w="110" w:type="dxa"/>
+              <w:bottom w:w="70" w:type="dxa"/>
+              <w:right w:w="110" w:type="dxa"/>
+            </w:tcMar>
+          </w:tcPr>
+          <w:p>
+            <w:r>
+              <w:rPr>
+                <w:sz w:val="19"/>
+                <w:szCs w:val="19"/>
+              </w:rPr>
+              <w:t xml:space="preserve">/api/eval_dup/detalle</w:t>
+            </w:r>
+          </w:p>
+        </w:tc>
+        <w:tc>
+          <w:tcPr>
+            <w:tcW w:w="1415" w:type="dxa"/>
+            <w:tcBorders>
+              <w:top w:val="single" w:sz="4" w:space="0" w:color="D0D5DD"/>
+              <w:left w:val="single" w:sz="4" w:space="0" w:color="D0D5DD"/>
+              <w:bottom w:val="single" w:sz="4" w:space="0" w:color="D0D5DD"/>
+              <w:right w:val="single" w:sz="4" w:space="0" w:color="D0D5DD"/>
+            </w:tcBorders>
+            <w:tcMar>
+              <w:top w:w="70" w:type="dxa"/>
+              <w:left w:w="110" w:type="dxa"/>
+              <w:bottom w:w="70" w:type="dxa"/>
+              <w:right w:w="110" w:type="dxa"/>
+            </w:tcMar>
+          </w:tcPr>
+          <w:p>
+            <w:r>
+              <w:rPr>
+                <w:sz w:val="19"/>
+                <w:szCs w:val="19"/>
+              </w:rPr>
+              <w:t xml:space="preserve">GET</w:t>
+            </w:r>
+          </w:p>
+        </w:tc>
+        <w:tc>
+          <w:tcPr>
+            <w:tcW w:w="4173" w:type="dxa"/>
+            <w:tcBorders>
+              <w:top w:val="single" w:sz="4" w:space="0" w:color="D0D5DD"/>
+              <w:left w:val="single" w:sz="4" w:space="0" w:color="D0D5DD"/>
+              <w:bottom w:val="single" w:sz="4" w:space="0" w:color="D0D5DD"/>
+              <w:right w:val="single" w:sz="4" w:space="0" w:color="D0D5DD"/>
+            </w:tcBorders>
+            <w:tcMar>
+              <w:top w:w="70" w:type="dxa"/>
+              <w:left w:w="110" w:type="dxa"/>
+              <w:bottom w:w="70" w:type="dxa"/>
+              <w:right w:w="110" w:type="dxa"/>
+            </w:tcMar>
+          </w:tcPr>
+          <w:p>
+            <w:r>
+              <w:rPr>
+                <w:sz w:val="19"/>
+                <w:szCs w:val="19"/>
+              </w:rPr>
+              <w:t xml:space="preserve">pais, centro_id, persona_id → cargas de cada fecha lado a lado</w:t>
+            </w:r>
+          </w:p>
+        </w:tc>
+      </w:tr>
+      <w:tr>
+        <w:tblPrEx>
+          <w:tblCellMar>
+            <w:top w:w="0" w:type="dxa"/>
+            <w:bottom w:w="0" w:type="dxa"/>
+          </w:tblCellMar>
+        </w:tblPrEx>
+        <w:trPr>
+          <w:cantSplit/>
+        </w:trPr>
+        <w:tc>
+          <w:tcPr>
+            <w:tcW w:w="3772" w:type="dxa"/>
+            <w:tcBorders>
+              <w:top w:val="single" w:sz="4" w:space="0" w:color="D0D5DD"/>
+              <w:left w:val="single" w:sz="4" w:space="0" w:color="D0D5DD"/>
+              <w:bottom w:val="single" w:sz="4" w:space="0" w:color="D0D5DD"/>
+              <w:right w:val="single" w:sz="4" w:space="0" w:color="D0D5DD"/>
+            </w:tcBorders>
+            <w:tcMar>
+              <w:top w:w="70" w:type="dxa"/>
+              <w:left w:w="110" w:type="dxa"/>
+              <w:bottom w:w="70" w:type="dxa"/>
+              <w:right w:w="110" w:type="dxa"/>
+            </w:tcMar>
+          </w:tcPr>
+          <w:p>
+            <w:r>
+              <w:rPr>
+                <w:sz w:val="19"/>
+                <w:szCs w:val="19"/>
+              </w:rPr>
+              <w:t xml:space="preserve">/api/eval_dup/plan</w:t>
+            </w:r>
+          </w:p>
+        </w:tc>
+        <w:tc>
+          <w:tcPr>
+            <w:tcW w:w="1415" w:type="dxa"/>
+            <w:tcBorders>
+              <w:top w:val="single" w:sz="4" w:space="0" w:color="D0D5DD"/>
+              <w:left w:val="single" w:sz="4" w:space="0" w:color="D0D5DD"/>
+              <w:bottom w:val="single" w:sz="4" w:space="0" w:color="D0D5DD"/>
+              <w:right w:val="single" w:sz="4" w:space="0" w:color="D0D5DD"/>
+            </w:tcBorders>
+            <w:tcMar>
+              <w:top w:w="70" w:type="dxa"/>
+              <w:left w:w="110" w:type="dxa"/>
+              <w:bottom w:w="70" w:type="dxa"/>
+              <w:right w:w="110" w:type="dxa"/>
+            </w:tcMar>
+          </w:tcPr>
+          <w:p>
+            <w:r>
+              <w:rPr>
+                <w:sz w:val="19"/>
+                <w:szCs w:val="19"/>
+              </w:rPr>
+              <w:t xml:space="preserve">POST (JSON)</w:t>
+            </w:r>
+          </w:p>
+        </w:tc>
+        <w:tc>
+          <w:tcPr>
+            <w:tcW w:w="4173" w:type="dxa"/>
+            <w:tcBorders>
+              <w:top w:val="single" w:sz="4" w:space="0" w:color="D0D5DD"/>
+              <w:left w:val="single" w:sz="4" w:space="0" w:color="D0D5DD"/>
+              <w:bottom w:val="single" w:sz="4" w:space="0" w:color="D0D5DD"/>
+              <w:right w:val="single" w:sz="4" w:space="0" w:color="D0D5DD"/>
+            </w:tcBorders>
+            <w:tcMar>
+              <w:top w:w="70" w:type="dxa"/>
+              <w:left w:w="110" w:type="dxa"/>
+              <w:bottom w:w="70" w:type="dxa"/>
+              <w:right w:w="110" w:type="dxa"/>
+            </w:tcMar>
+          </w:tcPr>
+          <w:p>
+            <w:r>
+              <w:rPr>
+                <w:sz w:val="19"/>
+                <w:szCs w:val="19"/>
+              </w:rPr>
+              <w:t xml:space="preserve">{pais, centro_id, modo, persona_id, conservar} → vista previa </w:t>
+            </w:r>
+            <w:r>
+              <w:rPr>
+                <w:rFonts w:ascii="Consolas" w:eastAsia="Consolas" w:hAnsi="Consolas" w:cs="Consolas"/>
+                <w:color w:val="B42318"/>
+                <w:sz w:val="19"/>
+                <w:szCs w:val="19"/>
+              </w:rPr>
+              <w:t xml:space="preserve">{total, beneficiarios}</w:t>
+            </w:r>
+            <w:r>
+              <w:rPr>
+                <w:sz w:val="19"/>
+                <w:szCs w:val="19"/>
+              </w:rPr>
+              <w:t xml:space="preserve">; no modifica nada</w:t>
+            </w:r>
+          </w:p>
+        </w:tc>
+      </w:tr>
+      <w:tr>
+        <w:tblPrEx>
+          <w:tblCellMar>
+            <w:top w:w="0" w:type="dxa"/>
+            <w:bottom w:w="0" w:type="dxa"/>
+          </w:tblCellMar>
+        </w:tblPrEx>
+        <w:trPr>
+          <w:cantSplit/>
+        </w:trPr>
+        <w:tc>
+          <w:tcPr>
+            <w:tcW w:w="3772" w:type="dxa"/>
+            <w:tcBorders>
+              <w:top w:val="single" w:sz="4" w:space="0" w:color="D0D5DD"/>
+              <w:left w:val="single" w:sz="4" w:space="0" w:color="D0D5DD"/>
+              <w:bottom w:val="single" w:sz="4" w:space="0" w:color="D0D5DD"/>
+              <w:right w:val="single" w:sz="4" w:space="0" w:color="D0D5DD"/>
+            </w:tcBorders>
+            <w:tcMar>
+              <w:top w:w="70" w:type="dxa"/>
+              <w:left w:w="110" w:type="dxa"/>
+              <w:bottom w:w="70" w:type="dxa"/>
+              <w:right w:w="110" w:type="dxa"/>
+            </w:tcMar>
+          </w:tcPr>
+          <w:p>
+            <w:r>
+              <w:rPr>
+                <w:sz w:val="19"/>
+                <w:szCs w:val="19"/>
+              </w:rPr>
+              <w:t xml:space="preserve">/api/eval_dup/eliminar</w:t>
+            </w:r>
+          </w:p>
+        </w:tc>
+        <w:tc>
+          <w:tcPr>
+            <w:tcW w:w="1415" w:type="dxa"/>
+            <w:tcBorders>
+              <w:top w:val="single" w:sz="4" w:space="0" w:color="D0D5DD"/>
+              <w:left w:val="single" w:sz="4" w:space="0" w:color="D0D5DD"/>
+              <w:bottom w:val="single" w:sz="4" w:space="0" w:color="D0D5DD"/>
+              <w:right w:val="single" w:sz="4" w:space="0" w:color="D0D5DD"/>
+            </w:tcBorders>
+            <w:tcMar>
+              <w:top w:w="70" w:type="dxa"/>
+              <w:left w:w="110" w:type="dxa"/>
+              <w:bottom w:w="70" w:type="dxa"/>
+              <w:right w:w="110" w:type="dxa"/>
+            </w:tcMar>
+          </w:tcPr>
+          <w:p>
+            <w:r>
+              <w:rPr>
+                <w:sz w:val="19"/>
+                <w:szCs w:val="19"/>
+              </w:rPr>
+              <w:t xml:space="preserve">POST (JSON)</w:t>
+            </w:r>
+          </w:p>
+        </w:tc>
+        <w:tc>
+          <w:tcPr>
+            <w:tcW w:w="4173" w:type="dxa"/>
+            <w:tcBorders>
+              <w:top w:val="single" w:sz="4" w:space="0" w:color="D0D5DD"/>
+              <w:left w:val="single" w:sz="4" w:space="0" w:color="D0D5DD"/>
+              <w:bottom w:val="single" w:sz="4" w:space="0" w:color="D0D5DD"/>
+              <w:right w:val="single" w:sz="4" w:space="0" w:color="D0D5DD"/>
+            </w:tcBorders>
+            <w:tcMar>
+              <w:top w:w="70" w:type="dxa"/>
+              <w:left w:w="110" w:type="dxa"/>
+              <w:bottom w:w="70" w:type="dxa"/>
+              <w:right w:w="110" w:type="dxa"/>
+            </w:tcMar>
+          </w:tcPr>
+          <w:p>
+            <w:r>
+              <w:rPr>
+                <w:sz w:val="19"/>
+                <w:szCs w:val="19"/>
+              </w:rPr>
+              <w:t xml:space="preserve">{…, esperado} → elimina y devuelve </w:t>
+            </w:r>
+            <w:r>
+              <w:rPr>
+                <w:rFonts w:ascii="Consolas" w:eastAsia="Consolas" w:hAnsi="Consolas" w:cs="Consolas"/>
+                <w:color w:val="B42318"/>
+                <w:sz w:val="19"/>
+                <w:szCs w:val="19"/>
+              </w:rPr>
+              <w:t xml:space="preserve">{eliminadas, beneficiarios}</w:t>
+            </w:r>
+          </w:p>
+        </w:tc>
+      </w:tr>
+    </w:tbl>
+    <w:p>
+      <w:pPr>
+        <w:spacing w:after="120"/>
+      </w:pPr>
+    </w:p>
+    <w:p>
+      <w:pPr>
+        <w:pStyle w:val="Ttulo3"/>
+        <w:keepNext/>
+      </w:pPr>
+      <w:r>
+        <w:t xml:space="preserve">Criterio de repetición</w:t>
+      </w:r>
+    </w:p>
+    <w:p>
+      <w:pPr>
+        <w:pStyle w:val="Prrafodelista"/>
+        <w:numPr>
+          <w:ilvl w:val="0"/>
+          <w:numId w:val="2"/>
+        </w:numPr>
+        <w:spacing w:after="60"/>
+      </w:pPr>
+      <w:r>
+        <w:t xml:space="preserve">Una fila de </w:t>
+      </w:r>
+      <w:r>
+        <w:rPr>
+          <w:rFonts w:ascii="Consolas" w:eastAsia="Consolas" w:hAnsi="Consolas" w:cs="Consolas"/>
+          <w:color w:val="B42318"/>
+          <w:sz w:val="19"/>
+          <w:szCs w:val="19"/>
+        </w:rPr>
+        <w:t xml:space="preserve">psi_pesquisas_x_centro</w:t>
+      </w:r>
+      <w:r>
+        <w:t xml:space="preserve"> es </w:t>
+      </w:r>
+      <w:r>
+        <w:rPr>
+          <w:b/>
+          <w:bCs/>
+        </w:rPr>
+        <w:t xml:space="preserve">una medición</w:t>
+      </w:r>
+      <w:r>
+        <w:t xml:space="preserve"> (un tipo de pesquisa con su valor). Un grupo está repetido cuando hay más de una fila con la misma </w:t>
+      </w:r>
+      <w:r>
+        <w:rPr>
+          <w:rFonts w:ascii="Consolas" w:eastAsia="Consolas" w:hAnsi="Consolas" w:cs="Consolas"/>
+          <w:color w:val="B42318"/>
+          <w:sz w:val="19"/>
+          <w:szCs w:val="19"/>
+        </w:rPr>
+        <w:t xml:space="preserve">persona_id</w:t>
+      </w:r>
+      <w:r>
+        <w:t xml:space="preserve">, </w:t>
+      </w:r>
+      <w:r>
+        <w:rPr>
+          <w:rFonts w:ascii="Consolas" w:eastAsia="Consolas" w:hAnsi="Consolas" w:cs="Consolas"/>
+          <w:color w:val="B42318"/>
+          <w:sz w:val="19"/>
+          <w:szCs w:val="19"/>
+        </w:rPr>
+        <w:t xml:space="preserve">centro_id</w:t>
+      </w:r>
+      <w:r>
+        <w:t xml:space="preserve">, </w:t>
+      </w:r>
+      <w:r>
+        <w:rPr>
+          <w:rFonts w:ascii="Consolas" w:eastAsia="Consolas" w:hAnsi="Consolas" w:cs="Consolas"/>
+          <w:color w:val="B42318"/>
+          <w:sz w:val="19"/>
+          <w:szCs w:val="19"/>
+        </w:rPr>
+        <w:t xml:space="preserve">tipo_pesquisa_id</w:t>
+      </w:r>
+      <w:r>
+        <w:t xml:space="preserve"> y fecha de evaluación </w:t>
+      </w:r>
+      <w:r>
+        <w:rPr>
+          <w:rFonts w:ascii="Consolas" w:eastAsia="Consolas" w:hAnsi="Consolas" w:cs="Consolas"/>
+          <w:color w:val="B42318"/>
+          <w:sz w:val="19"/>
+          <w:szCs w:val="19"/>
+        </w:rPr>
+        <w:t xml:space="preserve">DATE(pesq_x_pac_fecha_evauacion)</w:t>
+      </w:r>
+      <w:r>
+        <w:t xml:space="preserve"> (la columna conserva la errata «evauacion» del esquema: no corregirla en el SQL).</w:t>
+      </w:r>
+    </w:p>
+    <w:p>
+      <w:pPr>
+        <w:pStyle w:val="Prrafodelista"/>
+        <w:numPr>
+          <w:ilvl w:val="0"/>
+          <w:numId w:val="2"/>
+        </w:numPr>
+        <w:spacing w:after="60"/>
+      </w:pPr>
+      <w:r>
+        <w:t xml:space="preserve">Solo cuentan las filas </w:t>
+      </w:r>
+      <w:r>
+        <w:rPr>
+          <w:b/>
+          <w:bCs/>
+        </w:rPr>
+        <w:t xml:space="preserve">vigentes</w:t>
+      </w:r>
+      <w:r>
+        <w:t xml:space="preserve">: </w:t>
+      </w:r>
+      <w:r>
+        <w:rPr>
+          <w:rFonts w:ascii="Consolas" w:eastAsia="Consolas" w:hAnsi="Consolas" w:cs="Consolas"/>
+          <w:color w:val="B42318"/>
+          <w:sz w:val="19"/>
+          <w:szCs w:val="19"/>
+        </w:rPr>
+        <w:t xml:space="preserve">pesq_x_pac_status = 0</w:t>
+      </w:r>
+      <w:r>
+        <w:t xml:space="preserve"> (constante </w:t>
+      </w:r>
+      <w:r>
+        <w:rPr>
+          <w:rFonts w:ascii="Consolas" w:eastAsia="Consolas" w:hAnsi="Consolas" w:cs="Consolas"/>
+          <w:color w:val="B42318"/>
+          <w:sz w:val="19"/>
+          <w:szCs w:val="19"/>
+        </w:rPr>
+        <w:t xml:space="preserve">VIGENTE</w:t>
+      </w:r>
+      <w:r>
+        <w:t xml:space="preserve">). Las que tienen un timestamp en ese campo son versiones históricas y </w:t>
+      </w:r>
+      <w:r>
+        <w:rPr>
+          <w:b/>
+          <w:bCs/>
+        </w:rPr>
+        <w:t xml:space="preserve">nunca se leen ni se tocan</w:t>
+      </w:r>
+      <w:r>
+        <w:t xml:space="preserve">.</w:t>
+      </w:r>
+    </w:p>
+    <w:p>
+      <w:pPr>
+        <w:pStyle w:val="Prrafodelista"/>
+        <w:numPr>
+          <w:ilvl w:val="0"/>
+          <w:numId w:val="2"/>
+        </w:numPr>
+        <w:spacing w:after="60"/>
+      </w:pPr>
+      <w:r>
+        <w:t xml:space="preserve">Una </w:t>
+      </w:r>
+      <w:r>
+        <w:rPr>
+          <w:b/>
+          <w:bCs/>
+        </w:rPr>
+        <w:t xml:space="preserve">carga</w:t>
+      </w:r>
+      <w:r>
+        <w:t xml:space="preserve"> es el conjunto de filas con el mismo </w:t>
+      </w:r>
+      <w:r>
+        <w:rPr>
+          <w:rFonts w:ascii="Consolas" w:eastAsia="Consolas" w:hAnsi="Consolas" w:cs="Consolas"/>
+          <w:color w:val="B42318"/>
+          <w:sz w:val="19"/>
+          <w:szCs w:val="19"/>
+        </w:rPr>
+        <w:t xml:space="preserve">control_fecha_creacion</w:t>
+      </w:r>
+      <w:r>
+        <w:t xml:space="preserve"> (el instante en que se guardó el Excel). En el detalle, las cargas de cada fecha se numeran desde 1 en orden cronológico.</w:t>
+      </w:r>
+    </w:p>
+    <w:p>
+      <w:pPr>
+        <w:pStyle w:val="Prrafodelista"/>
+        <w:numPr>
+          <w:ilvl w:val="0"/>
+          <w:numId w:val="2"/>
+        </w:numPr>
+        <w:spacing w:after="60"/>
+      </w:pPr>
+      <w:r>
+        <w:t xml:space="preserve">Un grupo es </w:t>
+      </w:r>
+      <w:r>
+        <w:rPr>
+          <w:b/>
+          <w:bCs/>
+        </w:rPr>
+        <w:t xml:space="preserve">idéntico</w:t>
+      </w:r>
+      <w:r>
+        <w:t xml:space="preserve"> si todas sus filas tienen el mismo valor (se compara con </w:t>
+      </w:r>
+      <w:r>
+        <w:rPr>
+          <w:rFonts w:ascii="Consolas" w:eastAsia="Consolas" w:hAnsi="Consolas" w:cs="Consolas"/>
+          <w:color w:val="B42318"/>
+          <w:sz w:val="19"/>
+          <w:szCs w:val="19"/>
+        </w:rPr>
+        <w:t xml:space="preserve">strip()</w:t>
+      </w:r>
+      <w:r>
+        <w:t xml:space="preserve">) y de </w:t>
+      </w:r>
+      <w:r>
+        <w:rPr>
+          <w:b/>
+          <w:bCs/>
+        </w:rPr>
+        <w:t xml:space="preserve">valores distintos</w:t>
+      </w:r>
+      <w:r>
+        <w:t xml:space="preserve"> si no: en ese caso hay que decidir qué carga se conserva.</w:t>
+      </w:r>
+    </w:p>
+    <w:p>
+      <w:pPr>
+        <w:pStyle w:val="Prrafodelista"/>
+        <w:numPr>
+          <w:ilvl w:val="0"/>
+          <w:numId w:val="2"/>
+        </w:numPr>
+        <w:spacing w:after="60"/>
+      </w:pPr>
+      <w:r>
+        <w:t xml:space="preserve">No hay FK ni triggers sobre </w:t>
+      </w:r>
+      <w:r>
+        <w:rPr>
+          <w:rFonts w:ascii="Consolas" w:eastAsia="Consolas" w:hAnsi="Consolas" w:cs="Consolas"/>
+          <w:color w:val="B42318"/>
+          <w:sz w:val="19"/>
+          <w:szCs w:val="19"/>
+        </w:rPr>
+        <w:t xml:space="preserve">psi_pesquisas_x_centro</w:t>
+      </w:r>
+      <w:r>
+        <w:t xml:space="preserve">: el </w:t>
+      </w:r>
+      <w:r>
+        <w:rPr>
+          <w:rFonts w:ascii="Consolas" w:eastAsia="Consolas" w:hAnsi="Consolas" w:cs="Consolas"/>
+          <w:color w:val="B42318"/>
+          <w:sz w:val="19"/>
+          <w:szCs w:val="19"/>
+        </w:rPr>
+        <w:t xml:space="preserve">DELETE</w:t>
+      </w:r>
+      <w:r>
+        <w:t xml:space="preserve"> no arrastra nada ni hay tablas hijas que trasladar (a diferencia de 7.9).</w:t>
+      </w:r>
+    </w:p>
+    <w:p>
+      <w:pPr>
+        <w:pStyle w:val="Ttulo3"/>
+        <w:keepNext/>
+      </w:pPr>
+      <w:r>
+        <w:t xml:space="preserve">Servicio (evaluaciones_duplicadas.py)</w:t>
+      </w:r>
+    </w:p>
+    <w:p>
+      <w:pPr>
+        <w:pStyle w:val="Prrafodelista"/>
+        <w:numPr>
+          <w:ilvl w:val="0"/>
+          <w:numId w:val="2"/>
+        </w:numPr>
+        <w:spacing w:after="60"/>
+      </w:pPr>
+      <w:r>
+        <w:rPr>
+          <w:rFonts w:ascii="Consolas" w:eastAsia="Consolas" w:hAnsi="Consolas" w:cs="Consolas"/>
+          <w:color w:val="B42318"/>
+          <w:sz w:val="19"/>
+          <w:szCs w:val="19"/>
+        </w:rPr>
+        <w:t xml:space="preserve">listar_clientes(cursor)</w:t>
+      </w:r>
+      <w:r>
+        <w:t xml:space="preserve"> y </w:t>
+      </w:r>
+      <w:r>
+        <w:rPr>
+          <w:rFonts w:ascii="Consolas" w:eastAsia="Consolas" w:hAnsi="Consolas" w:cs="Consolas"/>
+          <w:color w:val="B42318"/>
+          <w:sz w:val="19"/>
+          <w:szCs w:val="19"/>
+        </w:rPr>
+        <w:t xml:space="preserve">listar_centros(cursor, organizacion_id)</w:t>
+      </w:r>
+      <w:r>
+        <w:t xml:space="preserve">: alimentan los selectores Cliente y Centro. Cada centro trae sus mediciones sobrantes (</w:t>
+      </w:r>
+      <w:r>
+        <w:rPr>
+          <w:rFonts w:ascii="Consolas" w:eastAsia="Consolas" w:hAnsi="Consolas" w:cs="Consolas"/>
+          <w:color w:val="B42318"/>
+          <w:sz w:val="19"/>
+          <w:szCs w:val="19"/>
+        </w:rPr>
+        <w:t xml:space="preserve">SUM(n - 1)</w:t>
+      </w:r>
+      <w:r>
+        <w:t xml:space="preserve"> de sus grupos repetidos).</w:t>
+      </w:r>
+    </w:p>
+    <w:p>
+      <w:pPr>
+        <w:pStyle w:val="Prrafodelista"/>
+        <w:numPr>
+          <w:ilvl w:val="0"/>
+          <w:numId w:val="2"/>
+        </w:numPr>
+        <w:spacing w:after="60"/>
+      </w:pPr>
+      <w:r>
+        <w:rPr>
+          <w:rFonts w:ascii="Consolas" w:eastAsia="Consolas" w:hAnsi="Consolas" w:cs="Consolas"/>
+          <w:color w:val="B42318"/>
+          <w:sz w:val="19"/>
+          <w:szCs w:val="19"/>
+        </w:rPr>
+        <w:t xml:space="preserve">beneficiarios_del_centro(cursor, centro_id, incluir_sin_repetidas=False)</w:t>
+      </w:r>
+      <w:r>
+        <w:t xml:space="preserve">: una sola consulta agrupada por persona, tipo y fecha. Devuelve el resumen (beneficiarios con repetidas, grupos, sobrantes idénticas y distintas) y la lista ordenada por sobrantes. Con </w:t>
+      </w:r>
+      <w:r>
+        <w:rPr>
+          <w:rFonts w:ascii="Consolas" w:eastAsia="Consolas" w:hAnsi="Consolas" w:cs="Consolas"/>
+          <w:color w:val="B42318"/>
+          <w:sz w:val="19"/>
+          <w:szCs w:val="19"/>
+        </w:rPr>
+        <w:t xml:space="preserve">incluir_sin_repetidas</w:t>
+      </w:r>
+      <w:r>
+        <w:t xml:space="preserve"> suma a quienes no tienen repetidas.</w:t>
+      </w:r>
+    </w:p>
+    <w:p>
+      <w:pPr>
+        <w:pStyle w:val="Prrafodelista"/>
+        <w:numPr>
+          <w:ilvl w:val="0"/>
+          <w:numId w:val="2"/>
+        </w:numPr>
+        <w:spacing w:after="60"/>
+      </w:pPr>
+      <w:r>
+        <w:rPr>
+          <w:rFonts w:ascii="Consolas" w:eastAsia="Consolas" w:hAnsi="Consolas" w:cs="Consolas"/>
+          <w:color w:val="B42318"/>
+          <w:sz w:val="19"/>
+          <w:szCs w:val="19"/>
+        </w:rPr>
+        <w:t xml:space="preserve">detalle_beneficiario(cursor, centro_id, persona_id)</w:t>
+      </w:r>
+      <w:r>
+        <w:t xml:space="preserve">: todas las filas vigentes de la persona en el centro, agrupadas por </w:t>
+      </w:r>
+      <w:r>
+        <w:rPr>
+          <w:rFonts w:ascii="Consolas" w:eastAsia="Consolas" w:hAnsi="Consolas" w:cs="Consolas"/>
+          <w:color w:val="B42318"/>
+          <w:sz w:val="19"/>
+          <w:szCs w:val="19"/>
+        </w:rPr>
+        <w:t xml:space="preserve">_agrupar</w:t>
+      </w:r>
+      <w:r>
+        <w:t xml:space="preserve"> (por fecha: cargas numeradas, filas por tipo y los indicadores </w:t>
+      </w:r>
+      <w:r>
+        <w:rPr>
+          <w:rFonts w:ascii="Consolas" w:eastAsia="Consolas" w:hAnsi="Consolas" w:cs="Consolas"/>
+          <w:color w:val="B42318"/>
+          <w:sz w:val="19"/>
+          <w:szCs w:val="19"/>
+        </w:rPr>
+        <w:t xml:space="preserve">repetida</w:t>
+      </w:r>
+      <w:r>
+        <w:t xml:space="preserve"> e </w:t>
+      </w:r>
+      <w:r>
+        <w:rPr>
+          <w:rFonts w:ascii="Consolas" w:eastAsia="Consolas" w:hAnsi="Consolas" w:cs="Consolas"/>
+          <w:color w:val="B42318"/>
+          <w:sz w:val="19"/>
+          <w:szCs w:val="19"/>
+        </w:rPr>
+        <w:t xml:space="preserve">identica</w:t>
+      </w:r>
+      <w:r>
+        <w:t xml:space="preserve">). Lanza </w:t>
+      </w:r>
+      <w:r>
+        <w:rPr>
+          <w:rFonts w:ascii="Consolas" w:eastAsia="Consolas" w:hAnsi="Consolas" w:cs="Consolas"/>
+          <w:color w:val="B42318"/>
+          <w:sz w:val="19"/>
+          <w:szCs w:val="19"/>
+        </w:rPr>
+        <w:t xml:space="preserve">EvaluacionesError</w:t>
+      </w:r>
+      <w:r>
+        <w:t xml:space="preserve"> si la persona no existe o no tiene evaluaciones en el centro.</w:t>
+      </w:r>
+    </w:p>
+    <w:p>
+      <w:pPr>
+        <w:pStyle w:val="Prrafodelista"/>
+        <w:numPr>
+          <w:ilvl w:val="0"/>
+          <w:numId w:val="2"/>
+        </w:numPr>
+        <w:spacing w:after="60"/>
+      </w:pPr>
+      <w:r>
+        <w:rPr>
+          <w:rFonts w:ascii="Consolas" w:eastAsia="Consolas" w:hAnsi="Consolas" w:cs="Consolas"/>
+          <w:color w:val="B42318"/>
+          <w:sz w:val="19"/>
+          <w:szCs w:val="19"/>
+        </w:rPr>
+        <w:t xml:space="preserve">construir_plan(cursor, centro_id, modo, persona_id=None, conservar=None, bloquear=False)</w:t>
+      </w:r>
+      <w:r>
+        <w:t xml:space="preserve">: calcula los </w:t>
+      </w:r>
+      <w:r>
+        <w:rPr>
+          <w:rFonts w:ascii="Consolas" w:eastAsia="Consolas" w:hAnsi="Consolas" w:cs="Consolas"/>
+          <w:color w:val="B42318"/>
+          <w:sz w:val="19"/>
+          <w:szCs w:val="19"/>
+        </w:rPr>
+        <w:t xml:space="preserve">idunico</w:t>
+      </w:r>
+      <w:r>
+        <w:t xml:space="preserve"> a eliminar sin escribir. Es la </w:t>
+      </w:r>
+      <w:r>
+        <w:rPr>
+          <w:b/>
+          <w:bCs/>
+        </w:rPr>
+        <w:t xml:space="preserve">única fuente de verdad</w:t>
+      </w:r>
+      <w:r>
+        <w:t xml:space="preserve">: la vista previa y la ejecución usan este mismo plan. Modos: </w:t>
+      </w:r>
+      <w:r>
+        <w:rPr>
+          <w:rFonts w:ascii="Consolas" w:eastAsia="Consolas" w:hAnsi="Consolas" w:cs="Consolas"/>
+          <w:color w:val="B42318"/>
+          <w:sz w:val="19"/>
+          <w:szCs w:val="19"/>
+        </w:rPr>
+        <w:t xml:space="preserve">seleccion</w:t>
+      </w:r>
+      <w:r>
+        <w:t xml:space="preserve"> (un beneficiario, eligiendo la carga de cada fecha) y </w:t>
+      </w:r>
+      <w:r>
+        <w:rPr>
+          <w:rFonts w:ascii="Consolas" w:eastAsia="Consolas" w:hAnsi="Consolas" w:cs="Consolas"/>
+          <w:color w:val="B42318"/>
+          <w:sz w:val="19"/>
+          <w:szCs w:val="19"/>
+        </w:rPr>
+        <w:t xml:space="preserve">exactas</w:t>
+      </w:r>
+      <w:r>
+        <w:t xml:space="preserve"> (solo grupos idénticos, de un beneficiario o de todo el centro).</w:t>
+      </w:r>
+    </w:p>
+    <w:p>
+      <w:pPr>
+        <w:pStyle w:val="Prrafodelista"/>
+        <w:numPr>
+          <w:ilvl w:val="0"/>
+          <w:numId w:val="2"/>
+        </w:numPr>
+        <w:spacing w:after="60"/>
+      </w:pPr>
+      <w:r>
+        <w:rPr>
+          <w:rFonts w:ascii="Consolas" w:eastAsia="Consolas" w:hAnsi="Consolas" w:cs="Consolas"/>
+          <w:color w:val="B42318"/>
+          <w:sz w:val="19"/>
+          <w:szCs w:val="19"/>
+        </w:rPr>
+        <w:t xml:space="preserve">eliminar_repetidas(cursor, centro_id, modo, persona_id, conservar, esperado)</w:t>
+      </w:r>
+      <w:r>
+        <w:t xml:space="preserve">: recalcula el plan con bloqueo y borra. No hace commit ni rollback.</w:t>
+      </w:r>
+    </w:p>
+    <w:p>
+      <w:pPr>
+        <w:pStyle w:val="Prrafodelista"/>
+        <w:numPr>
+          <w:ilvl w:val="0"/>
+          <w:numId w:val="2"/>
+        </w:numPr>
+        <w:spacing w:after="60"/>
+      </w:pPr>
+      <w:r>
+        <w:rPr>
+          <w:rFonts w:ascii="Consolas" w:eastAsia="Consolas" w:hAnsi="Consolas" w:cs="Consolas"/>
+          <w:color w:val="B42318"/>
+          <w:sz w:val="19"/>
+          <w:szCs w:val="19"/>
+        </w:rPr>
+        <w:t xml:space="preserve">EvaluacionesError</w:t>
+      </w:r>
+      <w:r>
+        <w:t xml:space="preserve">: error de negocio mostrable al usuario. Los endpoints de lectura responden 400 y el de eliminación 409.</w:t>
+      </w:r>
+    </w:p>
+    <w:p>
+      <w:pPr>
+        <w:pStyle w:val="Ttulo3"/>
+        <w:keepNext/>
+      </w:pPr>
+      <w:r>
+        <w:t xml:space="preserve">Reglas del plan</w:t>
+      </w:r>
+    </w:p>
+    <w:p>
+      <w:pPr>
+        <w:spacing w:after="120"/>
+      </w:pPr>
+      <w:r>
+        <w:t xml:space="preserve">«Más antigua» significa menor </w:t>
+      </w:r>
+      <w:r>
+        <w:rPr>
+          <w:rFonts w:ascii="Consolas" w:eastAsia="Consolas" w:hAnsi="Consolas" w:cs="Consolas"/>
+          <w:color w:val="B42318"/>
+          <w:sz w:val="19"/>
+          <w:szCs w:val="19"/>
+        </w:rPr>
+        <w:t xml:space="preserve">idunico</w:t>
+      </w:r>
+      <w:r>
+        <w:t xml:space="preserve">.</w:t>
+      </w:r>
+    </w:p>
+    <w:tbl>
+      <w:tblPr>
+        <w:tblW w:w="9360" w:type="dxa"/>
+        <w:tblBorders>
+          <w:top w:val="single" w:sz="4" w:space="0" w:color="auto"/>
+          <w:left w:val="single" w:sz="4" w:space="0" w:color="auto"/>
+          <w:bottom w:val="single" w:sz="4" w:space="0" w:color="auto"/>
+          <w:right w:val="single" w:sz="4" w:space="0" w:color="auto"/>
+          <w:insideH w:val="single" w:sz="4" w:space="0" w:color="auto"/>
+          <w:insideV w:val="single" w:sz="4" w:space="0" w:color="auto"/>
+        </w:tblBorders>
+        <w:tblCellMar>
+          <w:left w:w="10" w:type="dxa"/>
+          <w:right w:w="10" w:type="dxa"/>
+        </w:tblCellMar>
+        <w:tblLook w:val="04A0" w:firstRow="1" w:lastRow="0" w:firstColumn="1" w:lastColumn="0" w:noHBand="0" w:noVBand="1"/>
+      </w:tblPr>
+      <w:tblGrid>
+        <w:gridCol w:w="2250"/>
+        <w:gridCol w:w="3300"/>
+        <w:gridCol w:w="3810"/>
+      </w:tblGrid>
+      <w:tr>
+        <w:tblPrEx>
+          <w:tblCellMar>
+            <w:top w:w="0" w:type="dxa"/>
+            <w:bottom w:w="0" w:type="dxa"/>
+          </w:tblCellMar>
+        </w:tblPrEx>
+        <w:trPr>
+          <w:tblHeader/>
+        </w:trPr>
+        <w:tc>
+          <w:tcPr>
+            <w:tcW w:w="2250" w:type="dxa"/>
+            <w:tcBorders>
+              <w:top w:val="single" w:sz="4" w:space="0" w:color="D0D5DD"/>
+              <w:left w:val="single" w:sz="4" w:space="0" w:color="D0D5DD"/>
+              <w:bottom w:val="single" w:sz="4" w:space="0" w:color="D0D5DD"/>
+              <w:right w:val="single" w:sz="4" w:space="0" w:color="D0D5DD"/>
+            </w:tcBorders>
+            <w:shd w:val="clear" w:color="auto" w:fill="2D3748"/>
+            <w:tcMar>
+              <w:top w:w="70" w:type="dxa"/>
+              <w:left w:w="110" w:type="dxa"/>
+              <w:bottom w:w="70" w:type="dxa"/>
+              <w:right w:w="110" w:type="dxa"/>
+            </w:tcMar>
+          </w:tcPr>
+          <w:p>
+            <w:r>
+              <w:rPr>
+                <w:b/>
+                <w:bCs/>
+                <w:color w:val="FFFFFF"/>
+                <w:sz w:val="19"/>
+                <w:szCs w:val="19"/>
+              </w:rPr>
+              <w:t xml:space="preserve">Caso</w:t>
+            </w:r>
+          </w:p>
+        </w:tc>
+        <w:tc>
+          <w:tcPr>
+            <w:tcW w:w="3300" w:type="dxa"/>
+            <w:tcBorders>
+              <w:top w:val="single" w:sz="4" w:space="0" w:color="D0D5DD"/>
+              <w:left w:val="single" w:sz="4" w:space="0" w:color="D0D5DD"/>
+              <w:bottom w:val="single" w:sz="4" w:space="0" w:color="D0D5DD"/>
+              <w:right w:val="single" w:sz="4" w:space="0" w:color="D0D5DD"/>
+            </w:tcBorders>
+            <w:shd w:val="clear" w:color="auto" w:fill="2D3748"/>
+            <w:tcMar>
+              <w:top w:w="70" w:type="dxa"/>
+              <w:left w:w="110" w:type="dxa"/>
+              <w:bottom w:w="70" w:type="dxa"/>
+              <w:right w:w="110" w:type="dxa"/>
+            </w:tcMar>
+          </w:tcPr>
+          <w:p>
+            <w:r>
+              <w:rPr>
+                <w:b/>
+                <w:bCs/>
+                <w:color w:val="FFFFFF"/>
+                <w:sz w:val="19"/>
+                <w:szCs w:val="19"/>
+              </w:rPr>
+              <w:t xml:space="preserve">Condición</w:t>
+            </w:r>
+          </w:p>
+        </w:tc>
+        <w:tc>
+          <w:tcPr>
+            <w:tcW w:w="3810" w:type="dxa"/>
+            <w:tcBorders>
+              <w:top w:val="single" w:sz="4" w:space="0" w:color="D0D5DD"/>
+              <w:left w:val="single" w:sz="4" w:space="0" w:color="D0D5DD"/>
+              <w:bottom w:val="single" w:sz="4" w:space="0" w:color="D0D5DD"/>
+              <w:right w:val="single" w:sz="4" w:space="0" w:color="D0D5DD"/>
+            </w:tcBorders>
+            <w:shd w:val="clear" w:color="auto" w:fill="2D3748"/>
+            <w:tcMar>
+              <w:top w:w="70" w:type="dxa"/>
+              <w:left w:w="110" w:type="dxa"/>
+              <w:bottom w:w="70" w:type="dxa"/>
+              <w:right w:w="110" w:type="dxa"/>
+            </w:tcMar>
+          </w:tcPr>
+          <w:p>
+            <w:r>
+              <w:rPr>
+                <w:b/>
+                <w:bCs/>
+                <w:color w:val="FFFFFF"/>
+                <w:sz w:val="19"/>
+                <w:szCs w:val="19"/>
+              </w:rPr>
+              <w:t xml:space="preserve">Efecto</w:t>
+            </w:r>
+          </w:p>
+        </w:tc>
+      </w:tr>
+      <w:tr>
+        <w:tblPrEx>
+          <w:tblCellMar>
+            <w:top w:w="0" w:type="dxa"/>
+            <w:bottom w:w="0" w:type="dxa"/>
+          </w:tblCellMar>
+        </w:tblPrEx>
+        <w:trPr>
+          <w:cantSplit/>
+        </w:trPr>
+        <w:tc>
+          <w:tcPr>
+            <w:tcW w:w="2250" w:type="dxa"/>
+            <w:tcBorders>
+              <w:top w:val="single" w:sz="4" w:space="0" w:color="D0D5DD"/>
+              <w:left w:val="single" w:sz="4" w:space="0" w:color="D0D5DD"/>
+              <w:bottom w:val="single" w:sz="4" w:space="0" w:color="D0D5DD"/>
+              <w:right w:val="single" w:sz="4" w:space="0" w:color="D0D5DD"/>
+            </w:tcBorders>
+            <w:tcMar>
+              <w:top w:w="70" w:type="dxa"/>
+              <w:left w:w="110" w:type="dxa"/>
+              <w:bottom w:w="70" w:type="dxa"/>
+              <w:right w:w="110" w:type="dxa"/>
+            </w:tcMar>
+          </w:tcPr>
+          <w:p>
+            <w:r>
+              <w:rPr>
+                <w:rFonts w:ascii="Consolas" w:eastAsia="Consolas" w:hAnsi="Consolas" w:cs="Consolas"/>
+                <w:color w:val="B42318"/>
+                <w:sz w:val="19"/>
+                <w:szCs w:val="19"/>
+              </w:rPr>
+              <w:t xml:space="preserve">seleccion</w:t>
+            </w:r>
+          </w:p>
+        </w:tc>
+        <w:tc>
+          <w:tcPr>
+            <w:tcW w:w="3300" w:type="dxa"/>
+            <w:tcBorders>
+              <w:top w:val="single" w:sz="4" w:space="0" w:color="D0D5DD"/>
+              <w:left w:val="single" w:sz="4" w:space="0" w:color="D0D5DD"/>
+              <w:bottom w:val="single" w:sz="4" w:space="0" w:color="D0D5DD"/>
+              <w:right w:val="single" w:sz="4" w:space="0" w:color="D0D5DD"/>
+            </w:tcBorders>
+            <w:tcMar>
+              <w:top w:w="70" w:type="dxa"/>
+              <w:left w:w="110" w:type="dxa"/>
+              <w:bottom w:w="70" w:type="dxa"/>
+              <w:right w:w="110" w:type="dxa"/>
+            </w:tcMar>
+          </w:tcPr>
+          <w:p>
+            <w:r>
+              <w:rPr>
+                <w:sz w:val="19"/>
+                <w:szCs w:val="19"/>
+              </w:rPr>
+              <w:t xml:space="preserve">Fecha repetida; </w:t>
+            </w:r>
+            <w:r>
+              <w:rPr>
+                <w:rFonts w:ascii="Consolas" w:eastAsia="Consolas" w:hAnsi="Consolas" w:cs="Consolas"/>
+                <w:color w:val="B42318"/>
+                <w:sz w:val="19"/>
+                <w:szCs w:val="19"/>
+              </w:rPr>
+              <w:t xml:space="preserve">conservar[fecha]</w:t>
+            </w:r>
+            <w:r>
+              <w:rPr>
+                <w:sz w:val="19"/>
+                <w:szCs w:val="19"/>
+              </w:rPr>
+              <w:t xml:space="preserve"> = nº de carga elegida (por defecto 1)</w:t>
+            </w:r>
+          </w:p>
+        </w:tc>
+        <w:tc>
+          <w:tcPr>
+            <w:tcW w:w="3810" w:type="dxa"/>
+            <w:tcBorders>
+              <w:top w:val="single" w:sz="4" w:space="0" w:color="D0D5DD"/>
+              <w:left w:val="single" w:sz="4" w:space="0" w:color="D0D5DD"/>
+              <w:bottom w:val="single" w:sz="4" w:space="0" w:color="D0D5DD"/>
+              <w:right w:val="single" w:sz="4" w:space="0" w:color="D0D5DD"/>
+            </w:tcBorders>
+            <w:tcMar>
+              <w:top w:w="70" w:type="dxa"/>
+              <w:left w:w="110" w:type="dxa"/>
+              <w:bottom w:w="70" w:type="dxa"/>
+              <w:right w:w="110" w:type="dxa"/>
+            </w:tcMar>
+          </w:tcPr>
+          <w:p>
+            <w:r>
+              <w:rPr>
+                <w:sz w:val="19"/>
+                <w:szCs w:val="19"/>
+              </w:rPr>
+              <w:t xml:space="preserve">De cada tipo con más de una fila se conserva la fila de esa carga y se eliminan las demás</w:t>
+            </w:r>
+          </w:p>
+        </w:tc>
+      </w:tr>
+      <w:tr>
+        <w:tblPrEx>
+          <w:tblCellMar>
+            <w:top w:w="0" w:type="dxa"/>
+            <w:bottom w:w="0" w:type="dxa"/>
+          </w:tblCellMar>
+        </w:tblPrEx>
+        <w:trPr>
+          <w:cantSplit/>
+        </w:trPr>
+        <w:tc>
+          <w:tcPr>
+            <w:tcW w:w="2250" w:type="dxa"/>
+            <w:tcBorders>
+              <w:top w:val="single" w:sz="4" w:space="0" w:color="D0D5DD"/>
+              <w:left w:val="single" w:sz="4" w:space="0" w:color="D0D5DD"/>
+              <w:bottom w:val="single" w:sz="4" w:space="0" w:color="D0D5DD"/>
+              <w:right w:val="single" w:sz="4" w:space="0" w:color="D0D5DD"/>
+            </w:tcBorders>
+            <w:tcMar>
+              <w:top w:w="70" w:type="dxa"/>
+              <w:left w:w="110" w:type="dxa"/>
+              <w:bottom w:w="70" w:type="dxa"/>
+              <w:right w:w="110" w:type="dxa"/>
+            </w:tcMar>
+          </w:tcPr>
+          <w:p>
+            <w:r>
+              <w:rPr>
+                <w:rFonts w:ascii="Consolas" w:eastAsia="Consolas" w:hAnsi="Consolas" w:cs="Consolas"/>
+                <w:color w:val="B42318"/>
+                <w:sz w:val="19"/>
+                <w:szCs w:val="19"/>
+              </w:rPr>
+              <w:t xml:space="preserve">seleccion</w:t>
+            </w:r>
+            <w:r>
+              <w:rPr>
+                <w:sz w:val="19"/>
+                <w:szCs w:val="19"/>
+              </w:rPr>
+              <w:t xml:space="preserve">, tipo ausente</w:t>
+            </w:r>
+          </w:p>
+        </w:tc>
+        <w:tc>
+          <w:tcPr>
+            <w:tcW w:w="3300" w:type="dxa"/>
+            <w:tcBorders>
+              <w:top w:val="single" w:sz="4" w:space="0" w:color="D0D5DD"/>
+              <w:left w:val="single" w:sz="4" w:space="0" w:color="D0D5DD"/>
+              <w:bottom w:val="single" w:sz="4" w:space="0" w:color="D0D5DD"/>
+              <w:right w:val="single" w:sz="4" w:space="0" w:color="D0D5DD"/>
+            </w:tcBorders>
+            <w:tcMar>
+              <w:top w:w="70" w:type="dxa"/>
+              <w:left w:w="110" w:type="dxa"/>
+              <w:bottom w:w="70" w:type="dxa"/>
+              <w:right w:w="110" w:type="dxa"/>
+            </w:tcMar>
+          </w:tcPr>
+          <w:p>
+            <w:r>
+              <w:rPr>
+                <w:sz w:val="19"/>
+                <w:szCs w:val="19"/>
+              </w:rPr>
+              <w:t xml:space="preserve">El tipo no tiene fila en la carga elegida</w:t>
+            </w:r>
+          </w:p>
+        </w:tc>
+        <w:tc>
+          <w:tcPr>
+            <w:tcW w:w="3810" w:type="dxa"/>
+            <w:tcBorders>
+              <w:top w:val="single" w:sz="4" w:space="0" w:color="D0D5DD"/>
+              <w:left w:val="single" w:sz="4" w:space="0" w:color="D0D5DD"/>
+              <w:bottom w:val="single" w:sz="4" w:space="0" w:color="D0D5DD"/>
+              <w:right w:val="single" w:sz="4" w:space="0" w:color="D0D5DD"/>
+            </w:tcBorders>
+            <w:tcMar>
+              <w:top w:w="70" w:type="dxa"/>
+              <w:left w:w="110" w:type="dxa"/>
+              <w:bottom w:w="70" w:type="dxa"/>
+              <w:right w:w="110" w:type="dxa"/>
+            </w:tcMar>
+          </w:tcPr>
+          <w:p>
+            <w:r>
+              <w:rPr>
+                <w:sz w:val="19"/>
+                <w:szCs w:val="19"/>
+              </w:rPr>
+              <w:t xml:space="preserve">Se conserva su fila más antigua: nunca se pierde un tipo de pesquisa</w:t>
+            </w:r>
+          </w:p>
+        </w:tc>
+      </w:tr>
+      <w:tr>
+        <w:tblPrEx>
+          <w:tblCellMar>
+            <w:top w:w="0" w:type="dxa"/>
+            <w:bottom w:w="0" w:type="dxa"/>
+          </w:tblCellMar>
+        </w:tblPrEx>
+        <w:trPr>
+          <w:cantSplit/>
+        </w:trPr>
+        <w:tc>
+          <w:tcPr>
+            <w:tcW w:w="2250" w:type="dxa"/>
+            <w:tcBorders>
+              <w:top w:val="single" w:sz="4" w:space="0" w:color="D0D5DD"/>
+              <w:left w:val="single" w:sz="4" w:space="0" w:color="D0D5DD"/>
+              <w:bottom w:val="single" w:sz="4" w:space="0" w:color="D0D5DD"/>
+              <w:right w:val="single" w:sz="4" w:space="0" w:color="D0D5DD"/>
+            </w:tcBorders>
+            <w:tcMar>
+              <w:top w:w="70" w:type="dxa"/>
+              <w:left w:w="110" w:type="dxa"/>
+              <w:bottom w:w="70" w:type="dxa"/>
+              <w:right w:w="110" w:type="dxa"/>
+            </w:tcMar>
+          </w:tcPr>
+          <w:p>
+            <w:r>
+              <w:rPr>
+                <w:rFonts w:ascii="Consolas" w:eastAsia="Consolas" w:hAnsi="Consolas" w:cs="Consolas"/>
+                <w:color w:val="B42318"/>
+                <w:sz w:val="19"/>
+                <w:szCs w:val="19"/>
+              </w:rPr>
+              <w:t xml:space="preserve">seleccion</w:t>
+            </w:r>
+            <w:r>
+              <w:rPr>
+                <w:sz w:val="19"/>
+                <w:szCs w:val="19"/>
+              </w:rPr>
+              <w:t xml:space="preserve">, carga inexistente</w:t>
+            </w:r>
+          </w:p>
+        </w:tc>
+        <w:tc>
+          <w:tcPr>
+            <w:tcW w:w="3300" w:type="dxa"/>
+            <w:tcBorders>
+              <w:top w:val="single" w:sz="4" w:space="0" w:color="D0D5DD"/>
+              <w:left w:val="single" w:sz="4" w:space="0" w:color="D0D5DD"/>
+              <w:bottom w:val="single" w:sz="4" w:space="0" w:color="D0D5DD"/>
+              <w:right w:val="single" w:sz="4" w:space="0" w:color="D0D5DD"/>
+            </w:tcBorders>
+            <w:tcMar>
+              <w:top w:w="70" w:type="dxa"/>
+              <w:left w:w="110" w:type="dxa"/>
+              <w:bottom w:w="70" w:type="dxa"/>
+              <w:right w:w="110" w:type="dxa"/>
+            </w:tcMar>
+          </w:tcPr>
+          <w:p>
+            <w:r>
+              <w:rPr>
+                <w:rFonts w:ascii="Consolas" w:eastAsia="Consolas" w:hAnsi="Consolas" w:cs="Consolas"/>
+                <w:color w:val="B42318"/>
+                <w:sz w:val="19"/>
+                <w:szCs w:val="19"/>
+              </w:rPr>
+              <w:t xml:space="preserve">conservar</w:t>
+            </w:r>
+            <w:r>
+              <w:rPr>
+                <w:sz w:val="19"/>
+                <w:szCs w:val="19"/>
+              </w:rPr>
+              <w:t xml:space="preserve"> apunta a una carga que no existe en esa fecha</w:t>
+            </w:r>
+          </w:p>
+        </w:tc>
+        <w:tc>
+          <w:tcPr>
+            <w:tcW w:w="3810" w:type="dxa"/>
+            <w:tcBorders>
+              <w:top w:val="single" w:sz="4" w:space="0" w:color="D0D5DD"/>
+              <w:left w:val="single" w:sz="4" w:space="0" w:color="D0D5DD"/>
+              <w:bottom w:val="single" w:sz="4" w:space="0" w:color="D0D5DD"/>
+              <w:right w:val="single" w:sz="4" w:space="0" w:color="D0D5DD"/>
+            </w:tcBorders>
+            <w:tcMar>
+              <w:top w:w="70" w:type="dxa"/>
+              <w:left w:w="110" w:type="dxa"/>
+              <w:bottom w:w="70" w:type="dxa"/>
+              <w:right w:w="110" w:type="dxa"/>
+            </w:tcMar>
+          </w:tcPr>
+          <w:p>
+            <w:r>
+              <w:rPr>
+                <w:rFonts w:ascii="Consolas" w:eastAsia="Consolas" w:hAnsi="Consolas" w:cs="Consolas"/>
+                <w:color w:val="B42318"/>
+                <w:sz w:val="19"/>
+                <w:szCs w:val="19"/>
+              </w:rPr>
+              <w:t xml:space="preserve">EvaluacionesError</w:t>
+            </w:r>
+            <w:r>
+              <w:rPr>
+                <w:sz w:val="19"/>
+                <w:szCs w:val="19"/>
+              </w:rPr>
+              <w:t xml:space="preserve">: «La carga elegida para el … no existe.»</w:t>
+            </w:r>
+          </w:p>
+        </w:tc>
+      </w:tr>
+      <w:tr>
+        <w:tblPrEx>
+          <w:tblCellMar>
+            <w:top w:w="0" w:type="dxa"/>
+            <w:bottom w:w="0" w:type="dxa"/>
+          </w:tblCellMar>
+        </w:tblPrEx>
+        <w:trPr>
+          <w:cantSplit/>
+        </w:trPr>
+        <w:tc>
+          <w:tcPr>
+            <w:tcW w:w="2250" w:type="dxa"/>
+            <w:tcBorders>
+              <w:top w:val="single" w:sz="4" w:space="0" w:color="D0D5DD"/>
+              <w:left w:val="single" w:sz="4" w:space="0" w:color="D0D5DD"/>
+              <w:bottom w:val="single" w:sz="4" w:space="0" w:color="D0D5DD"/>
+              <w:right w:val="single" w:sz="4" w:space="0" w:color="D0D5DD"/>
+            </w:tcBorders>
+            <w:tcMar>
+              <w:top w:w="70" w:type="dxa"/>
+              <w:left w:w="110" w:type="dxa"/>
+              <w:bottom w:w="70" w:type="dxa"/>
+              <w:right w:w="110" w:type="dxa"/>
+            </w:tcMar>
+          </w:tcPr>
+          <w:p>
+            <w:r>
+              <w:rPr>
+                <w:rFonts w:ascii="Consolas" w:eastAsia="Consolas" w:hAnsi="Consolas" w:cs="Consolas"/>
+                <w:color w:val="B42318"/>
+                <w:sz w:val="19"/>
+                <w:szCs w:val="19"/>
+              </w:rPr>
+              <w:t xml:space="preserve">exactas</w:t>
+            </w:r>
+          </w:p>
+        </w:tc>
+        <w:tc>
+          <w:tcPr>
+            <w:tcW w:w="3300" w:type="dxa"/>
+            <w:tcBorders>
+              <w:top w:val="single" w:sz="4" w:space="0" w:color="D0D5DD"/>
+              <w:left w:val="single" w:sz="4" w:space="0" w:color="D0D5DD"/>
+              <w:bottom w:val="single" w:sz="4" w:space="0" w:color="D0D5DD"/>
+              <w:right w:val="single" w:sz="4" w:space="0" w:color="D0D5DD"/>
+            </w:tcBorders>
+            <w:tcMar>
+              <w:top w:w="70" w:type="dxa"/>
+              <w:left w:w="110" w:type="dxa"/>
+              <w:bottom w:w="70" w:type="dxa"/>
+              <w:right w:w="110" w:type="dxa"/>
+            </w:tcMar>
+          </w:tcPr>
+          <w:p>
+            <w:r>
+              <w:rPr>
+                <w:sz w:val="19"/>
+                <w:szCs w:val="19"/>
+              </w:rPr>
+              <w:t xml:space="preserve">Grupo repetido con un único valor distinto</w:t>
+            </w:r>
+          </w:p>
+        </w:tc>
+        <w:tc>
+          <w:tcPr>
+            <w:tcW w:w="3810" w:type="dxa"/>
+            <w:tcBorders>
+              <w:top w:val="single" w:sz="4" w:space="0" w:color="D0D5DD"/>
+              <w:left w:val="single" w:sz="4" w:space="0" w:color="D0D5DD"/>
+              <w:bottom w:val="single" w:sz="4" w:space="0" w:color="D0D5DD"/>
+              <w:right w:val="single" w:sz="4" w:space="0" w:color="D0D5DD"/>
+            </w:tcBorders>
+            <w:tcMar>
+              <w:top w:w="70" w:type="dxa"/>
+              <w:left w:w="110" w:type="dxa"/>
+              <w:bottom w:w="70" w:type="dxa"/>
+              <w:right w:w="110" w:type="dxa"/>
+            </w:tcMar>
+          </w:tcPr>
+          <w:p>
+            <w:r>
+              <w:rPr>
+                <w:sz w:val="19"/>
+                <w:szCs w:val="19"/>
+              </w:rPr>
+              <w:t xml:space="preserve">Se conserva la fila más antigua y se eliminan las demás. Los grupos con valores distintos no se tocan</w:t>
+            </w:r>
+          </w:p>
+        </w:tc>
+      </w:tr>
+    </w:tbl>
+    <w:p>
+      <w:pPr>
+        <w:spacing w:after="120"/>
+      </w:pPr>
+    </w:p>
+    <w:p>
+      <w:pPr>
+        <w:pStyle w:val="Ttulo3"/>
+        <w:keepNext/>
+      </w:pPr>
+      <w:r>
+        <w:t xml:space="preserve">Orden de ejecución</w:t>
+      </w:r>
+    </w:p>
+    <w:p>
+      <w:pPr>
+        <w:spacing w:after="120"/>
+      </w:pPr>
+      <w:r>
+        <w:rPr>
+          <w:rFonts w:ascii="Consolas" w:eastAsia="Consolas" w:hAnsi="Consolas" w:cs="Consolas"/>
+          <w:color w:val="B42318"/>
+          <w:sz w:val="19"/>
+          <w:szCs w:val="19"/>
+        </w:rPr>
+        <w:t xml:space="preserve">POST /api/eval_dup/eliminar</w:t>
+      </w:r>
+      <w:r>
+        <w:t xml:space="preserve"> hace, en este orden:</w:t>
+      </w:r>
+    </w:p>
+    <w:p>
+      <w:pPr>
+        <w:pStyle w:val="Prrafodelista"/>
+        <w:numPr>
+          <w:ilvl w:val="0"/>
+          <w:numId w:val="5"/>
+        </w:numPr>
+        <w:spacing w:after="60"/>
+      </w:pPr>
+      <w:r>
+        <w:t xml:space="preserve">Valida la sesión (401) y el país contra </w:t>
+      </w:r>
+      <w:r>
+        <w:rPr>
+          <w:rFonts w:ascii="Consolas" w:eastAsia="Consolas" w:hAnsi="Consolas" w:cs="Consolas"/>
+          <w:color w:val="B42318"/>
+          <w:sz w:val="19"/>
+          <w:szCs w:val="19"/>
+        </w:rPr>
+        <w:t xml:space="preserve">PAISES_VALIDOS</w:t>
+      </w:r>
+      <w:r>
+        <w:t xml:space="preserve"> (400).</w:t>
+      </w:r>
+    </w:p>
+    <w:p>
+      <w:pPr>
+        <w:pStyle w:val="Prrafodelista"/>
+        <w:numPr>
+          <w:ilvl w:val="0"/>
+          <w:numId w:val="5"/>
+        </w:numPr>
+        <w:spacing w:after="60"/>
+      </w:pPr>
+      <w:r>
+        <w:t xml:space="preserve">Abre la conexión del país y llama a </w:t>
+      </w:r>
+      <w:r>
+        <w:rPr>
+          <w:rFonts w:ascii="Consolas" w:eastAsia="Consolas" w:hAnsi="Consolas" w:cs="Consolas"/>
+          <w:color w:val="B42318"/>
+          <w:sz w:val="19"/>
+          <w:szCs w:val="19"/>
+        </w:rPr>
+        <w:t xml:space="preserve">eliminar_repetidas(cursor, centro_id, modo, persona_id, conservar, esperado)</w:t>
+      </w:r>
+      <w:r>
+        <w:t xml:space="preserve">.</w:t>
+      </w:r>
+    </w:p>
+    <w:p>
+      <w:pPr>
+        <w:pStyle w:val="Prrafodelista"/>
+        <w:numPr>
+          <w:ilvl w:val="0"/>
+          <w:numId w:val="5"/>
+        </w:numPr>
+        <w:spacing w:after="60"/>
+      </w:pPr>
+      <w:r>
+        <w:t xml:space="preserve">Recalcula el plan </w:t>
+      </w:r>
+      <w:r>
+        <w:rPr>
+          <w:b/>
+          <w:bCs/>
+        </w:rPr>
+        <w:t xml:space="preserve">en el servidor</w:t>
+      </w:r>
+      <w:r>
+        <w:t xml:space="preserve"> con </w:t>
+      </w:r>
+      <w:r>
+        <w:rPr>
+          <w:rFonts w:ascii="Consolas" w:eastAsia="Consolas" w:hAnsi="Consolas" w:cs="Consolas"/>
+          <w:color w:val="B42318"/>
+          <w:sz w:val="19"/>
+          <w:szCs w:val="19"/>
+        </w:rPr>
+        <w:t xml:space="preserve">bloquear=True</w:t>
+      </w:r>
+      <w:r>
+        <w:t xml:space="preserve">: </w:t>
+      </w:r>
+      <w:r>
+        <w:rPr>
+          <w:rFonts w:ascii="Consolas" w:eastAsia="Consolas" w:hAnsi="Consolas" w:cs="Consolas"/>
+          <w:color w:val="B42318"/>
+          <w:sz w:val="19"/>
+          <w:szCs w:val="19"/>
+        </w:rPr>
+        <w:t xml:space="preserve">SELECT … FOR UPDATE</w:t>
+      </w:r>
+      <w:r>
+        <w:t xml:space="preserve"> sobre las filas vigentes de la persona (o de todo el centro en modo </w:t>
+      </w:r>
+      <w:r>
+        <w:rPr>
+          <w:rFonts w:ascii="Consolas" w:eastAsia="Consolas" w:hAnsi="Consolas" w:cs="Consolas"/>
+          <w:color w:val="B42318"/>
+          <w:sz w:val="19"/>
+          <w:szCs w:val="19"/>
+        </w:rPr>
+        <w:t xml:space="preserve">exactas</w:t>
+      </w:r>
+      <w:r>
+        <w:t xml:space="preserve">).</w:t>
+      </w:r>
+    </w:p>
+    <w:p>
+      <w:pPr>
+        <w:pStyle w:val="Prrafodelista"/>
+        <w:numPr>
+          <w:ilvl w:val="0"/>
+          <w:numId w:val="5"/>
+        </w:numPr>
+        <w:spacing w:after="60"/>
+      </w:pPr>
+      <w:r>
+        <w:t xml:space="preserve">Si </w:t>
+      </w:r>
+      <w:r>
+        <w:rPr>
+          <w:rFonts w:ascii="Consolas" w:eastAsia="Consolas" w:hAnsi="Consolas" w:cs="Consolas"/>
+          <w:color w:val="B42318"/>
+          <w:sz w:val="19"/>
+          <w:szCs w:val="19"/>
+        </w:rPr>
+        <w:t xml:space="preserve">esperado</w:t>
+      </w:r>
+      <w:r>
+        <w:t xml:space="preserve"> no es nulo y el total recalculado es distinto, aborta con «Los datos cambiaron desde la vista previa (ahora serían N filas en vez de M)» (409, rollback).</w:t>
+      </w:r>
+    </w:p>
+    <w:p>
+      <w:pPr>
+        <w:pStyle w:val="Prrafodelista"/>
+        <w:numPr>
+          <w:ilvl w:val="0"/>
+          <w:numId w:val="5"/>
+        </w:numPr>
+        <w:spacing w:after="60"/>
+      </w:pPr>
+      <w:r>
+        <w:rPr>
+          <w:rFonts w:ascii="Consolas" w:eastAsia="Consolas" w:hAnsi="Consolas" w:cs="Consolas"/>
+          <w:color w:val="B42318"/>
+          <w:sz w:val="19"/>
+          <w:szCs w:val="19"/>
+        </w:rPr>
+        <w:t xml:space="preserve">DELETE FROM psi_pesquisas_x_centro WHERE centro_id = %s AND pesq_x_pac_status = 0 AND idunico IN (…)</w:t>
+      </w:r>
+      <w:r>
+        <w:t xml:space="preserve"> en lotes de </w:t>
+      </w:r>
+      <w:r>
+        <w:rPr>
+          <w:rFonts w:ascii="Consolas" w:eastAsia="Consolas" w:hAnsi="Consolas" w:cs="Consolas"/>
+          <w:color w:val="B42318"/>
+          <w:sz w:val="19"/>
+          <w:szCs w:val="19"/>
+        </w:rPr>
+        <w:t xml:space="preserve">LOTE_BORRADO</w:t>
+      </w:r>
+      <w:r>
+        <w:t xml:space="preserve"> = 500.</w:t>
+      </w:r>
+    </w:p>
+    <w:p>
+      <w:pPr>
+        <w:pStyle w:val="Prrafodelista"/>
+        <w:numPr>
+          <w:ilvl w:val="0"/>
+          <w:numId w:val="5"/>
+        </w:numPr>
+        <w:spacing w:after="60"/>
+      </w:pPr>
+      <w:r>
+        <w:t xml:space="preserve">Compara el total de filas borradas con el del plan; si no coincide, aborta con «No se pudieron eliminar todas las filas previstas. No se guardó ningún cambio.» (409, rollback).</w:t>
+      </w:r>
+    </w:p>
+    <w:p>
+      <w:pPr>
+        <w:pStyle w:val="Prrafodelista"/>
+        <w:numPr>
+          <w:ilvl w:val="0"/>
+          <w:numId w:val="5"/>
+        </w:numPr>
+        <w:spacing w:after="60"/>
+      </w:pPr>
+      <w:r>
+        <w:rPr>
+          <w:rFonts w:ascii="Consolas" w:eastAsia="Consolas" w:hAnsi="Consolas" w:cs="Consolas"/>
+          <w:color w:val="B42318"/>
+          <w:sz w:val="19"/>
+          <w:szCs w:val="19"/>
+        </w:rPr>
+        <w:t xml:space="preserve">commit</w:t>
+      </w:r>
+      <w:r>
+        <w:t xml:space="preserve"> y </w:t>
+      </w:r>
+      <w:r>
+        <w:rPr>
+          <w:rFonts w:ascii="Consolas" w:eastAsia="Consolas" w:hAnsi="Consolas" w:cs="Consolas"/>
+          <w:color w:val="B42318"/>
+          <w:sz w:val="19"/>
+          <w:szCs w:val="19"/>
+        </w:rPr>
+        <w:t xml:space="preserve">logger.info</w:t>
+      </w:r>
+      <w:r>
+        <w:t xml:space="preserve"> con país, centro, modo, persona, filas, beneficiarios y </w:t>
+      </w:r>
+      <w:r>
+        <w:rPr>
+          <w:rFonts w:ascii="Consolas" w:eastAsia="Consolas" w:hAnsi="Consolas" w:cs="Consolas"/>
+          <w:color w:val="B42318"/>
+          <w:sz w:val="19"/>
+          <w:szCs w:val="19"/>
+        </w:rPr>
+        <w:t xml:space="preserve">usuario_id</w:t>
+      </w:r>
+      <w:r>
+        <w:t xml:space="preserve">. Cualquier otra excepción hace rollback, se registra con </w:t>
+      </w:r>
+      <w:r>
+        <w:rPr>
+          <w:rFonts w:ascii="Consolas" w:eastAsia="Consolas" w:hAnsi="Consolas" w:cs="Consolas"/>
+          <w:color w:val="B42318"/>
+          <w:sz w:val="19"/>
+          <w:szCs w:val="19"/>
+        </w:rPr>
+        <w:t xml:space="preserve">logger.exception</w:t>
+      </w:r>
+      <w:r>
+        <w:t xml:space="preserve"> y responde 500 con un mensaje genérico.</w:t>
+      </w:r>
+    </w:p>
+    <w:p>
+      <w:pPr>
+        <w:pStyle w:val="Ttulo3"/>
+        <w:keepNext/>
+      </w:pPr>
+      <w:r>
+        <w:t xml:space="preserve">Concurrencia y seguridad</w:t>
+      </w:r>
+    </w:p>
+    <w:p>
+      <w:pPr>
+        <w:pStyle w:val="Prrafodelista"/>
+        <w:numPr>
+          <w:ilvl w:val="0"/>
+          <w:numId w:val="2"/>
+        </w:numPr>
+        <w:spacing w:after="60"/>
+      </w:pPr>
+      <w:r>
+        <w:t xml:space="preserve">El cliente </w:t>
+      </w:r>
+      <w:r>
+        <w:rPr>
+          <w:b/>
+          <w:bCs/>
+        </w:rPr>
+        <w:t xml:space="preserve">nunca envía ids de filas</w:t>
+      </w:r>
+      <w:r>
+        <w:t xml:space="preserve">: solo </w:t>
+      </w:r>
+      <w:r>
+        <w:rPr>
+          <w:rFonts w:ascii="Consolas" w:eastAsia="Consolas" w:hAnsi="Consolas" w:cs="Consolas"/>
+          <w:color w:val="B42318"/>
+          <w:sz w:val="19"/>
+          <w:szCs w:val="19"/>
+        </w:rPr>
+        <w:t xml:space="preserve">modo</w:t>
+      </w:r>
+      <w:r>
+        <w:t xml:space="preserve">, </w:t>
+      </w:r>
+      <w:r>
+        <w:rPr>
+          <w:rFonts w:ascii="Consolas" w:eastAsia="Consolas" w:hAnsi="Consolas" w:cs="Consolas"/>
+          <w:color w:val="B42318"/>
+          <w:sz w:val="19"/>
+          <w:szCs w:val="19"/>
+        </w:rPr>
+        <w:t xml:space="preserve">persona_id</w:t>
+      </w:r>
+      <w:r>
+        <w:t xml:space="preserve">, </w:t>
+      </w:r>
+      <w:r>
+        <w:rPr>
+          <w:rFonts w:ascii="Consolas" w:eastAsia="Consolas" w:hAnsi="Consolas" w:cs="Consolas"/>
+          <w:color w:val="B42318"/>
+          <w:sz w:val="19"/>
+          <w:szCs w:val="19"/>
+        </w:rPr>
+        <w:t xml:space="preserve">conservar</w:t>
+      </w:r>
+      <w:r>
+        <w:t xml:space="preserve"> y </w:t>
+      </w:r>
+      <w:r>
+        <w:rPr>
+          <w:rFonts w:ascii="Consolas" w:eastAsia="Consolas" w:hAnsi="Consolas" w:cs="Consolas"/>
+          <w:color w:val="B42318"/>
+          <w:sz w:val="19"/>
+          <w:szCs w:val="19"/>
+        </w:rPr>
+        <w:t xml:space="preserve">esperado</w:t>
+      </w:r>
+      <w:r>
+        <w:t xml:space="preserve">. Lo que se borra lo decide el servidor con </w:t>
+      </w:r>
+      <w:r>
+        <w:rPr>
+          <w:rFonts w:ascii="Consolas" w:eastAsia="Consolas" w:hAnsi="Consolas" w:cs="Consolas"/>
+          <w:color w:val="B42318"/>
+          <w:sz w:val="19"/>
+          <w:szCs w:val="19"/>
+        </w:rPr>
+        <w:t xml:space="preserve">construir_plan</w:t>
+      </w:r>
+      <w:r>
+        <w:t xml:space="preserve">.</w:t>
+      </w:r>
+    </w:p>
+    <w:p>
+      <w:pPr>
+        <w:pStyle w:val="Prrafodelista"/>
+        <w:numPr>
+          <w:ilvl w:val="0"/>
+          <w:numId w:val="2"/>
+        </w:numPr>
+        <w:spacing w:after="60"/>
+      </w:pPr>
+      <w:r>
+        <w:rPr>
+          <w:rFonts w:ascii="Consolas" w:eastAsia="Consolas" w:hAnsi="Consolas" w:cs="Consolas"/>
+          <w:color w:val="B42318"/>
+          <w:sz w:val="19"/>
+          <w:szCs w:val="19"/>
+        </w:rPr>
+        <w:t xml:space="preserve">esperado</w:t>
+      </w:r>
+      <w:r>
+        <w:t xml:space="preserve"> es el total que vio el usuario en la vista previa. En la API es opcional, pero la interfaz siempre lo envía: si entre la vista previa y la confirmación alguien cargó o eliminó evaluaciones, no se borra nada.</w:t>
+      </w:r>
+    </w:p>
+    <w:p>
+      <w:pPr>
+        <w:pStyle w:val="Prrafodelista"/>
+        <w:numPr>
+          <w:ilvl w:val="0"/>
+          <w:numId w:val="2"/>
+        </w:numPr>
+        <w:spacing w:after="60"/>
+      </w:pPr>
+      <w:r>
+        <w:t xml:space="preserve">El </w:t>
+      </w:r>
+      <w:r>
+        <w:rPr>
+          <w:rFonts w:ascii="Consolas" w:eastAsia="Consolas" w:hAnsi="Consolas" w:cs="Consolas"/>
+          <w:color w:val="B42318"/>
+          <w:sz w:val="19"/>
+          <w:szCs w:val="19"/>
+        </w:rPr>
+        <w:t xml:space="preserve">DELETE</w:t>
+      </w:r>
+      <w:r>
+        <w:t xml:space="preserve"> está acotado por </w:t>
+      </w:r>
+      <w:r>
+        <w:rPr>
+          <w:rFonts w:ascii="Consolas" w:eastAsia="Consolas" w:hAnsi="Consolas" w:cs="Consolas"/>
+          <w:color w:val="B42318"/>
+          <w:sz w:val="19"/>
+          <w:szCs w:val="19"/>
+        </w:rPr>
+        <w:t xml:space="preserve">centro_id</w:t>
+      </w:r>
+      <w:r>
+        <w:t xml:space="preserve"> y por fila vigente aunque los ids ya salgan del plan (defensa adicional). La tabla, la columna de fecha y el filtro son constantes del módulo (</w:t>
+      </w:r>
+      <w:r>
+        <w:rPr>
+          <w:rFonts w:ascii="Consolas" w:eastAsia="Consolas" w:hAnsi="Consolas" w:cs="Consolas"/>
+          <w:color w:val="B42318"/>
+          <w:sz w:val="19"/>
+          <w:szCs w:val="19"/>
+        </w:rPr>
+        <w:t xml:space="preserve">TABLA</w:t>
+      </w:r>
+      <w:r>
+        <w:t xml:space="preserve">, </w:t>
+      </w:r>
+      <w:r>
+        <w:rPr>
+          <w:rFonts w:ascii="Consolas" w:eastAsia="Consolas" w:hAnsi="Consolas" w:cs="Consolas"/>
+          <w:color w:val="B42318"/>
+          <w:sz w:val="19"/>
+          <w:szCs w:val="19"/>
+        </w:rPr>
+        <w:t xml:space="preserve">FECHA</w:t>
+      </w:r>
+      <w:r>
+        <w:t xml:space="preserve">, </w:t>
+      </w:r>
+      <w:r>
+        <w:rPr>
+          <w:rFonts w:ascii="Consolas" w:eastAsia="Consolas" w:hAnsi="Consolas" w:cs="Consolas"/>
+          <w:color w:val="B42318"/>
+          <w:sz w:val="19"/>
+          <w:szCs w:val="19"/>
+        </w:rPr>
+        <w:t xml:space="preserve">VIGENTE</w:t>
+      </w:r>
+      <w:r>
+        <w:t xml:space="preserve">); los valores siempre van con </w:t>
+      </w:r>
+      <w:r>
+        <w:rPr>
+          <w:rFonts w:ascii="Consolas" w:eastAsia="Consolas" w:hAnsi="Consolas" w:cs="Consolas"/>
+          <w:color w:val="B42318"/>
+          <w:sz w:val="19"/>
+          <w:szCs w:val="19"/>
+        </w:rPr>
+        <w:t xml:space="preserve">%s</w:t>
+      </w:r>
+      <w:r>
+        <w:t xml:space="preserve">.</w:t>
+      </w:r>
+    </w:p>
+    <w:p>
+      <w:pPr>
+        <w:pStyle w:val="Prrafodelista"/>
+        <w:numPr>
+          <w:ilvl w:val="0"/>
+          <w:numId w:val="2"/>
+        </w:numPr>
+        <w:spacing w:after="60"/>
+      </w:pPr>
+      <w:r>
+        <w:t xml:space="preserve">Las claves de </w:t>
+      </w:r>
+      <w:r>
+        <w:rPr>
+          <w:rFonts w:ascii="Consolas" w:eastAsia="Consolas" w:hAnsi="Consolas" w:cs="Consolas"/>
+          <w:color w:val="B42318"/>
+          <w:sz w:val="19"/>
+          <w:szCs w:val="19"/>
+        </w:rPr>
+        <w:t xml:space="preserve">conservar</w:t>
+      </w:r>
+      <w:r>
+        <w:t xml:space="preserve"> son fechas ISO que solo se comparan en Python; nunca llegan al SQL.</w:t>
+      </w:r>
+    </w:p>
+    <w:p>
+      <w:pPr>
+        <w:pStyle w:val="Prrafodelista"/>
+        <w:numPr>
+          <w:ilvl w:val="0"/>
+          <w:numId w:val="2"/>
+        </w:numPr>
+        <w:spacing w:after="60"/>
+      </w:pPr>
+      <w:r>
+        <w:t xml:space="preserve">Los endpoints de lectura comparten </w:t>
+      </w:r>
+      <w:r>
+        <w:rPr>
+          <w:rFonts w:ascii="Consolas" w:eastAsia="Consolas" w:hAnsi="Consolas" w:cs="Consolas"/>
+          <w:color w:val="B42318"/>
+          <w:sz w:val="19"/>
+          <w:szCs w:val="19"/>
+        </w:rPr>
+        <w:t xml:space="preserve">_evdup_lectura</w:t>
+      </w:r>
+      <w:r>
+        <w:t xml:space="preserve"> (sesión, país, </w:t>
+      </w:r>
+      <w:r>
+        <w:rPr>
+          <w:rFonts w:ascii="Consolas" w:eastAsia="Consolas" w:hAnsi="Consolas" w:cs="Consolas"/>
+          <w:color w:val="B42318"/>
+          <w:sz w:val="19"/>
+          <w:szCs w:val="19"/>
+        </w:rPr>
+        <w:t xml:space="preserve">EvaluacionesError</w:t>
+      </w:r>
+      <w:r>
+        <w:t xml:space="preserve"> → 400, cualquier otra excepción → 500 genérico con </w:t>
+      </w:r>
+      <w:r>
+        <w:rPr>
+          <w:rFonts w:ascii="Consolas" w:eastAsia="Consolas" w:hAnsi="Consolas" w:cs="Consolas"/>
+          <w:color w:val="B42318"/>
+          <w:sz w:val="19"/>
+          <w:szCs w:val="19"/>
+        </w:rPr>
+        <w:t xml:space="preserve">logger.exception</w:t>
+      </w:r>
+      <w:r>
+        <w:t xml:space="preserve">).</w:t>
+      </w:r>
+    </w:p>
+    <w:p>
+      <w:pPr>
+        <w:pStyle w:val="Prrafodelista"/>
+        <w:numPr>
+          <w:ilvl w:val="0"/>
+          <w:numId w:val="2"/>
+        </w:numPr>
+        <w:spacing w:after="60"/>
+      </w:pPr>
+      <w:r>
+        <w:t xml:space="preserve">El log guarda ids y contadores, no datos personales.</w:t>
+      </w:r>
+    </w:p>
+    <w:p>
+      <w:pPr>
+        <w:pStyle w:val="Ttulo3"/>
+        <w:keepNext/>
+      </w:pPr>
+      <w:r>
+        <w:t xml:space="preserve">Interfaz (evaluaciones_duplicadas.html)</w:t>
+      </w:r>
+    </w:p>
+    <w:p>
+      <w:pPr>
+        <w:pStyle w:val="Prrafodelista"/>
+        <w:numPr>
+          <w:ilvl w:val="0"/>
+          <w:numId w:val="2"/>
+        </w:numPr>
+        <w:spacing w:after="60"/>
+      </w:pPr>
+      <w:r>
+        <w:t xml:space="preserve">Flujo Plataforma (el cambio recarga con </w:t>
+      </w:r>
+      <w:r>
+        <w:rPr>
+          <w:rFonts w:ascii="Consolas" w:eastAsia="Consolas" w:hAnsi="Consolas" w:cs="Consolas"/>
+          <w:color w:val="B42318"/>
+          <w:sz w:val="19"/>
+          <w:szCs w:val="19"/>
+        </w:rPr>
+        <w:t xml:space="preserve">?pais=</w:t>
+      </w:r>
+      <w:r>
+        <w:t xml:space="preserve">) → Cliente → Centro (si el cliente tiene un solo centro, se selecciona solo) → lista de beneficiarios con la casilla «Incluir beneficiarios sin repetidas» (parámetro </w:t>
+      </w:r>
+      <w:r>
+        <w:rPr>
+          <w:rFonts w:ascii="Consolas" w:eastAsia="Consolas" w:hAnsi="Consolas" w:cs="Consolas"/>
+          <w:color w:val="B42318"/>
+          <w:sz w:val="19"/>
+          <w:szCs w:val="19"/>
+        </w:rPr>
+        <w:t xml:space="preserve">todos</w:t>
+      </w:r>
+      <w:r>
+        <w:t xml:space="preserve">) y un buscador que filtra en el navegador.</w:t>
+      </w:r>
+    </w:p>
+    <w:p>
+      <w:pPr>
+        <w:pStyle w:val="Prrafodelista"/>
+        <w:numPr>
+          <w:ilvl w:val="0"/>
+          <w:numId w:val="2"/>
+        </w:numPr>
+        <w:spacing w:after="60"/>
+      </w:pPr>
+      <w:r>
+        <w:t xml:space="preserve">El detalle muestra las cargas lado a lado con un radio por carga y fecha. </w:t>
+      </w:r>
+      <w:r>
+        <w:rPr>
+          <w:rFonts w:ascii="Consolas" w:eastAsia="Consolas" w:hAnsi="Consolas" w:cs="Consolas"/>
+          <w:color w:val="B42318"/>
+          <w:sz w:val="19"/>
+          <w:szCs w:val="19"/>
+        </w:rPr>
+        <w:t xml:space="preserve">idsAEliminar()</w:t>
+      </w:r>
+      <w:r>
+        <w:t xml:space="preserve"> replica la regla del servidor solo para pintar (verde / tachado en rojo); el servidor vuelve a calcular.</w:t>
+      </w:r>
+    </w:p>
+    <w:p>
+      <w:pPr>
+        <w:pStyle w:val="Prrafodelista"/>
+        <w:numPr>
+          <w:ilvl w:val="0"/>
+          <w:numId w:val="2"/>
+        </w:numPr>
+        <w:spacing w:after="60"/>
+      </w:pPr>
+      <w:r>
+        <w:t xml:space="preserve">La </w:t>
+      </w:r>
+      <w:r>
+        <w:rPr>
+          <w:b/>
+          <w:bCs/>
+        </w:rPr>
+        <w:t xml:space="preserve">limpieza rápida</w:t>
+      </w:r>
+      <w:r>
+        <w:t xml:space="preserve"> (botón «Eliminar repetidas idénticas del centro») usa </w:t>
+      </w:r>
+      <w:r>
+        <w:rPr>
+          <w:rFonts w:ascii="Consolas" w:eastAsia="Consolas" w:hAnsi="Consolas" w:cs="Consolas"/>
+          <w:color w:val="B42318"/>
+          <w:sz w:val="19"/>
+          <w:szCs w:val="19"/>
+        </w:rPr>
+        <w:t xml:space="preserve">modo = exactas</w:t>
+      </w:r>
+      <w:r>
+        <w:t xml:space="preserve"> sin </w:t>
+      </w:r>
+      <w:r>
+        <w:rPr>
+          <w:rFonts w:ascii="Consolas" w:eastAsia="Consolas" w:hAnsi="Consolas" w:cs="Consolas"/>
+          <w:color w:val="B42318"/>
+          <w:sz w:val="19"/>
+          <w:szCs w:val="19"/>
+        </w:rPr>
+        <w:t xml:space="preserve">persona_id</w:t>
+      </w:r>
+      <w:r>
+        <w:t xml:space="preserve"> y solo aparece si el resumen trae sobrantes idénticas.</w:t>
+      </w:r>
+    </w:p>
+    <w:p>
+      <w:pPr>
+        <w:pStyle w:val="Prrafodelista"/>
+        <w:numPr>
+          <w:ilvl w:val="0"/>
+          <w:numId w:val="2"/>
+        </w:numPr>
+        <w:spacing w:after="60"/>
+      </w:pPr>
+      <w:r>
+        <w:rPr>
+          <w:rFonts w:ascii="Consolas" w:eastAsia="Consolas" w:hAnsi="Consolas" w:cs="Consolas"/>
+          <w:color w:val="B42318"/>
+          <w:sz w:val="19"/>
+          <w:szCs w:val="19"/>
+        </w:rPr>
+        <w:t xml:space="preserve">confirmarYEliminar</w:t>
+      </w:r>
+      <w:r>
+        <w:t xml:space="preserve">: </w:t>
+      </w:r>
+      <w:r>
+        <w:rPr>
+          <w:rFonts w:ascii="Consolas" w:eastAsia="Consolas" w:hAnsi="Consolas" w:cs="Consolas"/>
+          <w:color w:val="B42318"/>
+          <w:sz w:val="19"/>
+          <w:szCs w:val="19"/>
+        </w:rPr>
+        <w:t xml:space="preserve">POST /plan</w:t>
+      </w:r>
+      <w:r>
+        <w:t xml:space="preserve"> → </w:t>
+      </w:r>
+      <w:r>
+        <w:rPr>
+          <w:rFonts w:ascii="Consolas" w:eastAsia="Consolas" w:hAnsi="Consolas" w:cs="Consolas"/>
+          <w:color w:val="B42318"/>
+          <w:sz w:val="19"/>
+          <w:szCs w:val="19"/>
+        </w:rPr>
+        <w:t xml:space="preserve">confirmarAccion</w:t>
+      </w:r>
+      <w:r>
+        <w:t xml:space="preserve"> con el total → </w:t>
+      </w:r>
+      <w:r>
+        <w:rPr>
+          <w:rFonts w:ascii="Consolas" w:eastAsia="Consolas" w:hAnsi="Consolas" w:cs="Consolas"/>
+          <w:color w:val="B42318"/>
+          <w:sz w:val="19"/>
+          <w:szCs w:val="19"/>
+        </w:rPr>
+        <w:t xml:space="preserve">POST /eliminar</w:t>
+      </w:r>
+      <w:r>
+        <w:t xml:space="preserve"> con </w:t>
+      </w:r>
+      <w:r>
+        <w:rPr>
+          <w:rFonts w:ascii="Consolas" w:eastAsia="Consolas" w:hAnsi="Consolas" w:cs="Consolas"/>
+          <w:color w:val="B42318"/>
+          <w:sz w:val="19"/>
+          <w:szCs w:val="19"/>
+        </w:rPr>
+        <w:t xml:space="preserve">esperado</w:t>
+      </w:r>
+      <w:r>
+        <w:t xml:space="preserve"> = total del plan.</w:t>
+      </w:r>
+    </w:p>
+    <w:p>
+      <w:pPr>
+        <w:pStyle w:val="Prrafodelista"/>
+        <w:numPr>
+          <w:ilvl w:val="0"/>
+          <w:numId w:val="2"/>
+        </w:numPr>
+        <w:spacing w:after="60"/>
+      </w:pPr>
+      <w:r>
+        <w:t xml:space="preserve">Todo texto de la API se pinta con </w:t>
+      </w:r>
+      <w:r>
+        <w:rPr>
+          <w:rFonts w:ascii="Consolas" w:eastAsia="Consolas" w:hAnsi="Consolas" w:cs="Consolas"/>
+          <w:color w:val="B42318"/>
+          <w:sz w:val="19"/>
+          <w:szCs w:val="19"/>
+        </w:rPr>
+        <w:t xml:space="preserve">textContent</w:t>
+      </w:r>
+      <w:r>
+        <w:t xml:space="preserve">. Igual que en 7.9, se quita el </w:t>
+      </w:r>
+      <w:r>
+        <w:rPr>
+          <w:rFonts w:ascii="Consolas" w:eastAsia="Consolas" w:hAnsi="Consolas" w:cs="Consolas"/>
+          <w:color w:val="B42318"/>
+          <w:sz w:val="19"/>
+          <w:szCs w:val="19"/>
+        </w:rPr>
+        <w:t xml:space="preserve">onclick</w:t>
+      </w:r>
+      <w:r>
+        <w:t xml:space="preserve"> de recarga del modal </w:t>
+      </w:r>
+      <w:r>
+        <w:rPr>
+          <w:rFonts w:ascii="Consolas" w:eastAsia="Consolas" w:hAnsi="Consolas" w:cs="Consolas"/>
+          <w:color w:val="B42318"/>
+          <w:sz w:val="19"/>
+          <w:szCs w:val="19"/>
+        </w:rPr>
+        <w:t xml:space="preserve">#successModal</w:t>
+      </w:r>
+      <w:r>
+        <w:t xml:space="preserve"> y se escucha </w:t>
+      </w:r>
+      <w:r>
+        <w:rPr>
+          <w:rFonts w:ascii="Consolas" w:eastAsia="Consolas" w:hAnsi="Consolas" w:cs="Consolas"/>
+          <w:color w:val="B42318"/>
+          <w:sz w:val="19"/>
+          <w:szCs w:val="19"/>
+        </w:rPr>
+        <w:t xml:space="preserve">hidden.bs.modal</w:t>
+      </w:r>
+      <w:r>
+        <w:t xml:space="preserve"> para refrescar la lista y reabrir el detalle si la persona aún tiene evaluaciones.</w:t>
+      </w:r>
+    </w:p>
+    <w:p>
+      <w:pPr>
+        <w:pBdr>
+          <w:left w:val="single" w:sz="24" w:space="8" w:color="F5A623"/>
+        </w:pBdr>
+        <w:shd w:val="clear" w:color="auto" w:fill="FFF6DF"/>
+        <w:spacing w:before="120" w:after="200"/>
+        <w:ind w:left="180" w:right="180"/>
+      </w:pPr>
+      <w:r>
+        <w:rPr>
+          <w:b/>
+          <w:bCs/>
+        </w:rPr>
+        <w:t xml:space="preserve">Importante: </w:t>
+      </w:r>
+      <w:r>
+        <w:t xml:space="preserve">la eliminación </w:t>
+      </w:r>
+      <w:r>
+        <w:rPr>
+          <w:b/>
+          <w:bCs/>
+        </w:rPr>
+        <w:t xml:space="preserve">no se puede deshacer</w:t>
+      </w:r>
+      <w:r>
+        <w:t xml:space="preserve"> y no guarda copia de las filas borradas: solo queda el registro en el log. Está en los pendientes (sección 12).</w:t>
       </w:r>
     </w:p>
     <w:p>
@@ -17998,6 +21026,811 @@
           </w:p>
         </w:tc>
       </w:tr>
+      <w:tr>
+        <w:tblPrEx>
+          <w:tblCellMar>
+            <w:top w:w="0" w:type="dxa"/>
+            <w:bottom w:w="0" w:type="dxa"/>
+          </w:tblCellMar>
+        </w:tblPrEx>
+        <w:trPr>
+          <w:cantSplit/>
+        </w:trPr>
+        <w:tc>
+          <w:tcPr>
+            <w:tcW w:w="1216" w:type="dxa"/>
+            <w:tcBorders>
+              <w:top w:val="single" w:sz="4" w:space="0" w:color="D0D5DD"/>
+              <w:left w:val="single" w:sz="4" w:space="0" w:color="D0D5DD"/>
+              <w:bottom w:val="single" w:sz="4" w:space="0" w:color="D0D5DD"/>
+              <w:right w:val="single" w:sz="4" w:space="0" w:color="D0D5DD"/>
+            </w:tcBorders>
+            <w:tcMar>
+              <w:top w:w="70" w:type="dxa"/>
+              <w:left w:w="110" w:type="dxa"/>
+              <w:bottom w:w="70" w:type="dxa"/>
+              <w:right w:w="110" w:type="dxa"/>
+            </w:tcMar>
+          </w:tcPr>
+          <w:p>
+            <w:r>
+              <w:rPr>
+                <w:sz w:val="19"/>
+                <w:szCs w:val="19"/>
+              </w:rPr>
+              <w:t xml:space="preserve">GET</w:t>
+            </w:r>
+          </w:p>
+        </w:tc>
+        <w:tc>
+          <w:tcPr>
+            <w:tcW w:w="3276" w:type="dxa"/>
+            <w:tcBorders>
+              <w:top w:val="single" w:sz="4" w:space="0" w:color="D0D5DD"/>
+              <w:left w:val="single" w:sz="4" w:space="0" w:color="D0D5DD"/>
+              <w:bottom w:val="single" w:sz="4" w:space="0" w:color="D0D5DD"/>
+              <w:right w:val="single" w:sz="4" w:space="0" w:color="D0D5DD"/>
+            </w:tcBorders>
+            <w:tcMar>
+              <w:top w:w="70" w:type="dxa"/>
+              <w:left w:w="110" w:type="dxa"/>
+              <w:bottom w:w="70" w:type="dxa"/>
+              <w:right w:w="110" w:type="dxa"/>
+            </w:tcMar>
+          </w:tcPr>
+          <w:p>
+            <w:r>
+              <w:rPr>
+                <w:sz w:val="19"/>
+                <w:szCs w:val="19"/>
+              </w:rPr>
+              <w:t xml:space="preserve">/centros/v2/evaluaciones-duplicadas</w:t>
+            </w:r>
+          </w:p>
+        </w:tc>
+        <w:tc>
+          <w:tcPr>
+            <w:tcW w:w="1404" w:type="dxa"/>
+            <w:tcBorders>
+              <w:top w:val="single" w:sz="4" w:space="0" w:color="D0D5DD"/>
+              <w:left w:val="single" w:sz="4" w:space="0" w:color="D0D5DD"/>
+              <w:bottom w:val="single" w:sz="4" w:space="0" w:color="D0D5DD"/>
+              <w:right w:val="single" w:sz="4" w:space="0" w:color="D0D5DD"/>
+            </w:tcBorders>
+            <w:tcMar>
+              <w:top w:w="70" w:type="dxa"/>
+              <w:left w:w="110" w:type="dxa"/>
+              <w:bottom w:w="70" w:type="dxa"/>
+              <w:right w:w="110" w:type="dxa"/>
+            </w:tcMar>
+          </w:tcPr>
+          <w:p>
+            <w:r>
+              <w:rPr>
+                <w:sz w:val="19"/>
+                <w:szCs w:val="19"/>
+              </w:rPr>
+              <w:t xml:space="preserve">HTML</w:t>
+            </w:r>
+          </w:p>
+        </w:tc>
+        <w:tc>
+          <w:tcPr>
+            <w:tcW w:w="3464" w:type="dxa"/>
+            <w:tcBorders>
+              <w:top w:val="single" w:sz="4" w:space="0" w:color="D0D5DD"/>
+              <w:left w:val="single" w:sz="4" w:space="0" w:color="D0D5DD"/>
+              <w:bottom w:val="single" w:sz="4" w:space="0" w:color="D0D5DD"/>
+              <w:right w:val="single" w:sz="4" w:space="0" w:color="D0D5DD"/>
+            </w:tcBorders>
+            <w:tcMar>
+              <w:top w:w="70" w:type="dxa"/>
+              <w:left w:w="110" w:type="dxa"/>
+              <w:bottom w:w="70" w:type="dxa"/>
+              <w:right w:w="110" w:type="dxa"/>
+            </w:tcMar>
+          </w:tcPr>
+          <w:p>
+            <w:r>
+              <w:rPr>
+                <w:sz w:val="19"/>
+                <w:szCs w:val="19"/>
+              </w:rPr>
+              <w:t xml:space="preserve">Evaluaciones duplicadas de un centro (acepta ?pais=)</w:t>
+            </w:r>
+          </w:p>
+        </w:tc>
+      </w:tr>
+      <w:tr>
+        <w:tblPrEx>
+          <w:tblCellMar>
+            <w:top w:w="0" w:type="dxa"/>
+            <w:bottom w:w="0" w:type="dxa"/>
+          </w:tblCellMar>
+        </w:tblPrEx>
+        <w:trPr>
+          <w:cantSplit/>
+        </w:trPr>
+        <w:tc>
+          <w:tcPr>
+            <w:tcW w:w="1216" w:type="dxa"/>
+            <w:tcBorders>
+              <w:top w:val="single" w:sz="4" w:space="0" w:color="D0D5DD"/>
+              <w:left w:val="single" w:sz="4" w:space="0" w:color="D0D5DD"/>
+              <w:bottom w:val="single" w:sz="4" w:space="0" w:color="D0D5DD"/>
+              <w:right w:val="single" w:sz="4" w:space="0" w:color="D0D5DD"/>
+            </w:tcBorders>
+            <w:tcMar>
+              <w:top w:w="70" w:type="dxa"/>
+              <w:left w:w="110" w:type="dxa"/>
+              <w:bottom w:w="70" w:type="dxa"/>
+              <w:right w:w="110" w:type="dxa"/>
+            </w:tcMar>
+          </w:tcPr>
+          <w:p>
+            <w:r>
+              <w:rPr>
+                <w:sz w:val="19"/>
+                <w:szCs w:val="19"/>
+              </w:rPr>
+              <w:t xml:space="preserve">GET</w:t>
+            </w:r>
+          </w:p>
+        </w:tc>
+        <w:tc>
+          <w:tcPr>
+            <w:tcW w:w="3276" w:type="dxa"/>
+            <w:tcBorders>
+              <w:top w:val="single" w:sz="4" w:space="0" w:color="D0D5DD"/>
+              <w:left w:val="single" w:sz="4" w:space="0" w:color="D0D5DD"/>
+              <w:bottom w:val="single" w:sz="4" w:space="0" w:color="D0D5DD"/>
+              <w:right w:val="single" w:sz="4" w:space="0" w:color="D0D5DD"/>
+            </w:tcBorders>
+            <w:tcMar>
+              <w:top w:w="70" w:type="dxa"/>
+              <w:left w:w="110" w:type="dxa"/>
+              <w:bottom w:w="70" w:type="dxa"/>
+              <w:right w:w="110" w:type="dxa"/>
+            </w:tcMar>
+          </w:tcPr>
+          <w:p>
+            <w:r>
+              <w:rPr>
+                <w:sz w:val="19"/>
+                <w:szCs w:val="19"/>
+              </w:rPr>
+              <w:t xml:space="preserve">/api/eval_dup/clientes</w:t>
+            </w:r>
+          </w:p>
+        </w:tc>
+        <w:tc>
+          <w:tcPr>
+            <w:tcW w:w="1404" w:type="dxa"/>
+            <w:tcBorders>
+              <w:top w:val="single" w:sz="4" w:space="0" w:color="D0D5DD"/>
+              <w:left w:val="single" w:sz="4" w:space="0" w:color="D0D5DD"/>
+              <w:bottom w:val="single" w:sz="4" w:space="0" w:color="D0D5DD"/>
+              <w:right w:val="single" w:sz="4" w:space="0" w:color="D0D5DD"/>
+            </w:tcBorders>
+            <w:tcMar>
+              <w:top w:w="70" w:type="dxa"/>
+              <w:left w:w="110" w:type="dxa"/>
+              <w:bottom w:w="70" w:type="dxa"/>
+              <w:right w:w="110" w:type="dxa"/>
+            </w:tcMar>
+          </w:tcPr>
+          <w:p>
+            <w:r>
+              <w:rPr>
+                <w:sz w:val="19"/>
+                <w:szCs w:val="19"/>
+              </w:rPr>
+              <w:t xml:space="preserve">JSON</w:t>
+            </w:r>
+          </w:p>
+        </w:tc>
+        <w:tc>
+          <w:tcPr>
+            <w:tcW w:w="3464" w:type="dxa"/>
+            <w:tcBorders>
+              <w:top w:val="single" w:sz="4" w:space="0" w:color="D0D5DD"/>
+              <w:left w:val="single" w:sz="4" w:space="0" w:color="D0D5DD"/>
+              <w:bottom w:val="single" w:sz="4" w:space="0" w:color="D0D5DD"/>
+              <w:right w:val="single" w:sz="4" w:space="0" w:color="D0D5DD"/>
+            </w:tcBorders>
+            <w:tcMar>
+              <w:top w:w="70" w:type="dxa"/>
+              <w:left w:w="110" w:type="dxa"/>
+              <w:bottom w:w="70" w:type="dxa"/>
+              <w:right w:w="110" w:type="dxa"/>
+            </w:tcMar>
+          </w:tcPr>
+          <w:p>
+            <w:r>
+              <w:rPr>
+                <w:sz w:val="19"/>
+                <w:szCs w:val="19"/>
+              </w:rPr>
+              <w:t xml:space="preserve">Clientes (organizaciones) con centros</w:t>
+            </w:r>
+          </w:p>
+        </w:tc>
+      </w:tr>
+      <w:tr>
+        <w:tblPrEx>
+          <w:tblCellMar>
+            <w:top w:w="0" w:type="dxa"/>
+            <w:bottom w:w="0" w:type="dxa"/>
+          </w:tblCellMar>
+        </w:tblPrEx>
+        <w:trPr>
+          <w:cantSplit/>
+        </w:trPr>
+        <w:tc>
+          <w:tcPr>
+            <w:tcW w:w="1216" w:type="dxa"/>
+            <w:tcBorders>
+              <w:top w:val="single" w:sz="4" w:space="0" w:color="D0D5DD"/>
+              <w:left w:val="single" w:sz="4" w:space="0" w:color="D0D5DD"/>
+              <w:bottom w:val="single" w:sz="4" w:space="0" w:color="D0D5DD"/>
+              <w:right w:val="single" w:sz="4" w:space="0" w:color="D0D5DD"/>
+            </w:tcBorders>
+            <w:tcMar>
+              <w:top w:w="70" w:type="dxa"/>
+              <w:left w:w="110" w:type="dxa"/>
+              <w:bottom w:w="70" w:type="dxa"/>
+              <w:right w:w="110" w:type="dxa"/>
+            </w:tcMar>
+          </w:tcPr>
+          <w:p>
+            <w:r>
+              <w:rPr>
+                <w:sz w:val="19"/>
+                <w:szCs w:val="19"/>
+              </w:rPr>
+              <w:t xml:space="preserve">GET</w:t>
+            </w:r>
+          </w:p>
+        </w:tc>
+        <w:tc>
+          <w:tcPr>
+            <w:tcW w:w="3276" w:type="dxa"/>
+            <w:tcBorders>
+              <w:top w:val="single" w:sz="4" w:space="0" w:color="D0D5DD"/>
+              <w:left w:val="single" w:sz="4" w:space="0" w:color="D0D5DD"/>
+              <w:bottom w:val="single" w:sz="4" w:space="0" w:color="D0D5DD"/>
+              <w:right w:val="single" w:sz="4" w:space="0" w:color="D0D5DD"/>
+            </w:tcBorders>
+            <w:tcMar>
+              <w:top w:w="70" w:type="dxa"/>
+              <w:left w:w="110" w:type="dxa"/>
+              <w:bottom w:w="70" w:type="dxa"/>
+              <w:right w:w="110" w:type="dxa"/>
+            </w:tcMar>
+          </w:tcPr>
+          <w:p>
+            <w:r>
+              <w:rPr>
+                <w:sz w:val="19"/>
+                <w:szCs w:val="19"/>
+              </w:rPr>
+              <w:t xml:space="preserve">/api/eval_dup/centros</w:t>
+            </w:r>
+          </w:p>
+        </w:tc>
+        <w:tc>
+          <w:tcPr>
+            <w:tcW w:w="1404" w:type="dxa"/>
+            <w:tcBorders>
+              <w:top w:val="single" w:sz="4" w:space="0" w:color="D0D5DD"/>
+              <w:left w:val="single" w:sz="4" w:space="0" w:color="D0D5DD"/>
+              <w:bottom w:val="single" w:sz="4" w:space="0" w:color="D0D5DD"/>
+              <w:right w:val="single" w:sz="4" w:space="0" w:color="D0D5DD"/>
+            </w:tcBorders>
+            <w:tcMar>
+              <w:top w:w="70" w:type="dxa"/>
+              <w:left w:w="110" w:type="dxa"/>
+              <w:bottom w:w="70" w:type="dxa"/>
+              <w:right w:w="110" w:type="dxa"/>
+            </w:tcMar>
+          </w:tcPr>
+          <w:p>
+            <w:r>
+              <w:rPr>
+                <w:sz w:val="19"/>
+                <w:szCs w:val="19"/>
+              </w:rPr>
+              <w:t xml:space="preserve">JSON</w:t>
+            </w:r>
+          </w:p>
+        </w:tc>
+        <w:tc>
+          <w:tcPr>
+            <w:tcW w:w="3464" w:type="dxa"/>
+            <w:tcBorders>
+              <w:top w:val="single" w:sz="4" w:space="0" w:color="D0D5DD"/>
+              <w:left w:val="single" w:sz="4" w:space="0" w:color="D0D5DD"/>
+              <w:bottom w:val="single" w:sz="4" w:space="0" w:color="D0D5DD"/>
+              <w:right w:val="single" w:sz="4" w:space="0" w:color="D0D5DD"/>
+            </w:tcBorders>
+            <w:tcMar>
+              <w:top w:w="70" w:type="dxa"/>
+              <w:left w:w="110" w:type="dxa"/>
+              <w:bottom w:w="70" w:type="dxa"/>
+              <w:right w:w="110" w:type="dxa"/>
+            </w:tcMar>
+          </w:tcPr>
+          <w:p>
+            <w:r>
+              <w:rPr>
+                <w:sz w:val="19"/>
+                <w:szCs w:val="19"/>
+              </w:rPr>
+              <w:t xml:space="preserve">Centros de un cliente con sus repetidas</w:t>
+            </w:r>
+          </w:p>
+        </w:tc>
+      </w:tr>
+      <w:tr>
+        <w:tblPrEx>
+          <w:tblCellMar>
+            <w:top w:w="0" w:type="dxa"/>
+            <w:bottom w:w="0" w:type="dxa"/>
+          </w:tblCellMar>
+        </w:tblPrEx>
+        <w:trPr>
+          <w:cantSplit/>
+        </w:trPr>
+        <w:tc>
+          <w:tcPr>
+            <w:tcW w:w="1216" w:type="dxa"/>
+            <w:tcBorders>
+              <w:top w:val="single" w:sz="4" w:space="0" w:color="D0D5DD"/>
+              <w:left w:val="single" w:sz="4" w:space="0" w:color="D0D5DD"/>
+              <w:bottom w:val="single" w:sz="4" w:space="0" w:color="D0D5DD"/>
+              <w:right w:val="single" w:sz="4" w:space="0" w:color="D0D5DD"/>
+            </w:tcBorders>
+            <w:tcMar>
+              <w:top w:w="70" w:type="dxa"/>
+              <w:left w:w="110" w:type="dxa"/>
+              <w:bottom w:w="70" w:type="dxa"/>
+              <w:right w:w="110" w:type="dxa"/>
+            </w:tcMar>
+          </w:tcPr>
+          <w:p>
+            <w:r>
+              <w:rPr>
+                <w:sz w:val="19"/>
+                <w:szCs w:val="19"/>
+              </w:rPr>
+              <w:t xml:space="preserve">GET</w:t>
+            </w:r>
+          </w:p>
+        </w:tc>
+        <w:tc>
+          <w:tcPr>
+            <w:tcW w:w="3276" w:type="dxa"/>
+            <w:tcBorders>
+              <w:top w:val="single" w:sz="4" w:space="0" w:color="D0D5DD"/>
+              <w:left w:val="single" w:sz="4" w:space="0" w:color="D0D5DD"/>
+              <w:bottom w:val="single" w:sz="4" w:space="0" w:color="D0D5DD"/>
+              <w:right w:val="single" w:sz="4" w:space="0" w:color="D0D5DD"/>
+            </w:tcBorders>
+            <w:tcMar>
+              <w:top w:w="70" w:type="dxa"/>
+              <w:left w:w="110" w:type="dxa"/>
+              <w:bottom w:w="70" w:type="dxa"/>
+              <w:right w:w="110" w:type="dxa"/>
+            </w:tcMar>
+          </w:tcPr>
+          <w:p>
+            <w:r>
+              <w:rPr>
+                <w:sz w:val="19"/>
+                <w:szCs w:val="19"/>
+              </w:rPr>
+              <w:t xml:space="preserve">/api/eval_dup/beneficiarios</w:t>
+            </w:r>
+          </w:p>
+        </w:tc>
+        <w:tc>
+          <w:tcPr>
+            <w:tcW w:w="1404" w:type="dxa"/>
+            <w:tcBorders>
+              <w:top w:val="single" w:sz="4" w:space="0" w:color="D0D5DD"/>
+              <w:left w:val="single" w:sz="4" w:space="0" w:color="D0D5DD"/>
+              <w:bottom w:val="single" w:sz="4" w:space="0" w:color="D0D5DD"/>
+              <w:right w:val="single" w:sz="4" w:space="0" w:color="D0D5DD"/>
+            </w:tcBorders>
+            <w:tcMar>
+              <w:top w:w="70" w:type="dxa"/>
+              <w:left w:w="110" w:type="dxa"/>
+              <w:bottom w:w="70" w:type="dxa"/>
+              <w:right w:w="110" w:type="dxa"/>
+            </w:tcMar>
+          </w:tcPr>
+          <w:p>
+            <w:r>
+              <w:rPr>
+                <w:sz w:val="19"/>
+                <w:szCs w:val="19"/>
+              </w:rPr>
+              <w:t xml:space="preserve">JSON</w:t>
+            </w:r>
+          </w:p>
+        </w:tc>
+        <w:tc>
+          <w:tcPr>
+            <w:tcW w:w="3464" w:type="dxa"/>
+            <w:tcBorders>
+              <w:top w:val="single" w:sz="4" w:space="0" w:color="D0D5DD"/>
+              <w:left w:val="single" w:sz="4" w:space="0" w:color="D0D5DD"/>
+              <w:bottom w:val="single" w:sz="4" w:space="0" w:color="D0D5DD"/>
+              <w:right w:val="single" w:sz="4" w:space="0" w:color="D0D5DD"/>
+            </w:tcBorders>
+            <w:tcMar>
+              <w:top w:w="70" w:type="dxa"/>
+              <w:left w:w="110" w:type="dxa"/>
+              <w:bottom w:w="70" w:type="dxa"/>
+              <w:right w:w="110" w:type="dxa"/>
+            </w:tcMar>
+          </w:tcPr>
+          <w:p>
+            <w:r>
+              <w:rPr>
+                <w:sz w:val="19"/>
+                <w:szCs w:val="19"/>
+              </w:rPr>
+              <w:t xml:space="preserve">Resumen del centro y beneficiarios con repetidas</w:t>
+            </w:r>
+          </w:p>
+        </w:tc>
+      </w:tr>
+      <w:tr>
+        <w:tblPrEx>
+          <w:tblCellMar>
+            <w:top w:w="0" w:type="dxa"/>
+            <w:bottom w:w="0" w:type="dxa"/>
+          </w:tblCellMar>
+        </w:tblPrEx>
+        <w:trPr>
+          <w:cantSplit/>
+        </w:trPr>
+        <w:tc>
+          <w:tcPr>
+            <w:tcW w:w="1216" w:type="dxa"/>
+            <w:tcBorders>
+              <w:top w:val="single" w:sz="4" w:space="0" w:color="D0D5DD"/>
+              <w:left w:val="single" w:sz="4" w:space="0" w:color="D0D5DD"/>
+              <w:bottom w:val="single" w:sz="4" w:space="0" w:color="D0D5DD"/>
+              <w:right w:val="single" w:sz="4" w:space="0" w:color="D0D5DD"/>
+            </w:tcBorders>
+            <w:tcMar>
+              <w:top w:w="70" w:type="dxa"/>
+              <w:left w:w="110" w:type="dxa"/>
+              <w:bottom w:w="70" w:type="dxa"/>
+              <w:right w:w="110" w:type="dxa"/>
+            </w:tcMar>
+          </w:tcPr>
+          <w:p>
+            <w:r>
+              <w:rPr>
+                <w:sz w:val="19"/>
+                <w:szCs w:val="19"/>
+              </w:rPr>
+              <w:t xml:space="preserve">GET</w:t>
+            </w:r>
+          </w:p>
+        </w:tc>
+        <w:tc>
+          <w:tcPr>
+            <w:tcW w:w="3276" w:type="dxa"/>
+            <w:tcBorders>
+              <w:top w:val="single" w:sz="4" w:space="0" w:color="D0D5DD"/>
+              <w:left w:val="single" w:sz="4" w:space="0" w:color="D0D5DD"/>
+              <w:bottom w:val="single" w:sz="4" w:space="0" w:color="D0D5DD"/>
+              <w:right w:val="single" w:sz="4" w:space="0" w:color="D0D5DD"/>
+            </w:tcBorders>
+            <w:tcMar>
+              <w:top w:w="70" w:type="dxa"/>
+              <w:left w:w="110" w:type="dxa"/>
+              <w:bottom w:w="70" w:type="dxa"/>
+              <w:right w:w="110" w:type="dxa"/>
+            </w:tcMar>
+          </w:tcPr>
+          <w:p>
+            <w:r>
+              <w:rPr>
+                <w:sz w:val="19"/>
+                <w:szCs w:val="19"/>
+              </w:rPr>
+              <w:t xml:space="preserve">/api/eval_dup/detalle</w:t>
+            </w:r>
+          </w:p>
+        </w:tc>
+        <w:tc>
+          <w:tcPr>
+            <w:tcW w:w="1404" w:type="dxa"/>
+            <w:tcBorders>
+              <w:top w:val="single" w:sz="4" w:space="0" w:color="D0D5DD"/>
+              <w:left w:val="single" w:sz="4" w:space="0" w:color="D0D5DD"/>
+              <w:bottom w:val="single" w:sz="4" w:space="0" w:color="D0D5DD"/>
+              <w:right w:val="single" w:sz="4" w:space="0" w:color="D0D5DD"/>
+            </w:tcBorders>
+            <w:tcMar>
+              <w:top w:w="70" w:type="dxa"/>
+              <w:left w:w="110" w:type="dxa"/>
+              <w:bottom w:w="70" w:type="dxa"/>
+              <w:right w:w="110" w:type="dxa"/>
+            </w:tcMar>
+          </w:tcPr>
+          <w:p>
+            <w:r>
+              <w:rPr>
+                <w:sz w:val="19"/>
+                <w:szCs w:val="19"/>
+              </w:rPr>
+              <w:t xml:space="preserve">JSON</w:t>
+            </w:r>
+          </w:p>
+        </w:tc>
+        <w:tc>
+          <w:tcPr>
+            <w:tcW w:w="3464" w:type="dxa"/>
+            <w:tcBorders>
+              <w:top w:val="single" w:sz="4" w:space="0" w:color="D0D5DD"/>
+              <w:left w:val="single" w:sz="4" w:space="0" w:color="D0D5DD"/>
+              <w:bottom w:val="single" w:sz="4" w:space="0" w:color="D0D5DD"/>
+              <w:right w:val="single" w:sz="4" w:space="0" w:color="D0D5DD"/>
+            </w:tcBorders>
+            <w:tcMar>
+              <w:top w:w="70" w:type="dxa"/>
+              <w:left w:w="110" w:type="dxa"/>
+              <w:bottom w:w="70" w:type="dxa"/>
+              <w:right w:w="110" w:type="dxa"/>
+            </w:tcMar>
+          </w:tcPr>
+          <w:p>
+            <w:r>
+              <w:rPr>
+                <w:sz w:val="19"/>
+                <w:szCs w:val="19"/>
+              </w:rPr>
+              <w:t xml:space="preserve">Cargas de un beneficiario lado a lado</w:t>
+            </w:r>
+          </w:p>
+        </w:tc>
+      </w:tr>
+      <w:tr>
+        <w:tblPrEx>
+          <w:tblCellMar>
+            <w:top w:w="0" w:type="dxa"/>
+            <w:bottom w:w="0" w:type="dxa"/>
+          </w:tblCellMar>
+        </w:tblPrEx>
+        <w:trPr>
+          <w:cantSplit/>
+        </w:trPr>
+        <w:tc>
+          <w:tcPr>
+            <w:tcW w:w="1216" w:type="dxa"/>
+            <w:tcBorders>
+              <w:top w:val="single" w:sz="4" w:space="0" w:color="D0D5DD"/>
+              <w:left w:val="single" w:sz="4" w:space="0" w:color="D0D5DD"/>
+              <w:bottom w:val="single" w:sz="4" w:space="0" w:color="D0D5DD"/>
+              <w:right w:val="single" w:sz="4" w:space="0" w:color="D0D5DD"/>
+            </w:tcBorders>
+            <w:tcMar>
+              <w:top w:w="70" w:type="dxa"/>
+              <w:left w:w="110" w:type="dxa"/>
+              <w:bottom w:w="70" w:type="dxa"/>
+              <w:right w:w="110" w:type="dxa"/>
+            </w:tcMar>
+          </w:tcPr>
+          <w:p>
+            <w:r>
+              <w:rPr>
+                <w:sz w:val="19"/>
+                <w:szCs w:val="19"/>
+              </w:rPr>
+              <w:t xml:space="preserve">POST</w:t>
+            </w:r>
+          </w:p>
+        </w:tc>
+        <w:tc>
+          <w:tcPr>
+            <w:tcW w:w="3276" w:type="dxa"/>
+            <w:tcBorders>
+              <w:top w:val="single" w:sz="4" w:space="0" w:color="D0D5DD"/>
+              <w:left w:val="single" w:sz="4" w:space="0" w:color="D0D5DD"/>
+              <w:bottom w:val="single" w:sz="4" w:space="0" w:color="D0D5DD"/>
+              <w:right w:val="single" w:sz="4" w:space="0" w:color="D0D5DD"/>
+            </w:tcBorders>
+            <w:tcMar>
+              <w:top w:w="70" w:type="dxa"/>
+              <w:left w:w="110" w:type="dxa"/>
+              <w:bottom w:w="70" w:type="dxa"/>
+              <w:right w:w="110" w:type="dxa"/>
+            </w:tcMar>
+          </w:tcPr>
+          <w:p>
+            <w:r>
+              <w:rPr>
+                <w:sz w:val="19"/>
+                <w:szCs w:val="19"/>
+              </w:rPr>
+              <w:t xml:space="preserve">/api/eval_dup/plan</w:t>
+            </w:r>
+          </w:p>
+        </w:tc>
+        <w:tc>
+          <w:tcPr>
+            <w:tcW w:w="1404" w:type="dxa"/>
+            <w:tcBorders>
+              <w:top w:val="single" w:sz="4" w:space="0" w:color="D0D5DD"/>
+              <w:left w:val="single" w:sz="4" w:space="0" w:color="D0D5DD"/>
+              <w:bottom w:val="single" w:sz="4" w:space="0" w:color="D0D5DD"/>
+              <w:right w:val="single" w:sz="4" w:space="0" w:color="D0D5DD"/>
+            </w:tcBorders>
+            <w:tcMar>
+              <w:top w:w="70" w:type="dxa"/>
+              <w:left w:w="110" w:type="dxa"/>
+              <w:bottom w:w="70" w:type="dxa"/>
+              <w:right w:w="110" w:type="dxa"/>
+            </w:tcMar>
+          </w:tcPr>
+          <w:p>
+            <w:r>
+              <w:rPr>
+                <w:sz w:val="19"/>
+                <w:szCs w:val="19"/>
+              </w:rPr>
+              <w:t xml:space="preserve">JSON</w:t>
+            </w:r>
+          </w:p>
+        </w:tc>
+        <w:tc>
+          <w:tcPr>
+            <w:tcW w:w="3464" w:type="dxa"/>
+            <w:tcBorders>
+              <w:top w:val="single" w:sz="4" w:space="0" w:color="D0D5DD"/>
+              <w:left w:val="single" w:sz="4" w:space="0" w:color="D0D5DD"/>
+              <w:bottom w:val="single" w:sz="4" w:space="0" w:color="D0D5DD"/>
+              <w:right w:val="single" w:sz="4" w:space="0" w:color="D0D5DD"/>
+            </w:tcBorders>
+            <w:tcMar>
+              <w:top w:w="70" w:type="dxa"/>
+              <w:left w:w="110" w:type="dxa"/>
+              <w:bottom w:w="70" w:type="dxa"/>
+              <w:right w:w="110" w:type="dxa"/>
+            </w:tcMar>
+          </w:tcPr>
+          <w:p>
+            <w:r>
+              <w:rPr>
+                <w:sz w:val="19"/>
+                <w:szCs w:val="19"/>
+              </w:rPr>
+              <w:t xml:space="preserve">Vista previa de la eliminación (no modifica)</w:t>
+            </w:r>
+          </w:p>
+        </w:tc>
+      </w:tr>
+      <w:tr>
+        <w:tblPrEx>
+          <w:tblCellMar>
+            <w:top w:w="0" w:type="dxa"/>
+            <w:bottom w:w="0" w:type="dxa"/>
+          </w:tblCellMar>
+        </w:tblPrEx>
+        <w:trPr>
+          <w:cantSplit/>
+        </w:trPr>
+        <w:tc>
+          <w:tcPr>
+            <w:tcW w:w="1216" w:type="dxa"/>
+            <w:tcBorders>
+              <w:top w:val="single" w:sz="4" w:space="0" w:color="D0D5DD"/>
+              <w:left w:val="single" w:sz="4" w:space="0" w:color="D0D5DD"/>
+              <w:bottom w:val="single" w:sz="4" w:space="0" w:color="D0D5DD"/>
+              <w:right w:val="single" w:sz="4" w:space="0" w:color="D0D5DD"/>
+            </w:tcBorders>
+            <w:tcMar>
+              <w:top w:w="70" w:type="dxa"/>
+              <w:left w:w="110" w:type="dxa"/>
+              <w:bottom w:w="70" w:type="dxa"/>
+              <w:right w:w="110" w:type="dxa"/>
+            </w:tcMar>
+          </w:tcPr>
+          <w:p>
+            <w:r>
+              <w:rPr>
+                <w:sz w:val="19"/>
+                <w:szCs w:val="19"/>
+              </w:rPr>
+              <w:t xml:space="preserve">POST</w:t>
+            </w:r>
+          </w:p>
+        </w:tc>
+        <w:tc>
+          <w:tcPr>
+            <w:tcW w:w="3276" w:type="dxa"/>
+            <w:tcBorders>
+              <w:top w:val="single" w:sz="4" w:space="0" w:color="D0D5DD"/>
+              <w:left w:val="single" w:sz="4" w:space="0" w:color="D0D5DD"/>
+              <w:bottom w:val="single" w:sz="4" w:space="0" w:color="D0D5DD"/>
+              <w:right w:val="single" w:sz="4" w:space="0" w:color="D0D5DD"/>
+            </w:tcBorders>
+            <w:tcMar>
+              <w:top w:w="70" w:type="dxa"/>
+              <w:left w:w="110" w:type="dxa"/>
+              <w:bottom w:w="70" w:type="dxa"/>
+              <w:right w:w="110" w:type="dxa"/>
+            </w:tcMar>
+          </w:tcPr>
+          <w:p>
+            <w:r>
+              <w:rPr>
+                <w:sz w:val="19"/>
+                <w:szCs w:val="19"/>
+              </w:rPr>
+              <w:t xml:space="preserve">/api/eval_dup/eliminar</w:t>
+            </w:r>
+          </w:p>
+        </w:tc>
+        <w:tc>
+          <w:tcPr>
+            <w:tcW w:w="1404" w:type="dxa"/>
+            <w:tcBorders>
+              <w:top w:val="single" w:sz="4" w:space="0" w:color="D0D5DD"/>
+              <w:left w:val="single" w:sz="4" w:space="0" w:color="D0D5DD"/>
+              <w:bottom w:val="single" w:sz="4" w:space="0" w:color="D0D5DD"/>
+              <w:right w:val="single" w:sz="4" w:space="0" w:color="D0D5DD"/>
+            </w:tcBorders>
+            <w:tcMar>
+              <w:top w:w="70" w:type="dxa"/>
+              <w:left w:w="110" w:type="dxa"/>
+              <w:bottom w:w="70" w:type="dxa"/>
+              <w:right w:w="110" w:type="dxa"/>
+            </w:tcMar>
+          </w:tcPr>
+          <w:p>
+            <w:r>
+              <w:rPr>
+                <w:sz w:val="19"/>
+                <w:szCs w:val="19"/>
+              </w:rPr>
+              <w:t xml:space="preserve">JSON</w:t>
+            </w:r>
+          </w:p>
+        </w:tc>
+        <w:tc>
+          <w:tcPr>
+            <w:tcW w:w="3464" w:type="dxa"/>
+            <w:tcBorders>
+              <w:top w:val="single" w:sz="4" w:space="0" w:color="D0D5DD"/>
+              <w:left w:val="single" w:sz="4" w:space="0" w:color="D0D5DD"/>
+              <w:bottom w:val="single" w:sz="4" w:space="0" w:color="D0D5DD"/>
+              <w:right w:val="single" w:sz="4" w:space="0" w:color="D0D5DD"/>
+            </w:tcBorders>
+            <w:tcMar>
+              <w:top w:w="70" w:type="dxa"/>
+              <w:left w:w="110" w:type="dxa"/>
+              <w:bottom w:w="70" w:type="dxa"/>
+              <w:right w:w="110" w:type="dxa"/>
+            </w:tcMar>
+          </w:tcPr>
+          <w:p>
+            <w:r>
+              <w:rPr>
+                <w:sz w:val="19"/>
+                <w:szCs w:val="19"/>
+              </w:rPr>
+              <w:t xml:space="preserve">Elimina las mediciones sobrantes</w:t>
+            </w:r>
+          </w:p>
+        </w:tc>
+      </w:tr>
     </w:tbl>
     <w:p>
       <w:pPr>
@@ -18852,6 +22685,69 @@
           </w:p>
         </w:tc>
       </w:tr>
+      <w:tr>
+        <w:tblPrEx>
+          <w:tblCellMar>
+            <w:top w:w="0" w:type="dxa"/>
+            <w:bottom w:w="0" w:type="dxa"/>
+          </w:tblCellMar>
+        </w:tblPrEx>
+        <w:trPr>
+          <w:cantSplit/>
+        </w:trPr>
+        <w:tc>
+          <w:tcPr>
+            <w:tcW w:w="2704" w:type="dxa"/>
+            <w:tcBorders>
+              <w:top w:val="single" w:sz="4" w:space="0" w:color="D0D5DD"/>
+              <w:left w:val="single" w:sz="4" w:space="0" w:color="D0D5DD"/>
+              <w:bottom w:val="single" w:sz="4" w:space="0" w:color="D0D5DD"/>
+              <w:right w:val="single" w:sz="4" w:space="0" w:color="D0D5DD"/>
+            </w:tcBorders>
+            <w:tcMar>
+              <w:top w:w="70" w:type="dxa"/>
+              <w:left w:w="110" w:type="dxa"/>
+              <w:bottom w:w="70" w:type="dxa"/>
+              <w:right w:w="110" w:type="dxa"/>
+            </w:tcMar>
+          </w:tcPr>
+          <w:p>
+            <w:r>
+              <w:rPr>
+                <w:sz w:val="19"/>
+                <w:szCs w:val="19"/>
+              </w:rPr>
+              <w:t xml:space="preserve">Eliminación de evaluaciones</w:t>
+            </w:r>
+          </w:p>
+        </w:tc>
+        <w:tc>
+          <w:tcPr>
+            <w:tcW w:w="6656" w:type="dxa"/>
+            <w:tcBorders>
+              <w:top w:val="single" w:sz="4" w:space="0" w:color="D0D5DD"/>
+              <w:left w:val="single" w:sz="4" w:space="0" w:color="D0D5DD"/>
+              <w:bottom w:val="single" w:sz="4" w:space="0" w:color="D0D5DD"/>
+              <w:right w:val="single" w:sz="4" w:space="0" w:color="D0D5DD"/>
+            </w:tcBorders>
+            <w:tcMar>
+              <w:top w:w="70" w:type="dxa"/>
+              <w:left w:w="110" w:type="dxa"/>
+              <w:bottom w:w="70" w:type="dxa"/>
+              <w:right w:w="110" w:type="dxa"/>
+            </w:tcMar>
+          </w:tcPr>
+          <w:p>
+            <w:r>
+              <w:rPr>
+                <w:sz w:val="19"/>
+                <w:szCs w:val="19"/>
+              </w:rPr>
+              <w:t xml:space="preserve">El servidor recalcula el plan con filas bloqueadas (FOR UPDATE) y no recibe ids del cliente; el parámetro esperado aborta si los datos cambiaron desde la vista previa; el DELETE se limita al centro y a filas vigentes, verifica el total borrado y corre en una sola transacción (7.11)</w:t>
+            </w:r>
+          </w:p>
+        </w:tc>
+      </w:tr>
     </w:tbl>
     <w:p>
       <w:pPr>
@@ -19335,6 +23231,240 @@
       </w:r>
       <w:r>
         <w:t xml:space="preserve">). No necesita base de datos.</w:t>
+      </w:r>
+    </w:p>
+    <w:p>
+      <w:pPr>
+        <w:spacing w:after="120"/>
+      </w:pPr>
+      <w:r>
+        <w:rPr>
+          <w:b/>
+          <w:bCs/>
+        </w:rPr>
+        <w:t xml:space="preserve">Notas de la prueba del módulo de evaluaciones duplicadas</w:t>
+      </w:r>
+      <w:r>
+        <w:t xml:space="preserve"> (octubre de 2026):</w:t>
+      </w:r>
+    </w:p>
+    <w:p>
+      <w:pPr>
+        <w:pStyle w:val="Prrafodelista"/>
+        <w:numPr>
+          <w:ilvl w:val="0"/>
+          <w:numId w:val="2"/>
+        </w:numPr>
+        <w:spacing w:after="60"/>
+      </w:pPr>
+      <w:r>
+        <w:t xml:space="preserve">Casos de verificación en la BD local de Venezuela (cliente GRUPO LETI, </w:t>
+      </w:r>
+      <w:r>
+        <w:rPr>
+          <w:rFonts w:ascii="Consolas" w:eastAsia="Consolas" w:hAnsi="Consolas" w:cs="Consolas"/>
+          <w:color w:val="B42318"/>
+          <w:sz w:val="19"/>
+          <w:szCs w:val="19"/>
+        </w:rPr>
+        <w:t xml:space="preserve">organizacion_id</w:t>
+      </w:r>
+      <w:r>
+        <w:t xml:space="preserve"> 113; centro </w:t>
+      </w:r>
+      <w:r>
+        <w:rPr>
+          <w:rFonts w:ascii="Consolas" w:eastAsia="Consolas" w:hAnsi="Consolas" w:cs="Consolas"/>
+          <w:color w:val="B42318"/>
+          <w:sz w:val="19"/>
+          <w:szCs w:val="19"/>
+        </w:rPr>
+        <w:t xml:space="preserve">centro_id</w:t>
+      </w:r>
+      <w:r>
+        <w:t xml:space="preserve"> 163, PADRE MACHADO PROGRAMA 1): </w:t>
+      </w:r>
+      <w:r>
+        <w:rPr>
+          <w:rFonts w:ascii="Consolas" w:eastAsia="Consolas" w:hAnsi="Consolas" w:cs="Consolas"/>
+          <w:color w:val="B42318"/>
+          <w:sz w:val="19"/>
+          <w:szCs w:val="19"/>
+        </w:rPr>
+        <w:t xml:space="preserve">persona_id</w:t>
+      </w:r>
+      <w:r>
+        <w:t xml:space="preserve"> 1783545612507 tiene 4 copias idénticas del 10/07/2026 (18 sobrantes); 1783564708303 tiene 2 valores distintos de HEMOGLOBINA (exige elegir carga; el modo </w:t>
+      </w:r>
+      <w:r>
+        <w:rPr>
+          <w:rFonts w:ascii="Consolas" w:eastAsia="Consolas" w:hAnsi="Consolas" w:cs="Consolas"/>
+          <w:color w:val="B42318"/>
+          <w:sz w:val="19"/>
+          <w:szCs w:val="19"/>
+        </w:rPr>
+        <w:t xml:space="preserve">exactas</w:t>
+      </w:r>
+      <w:r>
+        <w:t xml:space="preserve"> no la toca); 1783564808168 no tiene repetidas (solo se ve con «Incluir beneficiarios sin repetidas»).</w:t>
+      </w:r>
+    </w:p>
+    <w:p>
+      <w:pPr>
+        <w:pStyle w:val="Prrafodelista"/>
+        <w:numPr>
+          <w:ilvl w:val="0"/>
+          <w:numId w:val="2"/>
+        </w:numPr>
+        <w:spacing w:after="60"/>
+      </w:pPr>
+      <w:r>
+        <w:t xml:space="preserve">Para ejecutar </w:t>
+      </w:r>
+      <w:r>
+        <w:rPr>
+          <w:rFonts w:ascii="Consolas" w:eastAsia="Consolas" w:hAnsi="Consolas" w:cs="Consolas"/>
+          <w:color w:val="B42318"/>
+          <w:sz w:val="19"/>
+          <w:szCs w:val="19"/>
+        </w:rPr>
+        <w:t xml:space="preserve">eliminar_repetidas</w:t>
+      </w:r>
+      <w:r>
+        <w:t xml:space="preserve"> sin persistir cambios, usar el patrón </w:t>
+      </w:r>
+      <w:r>
+        <w:rPr>
+          <w:rFonts w:ascii="Consolas" w:eastAsia="Consolas" w:hAnsi="Consolas" w:cs="Consolas"/>
+          <w:color w:val="B42318"/>
+          <w:sz w:val="19"/>
+          <w:szCs w:val="19"/>
+        </w:rPr>
+        <w:t xml:space="preserve">conexion_segura</w:t>
+      </w:r>
+      <w:r>
+        <w:t xml:space="preserve"> de arriba (commit sustituido por rollback) y comparar el conteo de </w:t>
+      </w:r>
+      <w:r>
+        <w:rPr>
+          <w:rFonts w:ascii="Consolas" w:eastAsia="Consolas" w:hAnsi="Consolas" w:cs="Consolas"/>
+          <w:color w:val="B42318"/>
+          <w:sz w:val="19"/>
+          <w:szCs w:val="19"/>
+        </w:rPr>
+        <w:t xml:space="preserve">psi_pesquisas_x_centro</w:t>
+      </w:r>
+      <w:r>
+        <w:t xml:space="preserve"> antes y después.</w:t>
+      </w:r>
+    </w:p>
+    <w:p>
+      <w:pPr>
+        <w:pStyle w:val="Prrafodelista"/>
+        <w:numPr>
+          <w:ilvl w:val="0"/>
+          <w:numId w:val="2"/>
+        </w:numPr>
+        <w:spacing w:after="60"/>
+      </w:pPr>
+      <w:r>
+        <w:t xml:space="preserve">Las figuras 20 a 23 del manual de usuario salen del mismo servidor de demostración: se sustituyen </w:t>
+      </w:r>
+      <w:r>
+        <w:rPr>
+          <w:rFonts w:ascii="Consolas" w:eastAsia="Consolas" w:hAnsi="Consolas" w:cs="Consolas"/>
+          <w:color w:val="B42318"/>
+          <w:sz w:val="19"/>
+          <w:szCs w:val="19"/>
+        </w:rPr>
+        <w:t xml:space="preserve">listar_clientes</w:t>
+      </w:r>
+      <w:r>
+        <w:t xml:space="preserve">, </w:t>
+      </w:r>
+      <w:r>
+        <w:rPr>
+          <w:rFonts w:ascii="Consolas" w:eastAsia="Consolas" w:hAnsi="Consolas" w:cs="Consolas"/>
+          <w:color w:val="B42318"/>
+          <w:sz w:val="19"/>
+          <w:szCs w:val="19"/>
+        </w:rPr>
+        <w:t xml:space="preserve">listar_centros</w:t>
+      </w:r>
+      <w:r>
+        <w:t xml:space="preserve">, </w:t>
+      </w:r>
+      <w:r>
+        <w:rPr>
+          <w:rFonts w:ascii="Consolas" w:eastAsia="Consolas" w:hAnsi="Consolas" w:cs="Consolas"/>
+          <w:color w:val="B42318"/>
+          <w:sz w:val="19"/>
+          <w:szCs w:val="19"/>
+        </w:rPr>
+        <w:t xml:space="preserve">beneficiarios_del_centro</w:t>
+      </w:r>
+      <w:r>
+        <w:t xml:space="preserve">, </w:t>
+      </w:r>
+      <w:r>
+        <w:rPr>
+          <w:rFonts w:ascii="Consolas" w:eastAsia="Consolas" w:hAnsi="Consolas" w:cs="Consolas"/>
+          <w:color w:val="B42318"/>
+          <w:sz w:val="19"/>
+          <w:szCs w:val="19"/>
+        </w:rPr>
+        <w:t xml:space="preserve">detalle_beneficiario</w:t>
+      </w:r>
+      <w:r>
+        <w:t xml:space="preserve">, </w:t>
+      </w:r>
+      <w:r>
+        <w:rPr>
+          <w:rFonts w:ascii="Consolas" w:eastAsia="Consolas" w:hAnsi="Consolas" w:cs="Consolas"/>
+          <w:color w:val="B42318"/>
+          <w:sz w:val="19"/>
+          <w:szCs w:val="19"/>
+        </w:rPr>
+        <w:t xml:space="preserve">construir_plan</w:t>
+      </w:r>
+      <w:r>
+        <w:t xml:space="preserve"> y </w:t>
+      </w:r>
+      <w:r>
+        <w:rPr>
+          <w:rFonts w:ascii="Consolas" w:eastAsia="Consolas" w:hAnsi="Consolas" w:cs="Consolas"/>
+          <w:color w:val="B42318"/>
+          <w:sz w:val="19"/>
+          <w:szCs w:val="19"/>
+        </w:rPr>
+        <w:t xml:space="preserve">eliminar_repetidas</w:t>
+      </w:r>
+      <w:r>
+        <w:t xml:space="preserve"> por datos ficticios en memoria; </w:t>
+      </w:r>
+      <w:r>
+        <w:rPr>
+          <w:rFonts w:ascii="Consolas" w:eastAsia="Consolas" w:hAnsi="Consolas" w:cs="Consolas"/>
+          <w:color w:val="B42318"/>
+          <w:sz w:val="19"/>
+          <w:szCs w:val="19"/>
+        </w:rPr>
+        <w:t xml:space="preserve">_agrupar</w:t>
+      </w:r>
+      <w:r>
+        <w:t xml:space="preserve"> y </w:t>
+      </w:r>
+      <w:r>
+        <w:rPr>
+          <w:rFonts w:ascii="Consolas" w:eastAsia="Consolas" w:hAnsi="Consolas" w:cs="Consolas"/>
+          <w:color w:val="B42318"/>
+          <w:sz w:val="19"/>
+          <w:szCs w:val="19"/>
+        </w:rPr>
+        <w:t xml:space="preserve">_plan_seleccion</w:t>
+      </w:r>
+      <w:r>
+        <w:t xml:space="preserve"> corren reales.</w:t>
       </w:r>
     </w:p>
     <w:p>
@@ -20457,6 +24587,305 @@
           </w:p>
         </w:tc>
       </w:tr>
+      <w:tr>
+        <w:tblPrEx>
+          <w:tblCellMar>
+            <w:top w:w="0" w:type="dxa"/>
+            <w:bottom w:w="0" w:type="dxa"/>
+          </w:tblCellMar>
+        </w:tblPrEx>
+        <w:trPr>
+          <w:cantSplit/>
+        </w:trPr>
+        <w:tc>
+          <w:tcPr>
+            <w:tcW w:w="3120" w:type="dxa"/>
+            <w:tcBorders>
+              <w:top w:val="single" w:sz="4" w:space="0" w:color="D0D5DD"/>
+              <w:left w:val="single" w:sz="4" w:space="0" w:color="D0D5DD"/>
+              <w:bottom w:val="single" w:sz="4" w:space="0" w:color="D0D5DD"/>
+              <w:right w:val="single" w:sz="4" w:space="0" w:color="D0D5DD"/>
+            </w:tcBorders>
+            <w:tcMar>
+              <w:top w:w="70" w:type="dxa"/>
+              <w:left w:w="110" w:type="dxa"/>
+              <w:bottom w:w="70" w:type="dxa"/>
+              <w:right w:w="110" w:type="dxa"/>
+            </w:tcMar>
+          </w:tcPr>
+          <w:p>
+            <w:r>
+              <w:rPr>
+                <w:sz w:val="19"/>
+                <w:szCs w:val="19"/>
+              </w:rPr>
+              <w:t xml:space="preserve">«Los datos cambiaron desde la vista previa (ahora serían N filas en vez de M)»</w:t>
+            </w:r>
+          </w:p>
+        </w:tc>
+        <w:tc>
+          <w:tcPr>
+            <w:tcW w:w="3328" w:type="dxa"/>
+            <w:tcBorders>
+              <w:top w:val="single" w:sz="4" w:space="0" w:color="D0D5DD"/>
+              <w:left w:val="single" w:sz="4" w:space="0" w:color="D0D5DD"/>
+              <w:bottom w:val="single" w:sz="4" w:space="0" w:color="D0D5DD"/>
+              <w:right w:val="single" w:sz="4" w:space="0" w:color="D0D5DD"/>
+            </w:tcBorders>
+            <w:tcMar>
+              <w:top w:w="70" w:type="dxa"/>
+              <w:left w:w="110" w:type="dxa"/>
+              <w:bottom w:w="70" w:type="dxa"/>
+              <w:right w:w="110" w:type="dxa"/>
+            </w:tcMar>
+          </w:tcPr>
+          <w:p>
+            <w:r>
+              <w:rPr>
+                <w:sz w:val="19"/>
+                <w:szCs w:val="19"/>
+              </w:rPr>
+              <w:t xml:space="preserve">Alguien cargó o eliminó evaluaciones del centro entre la vista previa y la confirmación (</w:t>
+            </w:r>
+            <w:r>
+              <w:rPr>
+                <w:rFonts w:ascii="Consolas" w:eastAsia="Consolas" w:hAnsi="Consolas" w:cs="Consolas"/>
+                <w:color w:val="B42318"/>
+                <w:sz w:val="19"/>
+                <w:szCs w:val="19"/>
+              </w:rPr>
+              <w:t xml:space="preserve">esperado</w:t>
+            </w:r>
+            <w:r>
+              <w:rPr>
+                <w:sz w:val="19"/>
+                <w:szCs w:val="19"/>
+              </w:rPr>
+              <w:t xml:space="preserve"> ≠ plan recalculado)</w:t>
+            </w:r>
+          </w:p>
+        </w:tc>
+        <w:tc>
+          <w:tcPr>
+            <w:tcW w:w="2912" w:type="dxa"/>
+            <w:tcBorders>
+              <w:top w:val="single" w:sz="4" w:space="0" w:color="D0D5DD"/>
+              <w:left w:val="single" w:sz="4" w:space="0" w:color="D0D5DD"/>
+              <w:bottom w:val="single" w:sz="4" w:space="0" w:color="D0D5DD"/>
+              <w:right w:val="single" w:sz="4" w:space="0" w:color="D0D5DD"/>
+            </w:tcBorders>
+            <w:tcMar>
+              <w:top w:w="70" w:type="dxa"/>
+              <w:left w:w="110" w:type="dxa"/>
+              <w:bottom w:w="70" w:type="dxa"/>
+              <w:right w:w="110" w:type="dxa"/>
+            </w:tcMar>
+          </w:tcPr>
+          <w:p>
+            <w:r>
+              <w:rPr>
+                <w:sz w:val="19"/>
+                <w:szCs w:val="19"/>
+              </w:rPr>
+              <w:t xml:space="preserve">Comportamiento previsto (409, nada se borra): volver a revisar la lista</w:t>
+            </w:r>
+          </w:p>
+        </w:tc>
+      </w:tr>
+      <w:tr>
+        <w:tblPrEx>
+          <w:tblCellMar>
+            <w:top w:w="0" w:type="dxa"/>
+            <w:bottom w:w="0" w:type="dxa"/>
+          </w:tblCellMar>
+        </w:tblPrEx>
+        <w:trPr>
+          <w:cantSplit/>
+        </w:trPr>
+        <w:tc>
+          <w:tcPr>
+            <w:tcW w:w="3120" w:type="dxa"/>
+            <w:tcBorders>
+              <w:top w:val="single" w:sz="4" w:space="0" w:color="D0D5DD"/>
+              <w:left w:val="single" w:sz="4" w:space="0" w:color="D0D5DD"/>
+              <w:bottom w:val="single" w:sz="4" w:space="0" w:color="D0D5DD"/>
+              <w:right w:val="single" w:sz="4" w:space="0" w:color="D0D5DD"/>
+            </w:tcBorders>
+            <w:tcMar>
+              <w:top w:w="70" w:type="dxa"/>
+              <w:left w:w="110" w:type="dxa"/>
+              <w:bottom w:w="70" w:type="dxa"/>
+              <w:right w:w="110" w:type="dxa"/>
+            </w:tcMar>
+          </w:tcPr>
+          <w:p>
+            <w:r>
+              <w:rPr>
+                <w:sz w:val="19"/>
+                <w:szCs w:val="19"/>
+              </w:rPr>
+              <w:t xml:space="preserve">«No se pudieron eliminar todas las filas previstas»</w:t>
+            </w:r>
+          </w:p>
+        </w:tc>
+        <w:tc>
+          <w:tcPr>
+            <w:tcW w:w="3328" w:type="dxa"/>
+            <w:tcBorders>
+              <w:top w:val="single" w:sz="4" w:space="0" w:color="D0D5DD"/>
+              <w:left w:val="single" w:sz="4" w:space="0" w:color="D0D5DD"/>
+              <w:bottom w:val="single" w:sz="4" w:space="0" w:color="D0D5DD"/>
+              <w:right w:val="single" w:sz="4" w:space="0" w:color="D0D5DD"/>
+            </w:tcBorders>
+            <w:tcMar>
+              <w:top w:w="70" w:type="dxa"/>
+              <w:left w:w="110" w:type="dxa"/>
+              <w:bottom w:w="70" w:type="dxa"/>
+              <w:right w:w="110" w:type="dxa"/>
+            </w:tcMar>
+          </w:tcPr>
+          <w:p>
+            <w:r>
+              <w:rPr>
+                <w:sz w:val="19"/>
+                <w:szCs w:val="19"/>
+              </w:rPr>
+              <w:t xml:space="preserve">El DELETE borró menos filas que el plan: alguna dejó de ser vigente o la borró otro proceso</w:t>
+            </w:r>
+          </w:p>
+        </w:tc>
+        <w:tc>
+          <w:tcPr>
+            <w:tcW w:w="2912" w:type="dxa"/>
+            <w:tcBorders>
+              <w:top w:val="single" w:sz="4" w:space="0" w:color="D0D5DD"/>
+              <w:left w:val="single" w:sz="4" w:space="0" w:color="D0D5DD"/>
+              <w:bottom w:val="single" w:sz="4" w:space="0" w:color="D0D5DD"/>
+              <w:right w:val="single" w:sz="4" w:space="0" w:color="D0D5DD"/>
+            </w:tcBorders>
+            <w:tcMar>
+              <w:top w:w="70" w:type="dxa"/>
+              <w:left w:w="110" w:type="dxa"/>
+              <w:bottom w:w="70" w:type="dxa"/>
+              <w:right w:w="110" w:type="dxa"/>
+            </w:tcMar>
+          </w:tcPr>
+          <w:p>
+            <w:r>
+              <w:rPr>
+                <w:sz w:val="19"/>
+                <w:szCs w:val="19"/>
+              </w:rPr>
+              <w:t xml:space="preserve">Rollback automático. Repetir la operación</w:t>
+            </w:r>
+          </w:p>
+        </w:tc>
+      </w:tr>
+      <w:tr>
+        <w:tblPrEx>
+          <w:tblCellMar>
+            <w:top w:w="0" w:type="dxa"/>
+            <w:bottom w:w="0" w:type="dxa"/>
+          </w:tblCellMar>
+        </w:tblPrEx>
+        <w:trPr>
+          <w:cantSplit/>
+        </w:trPr>
+        <w:tc>
+          <w:tcPr>
+            <w:tcW w:w="3120" w:type="dxa"/>
+            <w:tcBorders>
+              <w:top w:val="single" w:sz="4" w:space="0" w:color="D0D5DD"/>
+              <w:left w:val="single" w:sz="4" w:space="0" w:color="D0D5DD"/>
+              <w:bottom w:val="single" w:sz="4" w:space="0" w:color="D0D5DD"/>
+              <w:right w:val="single" w:sz="4" w:space="0" w:color="D0D5DD"/>
+            </w:tcBorders>
+            <w:tcMar>
+              <w:top w:w="70" w:type="dxa"/>
+              <w:left w:w="110" w:type="dxa"/>
+              <w:bottom w:w="70" w:type="dxa"/>
+              <w:right w:w="110" w:type="dxa"/>
+            </w:tcMar>
+          </w:tcPr>
+          <w:p>
+            <w:r>
+              <w:rPr>
+                <w:sz w:val="19"/>
+                <w:szCs w:val="19"/>
+              </w:rPr>
+              <w:t xml:space="preserve">Un beneficiario con evaluaciones repetidas no aparece en la lista</w:t>
+            </w:r>
+          </w:p>
+        </w:tc>
+        <w:tc>
+          <w:tcPr>
+            <w:tcW w:w="3328" w:type="dxa"/>
+            <w:tcBorders>
+              <w:top w:val="single" w:sz="4" w:space="0" w:color="D0D5DD"/>
+              <w:left w:val="single" w:sz="4" w:space="0" w:color="D0D5DD"/>
+              <w:bottom w:val="single" w:sz="4" w:space="0" w:color="D0D5DD"/>
+              <w:right w:val="single" w:sz="4" w:space="0" w:color="D0D5DD"/>
+            </w:tcBorders>
+            <w:tcMar>
+              <w:top w:w="70" w:type="dxa"/>
+              <w:left w:w="110" w:type="dxa"/>
+              <w:bottom w:w="70" w:type="dxa"/>
+              <w:right w:w="110" w:type="dxa"/>
+            </w:tcMar>
+          </w:tcPr>
+          <w:p>
+            <w:r>
+              <w:rPr>
+                <w:sz w:val="19"/>
+                <w:szCs w:val="19"/>
+              </w:rPr>
+              <w:t xml:space="preserve">Sus filas no cumplen el criterio de 7.11: distinta fecha, tipo o centro, o están como versión histórica (</w:t>
+            </w:r>
+            <w:r>
+              <w:rPr>
+                <w:rFonts w:ascii="Consolas" w:eastAsia="Consolas" w:hAnsi="Consolas" w:cs="Consolas"/>
+                <w:color w:val="B42318"/>
+                <w:sz w:val="19"/>
+                <w:szCs w:val="19"/>
+              </w:rPr>
+              <w:t xml:space="preserve">pesq_x_pac_status</w:t>
+            </w:r>
+            <w:r>
+              <w:rPr>
+                <w:sz w:val="19"/>
+                <w:szCs w:val="19"/>
+              </w:rPr>
+              <w:t xml:space="preserve"> con timestamp)</w:t>
+            </w:r>
+          </w:p>
+        </w:tc>
+        <w:tc>
+          <w:tcPr>
+            <w:tcW w:w="2912" w:type="dxa"/>
+            <w:tcBorders>
+              <w:top w:val="single" w:sz="4" w:space="0" w:color="D0D5DD"/>
+              <w:left w:val="single" w:sz="4" w:space="0" w:color="D0D5DD"/>
+              <w:bottom w:val="single" w:sz="4" w:space="0" w:color="D0D5DD"/>
+              <w:right w:val="single" w:sz="4" w:space="0" w:color="D0D5DD"/>
+            </w:tcBorders>
+            <w:tcMar>
+              <w:top w:w="70" w:type="dxa"/>
+              <w:left w:w="110" w:type="dxa"/>
+              <w:bottom w:w="70" w:type="dxa"/>
+              <w:right w:w="110" w:type="dxa"/>
+            </w:tcMar>
+          </w:tcPr>
+          <w:p>
+            <w:r>
+              <w:rPr>
+                <w:sz w:val="19"/>
+                <w:szCs w:val="19"/>
+              </w:rPr>
+              <w:t xml:space="preserve">Revisar los datos con el criterio de 7.11 y, si es una persona sin repetidas, marcar «Incluir beneficiarios sin repetidas»</w:t>
+            </w:r>
+          </w:p>
+        </w:tc>
+      </w:tr>
     </w:tbl>
     <w:p>
       <w:pPr>
@@ -21775,6 +26204,362 @@
                 <w:szCs w:val="19"/>
               </w:rPr>
               <w:t xml:space="preserve">Se calcula en cada visita (≈ 2 s con 26.811 personas); considerar caché si crece</w:t>
+            </w:r>
+          </w:p>
+        </w:tc>
+        <w:tc>
+          <w:tcPr>
+            <w:tcW w:w="1456" w:type="dxa"/>
+            <w:tcBorders>
+              <w:top w:val="single" w:sz="4" w:space="0" w:color="D0D5DD"/>
+              <w:left w:val="single" w:sz="4" w:space="0" w:color="D0D5DD"/>
+              <w:bottom w:val="single" w:sz="4" w:space="0" w:color="D0D5DD"/>
+              <w:right w:val="single" w:sz="4" w:space="0" w:color="D0D5DD"/>
+            </w:tcBorders>
+            <w:tcMar>
+              <w:top w:w="70" w:type="dxa"/>
+              <w:left w:w="110" w:type="dxa"/>
+              <w:bottom w:w="70" w:type="dxa"/>
+              <w:right w:w="110" w:type="dxa"/>
+            </w:tcMar>
+          </w:tcPr>
+          <w:p>
+            <w:r>
+              <w:rPr>
+                <w:sz w:val="19"/>
+                <w:szCs w:val="19"/>
+              </w:rPr>
+              <w:t xml:space="preserve">Baja</w:t>
+            </w:r>
+          </w:p>
+        </w:tc>
+      </w:tr>
+      <w:tr>
+        <w:tblPrEx>
+          <w:tblCellMar>
+            <w:top w:w="0" w:type="dxa"/>
+            <w:bottom w:w="0" w:type="dxa"/>
+          </w:tblCellMar>
+        </w:tblPrEx>
+        <w:trPr>
+          <w:cantSplit/>
+        </w:trPr>
+        <w:tc>
+          <w:tcPr>
+            <w:tcW w:w="2912" w:type="dxa"/>
+            <w:tcBorders>
+              <w:top w:val="single" w:sz="4" w:space="0" w:color="D0D5DD"/>
+              <w:left w:val="single" w:sz="4" w:space="0" w:color="D0D5DD"/>
+              <w:bottom w:val="single" w:sz="4" w:space="0" w:color="D0D5DD"/>
+              <w:right w:val="single" w:sz="4" w:space="0" w:color="D0D5DD"/>
+            </w:tcBorders>
+            <w:tcMar>
+              <w:top w:w="70" w:type="dxa"/>
+              <w:left w:w="110" w:type="dxa"/>
+              <w:bottom w:w="70" w:type="dxa"/>
+              <w:right w:w="110" w:type="dxa"/>
+            </w:tcMar>
+          </w:tcPr>
+          <w:p>
+            <w:r>
+              <w:rPr>
+                <w:sz w:val="19"/>
+                <w:szCs w:val="19"/>
+              </w:rPr>
+              <w:t xml:space="preserve">Eliminación de evaluaciones sin respaldo ni auditoría</w:t>
+            </w:r>
+          </w:p>
+        </w:tc>
+        <w:tc>
+          <w:tcPr>
+            <w:tcW w:w="4992" w:type="dxa"/>
+            <w:tcBorders>
+              <w:top w:val="single" w:sz="4" w:space="0" w:color="D0D5DD"/>
+              <w:left w:val="single" w:sz="4" w:space="0" w:color="D0D5DD"/>
+              <w:bottom w:val="single" w:sz="4" w:space="0" w:color="D0D5DD"/>
+              <w:right w:val="single" w:sz="4" w:space="0" w:color="D0D5DD"/>
+            </w:tcBorders>
+            <w:tcMar>
+              <w:top w:w="70" w:type="dxa"/>
+              <w:left w:w="110" w:type="dxa"/>
+              <w:bottom w:w="70" w:type="dxa"/>
+              <w:right w:w="110" w:type="dxa"/>
+            </w:tcMar>
+          </w:tcPr>
+          <w:p>
+            <w:r>
+              <w:rPr>
+                <w:sz w:val="19"/>
+                <w:szCs w:val="19"/>
+              </w:rPr>
+              <w:t xml:space="preserve">Solo queda el log (centro, modo, persona, cantidad, usuario_id); no se guarda copia de las filas borradas. Evaluar volcarlas a un JSON o a una tabla de auditoría antes del DELETE</w:t>
+            </w:r>
+          </w:p>
+        </w:tc>
+        <w:tc>
+          <w:tcPr>
+            <w:tcW w:w="1456" w:type="dxa"/>
+            <w:tcBorders>
+              <w:top w:val="single" w:sz="4" w:space="0" w:color="D0D5DD"/>
+              <w:left w:val="single" w:sz="4" w:space="0" w:color="D0D5DD"/>
+              <w:bottom w:val="single" w:sz="4" w:space="0" w:color="D0D5DD"/>
+              <w:right w:val="single" w:sz="4" w:space="0" w:color="D0D5DD"/>
+            </w:tcBorders>
+            <w:tcMar>
+              <w:top w:w="70" w:type="dxa"/>
+              <w:left w:w="110" w:type="dxa"/>
+              <w:bottom w:w="70" w:type="dxa"/>
+              <w:right w:w="110" w:type="dxa"/>
+            </w:tcMar>
+          </w:tcPr>
+          <w:p>
+            <w:r>
+              <w:rPr>
+                <w:sz w:val="19"/>
+                <w:szCs w:val="19"/>
+              </w:rPr>
+              <w:t xml:space="preserve">Media</w:t>
+            </w:r>
+          </w:p>
+        </w:tc>
+      </w:tr>
+      <w:tr>
+        <w:tblPrEx>
+          <w:tblCellMar>
+            <w:top w:w="0" w:type="dxa"/>
+            <w:bottom w:w="0" w:type="dxa"/>
+          </w:tblCellMar>
+        </w:tblPrEx>
+        <w:trPr>
+          <w:cantSplit/>
+        </w:trPr>
+        <w:tc>
+          <w:tcPr>
+            <w:tcW w:w="2912" w:type="dxa"/>
+            <w:tcBorders>
+              <w:top w:val="single" w:sz="4" w:space="0" w:color="D0D5DD"/>
+              <w:left w:val="single" w:sz="4" w:space="0" w:color="D0D5DD"/>
+              <w:bottom w:val="single" w:sz="4" w:space="0" w:color="D0D5DD"/>
+              <w:right w:val="single" w:sz="4" w:space="0" w:color="D0D5DD"/>
+            </w:tcBorders>
+            <w:tcMar>
+              <w:top w:w="70" w:type="dxa"/>
+              <w:left w:w="110" w:type="dxa"/>
+              <w:bottom w:w="70" w:type="dxa"/>
+              <w:right w:w="110" w:type="dxa"/>
+            </w:tcMar>
+          </w:tcPr>
+          <w:p>
+            <w:r>
+              <w:rPr>
+                <w:sz w:val="19"/>
+                <w:szCs w:val="19"/>
+              </w:rPr>
+              <w:t xml:space="preserve">Evaluaciones duplicadas sin probar en Colombia ni El Salvador</w:t>
+            </w:r>
+          </w:p>
+        </w:tc>
+        <w:tc>
+          <w:tcPr>
+            <w:tcW w:w="4992" w:type="dxa"/>
+            <w:tcBorders>
+              <w:top w:val="single" w:sz="4" w:space="0" w:color="D0D5DD"/>
+              <w:left w:val="single" w:sz="4" w:space="0" w:color="D0D5DD"/>
+              <w:bottom w:val="single" w:sz="4" w:space="0" w:color="D0D5DD"/>
+              <w:right w:val="single" w:sz="4" w:space="0" w:color="D0D5DD"/>
+            </w:tcBorders>
+            <w:tcMar>
+              <w:top w:w="70" w:type="dxa"/>
+              <w:left w:w="110" w:type="dxa"/>
+              <w:bottom w:w="70" w:type="dxa"/>
+              <w:right w:w="110" w:type="dxa"/>
+            </w:tcMar>
+          </w:tcPr>
+          <w:p>
+            <w:r>
+              <w:rPr>
+                <w:sz w:val="19"/>
+                <w:szCs w:val="19"/>
+              </w:rPr>
+              <w:t xml:space="preserve">Verificar en cada base los nombres de columnas (</w:t>
+            </w:r>
+            <w:r>
+              <w:rPr>
+                <w:rFonts w:ascii="Consolas" w:eastAsia="Consolas" w:hAnsi="Consolas" w:cs="Consolas"/>
+                <w:color w:val="B42318"/>
+                <w:sz w:val="19"/>
+                <w:szCs w:val="19"/>
+              </w:rPr>
+              <w:t xml:space="preserve">pesq_x_pac_fecha_evauacion</w:t>
+            </w:r>
+            <w:r>
+              <w:rPr>
+                <w:sz w:val="19"/>
+                <w:szCs w:val="19"/>
+              </w:rPr>
+              <w:t xml:space="preserve">, </w:t>
+            </w:r>
+            <w:r>
+              <w:rPr>
+                <w:rFonts w:ascii="Consolas" w:eastAsia="Consolas" w:hAnsi="Consolas" w:cs="Consolas"/>
+                <w:color w:val="B42318"/>
+                <w:sz w:val="19"/>
+                <w:szCs w:val="19"/>
+              </w:rPr>
+              <w:t xml:space="preserve">pesq_x_pac_status</w:t>
+            </w:r>
+            <w:r>
+              <w:rPr>
+                <w:sz w:val="19"/>
+                <w:szCs w:val="19"/>
+              </w:rPr>
+              <w:t xml:space="preserve">, </w:t>
+            </w:r>
+            <w:r>
+              <w:rPr>
+                <w:rFonts w:ascii="Consolas" w:eastAsia="Consolas" w:hAnsi="Consolas" w:cs="Consolas"/>
+                <w:color w:val="B42318"/>
+                <w:sz w:val="19"/>
+                <w:szCs w:val="19"/>
+              </w:rPr>
+              <w:t xml:space="preserve">control_fecha_creacion</w:t>
+            </w:r>
+            <w:r>
+              <w:rPr>
+                <w:sz w:val="19"/>
+                <w:szCs w:val="19"/>
+              </w:rPr>
+              <w:t xml:space="preserve">) y las tablas </w:t>
+            </w:r>
+            <w:r>
+              <w:rPr>
+                <w:rFonts w:ascii="Consolas" w:eastAsia="Consolas" w:hAnsi="Consolas" w:cs="Consolas"/>
+                <w:color w:val="B42318"/>
+                <w:sz w:val="19"/>
+                <w:szCs w:val="19"/>
+              </w:rPr>
+              <w:t xml:space="preserve">psi_organizacion</w:t>
+            </w:r>
+            <w:r>
+              <w:rPr>
+                <w:sz w:val="19"/>
+                <w:szCs w:val="19"/>
+              </w:rPr>
+              <w:t xml:space="preserve"> y </w:t>
+            </w:r>
+            <w:r>
+              <w:rPr>
+                <w:rFonts w:ascii="Consolas" w:eastAsia="Consolas" w:hAnsi="Consolas" w:cs="Consolas"/>
+                <w:color w:val="B42318"/>
+                <w:sz w:val="19"/>
+                <w:szCs w:val="19"/>
+              </w:rPr>
+              <w:t xml:space="preserve">psi_tipo_pesquisas</w:t>
+            </w:r>
+          </w:p>
+        </w:tc>
+        <w:tc>
+          <w:tcPr>
+            <w:tcW w:w="1456" w:type="dxa"/>
+            <w:tcBorders>
+              <w:top w:val="single" w:sz="4" w:space="0" w:color="D0D5DD"/>
+              <w:left w:val="single" w:sz="4" w:space="0" w:color="D0D5DD"/>
+              <w:bottom w:val="single" w:sz="4" w:space="0" w:color="D0D5DD"/>
+              <w:right w:val="single" w:sz="4" w:space="0" w:color="D0D5DD"/>
+            </w:tcBorders>
+            <w:tcMar>
+              <w:top w:w="70" w:type="dxa"/>
+              <w:left w:w="110" w:type="dxa"/>
+              <w:bottom w:w="70" w:type="dxa"/>
+              <w:right w:w="110" w:type="dxa"/>
+            </w:tcMar>
+          </w:tcPr>
+          <w:p>
+            <w:r>
+              <w:rPr>
+                <w:sz w:val="19"/>
+                <w:szCs w:val="19"/>
+              </w:rPr>
+              <w:t xml:space="preserve">Media</w:t>
+            </w:r>
+          </w:p>
+        </w:tc>
+      </w:tr>
+      <w:tr>
+        <w:tblPrEx>
+          <w:tblCellMar>
+            <w:top w:w="0" w:type="dxa"/>
+            <w:bottom w:w="0" w:type="dxa"/>
+          </w:tblCellMar>
+        </w:tblPrEx>
+        <w:trPr>
+          <w:cantSplit/>
+        </w:trPr>
+        <w:tc>
+          <w:tcPr>
+            <w:tcW w:w="2912" w:type="dxa"/>
+            <w:tcBorders>
+              <w:top w:val="single" w:sz="4" w:space="0" w:color="D0D5DD"/>
+              <w:left w:val="single" w:sz="4" w:space="0" w:color="D0D5DD"/>
+              <w:bottom w:val="single" w:sz="4" w:space="0" w:color="D0D5DD"/>
+              <w:right w:val="single" w:sz="4" w:space="0" w:color="D0D5DD"/>
+            </w:tcBorders>
+            <w:tcMar>
+              <w:top w:w="70" w:type="dxa"/>
+              <w:left w:w="110" w:type="dxa"/>
+              <w:bottom w:w="70" w:type="dxa"/>
+              <w:right w:w="110" w:type="dxa"/>
+            </w:tcMar>
+          </w:tcPr>
+          <w:p>
+            <w:r>
+              <w:rPr>
+                <w:sz w:val="19"/>
+                <w:szCs w:val="19"/>
+              </w:rPr>
+              <w:t xml:space="preserve">Evaluaciones duplicadas: solo pesquisas de centro</w:t>
+            </w:r>
+          </w:p>
+        </w:tc>
+        <w:tc>
+          <w:tcPr>
+            <w:tcW w:w="4992" w:type="dxa"/>
+            <w:tcBorders>
+              <w:top w:val="single" w:sz="4" w:space="0" w:color="D0D5DD"/>
+              <w:left w:val="single" w:sz="4" w:space="0" w:color="D0D5DD"/>
+              <w:bottom w:val="single" w:sz="4" w:space="0" w:color="D0D5DD"/>
+              <w:right w:val="single" w:sz="4" w:space="0" w:color="D0D5DD"/>
+            </w:tcBorders>
+            <w:tcMar>
+              <w:top w:w="70" w:type="dxa"/>
+              <w:left w:w="110" w:type="dxa"/>
+              <w:bottom w:w="70" w:type="dxa"/>
+              <w:right w:w="110" w:type="dxa"/>
+            </w:tcMar>
+          </w:tcPr>
+          <w:p>
+            <w:r>
+              <w:rPr>
+                <w:sz w:val="19"/>
+                <w:szCs w:val="19"/>
+              </w:rPr>
+              <w:t xml:space="preserve">No revisa evaluaciones de campo (</w:t>
+            </w:r>
+            <w:r>
+              <w:rPr>
+                <w:rFonts w:ascii="Consolas" w:eastAsia="Consolas" w:hAnsi="Consolas" w:cs="Consolas"/>
+                <w:color w:val="B42318"/>
+                <w:sz w:val="19"/>
+                <w:szCs w:val="19"/>
+              </w:rPr>
+              <w:t xml:space="preserve">psi_campo_evaluaciones_centro</w:t>
+            </w:r>
+            <w:r>
+              <w:rPr>
+                <w:sz w:val="19"/>
+                <w:szCs w:val="19"/>
+              </w:rPr>
+              <w:t xml:space="preserve">) ni otras tablas; una recarga que las genere dejaría repetidas sin detectar</w:t>
             </w:r>
           </w:p>
         </w:tc>
@@ -22261,6 +27046,12 @@
   </w:num>
   <w:num w:numId="4" w16cid:durableId="744374616">
     <w:abstractNumId w:val="0"/>
+    <w:lvlOverride w:ilvl="0">
+      <w:startOverride w:val="1"/>
+    </w:lvlOverride>
+  </w:num>
+  <w:num w:numId="5">
+    <w:abstractNumId w:val="2"/>
     <w:lvlOverride w:ilvl="0">
       <w:startOverride w:val="1"/>
     </w:lvlOverride>

--- a/plantillas/MANUAL_DESARROLLADOR.docx
+++ b/plantillas/MANUAL_DESARROLLADOR.docx
@@ -15578,7 +15578,23 @@
                 <w:sz w:val="19"/>
                 <w:szCs w:val="19"/>
               </w:rPr>
-              <w:t xml:space="preserve">{pais, centro_id, modo, persona_id, conservar} → vista previa </w:t>
+              <w:t xml:space="preserve">{pais, centro_id, modo, persona_id, conservar} (</w:t>
+            </w:r>
+            <w:r>
+              <w:rPr>
+                <w:rFonts w:ascii="Consolas" w:eastAsia="Consolas" w:hAnsi="Consolas" w:cs="Consolas"/>
+                <w:color w:val="B42318"/>
+                <w:sz w:val="19"/>
+                <w:szCs w:val="19"/>
+              </w:rPr>
+              <w:t xml:space="preserve">conservar</w:t>
+            </w:r>
+            <w:r>
+              <w:rPr>
+                <w:sz w:val="19"/>
+                <w:szCs w:val="19"/>
+              </w:rPr>
+              <w:t xml:space="preserve">: {«AAAA-MM-DD|PESQUISA»: nº de carga}) → vista previa </w:t>
             </w:r>
             <w:r>
               <w:rPr>
@@ -15862,29 +15878,137 @@
         <w:spacing w:after="60"/>
       </w:pPr>
       <w:r>
-        <w:t xml:space="preserve">Una </w:t>
+        <w:t xml:space="preserve">Las mediciones se clasifican por </w:t>
       </w:r>
       <w:r>
         <w:rPr>
           <w:b/>
           <w:bCs/>
         </w:rPr>
-        <w:t xml:space="preserve">carga</w:t>
-      </w:r>
-      <w:r>
-        <w:t xml:space="preserve"> es el conjunto de filas con el mismo </w:t>
-      </w:r>
-      <w:r>
-        <w:rPr>
-          <w:rFonts w:ascii="Consolas" w:eastAsia="Consolas" w:hAnsi="Consolas" w:cs="Consolas"/>
-          <w:color w:val="B42318"/>
-          <w:sz w:val="19"/>
-          <w:szCs w:val="19"/>
-        </w:rPr>
-        <w:t xml:space="preserve">control_fecha_creacion</w:t>
-      </w:r>
-      <w:r>
-        <w:t xml:space="preserve"> (el instante en que se guardó el Excel). En el detalle, las cargas de cada fecha se numeran desde 1 en orden cronológico.</w:t>
+        <w:t xml:space="preserve">pesquisa</w:t>
+      </w:r>
+      <w:r>
+        <w:t xml:space="preserve"> con </w:t>
+      </w:r>
+      <w:r>
+        <w:rPr>
+          <w:rFonts w:ascii="Consolas" w:eastAsia="Consolas" w:hAnsi="Consolas" w:cs="Consolas"/>
+          <w:color w:val="B42318"/>
+          <w:sz w:val="19"/>
+          <w:szCs w:val="19"/>
+        </w:rPr>
+        <w:t xml:space="preserve">psi_tipo_pesquisas.tipo_pesquisa_grupo</w:t>
+      </w:r>
+      <w:r>
+        <w:t xml:space="preserve"> (</w:t>
+      </w:r>
+      <w:r>
+        <w:rPr>
+          <w:rFonts w:ascii="Consolas" w:eastAsia="Consolas" w:hAnsi="Consolas" w:cs="Consolas"/>
+          <w:color w:val="B42318"/>
+          <w:sz w:val="19"/>
+          <w:szCs w:val="19"/>
+        </w:rPr>
+        <w:t xml:space="preserve">LEFT JOIN</w:t>
+      </w:r>
+      <w:r>
+        <w:t xml:space="preserve">; si es nulo se usa </w:t>
+      </w:r>
+      <w:r>
+        <w:rPr>
+          <w:rFonts w:ascii="Consolas" w:eastAsia="Consolas" w:hAnsi="Consolas" w:cs="Consolas"/>
+          <w:color w:val="B42318"/>
+          <w:sz w:val="19"/>
+          <w:szCs w:val="19"/>
+        </w:rPr>
+        <w:t xml:space="preserve">SIN_PESQUISA</w:t>
+      </w:r>
+      <w:r>
+        <w:t xml:space="preserve">). Solo se compara dentro de la misma pesquisa: PESO y HEMOGLOBINA nunca compiten entre sí. </w:t>
+      </w:r>
+      <w:r>
+        <w:rPr>
+          <w:rFonts w:ascii="Consolas" w:eastAsia="Consolas" w:hAnsi="Consolas" w:cs="Consolas"/>
+          <w:color w:val="B42318"/>
+          <w:sz w:val="19"/>
+          <w:szCs w:val="19"/>
+        </w:rPr>
+        <w:t xml:space="preserve">ETIQUETAS_PESQUISA</w:t>
+      </w:r>
+      <w:r>
+        <w:t xml:space="preserve"> traduce el grupo a texto (</w:t>
+      </w:r>
+      <w:r>
+        <w:rPr>
+          <w:rFonts w:ascii="Consolas" w:eastAsia="Consolas" w:hAnsi="Consolas" w:cs="Consolas"/>
+          <w:color w:val="B42318"/>
+          <w:sz w:val="19"/>
+          <w:szCs w:val="19"/>
+        </w:rPr>
+        <w:t xml:space="preserve">ANTROPOMETRICO</w:t>
+      </w:r>
+      <w:r>
+        <w:t xml:space="preserve">, </w:t>
+      </w:r>
+      <w:r>
+        <w:rPr>
+          <w:rFonts w:ascii="Consolas" w:eastAsia="Consolas" w:hAnsi="Consolas" w:cs="Consolas"/>
+          <w:color w:val="B42318"/>
+          <w:sz w:val="19"/>
+          <w:szCs w:val="19"/>
+        </w:rPr>
+        <w:t xml:space="preserve">SANGUINEO</w:t>
+      </w:r>
+      <w:r>
+        <w:t xml:space="preserve">, </w:t>
+      </w:r>
+      <w:r>
+        <w:rPr>
+          <w:rFonts w:ascii="Consolas" w:eastAsia="Consolas" w:hAnsi="Consolas" w:cs="Consolas"/>
+          <w:color w:val="B42318"/>
+          <w:sz w:val="19"/>
+          <w:szCs w:val="19"/>
+        </w:rPr>
+        <w:t xml:space="preserve">LABORATORIO</w:t>
+      </w:r>
+      <w:r>
+        <w:t xml:space="preserve">, </w:t>
+      </w:r>
+      <w:r>
+        <w:rPr>
+          <w:rFonts w:ascii="Consolas" w:eastAsia="Consolas" w:hAnsi="Consolas" w:cs="Consolas"/>
+          <w:color w:val="B42318"/>
+          <w:sz w:val="19"/>
+          <w:szCs w:val="19"/>
+        </w:rPr>
+        <w:t xml:space="preserve">VITALES</w:t>
+      </w:r>
+      <w:r>
+        <w:t xml:space="preserve">, </w:t>
+      </w:r>
+      <w:r>
+        <w:rPr>
+          <w:rFonts w:ascii="Consolas" w:eastAsia="Consolas" w:hAnsi="Consolas" w:cs="Consolas"/>
+          <w:color w:val="B42318"/>
+          <w:sz w:val="19"/>
+          <w:szCs w:val="19"/>
+        </w:rPr>
+        <w:t xml:space="preserve">MEDICINA_GENERAL_PEDIATRIA</w:t>
+      </w:r>
+      <w:r>
+        <w:t xml:space="preserve">, </w:t>
+      </w:r>
+      <w:r>
+        <w:rPr>
+          <w:rFonts w:ascii="Consolas" w:eastAsia="Consolas" w:hAnsi="Consolas" w:cs="Consolas"/>
+          <w:color w:val="B42318"/>
+          <w:sz w:val="19"/>
+          <w:szCs w:val="19"/>
+        </w:rPr>
+        <w:t xml:space="preserve">VACUNACION</w:t>
+      </w:r>
+      <w:r>
+        <w:t xml:space="preserve">); un grupo no mapeado se muestra con su nombre capitalizado.</w:t>
       </w:r>
     </w:p>
     <w:p>
@@ -15897,39 +16021,39 @@
         <w:spacing w:after="60"/>
       </w:pPr>
       <w:r>
-        <w:t xml:space="preserve">Un grupo es </w:t>
+        <w:t xml:space="preserve">Una </w:t>
       </w:r>
       <w:r>
         <w:rPr>
           <w:b/>
           <w:bCs/>
         </w:rPr>
-        <w:t xml:space="preserve">idéntico</w:t>
-      </w:r>
-      <w:r>
-        <w:t xml:space="preserve"> si todas sus filas tienen el mismo valor (se compara con </w:t>
-      </w:r>
-      <w:r>
-        <w:rPr>
-          <w:rFonts w:ascii="Consolas" w:eastAsia="Consolas" w:hAnsi="Consolas" w:cs="Consolas"/>
-          <w:color w:val="B42318"/>
-          <w:sz w:val="19"/>
-          <w:szCs w:val="19"/>
-        </w:rPr>
-        <w:t xml:space="preserve">strip()</w:t>
-      </w:r>
-      <w:r>
-        <w:t xml:space="preserve">) y de </w:t>
+        <w:t xml:space="preserve">carga</w:t>
+      </w:r>
+      <w:r>
+        <w:t xml:space="preserve"> es el conjunto de filas </w:t>
       </w:r>
       <w:r>
         <w:rPr>
           <w:b/>
           <w:bCs/>
         </w:rPr>
-        <w:t xml:space="preserve">valores distintos</w:t>
-      </w:r>
-      <w:r>
-        <w:t xml:space="preserve"> si no: en ese caso hay que decidir qué carga se conserva.</w:t>
+        <w:t xml:space="preserve">de una pesquisa</w:t>
+      </w:r>
+      <w:r>
+        <w:t xml:space="preserve"> con el mismo </w:t>
+      </w:r>
+      <w:r>
+        <w:rPr>
+          <w:rFonts w:ascii="Consolas" w:eastAsia="Consolas" w:hAnsi="Consolas" w:cs="Consolas"/>
+          <w:color w:val="B42318"/>
+          <w:sz w:val="19"/>
+          <w:szCs w:val="19"/>
+        </w:rPr>
+        <w:t xml:space="preserve">control_fecha_creacion</w:t>
+      </w:r>
+      <w:r>
+        <w:t xml:space="preserve"> (el instante en que se guardó el Excel). En el detalle, las cargas se numeran desde 1 en orden cronológico dentro de cada fecha y pesquisa.</w:t>
       </w:r>
     </w:p>
     <w:p>
@@ -15942,40 +16066,39 @@
         <w:spacing w:after="60"/>
       </w:pPr>
       <w:r>
-        <w:t xml:space="preserve">No hay FK ni triggers sobre </w:t>
-      </w:r>
-      <w:r>
-        <w:rPr>
-          <w:rFonts w:ascii="Consolas" w:eastAsia="Consolas" w:hAnsi="Consolas" w:cs="Consolas"/>
-          <w:color w:val="B42318"/>
-          <w:sz w:val="19"/>
-          <w:szCs w:val="19"/>
-        </w:rPr>
-        <w:t xml:space="preserve">psi_pesquisas_x_centro</w:t>
-      </w:r>
-      <w:r>
-        <w:t xml:space="preserve">: el </w:t>
-      </w:r>
-      <w:r>
-        <w:rPr>
-          <w:rFonts w:ascii="Consolas" w:eastAsia="Consolas" w:hAnsi="Consolas" w:cs="Consolas"/>
-          <w:color w:val="B42318"/>
-          <w:sz w:val="19"/>
-          <w:szCs w:val="19"/>
-        </w:rPr>
-        <w:t xml:space="preserve">DELETE</w:t>
-      </w:r>
-      <w:r>
-        <w:t xml:space="preserve"> no arrastra nada ni hay tablas hijas que trasladar (a diferencia de 7.9).</w:t>
-      </w:r>
-    </w:p>
-    <w:p>
-      <w:pPr>
-        <w:pStyle w:val="Ttulo3"/>
-        <w:keepNext/>
-      </w:pPr>
-      <w:r>
-        <w:t xml:space="preserve">Servicio (evaluaciones_duplicadas.py)</w:t>
+        <w:t xml:space="preserve">Un grupo es </w:t>
+      </w:r>
+      <w:r>
+        <w:rPr>
+          <w:b/>
+          <w:bCs/>
+        </w:rPr>
+        <w:t xml:space="preserve">idéntico</w:t>
+      </w:r>
+      <w:r>
+        <w:t xml:space="preserve"> si todas sus filas tienen el mismo valor (se compara con </w:t>
+      </w:r>
+      <w:r>
+        <w:rPr>
+          <w:rFonts w:ascii="Consolas" w:eastAsia="Consolas" w:hAnsi="Consolas" w:cs="Consolas"/>
+          <w:color w:val="B42318"/>
+          <w:sz w:val="19"/>
+          <w:szCs w:val="19"/>
+        </w:rPr>
+        <w:t xml:space="preserve">strip()</w:t>
+      </w:r>
+      <w:r>
+        <w:t xml:space="preserve">) y de </w:t>
+      </w:r>
+      <w:r>
+        <w:rPr>
+          <w:b/>
+          <w:bCs/>
+        </w:rPr>
+        <w:t xml:space="preserve">valores distintos</w:t>
+      </w:r>
+      <w:r>
+        <w:t xml:space="preserve"> si no: en ese caso hay que decidir qué carga se conserva.</w:t>
       </w:r>
     </w:p>
     <w:p>
@@ -15988,40 +16111,40 @@
         <w:spacing w:after="60"/>
       </w:pPr>
       <w:r>
-        <w:rPr>
-          <w:rFonts w:ascii="Consolas" w:eastAsia="Consolas" w:hAnsi="Consolas" w:cs="Consolas"/>
-          <w:color w:val="B42318"/>
-          <w:sz w:val="19"/>
-          <w:szCs w:val="19"/>
-        </w:rPr>
-        <w:t xml:space="preserve">listar_clientes(cursor)</w:t>
-      </w:r>
-      <w:r>
-        <w:t xml:space="preserve"> y </w:t>
-      </w:r>
-      <w:r>
-        <w:rPr>
-          <w:rFonts w:ascii="Consolas" w:eastAsia="Consolas" w:hAnsi="Consolas" w:cs="Consolas"/>
-          <w:color w:val="B42318"/>
-          <w:sz w:val="19"/>
-          <w:szCs w:val="19"/>
-        </w:rPr>
-        <w:t xml:space="preserve">listar_centros(cursor, organizacion_id)</w:t>
-      </w:r>
-      <w:r>
-        <w:t xml:space="preserve">: alimentan los selectores Cliente y Centro. Cada centro trae sus mediciones sobrantes (</w:t>
-      </w:r>
-      <w:r>
-        <w:rPr>
-          <w:rFonts w:ascii="Consolas" w:eastAsia="Consolas" w:hAnsi="Consolas" w:cs="Consolas"/>
-          <w:color w:val="B42318"/>
-          <w:sz w:val="19"/>
-          <w:szCs w:val="19"/>
-        </w:rPr>
-        <w:t xml:space="preserve">SUM(n - 1)</w:t>
-      </w:r>
-      <w:r>
-        <w:t xml:space="preserve"> de sus grupos repetidos).</w:t>
+        <w:t xml:space="preserve">No hay FK ni triggers sobre </w:t>
+      </w:r>
+      <w:r>
+        <w:rPr>
+          <w:rFonts w:ascii="Consolas" w:eastAsia="Consolas" w:hAnsi="Consolas" w:cs="Consolas"/>
+          <w:color w:val="B42318"/>
+          <w:sz w:val="19"/>
+          <w:szCs w:val="19"/>
+        </w:rPr>
+        <w:t xml:space="preserve">psi_pesquisas_x_centro</w:t>
+      </w:r>
+      <w:r>
+        <w:t xml:space="preserve">: el </w:t>
+      </w:r>
+      <w:r>
+        <w:rPr>
+          <w:rFonts w:ascii="Consolas" w:eastAsia="Consolas" w:hAnsi="Consolas" w:cs="Consolas"/>
+          <w:color w:val="B42318"/>
+          <w:sz w:val="19"/>
+          <w:szCs w:val="19"/>
+        </w:rPr>
+        <w:t xml:space="preserve">DELETE</w:t>
+      </w:r>
+      <w:r>
+        <w:t xml:space="preserve"> no arrastra nada ni hay tablas hijas que trasladar (a diferencia de 7.9).</w:t>
+      </w:r>
+    </w:p>
+    <w:p>
+      <w:pPr>
+        <w:pStyle w:val="Ttulo3"/>
+        <w:keepNext/>
+      </w:pPr>
+      <w:r>
+        <w:t xml:space="preserve">Servicio (evaluaciones_duplicadas.py)</w:t>
       </w:r>
     </w:p>
     <w:p>
@@ -16040,22 +16163,34 @@
           <w:sz w:val="19"/>
           <w:szCs w:val="19"/>
         </w:rPr>
-        <w:t xml:space="preserve">beneficiarios_del_centro(cursor, centro_id, incluir_sin_repetidas=False)</w:t>
-      </w:r>
-      <w:r>
-        <w:t xml:space="preserve">: una sola consulta agrupada por persona, tipo y fecha. Devuelve el resumen (beneficiarios con repetidas, grupos, sobrantes idénticas y distintas) y la lista ordenada por sobrantes. Con </w:t>
-      </w:r>
-      <w:r>
-        <w:rPr>
-          <w:rFonts w:ascii="Consolas" w:eastAsia="Consolas" w:hAnsi="Consolas" w:cs="Consolas"/>
-          <w:color w:val="B42318"/>
-          <w:sz w:val="19"/>
-          <w:szCs w:val="19"/>
-        </w:rPr>
-        <w:t xml:space="preserve">incluir_sin_repetidas</w:t>
-      </w:r>
-      <w:r>
-        <w:t xml:space="preserve"> suma a quienes no tienen repetidas.</w:t>
+        <w:t xml:space="preserve">listar_clientes(cursor)</w:t>
+      </w:r>
+      <w:r>
+        <w:t xml:space="preserve"> y </w:t>
+      </w:r>
+      <w:r>
+        <w:rPr>
+          <w:rFonts w:ascii="Consolas" w:eastAsia="Consolas" w:hAnsi="Consolas" w:cs="Consolas"/>
+          <w:color w:val="B42318"/>
+          <w:sz w:val="19"/>
+          <w:szCs w:val="19"/>
+        </w:rPr>
+        <w:t xml:space="preserve">listar_centros(cursor, organizacion_id)</w:t>
+      </w:r>
+      <w:r>
+        <w:t xml:space="preserve">: alimentan los selectores Cliente y Centro. Cada centro trae sus mediciones sobrantes (</w:t>
+      </w:r>
+      <w:r>
+        <w:rPr>
+          <w:rFonts w:ascii="Consolas" w:eastAsia="Consolas" w:hAnsi="Consolas" w:cs="Consolas"/>
+          <w:color w:val="B42318"/>
+          <w:sz w:val="19"/>
+          <w:szCs w:val="19"/>
+        </w:rPr>
+        <w:t xml:space="preserve">SUM(n - 1)</w:t>
+      </w:r>
+      <w:r>
+        <w:t xml:space="preserve"> de sus grupos repetidos).</w:t>
       </w:r>
     </w:p>
     <w:p>
@@ -16074,58 +16209,22 @@
           <w:sz w:val="19"/>
           <w:szCs w:val="19"/>
         </w:rPr>
-        <w:t xml:space="preserve">detalle_beneficiario(cursor, centro_id, persona_id)</w:t>
-      </w:r>
-      <w:r>
-        <w:t xml:space="preserve">: todas las filas vigentes de la persona en el centro, agrupadas por </w:t>
-      </w:r>
-      <w:r>
-        <w:rPr>
-          <w:rFonts w:ascii="Consolas" w:eastAsia="Consolas" w:hAnsi="Consolas" w:cs="Consolas"/>
-          <w:color w:val="B42318"/>
-          <w:sz w:val="19"/>
-          <w:szCs w:val="19"/>
-        </w:rPr>
-        <w:t xml:space="preserve">_agrupar</w:t>
-      </w:r>
-      <w:r>
-        <w:t xml:space="preserve"> (por fecha: cargas numeradas, filas por tipo y los indicadores </w:t>
-      </w:r>
-      <w:r>
-        <w:rPr>
-          <w:rFonts w:ascii="Consolas" w:eastAsia="Consolas" w:hAnsi="Consolas" w:cs="Consolas"/>
-          <w:color w:val="B42318"/>
-          <w:sz w:val="19"/>
-          <w:szCs w:val="19"/>
-        </w:rPr>
-        <w:t xml:space="preserve">repetida</w:t>
-      </w:r>
-      <w:r>
-        <w:t xml:space="preserve"> e </w:t>
-      </w:r>
-      <w:r>
-        <w:rPr>
-          <w:rFonts w:ascii="Consolas" w:eastAsia="Consolas" w:hAnsi="Consolas" w:cs="Consolas"/>
-          <w:color w:val="B42318"/>
-          <w:sz w:val="19"/>
-          <w:szCs w:val="19"/>
-        </w:rPr>
-        <w:t xml:space="preserve">identica</w:t>
-      </w:r>
-      <w:r>
-        <w:t xml:space="preserve">). Lanza </w:t>
-      </w:r>
-      <w:r>
-        <w:rPr>
-          <w:rFonts w:ascii="Consolas" w:eastAsia="Consolas" w:hAnsi="Consolas" w:cs="Consolas"/>
-          <w:color w:val="B42318"/>
-          <w:sz w:val="19"/>
-          <w:szCs w:val="19"/>
-        </w:rPr>
-        <w:t xml:space="preserve">EvaluacionesError</w:t>
-      </w:r>
-      <w:r>
-        <w:t xml:space="preserve"> si la persona no existe o no tiene evaluaciones en el centro.</w:t>
+        <w:t xml:space="preserve">beneficiarios_del_centro(cursor, centro_id, incluir_sin_repetidas=False)</w:t>
+      </w:r>
+      <w:r>
+        <w:t xml:space="preserve">: una sola consulta agrupada por persona, tipo y fecha. Devuelve el resumen (beneficiarios con repetidas, grupos, sobrantes idénticas y distintas) y la lista ordenada por sobrantes. Con </w:t>
+      </w:r>
+      <w:r>
+        <w:rPr>
+          <w:rFonts w:ascii="Consolas" w:eastAsia="Consolas" w:hAnsi="Consolas" w:cs="Consolas"/>
+          <w:color w:val="B42318"/>
+          <w:sz w:val="19"/>
+          <w:szCs w:val="19"/>
+        </w:rPr>
+        <w:t xml:space="preserve">incluir_sin_repetidas</w:t>
+      </w:r>
+      <w:r>
+        <w:t xml:space="preserve"> suma a quienes no tienen repetidas.</w:t>
       </w:r>
     </w:p>
     <w:p>
@@ -16144,6 +16243,112 @@
           <w:sz w:val="19"/>
           <w:szCs w:val="19"/>
         </w:rPr>
+        <w:t xml:space="preserve">detalle_beneficiario(cursor, centro_id, persona_id)</w:t>
+      </w:r>
+      <w:r>
+        <w:t xml:space="preserve">: todas las filas vigentes de la persona en el centro, agrupadas por </w:t>
+      </w:r>
+      <w:r>
+        <w:rPr>
+          <w:rFonts w:ascii="Consolas" w:eastAsia="Consolas" w:hAnsi="Consolas" w:cs="Consolas"/>
+          <w:color w:val="B42318"/>
+          <w:sz w:val="19"/>
+          <w:szCs w:val="19"/>
+        </w:rPr>
+        <w:t xml:space="preserve">_agrupar</w:t>
+      </w:r>
+      <w:r>
+        <w:t xml:space="preserve"> en </w:t>
+      </w:r>
+      <w:r>
+        <w:rPr>
+          <w:rFonts w:ascii="Consolas" w:eastAsia="Consolas" w:hAnsi="Consolas" w:cs="Consolas"/>
+          <w:color w:val="B42318"/>
+          <w:sz w:val="19"/>
+          <w:szCs w:val="19"/>
+        </w:rPr>
+        <w:t xml:space="preserve">fechas[].grupos[]</w:t>
+      </w:r>
+      <w:r>
+        <w:t xml:space="preserve"> (por fecha y pesquisa: </w:t>
+      </w:r>
+      <w:r>
+        <w:rPr>
+          <w:rFonts w:ascii="Consolas" w:eastAsia="Consolas" w:hAnsi="Consolas" w:cs="Consolas"/>
+          <w:color w:val="B42318"/>
+          <w:sz w:val="19"/>
+          <w:szCs w:val="19"/>
+        </w:rPr>
+        <w:t xml:space="preserve">grupo</w:t>
+      </w:r>
+      <w:r>
+        <w:t xml:space="preserve">, </w:t>
+      </w:r>
+      <w:r>
+        <w:rPr>
+          <w:rFonts w:ascii="Consolas" w:eastAsia="Consolas" w:hAnsi="Consolas" w:cs="Consolas"/>
+          <w:color w:val="B42318"/>
+          <w:sz w:val="19"/>
+          <w:szCs w:val="19"/>
+        </w:rPr>
+        <w:t xml:space="preserve">etiqueta</w:t>
+      </w:r>
+      <w:r>
+        <w:t xml:space="preserve">, cargas numeradas, filas por tipo y los indicadores </w:t>
+      </w:r>
+      <w:r>
+        <w:rPr>
+          <w:rFonts w:ascii="Consolas" w:eastAsia="Consolas" w:hAnsi="Consolas" w:cs="Consolas"/>
+          <w:color w:val="B42318"/>
+          <w:sz w:val="19"/>
+          <w:szCs w:val="19"/>
+        </w:rPr>
+        <w:t xml:space="preserve">repetida</w:t>
+      </w:r>
+      <w:r>
+        <w:t xml:space="preserve"> e </w:t>
+      </w:r>
+      <w:r>
+        <w:rPr>
+          <w:rFonts w:ascii="Consolas" w:eastAsia="Consolas" w:hAnsi="Consolas" w:cs="Consolas"/>
+          <w:color w:val="B42318"/>
+          <w:sz w:val="19"/>
+          <w:szCs w:val="19"/>
+        </w:rPr>
+        <w:t xml:space="preserve">identica</w:t>
+      </w:r>
+      <w:r>
+        <w:t xml:space="preserve">; la fecha agrega los de sus grupos). Lanza </w:t>
+      </w:r>
+      <w:r>
+        <w:rPr>
+          <w:rFonts w:ascii="Consolas" w:eastAsia="Consolas" w:hAnsi="Consolas" w:cs="Consolas"/>
+          <w:color w:val="B42318"/>
+          <w:sz w:val="19"/>
+          <w:szCs w:val="19"/>
+        </w:rPr>
+        <w:t xml:space="preserve">EvaluacionesError</w:t>
+      </w:r>
+      <w:r>
+        <w:t xml:space="preserve"> si la persona no existe o no tiene evaluaciones en el centro.</w:t>
+      </w:r>
+    </w:p>
+    <w:p>
+      <w:pPr>
+        <w:pStyle w:val="Prrafodelista"/>
+        <w:numPr>
+          <w:ilvl w:val="0"/>
+          <w:numId w:val="2"/>
+        </w:numPr>
+        <w:spacing w:after="60"/>
+      </w:pPr>
+      <w:r>
+        <w:rPr>
+          <w:rFonts w:ascii="Consolas" w:eastAsia="Consolas" w:hAnsi="Consolas" w:cs="Consolas"/>
+          <w:color w:val="B42318"/>
+          <w:sz w:val="19"/>
+          <w:szCs w:val="19"/>
+        </w:rPr>
         <w:t xml:space="preserve">construir_plan(cursor, centro_id, modo, persona_id=None, conservar=None, bloquear=False)</w:t>
       </w:r>
       <w:r>
@@ -16181,7 +16386,7 @@
         <w:t xml:space="preserve">seleccion</w:t>
       </w:r>
       <w:r>
-        <w:t xml:space="preserve"> (un beneficiario, eligiendo la carga de cada fecha) y </w:t>
+        <w:t xml:space="preserve"> (un beneficiario, eligiendo la carga de cada fecha y pesquisa) y </w:t>
       </w:r>
       <w:r>
         <w:rPr>
@@ -16452,7 +16657,7 @@
                 <w:sz w:val="19"/>
                 <w:szCs w:val="19"/>
               </w:rPr>
-              <w:t xml:space="preserve">Fecha repetida; </w:t>
+              <w:t xml:space="preserve">Fecha y pesquisa con repetidas; </w:t>
             </w:r>
             <w:r>
               <w:rPr>
@@ -16461,7 +16666,7 @@
                 <w:sz w:val="19"/>
                 <w:szCs w:val="19"/>
               </w:rPr>
-              <w:t xml:space="preserve">conservar[fecha]</w:t>
+              <w:t xml:space="preserve">conservar["AAAA-MM-DD|GRUPO"]</w:t>
             </w:r>
             <w:r>
               <w:rPr>
@@ -16592,7 +16797,7 @@
                 <w:sz w:val="19"/>
                 <w:szCs w:val="19"/>
               </w:rPr>
-              <w:t xml:space="preserve">Se conserva su fila más antigua: nunca se pierde un tipo de pesquisa</w:t>
+              <w:t xml:space="preserve">Se conserva su fila más antigua: nunca se pierde un tipo de medición</w:t>
             </w:r>
           </w:p>
         </w:tc>
@@ -16673,7 +16878,7 @@
                 <w:sz w:val="19"/>
                 <w:szCs w:val="19"/>
               </w:rPr>
-              <w:t xml:space="preserve"> apunta a una carga que no existe en esa fecha</w:t>
+              <w:t xml:space="preserve"> apunta a una carga que no existe en esa fecha y pesquisa</w:t>
             </w:r>
           </w:p>
         </w:tc>
@@ -16708,7 +16913,7 @@
                 <w:sz w:val="19"/>
                 <w:szCs w:val="19"/>
               </w:rPr>
-              <w:t xml:space="preserve">: «La carga elegida para el … no existe.»</w:t>
+              <w:t xml:space="preserve">: «La carga elegida para {pesquisa} del {fecha} no existe.»</w:t>
             </w:r>
           </w:p>
         </w:tc>
@@ -17296,7 +17501,7 @@
         <w:t xml:space="preserve">conservar</w:t>
       </w:r>
       <w:r>
-        <w:t xml:space="preserve"> son fechas ISO que solo se comparan en Python; nunca llegan al SQL.</w:t>
+        <w:t xml:space="preserve"> («AAAA-MM-DD|PESQUISA») solo se comparan en Python; nunca llegan al SQL.</w:t>
       </w:r>
     </w:p>
     <w:p>
@@ -17417,7 +17622,31 @@
         <w:spacing w:after="60"/>
       </w:pPr>
       <w:r>
-        <w:t xml:space="preserve">El detalle muestra las cargas lado a lado con un radio por carga y fecha. </w:t>
+        <w:t xml:space="preserve">El detalle muestra una tarjeta por fecha y pesquisa con repetidas (</w:t>
+      </w:r>
+      <w:r>
+        <w:rPr>
+          <w:rFonts w:ascii="Consolas" w:eastAsia="Consolas" w:hAnsi="Consolas" w:cs="Consolas"/>
+          <w:color w:val="B42318"/>
+          <w:sz w:val="19"/>
+          <w:szCs w:val="19"/>
+        </w:rPr>
+        <w:t xml:space="preserve">clave(f, g)</w:t>
+      </w:r>
+      <w:r>
+        <w:t xml:space="preserve"> = </w:t>
+      </w:r>
+      <w:r>
+        <w:rPr>
+          <w:rFonts w:ascii="Consolas" w:eastAsia="Consolas" w:hAnsi="Consolas" w:cs="Consolas"/>
+          <w:color w:val="B42318"/>
+          <w:sz w:val="19"/>
+          <w:szCs w:val="19"/>
+        </w:rPr>
+        <w:t xml:space="preserve">fecha|grupo</w:t>
+      </w:r>
+      <w:r>
+        <w:t xml:space="preserve">), con las cargas lado a lado y un radio por carga. El pie de la tarjeta nombra las otras pesquisas de esa fecha que no tienen repetidas. </w:t>
       </w:r>
       <w:r>
         <w:rPr>
@@ -23319,6 +23548,43 @@
         <w:spacing w:after="60"/>
       </w:pPr>
       <w:r>
+        <w:t xml:space="preserve">Caso que motivó la agrupación por pesquisa (BD local de Colombia, centro 46, </w:t>
+      </w:r>
+      <w:r>
+        <w:rPr>
+          <w:rFonts w:ascii="Consolas" w:eastAsia="Consolas" w:hAnsi="Consolas" w:cs="Consolas"/>
+          <w:color w:val="B42318"/>
+          <w:sz w:val="19"/>
+          <w:szCs w:val="19"/>
+        </w:rPr>
+        <w:t xml:space="preserve">persona_id</w:t>
+      </w:r>
+      <w:r>
+        <w:t xml:space="preserve"> 1977810835, fecha 2023-04-05): antropometría tiene una sola carga y sanguíneo tiene 2 cargas de HEMOGLOBINA 10.30 (</w:t>
+      </w:r>
+      <w:r>
+        <w:rPr>
+          <w:rFonts w:ascii="Consolas" w:eastAsia="Consolas" w:hAnsi="Consolas" w:cs="Consolas"/>
+          <w:color w:val="B42318"/>
+          <w:sz w:val="19"/>
+          <w:szCs w:val="19"/>
+        </w:rPr>
+        <w:t xml:space="preserve">idunico</w:t>
+      </w:r>
+      <w:r>
+        <w:t xml:space="preserve"> 80389 y 80399); el plan elimina solo la 80399.</w:t>
+      </w:r>
+    </w:p>
+    <w:p>
+      <w:pPr>
+        <w:pStyle w:val="Prrafodelista"/>
+        <w:numPr>
+          <w:ilvl w:val="0"/>
+          <w:numId w:val="2"/>
+        </w:numPr>
+        <w:spacing w:after="60"/>
+      </w:pPr>
+      <w:r>
         <w:t xml:space="preserve">Para ejecutar </w:t>
       </w:r>
       <w:r>
@@ -26266,7 +26532,7 @@
                 <w:sz w:val="19"/>
                 <w:szCs w:val="19"/>
               </w:rPr>
-              <w:t xml:space="preserve">Eliminación de evaluaciones sin respaldo ni auditoría</w:t>
+              <w:t xml:space="preserve">Eliminación de evaluaciones sin respaldo</w:t>
             </w:r>
           </w:p>
         </w:tc>
@@ -26292,7 +26558,7 @@
                 <w:sz w:val="19"/>
                 <w:szCs w:val="19"/>
               </w:rPr>
-              <w:t xml:space="preserve">Solo queda el log (centro, modo, persona, cantidad, usuario_id); no se guarda copia de las filas borradas. Evaluar volcarlas a un JSON o a una tabla de auditoría antes del DELETE</w:t>
+              <w:t xml:space="preserve">Solo queda el log; no se guarda copia de las filas borradas. Evaluar volcarlas a un JSON o a una tabla de auditoría antes del DELETE</w:t>
             </w:r>
           </w:p>
         </w:tc>
@@ -26355,7 +26621,7 @@
                 <w:sz w:val="19"/>
                 <w:szCs w:val="19"/>
               </w:rPr>
-              <w:t xml:space="preserve">Evaluaciones duplicadas sin probar en Colombia ni El Salvador</w:t>
+              <w:t xml:space="preserve">Evaluaciones duplicadas: solo probado en Venezuela</w:t>
             </w:r>
           </w:p>
         </w:tc>
@@ -26381,7 +26647,7 @@
                 <w:sz w:val="19"/>
                 <w:szCs w:val="19"/>
               </w:rPr>
-              <w:t xml:space="preserve">Verificar en cada base los nombres de columnas (</w:t>
+              <w:t xml:space="preserve">Verificar en cada base las columnas </w:t>
             </w:r>
             <w:r>
               <w:rPr>
@@ -26429,7 +26695,23 @@
                 <w:sz w:val="19"/>
                 <w:szCs w:val="19"/>
               </w:rPr>
-              <w:t xml:space="preserve">) y las tablas </w:t>
+              <w:t xml:space="preserve"> y </w:t>
+            </w:r>
+            <w:r>
+              <w:rPr>
+                <w:rFonts w:ascii="Consolas" w:eastAsia="Consolas" w:hAnsi="Consolas" w:cs="Consolas"/>
+                <w:color w:val="B42318"/>
+                <w:sz w:val="19"/>
+                <w:szCs w:val="19"/>
+              </w:rPr>
+              <w:t xml:space="preserve">tipo_pesquisa_grupo</w:t>
+            </w:r>
+            <w:r>
+              <w:rPr>
+                <w:sz w:val="19"/>
+                <w:szCs w:val="19"/>
+              </w:rPr>
+              <w:t xml:space="preserve"> (y sus valores), y las tablas </w:t>
             </w:r>
             <w:r>
               <w:rPr>
@@ -26543,7 +26825,7 @@
                 <w:sz w:val="19"/>
                 <w:szCs w:val="19"/>
               </w:rPr>
-              <w:t xml:space="preserve">No revisa evaluaciones de campo (</w:t>
+              <w:t xml:space="preserve">No revisa </w:t>
             </w:r>
             <w:r>
               <w:rPr>
@@ -26559,7 +26841,7 @@
                 <w:sz w:val="19"/>
                 <w:szCs w:val="19"/>
               </w:rPr>
-              <w:t xml:space="preserve">) ni otras tablas; una recarga que las genere dejaría repetidas sin detectar</w:t>
+              <w:t xml:space="preserve"> ni otras tablas: una recarga que las genere dejaría repetidas sin detectar</w:t>
             </w:r>
           </w:p>
         </w:tc>

--- a/plantillas/MANUAL_DESARROLLADOR.docx
+++ b/plantillas/MANUAL_DESARROLLADOR.docx
@@ -55,7 +55,7 @@
         <w:spacing w:after="120"/>
       </w:pPr>
       <w:r>
-        <w:t>Versión 2.2 · Actualizado el 19/10/2026</w:t>
+        <w:t>Versión 2.3 · Actualizado el 20/10/2026</w:t>
       </w:r>
     </w:p>
     <w:p>
@@ -83,7 +83,7 @@
         <w:t>Novedades de esta versión:</w:t>
       </w:r>
       <w:r>
-        <w:t xml:space="preserve"> módulo de Beneficiarios (consulta y edición con recálculo del ID Digisalud), paginación en Gestión de Jornadas, copia de beneficiarios entre jornadas (J-J), módulo de Centros (edición de nombre), copia de beneficiarios de jornada a centro (J-C), sidebar compartido, unificación de beneficiarios duplicados (servicio fusion_beneficiarios), lista de posibles duplicados, evaluaciones duplicadas en centros (servicio evaluaciones_duplicadas), compatibilidad con Starlette 1.x y guía de problemas comunes.</w:t>
+        <w:t xml:space="preserve"> módulo de Beneficiarios (consulta y edición con recálculo del ID Digisalud), paginación en Gestión de Jornadas, copia de beneficiarios entre jornadas (J-J), módulo de Centros (edición de nombre), copia de beneficiarios de jornada a centro (J-C), sidebar compartido, unificación de beneficiarios duplicados (servicio fusion_beneficiarios), lista de posibles duplicados, evaluaciones duplicadas en centros (servicio evaluaciones_duplicadas), beneficiarios sin actividad (servicio beneficiarios_huerfanos), compatibilidad con Starlette 1.x y guía de problemas comunes.</w:t>
       </w:r>
     </w:p>
     <w:p>
@@ -1979,6 +1979,73 @@
         </w:p>
         <w:p>
           <w:pPr>
+            <w:pStyle w:val="TDC2"/>
+            <w:tabs>
+              <w:tab w:val="right" w:leader="dot" w:pos="9350"/>
+            </w:tabs>
+            <w:rPr>
+              <w:rFonts w:asciiTheme="minorHAnsi" w:eastAsiaTheme="minorEastAsia" w:hAnsiTheme="minorHAnsi" w:cstheme="minorBidi"/>
+              <w:noProof/>
+              <w:color w:val="auto"/>
+              <w:kern w:val="2"/>
+              <w:sz w:val="24"/>
+              <w:szCs w:val="24"/>
+              <w14:ligatures w14:val="standardContextual"/>
+            </w:rPr>
+          </w:pPr>
+          <w:hyperlink w:anchor="_Toc900000204" w:history="1">
+            <w:r>
+              <w:rPr>
+                <w:rStyle w:val="Hipervnculo"/>
+                <w:noProof/>
+              </w:rPr>
+              <w:t>7.12 Beneficiarios sin actividad (/beneficiarios/v2/huerfanos)</w:t>
+            </w:r>
+            <w:r>
+              <w:rPr>
+                <w:noProof/>
+              </w:rPr>
+              <w:tab/>
+            </w:r>
+            <w:r>
+              <w:rPr>
+                <w:noProof/>
+              </w:rPr>
+              <w:fldChar w:fldCharType="begin"/>
+            </w:r>
+            <w:r>
+              <w:rPr>
+                <w:noProof/>
+              </w:rPr>
+              <w:instrText xml:space="preserve"> PAGEREF _Toc900000204 \h </w:instrText>
+            </w:r>
+            <w:r>
+              <w:rPr>
+                <w:noProof/>
+              </w:rPr>
+            </w:r>
+            <w:r>
+              <w:rPr>
+                <w:noProof/>
+              </w:rPr>
+              <w:fldChar w:fldCharType="separate"/>
+            </w:r>
+            <w:r>
+              <w:rPr>
+                <w:noProof/>
+              </w:rPr>
+              <w:t>19</w:t>
+            </w:r>
+            <w:r>
+              <w:rPr>
+                <w:noProof/>
+              </w:rPr>
+              <w:fldChar w:fldCharType="end"/>
+            </w:r>
+          </w:hyperlink>
+        </w:p>
+        <w:p>
+          <w:pPr>
             <w:pStyle w:val="TDC1"/>
             <w:tabs>
               <w:tab w:val="right" w:leader="dot" w:pos="9350"/>
@@ -2034,7 +2101,7 @@
               <w:rPr>
                 <w:noProof/>
               </w:rPr>
-              <w:t>20</w:t>
+              <w:t>23</w:t>
             </w:r>
             <w:r>
               <w:rPr>
@@ -2101,7 +2168,7 @@
               <w:rPr>
                 <w:noProof/>
               </w:rPr>
-              <w:t>22</w:t>
+              <w:t>25</w:t>
             </w:r>
             <w:r>
               <w:rPr>
@@ -2168,7 +2235,7 @@
               <w:rPr>
                 <w:noProof/>
               </w:rPr>
-              <w:t>23</w:t>
+              <w:t>26</w:t>
             </w:r>
             <w:r>
               <w:rPr>
@@ -2235,7 +2302,7 @@
               <w:rPr>
                 <w:noProof/>
               </w:rPr>
-              <w:t>24</w:t>
+              <w:t>28</w:t>
             </w:r>
             <w:r>
               <w:rPr>
@@ -2302,7 +2369,7 @@
               <w:rPr>
                 <w:noProof/>
               </w:rPr>
-              <w:t>25</w:t>
+              <w:t>30</w:t>
             </w:r>
             <w:r>
               <w:rPr>
@@ -2422,6 +2489,19 @@
       </w:pPr>
       <w:r>
         <w:t xml:space="preserve">Detectar y eliminar las evaluaciones repetidas de un centro, por ejemplo por recargas del mismo Excel (7.11).</w:t>
+      </w:r>
+    </w:p>
+    <w:p>
+      <w:pPr>
+        <w:pStyle w:val="Prrafodelista"/>
+        <w:numPr>
+          <w:ilvl w:val="0"/>
+          <w:numId w:val="2"/>
+        </w:numPr>
+        <w:spacing w:after="60"/>
+      </w:pPr>
+      <w:r>
+        <w:t xml:space="preserve">Listar y eliminar los beneficiarios sin actividad: personas que nunca fueron evaluadas ni inscritas y no tienen familiares (7.12).</w:t>
       </w:r>
     </w:p>
     <w:p>
@@ -3752,7 +3832,7 @@
           <w:sz w:val="18"/>
           <w:szCs w:val="18"/>
         </w:rPr>
-        <w:t>│       ├── carga_beneficiario.py  # procesar_excel + generar_id_digisalud</w:t>
+        <w:t xml:space="preserve">│       ├── beneficiarios_huerfanos.py  # personas sin actividad (listar + eliminar)</w:t>
       </w:r>
     </w:p>
     <w:p>
@@ -3770,7 +3850,7 @@
           <w:sz w:val="18"/>
           <w:szCs w:val="18"/>
         </w:rPr>
-        <w:t>│       ├── carga_pesquisas.py     # antropometría</w:t>
+        <w:t>│       ├── carga_beneficiario.py  # procesar_excel + generar_id_digisalud</w:t>
       </w:r>
     </w:p>
     <w:p>
@@ -3788,7 +3868,7 @@
           <w:sz w:val="18"/>
           <w:szCs w:val="18"/>
         </w:rPr>
-        <w:t>│       ├── carga_pesquisa_sanguineo.py</w:t>
+        <w:t>│       ├── carga_pesquisas.py     # antropometría</w:t>
       </w:r>
     </w:p>
     <w:p>
@@ -3806,7 +3886,7 @@
           <w:sz w:val="18"/>
           <w:szCs w:val="18"/>
         </w:rPr>
-        <w:t>│       ├── carga_pesquisa_sanguineo_avanzada.py</w:t>
+        <w:t>│       ├── carga_pesquisa_sanguineo.py</w:t>
       </w:r>
     </w:p>
     <w:p>
@@ -3824,7 +3904,7 @@
           <w:sz w:val="18"/>
           <w:szCs w:val="18"/>
         </w:rPr>
-        <w:t>│       ├── carga_vitales.py</w:t>
+        <w:t>│       ├── carga_pesquisa_sanguineo_avanzada.py</w:t>
       </w:r>
     </w:p>
     <w:p>
@@ -3842,7 +3922,7 @@
           <w:sz w:val="18"/>
           <w:szCs w:val="18"/>
         </w:rPr>
-        <w:t xml:space="preserve">│       ├── evaluaciones_duplicadas.py  # evaluaciones repetidas (centros)</w:t>
+        <w:t>│       ├── carga_vitales.py</w:t>
       </w:r>
     </w:p>
     <w:p>
@@ -3860,7 +3940,7 @@
           <w:sz w:val="18"/>
           <w:szCs w:val="18"/>
         </w:rPr>
-        <w:t xml:space="preserve">│       └── fusion_beneficiarios.py  # unificar duplicados (plan + ejecución)</w:t>
+        <w:t xml:space="preserve">│       ├── evaluaciones_duplicadas.py  # evaluaciones repetidas (centros)</w:t>
       </w:r>
     </w:p>
     <w:p>
@@ -3878,7 +3958,7 @@
           <w:sz w:val="18"/>
           <w:szCs w:val="18"/>
         </w:rPr>
-        <w:t>├── frontend/</w:t>
+        <w:t xml:space="preserve">│       └── fusion_beneficiarios.py  # unificar duplicados (plan + ejecución)</w:t>
       </w:r>
     </w:p>
     <w:p>
@@ -3896,7 +3976,7 @@
           <w:sz w:val="18"/>
           <w:szCs w:val="18"/>
         </w:rPr>
-        <w:t>│   ├── static/                    # Se sirve en /static</w:t>
+        <w:t>├── frontend/</w:t>
       </w:r>
     </w:p>
     <w:p>
@@ -3914,7 +3994,7 @@
           <w:sz w:val="18"/>
           <w:szCs w:val="18"/>
         </w:rPr>
-        <w:t>│   └── templates/</w:t>
+        <w:t>│   ├── static/                    # Se sirve en /static</w:t>
       </w:r>
     </w:p>
     <w:p>
@@ -3932,7 +4012,7 @@
           <w:sz w:val="18"/>
           <w:szCs w:val="18"/>
         </w:rPr>
-        <w:t>│       ├── base.html              # Layout común (topbar, toasts, modales)</w:t>
+        <w:t>│   └── templates/</w:t>
       </w:r>
     </w:p>
     <w:p>
@@ -3950,7 +4030,7 @@
           <w:sz w:val="18"/>
           <w:szCs w:val="18"/>
         </w:rPr>
-        <w:t>│       ├── partials/sidebar.html  # Sidebar ÚNICO (base.html e index.html)</w:t>
+        <w:t>│       ├── base.html              # Layout común (topbar, toasts, modales)</w:t>
       </w:r>
     </w:p>
     <w:p>
@@ -3968,7 +4048,7 @@
           <w:sz w:val="18"/>
           <w:szCs w:val="18"/>
         </w:rPr>
-        <w:t>│       ├── index.html             # Carga masiva (página principal)</w:t>
+        <w:t>│       ├── partials/sidebar.html  # Sidebar ÚNICO (base.html e index.html)</w:t>
       </w:r>
     </w:p>
     <w:p>
@@ -3986,7 +4066,7 @@
           <w:sz w:val="18"/>
           <w:szCs w:val="18"/>
         </w:rPr>
-        <w:t>│       ├── login.html</w:t>
+        <w:t>│       ├── index.html             # Carga masiva (página principal)</w:t>
       </w:r>
     </w:p>
     <w:p>
@@ -4004,7 +4084,7 @@
           <w:sz w:val="18"/>
           <w:szCs w:val="18"/>
         </w:rPr>
-        <w:t>│       ├── usuarios/acciones_basev3.html</w:t>
+        <w:t>│       ├── login.html</w:t>
       </w:r>
     </w:p>
     <w:p>
@@ -4022,7 +4102,7 @@
           <w:sz w:val="18"/>
           <w:szCs w:val="18"/>
         </w:rPr>
-        <w:t>│       ├── jornadas/jornadas_basev3.html</w:t>
+        <w:t>│       ├── usuarios/acciones_basev3.html</w:t>
       </w:r>
     </w:p>
     <w:p>
@@ -4040,7 +4120,7 @@
           <w:sz w:val="18"/>
           <w:szCs w:val="18"/>
         </w:rPr>
-        <w:t xml:space="preserve">│       ├── centros/centros_basev3.html</w:t>
+        <w:t>│       ├── jornadas/jornadas_basev3.html</w:t>
       </w:r>
     </w:p>
     <w:p>
@@ -4058,7 +4138,7 @@
           <w:sz w:val="18"/>
           <w:szCs w:val="18"/>
         </w:rPr>
-        <w:t xml:space="preserve">│       ├── centros/evaluaciones_duplicadas.html</w:t>
+        <w:t xml:space="preserve">│       ├── centros/centros_basev3.html</w:t>
       </w:r>
     </w:p>
     <w:p>
@@ -4076,7 +4156,7 @@
           <w:sz w:val="18"/>
           <w:szCs w:val="18"/>
         </w:rPr>
-        <w:t>│       ├── jornadas/copiar_beneficiarios.html</w:t>
+        <w:t xml:space="preserve">│       ├── centros/evaluaciones_duplicadas.html</w:t>
       </w:r>
     </w:p>
     <w:p>
@@ -4094,7 +4174,7 @@
           <w:sz w:val="18"/>
           <w:szCs w:val="18"/>
         </w:rPr>
-        <w:t>│       ├── beneficiarios/beneficiarios_basev3.html</w:t>
+        <w:t>│       ├── jornadas/copiar_beneficiarios.html</w:t>
       </w:r>
     </w:p>
     <w:p>
@@ -4112,7 +4192,43 @@
           <w:sz w:val="18"/>
           <w:szCs w:val="18"/>
         </w:rPr>
+        <w:t>│       ├── beneficiarios/beneficiarios_basev3.html</w:t>
+      </w:r>
+    </w:p>
+    <w:p>
+      <w:pPr>
+        <w:pBdr>
+          <w:left w:val="single" w:sz="18" w:space="6" w:color="FF5C57"/>
+        </w:pBdr>
+        <w:shd w:val="clear" w:color="auto" w:fill="F3F4F6"/>
+        <w:spacing w:line="260" w:lineRule="auto"/>
+        <w:ind w:left="180" w:right="180"/>
+      </w:pPr>
+      <w:r>
+        <w:rPr>
+          <w:rFonts w:ascii="Consolas" w:eastAsia="Consolas" w:hAnsi="Consolas" w:cs="Consolas"/>
+          <w:sz w:val="18"/>
+          <w:szCs w:val="18"/>
+        </w:rPr>
         <w:t xml:space="preserve">│       ├── beneficiarios/duplicados.html</w:t>
+      </w:r>
+    </w:p>
+    <w:p>
+      <w:pPr>
+        <w:pBdr>
+          <w:left w:val="single" w:sz="18" w:space="6" w:color="FF5C57"/>
+        </w:pBdr>
+        <w:shd w:val="clear" w:color="auto" w:fill="F3F4F6"/>
+        <w:spacing w:line="260" w:lineRule="auto"/>
+        <w:ind w:left="180" w:right="180"/>
+      </w:pPr>
+      <w:r>
+        <w:rPr>
+          <w:rFonts w:ascii="Consolas" w:eastAsia="Consolas" w:hAnsi="Consolas" w:cs="Consolas"/>
+          <w:sz w:val="18"/>
+          <w:szCs w:val="18"/>
+        </w:rPr>
+        <w:t xml:space="preserve">│       ├── beneficiarios/huerfanos.html</w:t>
       </w:r>
     </w:p>
     <w:p>
@@ -7149,6 +7265,95 @@
                 <w:sz w:val="19"/>
                 <w:szCs w:val="19"/>
               </w:rPr>
+              <w:t xml:space="preserve">services/beneficiarios_huerfanos.py</w:t>
+            </w:r>
+          </w:p>
+        </w:tc>
+        <w:tc>
+          <w:tcPr>
+            <w:tcW w:w="4160" w:type="dxa"/>
+            <w:tcBorders>
+              <w:top w:val="single" w:sz="4" w:space="0" w:color="D0D5DD"/>
+              <w:left w:val="single" w:sz="4" w:space="0" w:color="D0D5DD"/>
+              <w:bottom w:val="single" w:sz="4" w:space="0" w:color="D0D5DD"/>
+              <w:right w:val="single" w:sz="4" w:space="0" w:color="D0D5DD"/>
+            </w:tcBorders>
+            <w:tcMar>
+              <w:top w:w="70" w:type="dxa"/>
+              <w:left w:w="110" w:type="dxa"/>
+              <w:bottom w:w="70" w:type="dxa"/>
+              <w:right w:w="110" w:type="dxa"/>
+            </w:tcMar>
+          </w:tcPr>
+          <w:p>
+            <w:r>
+              <w:rPr>
+                <w:sz w:val="19"/>
+                <w:szCs w:val="19"/>
+              </w:rPr>
+              <w:t xml:space="preserve">Listar y eliminar personas sin ningún vínculo (sin actividad)</w:t>
+            </w:r>
+          </w:p>
+        </w:tc>
+        <w:tc>
+          <w:tcPr>
+            <w:tcW w:w="2704" w:type="dxa"/>
+            <w:tcBorders>
+              <w:top w:val="single" w:sz="4" w:space="0" w:color="D0D5DD"/>
+              <w:left w:val="single" w:sz="4" w:space="0" w:color="D0D5DD"/>
+              <w:bottom w:val="single" w:sz="4" w:space="0" w:color="D0D5DD"/>
+              <w:right w:val="single" w:sz="4" w:space="0" w:color="D0D5DD"/>
+            </w:tcBorders>
+            <w:tcMar>
+              <w:top w:w="70" w:type="dxa"/>
+              <w:left w:w="110" w:type="dxa"/>
+              <w:bottom w:w="70" w:type="dxa"/>
+              <w:right w:w="110" w:type="dxa"/>
+            </w:tcMar>
+          </w:tcPr>
+          <w:p>
+            <w:r>
+              <w:rPr>
+                <w:sz w:val="19"/>
+                <w:szCs w:val="19"/>
+              </w:rPr>
+              <w:t xml:space="preserve">No hace commit: lo decide el endpoint (rollback si hay error)</w:t>
+            </w:r>
+          </w:p>
+        </w:tc>
+      </w:tr>
+      <w:tr>
+        <w:tblPrEx>
+          <w:tblCellMar>
+            <w:top w:w="0" w:type="dxa"/>
+            <w:bottom w:w="0" w:type="dxa"/>
+          </w:tblCellMar>
+        </w:tblPrEx>
+        <w:trPr>
+          <w:cantSplit/>
+        </w:trPr>
+        <w:tc>
+          <w:tcPr>
+            <w:tcW w:w="2496" w:type="dxa"/>
+            <w:tcBorders>
+              <w:top w:val="single" w:sz="4" w:space="0" w:color="D0D5DD"/>
+              <w:left w:val="single" w:sz="4" w:space="0" w:color="D0D5DD"/>
+              <w:bottom w:val="single" w:sz="4" w:space="0" w:color="D0D5DD"/>
+              <w:right w:val="single" w:sz="4" w:space="0" w:color="D0D5DD"/>
+            </w:tcBorders>
+            <w:tcMar>
+              <w:top w:w="70" w:type="dxa"/>
+              <w:left w:w="110" w:type="dxa"/>
+              <w:bottom w:w="70" w:type="dxa"/>
+              <w:right w:w="110" w:type="dxa"/>
+            </w:tcMar>
+          </w:tcPr>
+          <w:p>
+            <w:r>
+              <w:rPr>
+                <w:sz w:val="19"/>
+                <w:szCs w:val="19"/>
+              </w:rPr>
               <w:t>Plantillas Jinja2</w:t>
             </w:r>
           </w:p>
@@ -17837,6 +18042,3394 @@
       </w:r>
       <w:r>
         <w:t xml:space="preserve"> para refrescar la lista y reabrir el detalle si la persona aún tiene evaluaciones.</w:t>
+      </w:r>
+    </w:p>
+    <w:p>
+      <w:pPr>
+        <w:pBdr>
+          <w:left w:val="single" w:sz="24" w:space="8" w:color="F5A623"/>
+        </w:pBdr>
+        <w:shd w:val="clear" w:color="auto" w:fill="FFF6DF"/>
+        <w:spacing w:before="120" w:after="200"/>
+        <w:ind w:left="180" w:right="180"/>
+      </w:pPr>
+      <w:r>
+        <w:rPr>
+          <w:b/>
+          <w:bCs/>
+        </w:rPr>
+        <w:t xml:space="preserve">Importante: </w:t>
+      </w:r>
+      <w:r>
+        <w:t xml:space="preserve">la eliminación </w:t>
+      </w:r>
+      <w:r>
+        <w:rPr>
+          <w:b/>
+          <w:bCs/>
+        </w:rPr>
+        <w:t xml:space="preserve">no se puede deshacer</w:t>
+      </w:r>
+      <w:r>
+        <w:t xml:space="preserve"> y no guarda copia de las filas borradas: solo queda el registro en el log. Está en los pendientes (sección 12).</w:t>
+      </w:r>
+    </w:p>
+    <w:p>
+      <w:pPr>
+        <w:pStyle w:val="Ttulo2"/>
+        <w:keepNext/>
+      </w:pPr>
+      <w:bookmarkStart w:id="511" w:name="_Toc900000204"/>
+      <w:r>
+        <w:t xml:space="preserve">7.12 Beneficiarios sin actividad (/beneficiarios/v2/huerfanos)</w:t>
+      </w:r>
+      <w:bookmarkEnd w:id="511"/>
+    </w:p>
+    <w:p>
+      <w:pPr>
+        <w:spacing w:after="120"/>
+      </w:pPr>
+      <w:r>
+        <w:t xml:space="preserve">Lista y elimina las personas de </w:t>
+      </w:r>
+      <w:r>
+        <w:rPr>
+          <w:rFonts w:ascii="Consolas" w:eastAsia="Consolas" w:hAnsi="Consolas" w:cs="Consolas"/>
+          <w:color w:val="B42318"/>
+          <w:sz w:val="19"/>
+          <w:szCs w:val="19"/>
+        </w:rPr>
+        <w:t xml:space="preserve">psi_personas</w:t>
+      </w:r>
+      <w:r>
+        <w:t xml:space="preserve"> que no tienen ningún vínculo con el resto del sistema («huérfanas»): nunca fueron evaluadas, no están en ninguna jornada ni centro, no tienen familiares y nadie las tiene como responsable. La lógica vive en </w:t>
+      </w:r>
+      <w:r>
+        <w:rPr>
+          <w:rFonts w:ascii="Consolas" w:eastAsia="Consolas" w:hAnsi="Consolas" w:cs="Consolas"/>
+          <w:color w:val="B42318"/>
+          <w:sz w:val="19"/>
+          <w:szCs w:val="19"/>
+        </w:rPr>
+        <w:t xml:space="preserve">backend/services/beneficiarios_huerfanos.py</w:t>
+      </w:r>
+      <w:r>
+        <w:t xml:space="preserve">; </w:t>
+      </w:r>
+      <w:r>
+        <w:rPr>
+          <w:rFonts w:ascii="Consolas" w:eastAsia="Consolas" w:hAnsi="Consolas" w:cs="Consolas"/>
+          <w:color w:val="B42318"/>
+          <w:sz w:val="19"/>
+          <w:szCs w:val="19"/>
+        </w:rPr>
+        <w:t xml:space="preserve">main.py</w:t>
+      </w:r>
+      <w:r>
+        <w:t xml:space="preserve"> (al final del archivo) valida sesión y país, abre la transacción y decide commit o rollback. La pantalla es </w:t>
+      </w:r>
+      <w:r>
+        <w:rPr>
+          <w:rFonts w:ascii="Consolas" w:eastAsia="Consolas" w:hAnsi="Consolas" w:cs="Consolas"/>
+          <w:color w:val="B42318"/>
+          <w:sz w:val="19"/>
+          <w:szCs w:val="19"/>
+        </w:rPr>
+        <w:t xml:space="preserve">beneficiarios/huerfanos.html</w:t>
+      </w:r>
+      <w:r>
+        <w:t xml:space="preserve"> y la opción del menú se llama «Sin Actividad» (</w:t>
+      </w:r>
+      <w:r>
+        <w:rPr>
+          <w:rFonts w:ascii="Consolas" w:eastAsia="Consolas" w:hAnsi="Consolas" w:cs="Consolas"/>
+          <w:color w:val="B42318"/>
+          <w:sz w:val="19"/>
+          <w:szCs w:val="19"/>
+        </w:rPr>
+        <w:t xml:space="preserve">partials/sidebar.html</w:t>
+      </w:r>
+      <w:r>
+        <w:t xml:space="preserve">).</w:t>
+      </w:r>
+    </w:p>
+    <w:tbl>
+      <w:tblPr>
+        <w:tblW w:w="9360" w:type="dxa"/>
+        <w:tblBorders>
+          <w:top w:val="single" w:sz="4" w:space="0" w:color="auto"/>
+          <w:left w:val="single" w:sz="4" w:space="0" w:color="auto"/>
+          <w:bottom w:val="single" w:sz="4" w:space="0" w:color="auto"/>
+          <w:right w:val="single" w:sz="4" w:space="0" w:color="auto"/>
+          <w:insideH w:val="single" w:sz="4" w:space="0" w:color="auto"/>
+          <w:insideV w:val="single" w:sz="4" w:space="0" w:color="auto"/>
+        </w:tblBorders>
+        <w:tblCellMar>
+          <w:left w:w="10" w:type="dxa"/>
+          <w:right w:w="10" w:type="dxa"/>
+        </w:tblCellMar>
+        <w:tblLook w:val="04A0" w:firstRow="1" w:lastRow="0" w:firstColumn="1" w:lastColumn="0" w:noHBand="0" w:noVBand="1"/>
+      </w:tblPr>
+      <w:tblGrid>
+        <w:gridCol w:w="3772"/>
+        <w:gridCol w:w="1415"/>
+        <w:gridCol w:w="4173"/>
+      </w:tblGrid>
+      <w:tr>
+        <w:tblPrEx>
+          <w:tblCellMar>
+            <w:top w:w="0" w:type="dxa"/>
+            <w:bottom w:w="0" w:type="dxa"/>
+          </w:tblCellMar>
+        </w:tblPrEx>
+        <w:trPr>
+          <w:tblHeader/>
+        </w:trPr>
+        <w:tc>
+          <w:tcPr>
+            <w:tcW w:w="3772" w:type="dxa"/>
+            <w:tcBorders>
+              <w:top w:val="single" w:sz="4" w:space="0" w:color="D0D5DD"/>
+              <w:left w:val="single" w:sz="4" w:space="0" w:color="D0D5DD"/>
+              <w:bottom w:val="single" w:sz="4" w:space="0" w:color="D0D5DD"/>
+              <w:right w:val="single" w:sz="4" w:space="0" w:color="D0D5DD"/>
+            </w:tcBorders>
+            <w:shd w:val="clear" w:color="auto" w:fill="2D3748"/>
+            <w:tcMar>
+              <w:top w:w="70" w:type="dxa"/>
+              <w:left w:w="110" w:type="dxa"/>
+              <w:bottom w:w="70" w:type="dxa"/>
+              <w:right w:w="110" w:type="dxa"/>
+            </w:tcMar>
+          </w:tcPr>
+          <w:p>
+            <w:r>
+              <w:rPr>
+                <w:b/>
+                <w:bCs/>
+                <w:color w:val="FFFFFF"/>
+                <w:sz w:val="19"/>
+                <w:szCs w:val="19"/>
+              </w:rPr>
+              <w:t xml:space="preserve">Ruta</w:t>
+            </w:r>
+          </w:p>
+        </w:tc>
+        <w:tc>
+          <w:tcPr>
+            <w:tcW w:w="1415" w:type="dxa"/>
+            <w:tcBorders>
+              <w:top w:val="single" w:sz="4" w:space="0" w:color="D0D5DD"/>
+              <w:left w:val="single" w:sz="4" w:space="0" w:color="D0D5DD"/>
+              <w:bottom w:val="single" w:sz="4" w:space="0" w:color="D0D5DD"/>
+              <w:right w:val="single" w:sz="4" w:space="0" w:color="D0D5DD"/>
+            </w:tcBorders>
+            <w:shd w:val="clear" w:color="auto" w:fill="2D3748"/>
+            <w:tcMar>
+              <w:top w:w="70" w:type="dxa"/>
+              <w:left w:w="110" w:type="dxa"/>
+              <w:bottom w:w="70" w:type="dxa"/>
+              <w:right w:w="110" w:type="dxa"/>
+            </w:tcMar>
+          </w:tcPr>
+          <w:p>
+            <w:r>
+              <w:rPr>
+                <w:b/>
+                <w:bCs/>
+                <w:color w:val="FFFFFF"/>
+                <w:sz w:val="19"/>
+                <w:szCs w:val="19"/>
+              </w:rPr>
+              <w:t xml:space="preserve">Método</w:t>
+            </w:r>
+          </w:p>
+        </w:tc>
+        <w:tc>
+          <w:tcPr>
+            <w:tcW w:w="4173" w:type="dxa"/>
+            <w:tcBorders>
+              <w:top w:val="single" w:sz="4" w:space="0" w:color="D0D5DD"/>
+              <w:left w:val="single" w:sz="4" w:space="0" w:color="D0D5DD"/>
+              <w:bottom w:val="single" w:sz="4" w:space="0" w:color="D0D5DD"/>
+              <w:right w:val="single" w:sz="4" w:space="0" w:color="D0D5DD"/>
+            </w:tcBorders>
+            <w:shd w:val="clear" w:color="auto" w:fill="2D3748"/>
+            <w:tcMar>
+              <w:top w:w="70" w:type="dxa"/>
+              <w:left w:w="110" w:type="dxa"/>
+              <w:bottom w:w="70" w:type="dxa"/>
+              <w:right w:w="110" w:type="dxa"/>
+            </w:tcMar>
+          </w:tcPr>
+          <w:p>
+            <w:r>
+              <w:rPr>
+                <w:b/>
+                <w:bCs/>
+                <w:color w:val="FFFFFF"/>
+                <w:sz w:val="19"/>
+                <w:szCs w:val="19"/>
+              </w:rPr>
+              <w:t xml:space="preserve">Descripción</w:t>
+            </w:r>
+          </w:p>
+        </w:tc>
+      </w:tr>
+      <w:tr>
+        <w:tblPrEx>
+          <w:tblCellMar>
+            <w:top w:w="0" w:type="dxa"/>
+            <w:bottom w:w="0" w:type="dxa"/>
+          </w:tblCellMar>
+        </w:tblPrEx>
+        <w:trPr>
+          <w:cantSplit/>
+        </w:trPr>
+        <w:tc>
+          <w:tcPr>
+            <w:tcW w:w="3772" w:type="dxa"/>
+            <w:tcBorders>
+              <w:top w:val="single" w:sz="4" w:space="0" w:color="D0D5DD"/>
+              <w:left w:val="single" w:sz="4" w:space="0" w:color="D0D5DD"/>
+              <w:bottom w:val="single" w:sz="4" w:space="0" w:color="D0D5DD"/>
+              <w:right w:val="single" w:sz="4" w:space="0" w:color="D0D5DD"/>
+            </w:tcBorders>
+            <w:tcMar>
+              <w:top w:w="70" w:type="dxa"/>
+              <w:left w:w="110" w:type="dxa"/>
+              <w:bottom w:w="70" w:type="dxa"/>
+              <w:right w:w="110" w:type="dxa"/>
+            </w:tcMar>
+          </w:tcPr>
+          <w:p>
+            <w:r>
+              <w:rPr>
+                <w:sz w:val="19"/>
+                <w:szCs w:val="19"/>
+              </w:rPr>
+              <w:t xml:space="preserve">/beneficiarios/v2/huerfanos</w:t>
+            </w:r>
+          </w:p>
+        </w:tc>
+        <w:tc>
+          <w:tcPr>
+            <w:tcW w:w="1415" w:type="dxa"/>
+            <w:tcBorders>
+              <w:top w:val="single" w:sz="4" w:space="0" w:color="D0D5DD"/>
+              <w:left w:val="single" w:sz="4" w:space="0" w:color="D0D5DD"/>
+              <w:bottom w:val="single" w:sz="4" w:space="0" w:color="D0D5DD"/>
+              <w:right w:val="single" w:sz="4" w:space="0" w:color="D0D5DD"/>
+            </w:tcBorders>
+            <w:tcMar>
+              <w:top w:w="70" w:type="dxa"/>
+              <w:left w:w="110" w:type="dxa"/>
+              <w:bottom w:w="70" w:type="dxa"/>
+              <w:right w:w="110" w:type="dxa"/>
+            </w:tcMar>
+          </w:tcPr>
+          <w:p>
+            <w:r>
+              <w:rPr>
+                <w:sz w:val="19"/>
+                <w:szCs w:val="19"/>
+              </w:rPr>
+              <w:t xml:space="preserve">GET</w:t>
+            </w:r>
+          </w:p>
+        </w:tc>
+        <w:tc>
+          <w:tcPr>
+            <w:tcW w:w="4173" w:type="dxa"/>
+            <w:tcBorders>
+              <w:top w:val="single" w:sz="4" w:space="0" w:color="D0D5DD"/>
+              <w:left w:val="single" w:sz="4" w:space="0" w:color="D0D5DD"/>
+              <w:bottom w:val="single" w:sz="4" w:space="0" w:color="D0D5DD"/>
+              <w:right w:val="single" w:sz="4" w:space="0" w:color="D0D5DD"/>
+            </w:tcBorders>
+            <w:tcMar>
+              <w:top w:w="70" w:type="dxa"/>
+              <w:left w:w="110" w:type="dxa"/>
+              <w:bottom w:w="70" w:type="dxa"/>
+              <w:right w:w="110" w:type="dxa"/>
+            </w:tcMar>
+          </w:tcPr>
+          <w:p>
+            <w:r>
+              <w:rPr>
+                <w:sz w:val="19"/>
+                <w:szCs w:val="19"/>
+              </w:rPr>
+              <w:t xml:space="preserve">Pantalla. Acepta </w:t>
+            </w:r>
+            <w:r>
+              <w:rPr>
+                <w:rFonts w:ascii="Consolas" w:eastAsia="Consolas" w:hAnsi="Consolas" w:cs="Consolas"/>
+                <w:color w:val="B42318"/>
+                <w:sz w:val="19"/>
+                <w:szCs w:val="19"/>
+              </w:rPr>
+              <w:t xml:space="preserve">?pais=</w:t>
+            </w:r>
+            <w:r>
+              <w:rPr>
+                <w:sz w:val="19"/>
+                <w:szCs w:val="19"/>
+              </w:rPr>
+              <w:t xml:space="preserve"> (por defecto </w:t>
+            </w:r>
+            <w:r>
+              <w:rPr>
+                <w:rFonts w:ascii="Consolas" w:eastAsia="Consolas" w:hAnsi="Consolas" w:cs="Consolas"/>
+                <w:color w:val="B42318"/>
+                <w:sz w:val="19"/>
+                <w:szCs w:val="19"/>
+              </w:rPr>
+              <w:t xml:space="preserve">vzla</w:t>
+            </w:r>
+            <w:r>
+              <w:rPr>
+                <w:sz w:val="19"/>
+                <w:szCs w:val="19"/>
+              </w:rPr>
+              <w:t xml:space="preserve">)</w:t>
+            </w:r>
+          </w:p>
+        </w:tc>
+      </w:tr>
+      <w:tr>
+        <w:tblPrEx>
+          <w:tblCellMar>
+            <w:top w:w="0" w:type="dxa"/>
+            <w:bottom w:w="0" w:type="dxa"/>
+          </w:tblCellMar>
+        </w:tblPrEx>
+        <w:trPr>
+          <w:cantSplit/>
+        </w:trPr>
+        <w:tc>
+          <w:tcPr>
+            <w:tcW w:w="3772" w:type="dxa"/>
+            <w:tcBorders>
+              <w:top w:val="single" w:sz="4" w:space="0" w:color="D0D5DD"/>
+              <w:left w:val="single" w:sz="4" w:space="0" w:color="D0D5DD"/>
+              <w:bottom w:val="single" w:sz="4" w:space="0" w:color="D0D5DD"/>
+              <w:right w:val="single" w:sz="4" w:space="0" w:color="D0D5DD"/>
+            </w:tcBorders>
+            <w:tcMar>
+              <w:top w:w="70" w:type="dxa"/>
+              <w:left w:w="110" w:type="dxa"/>
+              <w:bottom w:w="70" w:type="dxa"/>
+              <w:right w:w="110" w:type="dxa"/>
+            </w:tcMar>
+          </w:tcPr>
+          <w:p>
+            <w:r>
+              <w:rPr>
+                <w:sz w:val="19"/>
+                <w:szCs w:val="19"/>
+              </w:rPr>
+              <w:t xml:space="preserve">/api/huerfanos</w:t>
+            </w:r>
+          </w:p>
+        </w:tc>
+        <w:tc>
+          <w:tcPr>
+            <w:tcW w:w="1415" w:type="dxa"/>
+            <w:tcBorders>
+              <w:top w:val="single" w:sz="4" w:space="0" w:color="D0D5DD"/>
+              <w:left w:val="single" w:sz="4" w:space="0" w:color="D0D5DD"/>
+              <w:bottom w:val="single" w:sz="4" w:space="0" w:color="D0D5DD"/>
+              <w:right w:val="single" w:sz="4" w:space="0" w:color="D0D5DD"/>
+            </w:tcBorders>
+            <w:tcMar>
+              <w:top w:w="70" w:type="dxa"/>
+              <w:left w:w="110" w:type="dxa"/>
+              <w:bottom w:w="70" w:type="dxa"/>
+              <w:right w:w="110" w:type="dxa"/>
+            </w:tcMar>
+          </w:tcPr>
+          <w:p>
+            <w:r>
+              <w:rPr>
+                <w:sz w:val="19"/>
+                <w:szCs w:val="19"/>
+              </w:rPr>
+              <w:t xml:space="preserve">GET</w:t>
+            </w:r>
+          </w:p>
+        </w:tc>
+        <w:tc>
+          <w:tcPr>
+            <w:tcW w:w="4173" w:type="dxa"/>
+            <w:tcBorders>
+              <w:top w:val="single" w:sz="4" w:space="0" w:color="D0D5DD"/>
+              <w:left w:val="single" w:sz="4" w:space="0" w:color="D0D5DD"/>
+              <w:bottom w:val="single" w:sz="4" w:space="0" w:color="D0D5DD"/>
+              <w:right w:val="single" w:sz="4" w:space="0" w:color="D0D5DD"/>
+            </w:tcBorders>
+            <w:tcMar>
+              <w:top w:w="70" w:type="dxa"/>
+              <w:left w:w="110" w:type="dxa"/>
+              <w:bottom w:w="70" w:type="dxa"/>
+              <w:right w:w="110" w:type="dxa"/>
+            </w:tcMar>
+          </w:tcPr>
+          <w:p>
+            <w:r>
+              <w:rPr>
+                <w:sz w:val="19"/>
+                <w:szCs w:val="19"/>
+              </w:rPr>
+              <w:t xml:space="preserve">pais → </w:t>
+            </w:r>
+            <w:r>
+              <w:rPr>
+                <w:rFonts w:ascii="Consolas" w:eastAsia="Consolas" w:hAnsi="Consolas" w:cs="Consolas"/>
+                <w:color w:val="B42318"/>
+                <w:sz w:val="19"/>
+                <w:szCs w:val="19"/>
+              </w:rPr>
+              <w:t xml:space="preserve">{status, beneficiarios: […], truncado}</w:t>
+            </w:r>
+            <w:r>
+              <w:rPr>
+                <w:sz w:val="19"/>
+                <w:szCs w:val="19"/>
+              </w:rPr>
+              <w:t xml:space="preserve">: todos los huérfanos del país</w:t>
+            </w:r>
+          </w:p>
+        </w:tc>
+      </w:tr>
+      <w:tr>
+        <w:tblPrEx>
+          <w:tblCellMar>
+            <w:top w:w="0" w:type="dxa"/>
+            <w:bottom w:w="0" w:type="dxa"/>
+          </w:tblCellMar>
+        </w:tblPrEx>
+        <w:trPr>
+          <w:cantSplit/>
+        </w:trPr>
+        <w:tc>
+          <w:tcPr>
+            <w:tcW w:w="3772" w:type="dxa"/>
+            <w:tcBorders>
+              <w:top w:val="single" w:sz="4" w:space="0" w:color="D0D5DD"/>
+              <w:left w:val="single" w:sz="4" w:space="0" w:color="D0D5DD"/>
+              <w:bottom w:val="single" w:sz="4" w:space="0" w:color="D0D5DD"/>
+              <w:right w:val="single" w:sz="4" w:space="0" w:color="D0D5DD"/>
+            </w:tcBorders>
+            <w:tcMar>
+              <w:top w:w="70" w:type="dxa"/>
+              <w:left w:w="110" w:type="dxa"/>
+              <w:bottom w:w="70" w:type="dxa"/>
+              <w:right w:w="110" w:type="dxa"/>
+            </w:tcMar>
+          </w:tcPr>
+          <w:p>
+            <w:r>
+              <w:rPr>
+                <w:sz w:val="19"/>
+                <w:szCs w:val="19"/>
+              </w:rPr>
+              <w:t xml:space="preserve">/api/huerfanos/eliminar</w:t>
+            </w:r>
+          </w:p>
+        </w:tc>
+        <w:tc>
+          <w:tcPr>
+            <w:tcW w:w="1415" w:type="dxa"/>
+            <w:tcBorders>
+              <w:top w:val="single" w:sz="4" w:space="0" w:color="D0D5DD"/>
+              <w:left w:val="single" w:sz="4" w:space="0" w:color="D0D5DD"/>
+              <w:bottom w:val="single" w:sz="4" w:space="0" w:color="D0D5DD"/>
+              <w:right w:val="single" w:sz="4" w:space="0" w:color="D0D5DD"/>
+            </w:tcBorders>
+            <w:tcMar>
+              <w:top w:w="70" w:type="dxa"/>
+              <w:left w:w="110" w:type="dxa"/>
+              <w:bottom w:w="70" w:type="dxa"/>
+              <w:right w:w="110" w:type="dxa"/>
+            </w:tcMar>
+          </w:tcPr>
+          <w:p>
+            <w:r>
+              <w:rPr>
+                <w:sz w:val="19"/>
+                <w:szCs w:val="19"/>
+              </w:rPr>
+              <w:t xml:space="preserve">POST (JSON)</w:t>
+            </w:r>
+          </w:p>
+        </w:tc>
+        <w:tc>
+          <w:tcPr>
+            <w:tcW w:w="4173" w:type="dxa"/>
+            <w:tcBorders>
+              <w:top w:val="single" w:sz="4" w:space="0" w:color="D0D5DD"/>
+              <w:left w:val="single" w:sz="4" w:space="0" w:color="D0D5DD"/>
+              <w:bottom w:val="single" w:sz="4" w:space="0" w:color="D0D5DD"/>
+              <w:right w:val="single" w:sz="4" w:space="0" w:color="D0D5DD"/>
+            </w:tcBorders>
+            <w:tcMar>
+              <w:top w:w="70" w:type="dxa"/>
+              <w:left w:w="110" w:type="dxa"/>
+              <w:bottom w:w="70" w:type="dxa"/>
+              <w:right w:w="110" w:type="dxa"/>
+            </w:tcMar>
+          </w:tcPr>
+          <w:p>
+            <w:r>
+              <w:rPr>
+                <w:sz w:val="19"/>
+                <w:szCs w:val="19"/>
+              </w:rPr>
+              <w:t xml:space="preserve">Modelo </w:t>
+            </w:r>
+            <w:r>
+              <w:rPr>
+                <w:rFonts w:ascii="Consolas" w:eastAsia="Consolas" w:hAnsi="Consolas" w:cs="Consolas"/>
+                <w:color w:val="B42318"/>
+                <w:sz w:val="19"/>
+                <w:szCs w:val="19"/>
+              </w:rPr>
+              <w:t xml:space="preserve">HuerfanosEliminarIn</w:t>
+            </w:r>
+            <w:r>
+              <w:rPr>
+                <w:sz w:val="19"/>
+                <w:szCs w:val="19"/>
+              </w:rPr>
+              <w:t xml:space="preserve"> {pais, persona_ids: [int]} → </w:t>
+            </w:r>
+            <w:r>
+              <w:rPr>
+                <w:rFonts w:ascii="Consolas" w:eastAsia="Consolas" w:hAnsi="Consolas" w:cs="Consolas"/>
+                <w:color w:val="B42318"/>
+                <w:sz w:val="19"/>
+                <w:szCs w:val="19"/>
+              </w:rPr>
+              <w:t xml:space="preserve">{status, eliminados, omitidos, inexistentes}</w:t>
+            </w:r>
+          </w:p>
+        </w:tc>
+      </w:tr>
+    </w:tbl>
+    <w:p>
+      <w:pPr>
+        <w:spacing w:after="120"/>
+      </w:pPr>
+    </w:p>
+    <w:p>
+      <w:pPr>
+        <w:pStyle w:val="Ttulo3"/>
+        <w:keepNext/>
+      </w:pPr>
+      <w:r>
+        <w:t xml:space="preserve">Criterio de huérfano</w:t>
+      </w:r>
+    </w:p>
+    <w:p>
+      <w:pPr>
+        <w:spacing w:after="120"/>
+      </w:pPr>
+      <w:r>
+        <w:rPr>
+          <w:rFonts w:ascii="Consolas" w:eastAsia="Consolas" w:hAnsi="Consolas" w:cs="Consolas"/>
+          <w:color w:val="B42318"/>
+          <w:sz w:val="19"/>
+          <w:szCs w:val="19"/>
+        </w:rPr>
+        <w:t xml:space="preserve">_fragmentos(cursor)</w:t>
+      </w:r>
+      <w:r>
+        <w:t xml:space="preserve"> devuelve el par (</w:t>
+      </w:r>
+      <w:r>
+        <w:rPr>
+          <w:rFonts w:ascii="Consolas" w:eastAsia="Consolas" w:hAnsi="Consolas" w:cs="Consolas"/>
+          <w:color w:val="B42318"/>
+          <w:sz w:val="19"/>
+          <w:szCs w:val="19"/>
+        </w:rPr>
+        <w:t xml:space="preserve">joins</w:t>
+      </w:r>
+      <w:r>
+        <w:t xml:space="preserve">, </w:t>
+      </w:r>
+      <w:r>
+        <w:rPr>
+          <w:rFonts w:ascii="Consolas" w:eastAsia="Consolas" w:hAnsi="Consolas" w:cs="Consolas"/>
+          <w:color w:val="B42318"/>
+          <w:sz w:val="19"/>
+          <w:szCs w:val="19"/>
+        </w:rPr>
+        <w:t xml:space="preserve">condiciones</w:t>
+      </w:r>
+      <w:r>
+        <w:t xml:space="preserve">) SQL sobre el alias </w:t>
+      </w:r>
+      <w:r>
+        <w:rPr>
+          <w:rFonts w:ascii="Consolas" w:eastAsia="Consolas" w:hAnsi="Consolas" w:cs="Consolas"/>
+          <w:color w:val="B42318"/>
+          <w:sz w:val="19"/>
+          <w:szCs w:val="19"/>
+        </w:rPr>
+        <w:t xml:space="preserve">p</w:t>
+      </w:r>
+      <w:r>
+        <w:t xml:space="preserve"> de </w:t>
+      </w:r>
+      <w:r>
+        <w:rPr>
+          <w:rFonts w:ascii="Consolas" w:eastAsia="Consolas" w:hAnsi="Consolas" w:cs="Consolas"/>
+          <w:color w:val="B42318"/>
+          <w:sz w:val="19"/>
+          <w:szCs w:val="19"/>
+        </w:rPr>
+        <w:t xml:space="preserve">psi_personas</w:t>
+      </w:r>
+      <w:r>
+        <w:t xml:space="preserve">. Es la </w:t>
+      </w:r>
+      <w:r>
+        <w:rPr>
+          <w:b/>
+          <w:bCs/>
+        </w:rPr>
+        <w:t xml:space="preserve">única definición</w:t>
+      </w:r>
+      <w:r>
+        <w:t xml:space="preserve"> del criterio: la comparten </w:t>
+      </w:r>
+      <w:r>
+        <w:rPr>
+          <w:rFonts w:ascii="Consolas" w:eastAsia="Consolas" w:hAnsi="Consolas" w:cs="Consolas"/>
+          <w:color w:val="B42318"/>
+          <w:sz w:val="19"/>
+          <w:szCs w:val="19"/>
+        </w:rPr>
+        <w:t xml:space="preserve">listar</w:t>
+      </w:r>
+      <w:r>
+        <w:t xml:space="preserve"> y </w:t>
+      </w:r>
+      <w:r>
+        <w:rPr>
+          <w:rFonts w:ascii="Consolas" w:eastAsia="Consolas" w:hAnsi="Consolas" w:cs="Consolas"/>
+          <w:color w:val="B42318"/>
+          <w:sz w:val="19"/>
+          <w:szCs w:val="19"/>
+        </w:rPr>
+        <w:t xml:space="preserve">eliminar</w:t>
+      </w:r>
+      <w:r>
+        <w:t xml:space="preserve">.</w:t>
+      </w:r>
+    </w:p>
+    <w:tbl>
+      <w:tblPr>
+        <w:tblW w:w="9360" w:type="dxa"/>
+        <w:tblBorders>
+          <w:top w:val="single" w:sz="4" w:space="0" w:color="auto"/>
+          <w:left w:val="single" w:sz="4" w:space="0" w:color="auto"/>
+          <w:bottom w:val="single" w:sz="4" w:space="0" w:color="auto"/>
+          <w:right w:val="single" w:sz="4" w:space="0" w:color="auto"/>
+          <w:insideH w:val="single" w:sz="4" w:space="0" w:color="auto"/>
+          <w:insideV w:val="single" w:sz="4" w:space="0" w:color="auto"/>
+        </w:tblBorders>
+        <w:tblCellMar>
+          <w:left w:w="10" w:type="dxa"/>
+          <w:right w:w="10" w:type="dxa"/>
+        </w:tblCellMar>
+        <w:tblLook w:val="04A0" w:firstRow="1" w:lastRow="0" w:firstColumn="1" w:lastColumn="0" w:noHBand="0" w:noVBand="1"/>
+      </w:tblPr>
+      <w:tblGrid>
+        <w:gridCol w:w="2400"/>
+        <w:gridCol w:w="3300"/>
+        <w:gridCol w:w="3660"/>
+      </w:tblGrid>
+      <w:tr>
+        <w:tblPrEx>
+          <w:tblCellMar>
+            <w:top w:w="0" w:type="dxa"/>
+            <w:bottom w:w="0" w:type="dxa"/>
+          </w:tblCellMar>
+        </w:tblPrEx>
+        <w:trPr>
+          <w:tblHeader/>
+        </w:trPr>
+        <w:tc>
+          <w:tcPr>
+            <w:tcW w:w="2400" w:type="dxa"/>
+            <w:tcBorders>
+              <w:top w:val="single" w:sz="4" w:space="0" w:color="D0D5DD"/>
+              <w:left w:val="single" w:sz="4" w:space="0" w:color="D0D5DD"/>
+              <w:bottom w:val="single" w:sz="4" w:space="0" w:color="D0D5DD"/>
+              <w:right w:val="single" w:sz="4" w:space="0" w:color="D0D5DD"/>
+            </w:tcBorders>
+            <w:shd w:val="clear" w:color="auto" w:fill="2D3748"/>
+            <w:tcMar>
+              <w:top w:w="70" w:type="dxa"/>
+              <w:left w:w="110" w:type="dxa"/>
+              <w:bottom w:w="70" w:type="dxa"/>
+              <w:right w:w="110" w:type="dxa"/>
+            </w:tcMar>
+          </w:tcPr>
+          <w:p>
+            <w:r>
+              <w:rPr>
+                <w:b/>
+                <w:bCs/>
+                <w:color w:val="FFFFFF"/>
+                <w:sz w:val="19"/>
+                <w:szCs w:val="19"/>
+              </w:rPr>
+              <w:t xml:space="preserve">Vínculo</w:t>
+            </w:r>
+          </w:p>
+        </w:tc>
+        <w:tc>
+          <w:tcPr>
+            <w:tcW w:w="3300" w:type="dxa"/>
+            <w:tcBorders>
+              <w:top w:val="single" w:sz="4" w:space="0" w:color="D0D5DD"/>
+              <w:left w:val="single" w:sz="4" w:space="0" w:color="D0D5DD"/>
+              <w:bottom w:val="single" w:sz="4" w:space="0" w:color="D0D5DD"/>
+              <w:right w:val="single" w:sz="4" w:space="0" w:color="D0D5DD"/>
+            </w:tcBorders>
+            <w:shd w:val="clear" w:color="auto" w:fill="2D3748"/>
+            <w:tcMar>
+              <w:top w:w="70" w:type="dxa"/>
+              <w:left w:w="110" w:type="dxa"/>
+              <w:bottom w:w="70" w:type="dxa"/>
+              <w:right w:w="110" w:type="dxa"/>
+            </w:tcMar>
+          </w:tcPr>
+          <w:p>
+            <w:r>
+              <w:rPr>
+                <w:b/>
+                <w:bCs/>
+                <w:color w:val="FFFFFF"/>
+                <w:sz w:val="19"/>
+                <w:szCs w:val="19"/>
+              </w:rPr>
+              <w:t xml:space="preserve">Tabla y columna</w:t>
+            </w:r>
+          </w:p>
+        </w:tc>
+        <w:tc>
+          <w:tcPr>
+            <w:tcW w:w="3660" w:type="dxa"/>
+            <w:tcBorders>
+              <w:top w:val="single" w:sz="4" w:space="0" w:color="D0D5DD"/>
+              <w:left w:val="single" w:sz="4" w:space="0" w:color="D0D5DD"/>
+              <w:bottom w:val="single" w:sz="4" w:space="0" w:color="D0D5DD"/>
+              <w:right w:val="single" w:sz="4" w:space="0" w:color="D0D5DD"/>
+            </w:tcBorders>
+            <w:shd w:val="clear" w:color="auto" w:fill="2D3748"/>
+            <w:tcMar>
+              <w:top w:w="70" w:type="dxa"/>
+              <w:left w:w="110" w:type="dxa"/>
+              <w:bottom w:w="70" w:type="dxa"/>
+              <w:right w:w="110" w:type="dxa"/>
+            </w:tcMar>
+          </w:tcPr>
+          <w:p>
+            <w:r>
+              <w:rPr>
+                <w:b/>
+                <w:bCs/>
+                <w:color w:val="FFFFFF"/>
+                <w:sz w:val="19"/>
+                <w:szCs w:val="19"/>
+              </w:rPr>
+              <w:t xml:space="preserve">Cómo se excluye</w:t>
+            </w:r>
+          </w:p>
+        </w:tc>
+      </w:tr>
+      <w:tr>
+        <w:tblPrEx>
+          <w:tblCellMar>
+            <w:top w:w="0" w:type="dxa"/>
+            <w:bottom w:w="0" w:type="dxa"/>
+          </w:tblCellMar>
+        </w:tblPrEx>
+        <w:trPr>
+          <w:cantSplit/>
+        </w:trPr>
+        <w:tc>
+          <w:tcPr>
+            <w:tcW w:w="2400" w:type="dxa"/>
+            <w:tcBorders>
+              <w:top w:val="single" w:sz="4" w:space="0" w:color="D0D5DD"/>
+              <w:left w:val="single" w:sz="4" w:space="0" w:color="D0D5DD"/>
+              <w:bottom w:val="single" w:sz="4" w:space="0" w:color="D0D5DD"/>
+              <w:right w:val="single" w:sz="4" w:space="0" w:color="D0D5DD"/>
+            </w:tcBorders>
+            <w:tcMar>
+              <w:top w:w="70" w:type="dxa"/>
+              <w:left w:w="110" w:type="dxa"/>
+              <w:bottom w:w="70" w:type="dxa"/>
+              <w:right w:w="110" w:type="dxa"/>
+            </w:tcMar>
+          </w:tcPr>
+          <w:p>
+            <w:r>
+              <w:rPr>
+                <w:sz w:val="19"/>
+                <w:szCs w:val="19"/>
+              </w:rPr>
+              <w:t xml:space="preserve">Jornada</w:t>
+            </w:r>
+          </w:p>
+        </w:tc>
+        <w:tc>
+          <w:tcPr>
+            <w:tcW w:w="3300" w:type="dxa"/>
+            <w:tcBorders>
+              <w:top w:val="single" w:sz="4" w:space="0" w:color="D0D5DD"/>
+              <w:left w:val="single" w:sz="4" w:space="0" w:color="D0D5DD"/>
+              <w:bottom w:val="single" w:sz="4" w:space="0" w:color="D0D5DD"/>
+              <w:right w:val="single" w:sz="4" w:space="0" w:color="D0D5DD"/>
+            </w:tcBorders>
+            <w:tcMar>
+              <w:top w:w="70" w:type="dxa"/>
+              <w:left w:w="110" w:type="dxa"/>
+              <w:bottom w:w="70" w:type="dxa"/>
+              <w:right w:w="110" w:type="dxa"/>
+            </w:tcMar>
+          </w:tcPr>
+          <w:p>
+            <w:r>
+              <w:rPr>
+                <w:rFonts w:ascii="Consolas" w:eastAsia="Consolas" w:hAnsi="Consolas" w:cs="Consolas"/>
+                <w:color w:val="B42318"/>
+                <w:sz w:val="19"/>
+                <w:szCs w:val="19"/>
+              </w:rPr>
+              <w:t xml:space="preserve">psi_pacientes_x_jornada.persona_id</w:t>
+            </w:r>
+          </w:p>
+        </w:tc>
+        <w:tc>
+          <w:tcPr>
+            <w:tcW w:w="3660" w:type="dxa"/>
+            <w:tcBorders>
+              <w:top w:val="single" w:sz="4" w:space="0" w:color="D0D5DD"/>
+              <w:left w:val="single" w:sz="4" w:space="0" w:color="D0D5DD"/>
+              <w:bottom w:val="single" w:sz="4" w:space="0" w:color="D0D5DD"/>
+              <w:right w:val="single" w:sz="4" w:space="0" w:color="D0D5DD"/>
+            </w:tcBorders>
+            <w:tcMar>
+              <w:top w:w="70" w:type="dxa"/>
+              <w:left w:w="110" w:type="dxa"/>
+              <w:bottom w:w="70" w:type="dxa"/>
+              <w:right w:w="110" w:type="dxa"/>
+            </w:tcMar>
+          </w:tcPr>
+          <w:p>
+            <w:r>
+              <w:rPr>
+                <w:rFonts w:ascii="Consolas" w:eastAsia="Consolas" w:hAnsi="Consolas" w:cs="Consolas"/>
+                <w:color w:val="B42318"/>
+                <w:sz w:val="19"/>
+                <w:szCs w:val="19"/>
+              </w:rPr>
+              <w:t xml:space="preserve">LEFT JOIN … IS NULL</w:t>
+            </w:r>
+            <w:r>
+              <w:rPr>
+                <w:sz w:val="19"/>
+                <w:szCs w:val="19"/>
+              </w:rPr>
+              <w:t xml:space="preserve"> (alias a)</w:t>
+            </w:r>
+          </w:p>
+        </w:tc>
+      </w:tr>
+      <w:tr>
+        <w:tblPrEx>
+          <w:tblCellMar>
+            <w:top w:w="0" w:type="dxa"/>
+            <w:bottom w:w="0" w:type="dxa"/>
+          </w:tblCellMar>
+        </w:tblPrEx>
+        <w:trPr>
+          <w:cantSplit/>
+        </w:trPr>
+        <w:tc>
+          <w:tcPr>
+            <w:tcW w:w="2400" w:type="dxa"/>
+            <w:tcBorders>
+              <w:top w:val="single" w:sz="4" w:space="0" w:color="D0D5DD"/>
+              <w:left w:val="single" w:sz="4" w:space="0" w:color="D0D5DD"/>
+              <w:bottom w:val="single" w:sz="4" w:space="0" w:color="D0D5DD"/>
+              <w:right w:val="single" w:sz="4" w:space="0" w:color="D0D5DD"/>
+            </w:tcBorders>
+            <w:tcMar>
+              <w:top w:w="70" w:type="dxa"/>
+              <w:left w:w="110" w:type="dxa"/>
+              <w:bottom w:w="70" w:type="dxa"/>
+              <w:right w:w="110" w:type="dxa"/>
+            </w:tcMar>
+          </w:tcPr>
+          <w:p>
+            <w:r>
+              <w:rPr>
+                <w:sz w:val="19"/>
+                <w:szCs w:val="19"/>
+              </w:rPr>
+              <w:t xml:space="preserve">Centro</w:t>
+            </w:r>
+          </w:p>
+        </w:tc>
+        <w:tc>
+          <w:tcPr>
+            <w:tcW w:w="3300" w:type="dxa"/>
+            <w:tcBorders>
+              <w:top w:val="single" w:sz="4" w:space="0" w:color="D0D5DD"/>
+              <w:left w:val="single" w:sz="4" w:space="0" w:color="D0D5DD"/>
+              <w:bottom w:val="single" w:sz="4" w:space="0" w:color="D0D5DD"/>
+              <w:right w:val="single" w:sz="4" w:space="0" w:color="D0D5DD"/>
+            </w:tcBorders>
+            <w:tcMar>
+              <w:top w:w="70" w:type="dxa"/>
+              <w:left w:w="110" w:type="dxa"/>
+              <w:bottom w:w="70" w:type="dxa"/>
+              <w:right w:w="110" w:type="dxa"/>
+            </w:tcMar>
+          </w:tcPr>
+          <w:p>
+            <w:r>
+              <w:rPr>
+                <w:rFonts w:ascii="Consolas" w:eastAsia="Consolas" w:hAnsi="Consolas" w:cs="Consolas"/>
+                <w:color w:val="B42318"/>
+                <w:sz w:val="19"/>
+                <w:szCs w:val="19"/>
+              </w:rPr>
+              <w:t xml:space="preserve">psi_pacientes_x_centros.persona_id</w:t>
+            </w:r>
+          </w:p>
+        </w:tc>
+        <w:tc>
+          <w:tcPr>
+            <w:tcW w:w="3660" w:type="dxa"/>
+            <w:tcBorders>
+              <w:top w:val="single" w:sz="4" w:space="0" w:color="D0D5DD"/>
+              <w:left w:val="single" w:sz="4" w:space="0" w:color="D0D5DD"/>
+              <w:bottom w:val="single" w:sz="4" w:space="0" w:color="D0D5DD"/>
+              <w:right w:val="single" w:sz="4" w:space="0" w:color="D0D5DD"/>
+            </w:tcBorders>
+            <w:tcMar>
+              <w:top w:w="70" w:type="dxa"/>
+              <w:left w:w="110" w:type="dxa"/>
+              <w:bottom w:w="70" w:type="dxa"/>
+              <w:right w:w="110" w:type="dxa"/>
+            </w:tcMar>
+          </w:tcPr>
+          <w:p>
+            <w:r>
+              <w:rPr>
+                <w:rFonts w:ascii="Consolas" w:eastAsia="Consolas" w:hAnsi="Consolas" w:cs="Consolas"/>
+                <w:color w:val="B42318"/>
+                <w:sz w:val="19"/>
+                <w:szCs w:val="19"/>
+              </w:rPr>
+              <w:t xml:space="preserve">LEFT JOIN … IS NULL</w:t>
+            </w:r>
+            <w:r>
+              <w:rPr>
+                <w:sz w:val="19"/>
+                <w:szCs w:val="19"/>
+              </w:rPr>
+              <w:t xml:space="preserve"> (b). Excluye también a quien solo está en un centro, a propósito</w:t>
+            </w:r>
+          </w:p>
+        </w:tc>
+      </w:tr>
+      <w:tr>
+        <w:tblPrEx>
+          <w:tblCellMar>
+            <w:top w:w="0" w:type="dxa"/>
+            <w:bottom w:w="0" w:type="dxa"/>
+          </w:tblCellMar>
+        </w:tblPrEx>
+        <w:trPr>
+          <w:cantSplit/>
+        </w:trPr>
+        <w:tc>
+          <w:tcPr>
+            <w:tcW w:w="2400" w:type="dxa"/>
+            <w:tcBorders>
+              <w:top w:val="single" w:sz="4" w:space="0" w:color="D0D5DD"/>
+              <w:left w:val="single" w:sz="4" w:space="0" w:color="D0D5DD"/>
+              <w:bottom w:val="single" w:sz="4" w:space="0" w:color="D0D5DD"/>
+              <w:right w:val="single" w:sz="4" w:space="0" w:color="D0D5DD"/>
+            </w:tcBorders>
+            <w:tcMar>
+              <w:top w:w="70" w:type="dxa"/>
+              <w:left w:w="110" w:type="dxa"/>
+              <w:bottom w:w="70" w:type="dxa"/>
+              <w:right w:w="110" w:type="dxa"/>
+            </w:tcMar>
+          </w:tcPr>
+          <w:p>
+            <w:r>
+              <w:rPr>
+                <w:sz w:val="19"/>
+                <w:szCs w:val="19"/>
+              </w:rPr>
+              <w:t xml:space="preserve">Pesquisas</w:t>
+            </w:r>
+          </w:p>
+        </w:tc>
+        <w:tc>
+          <w:tcPr>
+            <w:tcW w:w="3300" w:type="dxa"/>
+            <w:tcBorders>
+              <w:top w:val="single" w:sz="4" w:space="0" w:color="D0D5DD"/>
+              <w:left w:val="single" w:sz="4" w:space="0" w:color="D0D5DD"/>
+              <w:bottom w:val="single" w:sz="4" w:space="0" w:color="D0D5DD"/>
+              <w:right w:val="single" w:sz="4" w:space="0" w:color="D0D5DD"/>
+            </w:tcBorders>
+            <w:tcMar>
+              <w:top w:w="70" w:type="dxa"/>
+              <w:left w:w="110" w:type="dxa"/>
+              <w:bottom w:w="70" w:type="dxa"/>
+              <w:right w:w="110" w:type="dxa"/>
+            </w:tcMar>
+          </w:tcPr>
+          <w:p>
+            <w:r>
+              <w:rPr>
+                <w:rFonts w:ascii="Consolas" w:eastAsia="Consolas" w:hAnsi="Consolas" w:cs="Consolas"/>
+                <w:color w:val="B42318"/>
+                <w:sz w:val="19"/>
+                <w:szCs w:val="19"/>
+              </w:rPr>
+              <w:t xml:space="preserve">psi_pesquisas_x_paciente</w:t>
+            </w:r>
+            <w:r>
+              <w:rPr>
+                <w:sz w:val="19"/>
+                <w:szCs w:val="19"/>
+              </w:rPr>
+              <w:t xml:space="preserve"> y </w:t>
+            </w:r>
+            <w:r>
+              <w:rPr>
+                <w:rFonts w:ascii="Consolas" w:eastAsia="Consolas" w:hAnsi="Consolas" w:cs="Consolas"/>
+                <w:color w:val="B42318"/>
+                <w:sz w:val="19"/>
+                <w:szCs w:val="19"/>
+              </w:rPr>
+              <w:t xml:space="preserve">psi_pesquisas_x_centro</w:t>
+            </w:r>
+            <w:r>
+              <w:rPr>
+                <w:sz w:val="19"/>
+                <w:szCs w:val="19"/>
+              </w:rPr>
+              <w:t xml:space="preserve"> (</w:t>
+            </w:r>
+            <w:r>
+              <w:rPr>
+                <w:rFonts w:ascii="Consolas" w:eastAsia="Consolas" w:hAnsi="Consolas" w:cs="Consolas"/>
+                <w:color w:val="B42318"/>
+                <w:sz w:val="19"/>
+                <w:szCs w:val="19"/>
+              </w:rPr>
+              <w:t xml:space="preserve">persona_id</w:t>
+            </w:r>
+            <w:r>
+              <w:rPr>
+                <w:sz w:val="19"/>
+                <w:szCs w:val="19"/>
+              </w:rPr>
+              <w:t xml:space="preserve">)</w:t>
+            </w:r>
+          </w:p>
+        </w:tc>
+        <w:tc>
+          <w:tcPr>
+            <w:tcW w:w="3660" w:type="dxa"/>
+            <w:tcBorders>
+              <w:top w:val="single" w:sz="4" w:space="0" w:color="D0D5DD"/>
+              <w:left w:val="single" w:sz="4" w:space="0" w:color="D0D5DD"/>
+              <w:bottom w:val="single" w:sz="4" w:space="0" w:color="D0D5DD"/>
+              <w:right w:val="single" w:sz="4" w:space="0" w:color="D0D5DD"/>
+            </w:tcBorders>
+            <w:tcMar>
+              <w:top w:w="70" w:type="dxa"/>
+              <w:left w:w="110" w:type="dxa"/>
+              <w:bottom w:w="70" w:type="dxa"/>
+              <w:right w:w="110" w:type="dxa"/>
+            </w:tcMar>
+          </w:tcPr>
+          <w:p>
+            <w:r>
+              <w:rPr>
+                <w:rFonts w:ascii="Consolas" w:eastAsia="Consolas" w:hAnsi="Consolas" w:cs="Consolas"/>
+                <w:color w:val="B42318"/>
+                <w:sz w:val="19"/>
+                <w:szCs w:val="19"/>
+              </w:rPr>
+              <w:t xml:space="preserve">LEFT JOIN … IS NULL</w:t>
+            </w:r>
+            <w:r>
+              <w:rPr>
+                <w:sz w:val="19"/>
+                <w:szCs w:val="19"/>
+              </w:rPr>
+              <w:t xml:space="preserve"> (c y d)</w:t>
+            </w:r>
+          </w:p>
+        </w:tc>
+      </w:tr>
+      <w:tr>
+        <w:tblPrEx>
+          <w:tblCellMar>
+            <w:top w:w="0" w:type="dxa"/>
+            <w:bottom w:w="0" w:type="dxa"/>
+          </w:tblCellMar>
+        </w:tblPrEx>
+        <w:trPr>
+          <w:cantSplit/>
+        </w:trPr>
+        <w:tc>
+          <w:tcPr>
+            <w:tcW w:w="2400" w:type="dxa"/>
+            <w:tcBorders>
+              <w:top w:val="single" w:sz="4" w:space="0" w:color="D0D5DD"/>
+              <w:left w:val="single" w:sz="4" w:space="0" w:color="D0D5DD"/>
+              <w:bottom w:val="single" w:sz="4" w:space="0" w:color="D0D5DD"/>
+              <w:right w:val="single" w:sz="4" w:space="0" w:color="D0D5DD"/>
+            </w:tcBorders>
+            <w:tcMar>
+              <w:top w:w="70" w:type="dxa"/>
+              <w:left w:w="110" w:type="dxa"/>
+              <w:bottom w:w="70" w:type="dxa"/>
+              <w:right w:w="110" w:type="dxa"/>
+            </w:tcMar>
+          </w:tcPr>
+          <w:p>
+            <w:r>
+              <w:rPr>
+                <w:sz w:val="19"/>
+                <w:szCs w:val="19"/>
+              </w:rPr>
+              <w:t xml:space="preserve">Familiares</w:t>
+            </w:r>
+          </w:p>
+        </w:tc>
+        <w:tc>
+          <w:tcPr>
+            <w:tcW w:w="3300" w:type="dxa"/>
+            <w:tcBorders>
+              <w:top w:val="single" w:sz="4" w:space="0" w:color="D0D5DD"/>
+              <w:left w:val="single" w:sz="4" w:space="0" w:color="D0D5DD"/>
+              <w:bottom w:val="single" w:sz="4" w:space="0" w:color="D0D5DD"/>
+              <w:right w:val="single" w:sz="4" w:space="0" w:color="D0D5DD"/>
+            </w:tcBorders>
+            <w:tcMar>
+              <w:top w:w="70" w:type="dxa"/>
+              <w:left w:w="110" w:type="dxa"/>
+              <w:bottom w:w="70" w:type="dxa"/>
+              <w:right w:w="110" w:type="dxa"/>
+            </w:tcMar>
+          </w:tcPr>
+          <w:p>
+            <w:r>
+              <w:rPr>
+                <w:rFonts w:ascii="Consolas" w:eastAsia="Consolas" w:hAnsi="Consolas" w:cs="Consolas"/>
+                <w:color w:val="B42318"/>
+                <w:sz w:val="19"/>
+                <w:szCs w:val="19"/>
+              </w:rPr>
+              <w:t xml:space="preserve">psi_familiares.persona_id_A</w:t>
+            </w:r>
+            <w:r>
+              <w:rPr>
+                <w:sz w:val="19"/>
+                <w:szCs w:val="19"/>
+              </w:rPr>
+              <w:t xml:space="preserve"> y </w:t>
+            </w:r>
+            <w:r>
+              <w:rPr>
+                <w:rFonts w:ascii="Consolas" w:eastAsia="Consolas" w:hAnsi="Consolas" w:cs="Consolas"/>
+                <w:color w:val="B42318"/>
+                <w:sz w:val="19"/>
+                <w:szCs w:val="19"/>
+              </w:rPr>
+              <w:t xml:space="preserve">persona_id_B</w:t>
+            </w:r>
+          </w:p>
+        </w:tc>
+        <w:tc>
+          <w:tcPr>
+            <w:tcW w:w="3660" w:type="dxa"/>
+            <w:tcBorders>
+              <w:top w:val="single" w:sz="4" w:space="0" w:color="D0D5DD"/>
+              <w:left w:val="single" w:sz="4" w:space="0" w:color="D0D5DD"/>
+              <w:bottom w:val="single" w:sz="4" w:space="0" w:color="D0D5DD"/>
+              <w:right w:val="single" w:sz="4" w:space="0" w:color="D0D5DD"/>
+            </w:tcBorders>
+            <w:tcMar>
+              <w:top w:w="70" w:type="dxa"/>
+              <w:left w:w="110" w:type="dxa"/>
+              <w:bottom w:w="70" w:type="dxa"/>
+              <w:right w:w="110" w:type="dxa"/>
+            </w:tcMar>
+          </w:tcPr>
+          <w:p>
+            <w:r>
+              <w:rPr>
+                <w:rFonts w:ascii="Consolas" w:eastAsia="Consolas" w:hAnsi="Consolas" w:cs="Consolas"/>
+                <w:color w:val="B42318"/>
+                <w:sz w:val="19"/>
+                <w:szCs w:val="19"/>
+              </w:rPr>
+              <w:t xml:space="preserve">LEFT JOIN … IS NULL</w:t>
+            </w:r>
+            <w:r>
+              <w:rPr>
+                <w:sz w:val="19"/>
+                <w:szCs w:val="19"/>
+              </w:rPr>
+              <w:t xml:space="preserve"> por cada columna (e y f): los dos sentidos</w:t>
+            </w:r>
+          </w:p>
+        </w:tc>
+      </w:tr>
+      <w:tr>
+        <w:tblPrEx>
+          <w:tblCellMar>
+            <w:top w:w="0" w:type="dxa"/>
+            <w:bottom w:w="0" w:type="dxa"/>
+          </w:tblCellMar>
+        </w:tblPrEx>
+        <w:trPr>
+          <w:cantSplit/>
+        </w:trPr>
+        <w:tc>
+          <w:tcPr>
+            <w:tcW w:w="2400" w:type="dxa"/>
+            <w:tcBorders>
+              <w:top w:val="single" w:sz="4" w:space="0" w:color="D0D5DD"/>
+              <w:left w:val="single" w:sz="4" w:space="0" w:color="D0D5DD"/>
+              <w:bottom w:val="single" w:sz="4" w:space="0" w:color="D0D5DD"/>
+              <w:right w:val="single" w:sz="4" w:space="0" w:color="D0D5DD"/>
+            </w:tcBorders>
+            <w:tcMar>
+              <w:top w:w="70" w:type="dxa"/>
+              <w:left w:w="110" w:type="dxa"/>
+              <w:bottom w:w="70" w:type="dxa"/>
+              <w:right w:w="110" w:type="dxa"/>
+            </w:tcMar>
+          </w:tcPr>
+          <w:p>
+            <w:r>
+              <w:rPr>
+                <w:sz w:val="19"/>
+                <w:szCs w:val="19"/>
+              </w:rPr>
+              <w:t xml:space="preserve">Evaluaciones de campo</w:t>
+            </w:r>
+          </w:p>
+        </w:tc>
+        <w:tc>
+          <w:tcPr>
+            <w:tcW w:w="3300" w:type="dxa"/>
+            <w:tcBorders>
+              <w:top w:val="single" w:sz="4" w:space="0" w:color="D0D5DD"/>
+              <w:left w:val="single" w:sz="4" w:space="0" w:color="D0D5DD"/>
+              <w:bottom w:val="single" w:sz="4" w:space="0" w:color="D0D5DD"/>
+              <w:right w:val="single" w:sz="4" w:space="0" w:color="D0D5DD"/>
+            </w:tcBorders>
+            <w:tcMar>
+              <w:top w:w="70" w:type="dxa"/>
+              <w:left w:w="110" w:type="dxa"/>
+              <w:bottom w:w="70" w:type="dxa"/>
+              <w:right w:w="110" w:type="dxa"/>
+            </w:tcMar>
+          </w:tcPr>
+          <w:p>
+            <w:r>
+              <w:rPr>
+                <w:rFonts w:ascii="Consolas" w:eastAsia="Consolas" w:hAnsi="Consolas" w:cs="Consolas"/>
+                <w:color w:val="B42318"/>
+                <w:sz w:val="19"/>
+                <w:szCs w:val="19"/>
+              </w:rPr>
+              <w:t xml:space="preserve">psi_campo_evaluaciones</w:t>
+            </w:r>
+            <w:r>
+              <w:rPr>
+                <w:sz w:val="19"/>
+                <w:szCs w:val="19"/>
+              </w:rPr>
+              <w:t xml:space="preserve"> y </w:t>
+            </w:r>
+            <w:r>
+              <w:rPr>
+                <w:rFonts w:ascii="Consolas" w:eastAsia="Consolas" w:hAnsi="Consolas" w:cs="Consolas"/>
+                <w:color w:val="B42318"/>
+                <w:sz w:val="19"/>
+                <w:szCs w:val="19"/>
+              </w:rPr>
+              <w:t xml:space="preserve">psi_campo_evaluaciones_centro</w:t>
+            </w:r>
+            <w:r>
+              <w:rPr>
+                <w:sz w:val="19"/>
+                <w:szCs w:val="19"/>
+              </w:rPr>
+              <w:t xml:space="preserve"> (</w:t>
+            </w:r>
+            <w:r>
+              <w:rPr>
+                <w:rFonts w:ascii="Consolas" w:eastAsia="Consolas" w:hAnsi="Consolas" w:cs="Consolas"/>
+                <w:color w:val="B42318"/>
+                <w:sz w:val="19"/>
+                <w:szCs w:val="19"/>
+              </w:rPr>
+              <w:t xml:space="preserve">persona_id</w:t>
+            </w:r>
+            <w:r>
+              <w:rPr>
+                <w:sz w:val="19"/>
+                <w:szCs w:val="19"/>
+              </w:rPr>
+              <w:t xml:space="preserve">)</w:t>
+            </w:r>
+          </w:p>
+        </w:tc>
+        <w:tc>
+          <w:tcPr>
+            <w:tcW w:w="3660" w:type="dxa"/>
+            <w:tcBorders>
+              <w:top w:val="single" w:sz="4" w:space="0" w:color="D0D5DD"/>
+              <w:left w:val="single" w:sz="4" w:space="0" w:color="D0D5DD"/>
+              <w:bottom w:val="single" w:sz="4" w:space="0" w:color="D0D5DD"/>
+              <w:right w:val="single" w:sz="4" w:space="0" w:color="D0D5DD"/>
+            </w:tcBorders>
+            <w:tcMar>
+              <w:top w:w="70" w:type="dxa"/>
+              <w:left w:w="110" w:type="dxa"/>
+              <w:bottom w:w="70" w:type="dxa"/>
+              <w:right w:w="110" w:type="dxa"/>
+            </w:tcMar>
+          </w:tcPr>
+          <w:p>
+            <w:r>
+              <w:rPr>
+                <w:rFonts w:ascii="Consolas" w:eastAsia="Consolas" w:hAnsi="Consolas" w:cs="Consolas"/>
+                <w:color w:val="B42318"/>
+                <w:sz w:val="19"/>
+                <w:szCs w:val="19"/>
+              </w:rPr>
+              <w:t xml:space="preserve">LEFT JOIN … IS NULL</w:t>
+            </w:r>
+            <w:r>
+              <w:rPr>
+                <w:sz w:val="19"/>
+                <w:szCs w:val="19"/>
+              </w:rPr>
+              <w:t xml:space="preserve"> (g y h), solo si la tabla existe (</w:t>
+            </w:r>
+            <w:r>
+              <w:rPr>
+                <w:rFonts w:ascii="Consolas" w:eastAsia="Consolas" w:hAnsi="Consolas" w:cs="Consolas"/>
+                <w:color w:val="B42318"/>
+                <w:sz w:val="19"/>
+                <w:szCs w:val="19"/>
+              </w:rPr>
+              <w:t xml:space="preserve">_tabla_existe</w:t>
+            </w:r>
+            <w:r>
+              <w:rPr>
+                <w:sz w:val="19"/>
+                <w:szCs w:val="19"/>
+              </w:rPr>
+              <w:t xml:space="preserve">)</w:t>
+            </w:r>
+          </w:p>
+        </w:tc>
+      </w:tr>
+      <w:tr>
+        <w:tblPrEx>
+          <w:tblCellMar>
+            <w:top w:w="0" w:type="dxa"/>
+            <w:bottom w:w="0" w:type="dxa"/>
+          </w:tblCellMar>
+        </w:tblPrEx>
+        <w:trPr>
+          <w:cantSplit/>
+        </w:trPr>
+        <w:tc>
+          <w:tcPr>
+            <w:tcW w:w="2400" w:type="dxa"/>
+            <w:tcBorders>
+              <w:top w:val="single" w:sz="4" w:space="0" w:color="D0D5DD"/>
+              <w:left w:val="single" w:sz="4" w:space="0" w:color="D0D5DD"/>
+              <w:bottom w:val="single" w:sz="4" w:space="0" w:color="D0D5DD"/>
+              <w:right w:val="single" w:sz="4" w:space="0" w:color="D0D5DD"/>
+            </w:tcBorders>
+            <w:tcMar>
+              <w:top w:w="70" w:type="dxa"/>
+              <w:left w:w="110" w:type="dxa"/>
+              <w:bottom w:w="70" w:type="dxa"/>
+              <w:right w:w="110" w:type="dxa"/>
+            </w:tcMar>
+          </w:tcPr>
+          <w:p>
+            <w:r>
+              <w:rPr>
+                <w:sz w:val="19"/>
+                <w:szCs w:val="19"/>
+              </w:rPr>
+              <w:t xml:space="preserve">Responsable</w:t>
+            </w:r>
+          </w:p>
+        </w:tc>
+        <w:tc>
+          <w:tcPr>
+            <w:tcW w:w="3300" w:type="dxa"/>
+            <w:tcBorders>
+              <w:top w:val="single" w:sz="4" w:space="0" w:color="D0D5DD"/>
+              <w:left w:val="single" w:sz="4" w:space="0" w:color="D0D5DD"/>
+              <w:bottom w:val="single" w:sz="4" w:space="0" w:color="D0D5DD"/>
+              <w:right w:val="single" w:sz="4" w:space="0" w:color="D0D5DD"/>
+            </w:tcBorders>
+            <w:tcMar>
+              <w:top w:w="70" w:type="dxa"/>
+              <w:left w:w="110" w:type="dxa"/>
+              <w:bottom w:w="70" w:type="dxa"/>
+              <w:right w:w="110" w:type="dxa"/>
+            </w:tcMar>
+          </w:tcPr>
+          <w:p>
+            <w:r>
+              <w:rPr>
+                <w:rFonts w:ascii="Consolas" w:eastAsia="Consolas" w:hAnsi="Consolas" w:cs="Consolas"/>
+                <w:color w:val="B42318"/>
+                <w:sz w:val="19"/>
+                <w:szCs w:val="19"/>
+              </w:rPr>
+              <w:t xml:space="preserve">persona_id_responsable</w:t>
+            </w:r>
+            <w:r>
+              <w:rPr>
+                <w:sz w:val="19"/>
+                <w:szCs w:val="19"/>
+              </w:rPr>
+              <w:t xml:space="preserve"> de </w:t>
+            </w:r>
+            <w:r>
+              <w:rPr>
+                <w:rFonts w:ascii="Consolas" w:eastAsia="Consolas" w:hAnsi="Consolas" w:cs="Consolas"/>
+                <w:color w:val="B42318"/>
+                <w:sz w:val="19"/>
+                <w:szCs w:val="19"/>
+              </w:rPr>
+              <w:t xml:space="preserve">psi_pacientes_x_jornada</w:t>
+            </w:r>
+            <w:r>
+              <w:rPr>
+                <w:sz w:val="19"/>
+                <w:szCs w:val="19"/>
+              </w:rPr>
+              <w:t xml:space="preserve"> y </w:t>
+            </w:r>
+            <w:r>
+              <w:rPr>
+                <w:rFonts w:ascii="Consolas" w:eastAsia="Consolas" w:hAnsi="Consolas" w:cs="Consolas"/>
+                <w:color w:val="B42318"/>
+                <w:sz w:val="19"/>
+                <w:szCs w:val="19"/>
+              </w:rPr>
+              <w:t xml:space="preserve">psi_pacientes_x_centros</w:t>
+            </w:r>
+          </w:p>
+        </w:tc>
+        <w:tc>
+          <w:tcPr>
+            <w:tcW w:w="3660" w:type="dxa"/>
+            <w:tcBorders>
+              <w:top w:val="single" w:sz="4" w:space="0" w:color="D0D5DD"/>
+              <w:left w:val="single" w:sz="4" w:space="0" w:color="D0D5DD"/>
+              <w:bottom w:val="single" w:sz="4" w:space="0" w:color="D0D5DD"/>
+              <w:right w:val="single" w:sz="4" w:space="0" w:color="D0D5DD"/>
+            </w:tcBorders>
+            <w:tcMar>
+              <w:top w:w="70" w:type="dxa"/>
+              <w:left w:w="110" w:type="dxa"/>
+              <w:bottom w:w="70" w:type="dxa"/>
+              <w:right w:w="110" w:type="dxa"/>
+            </w:tcMar>
+          </w:tcPr>
+          <w:p>
+            <w:r>
+              <w:rPr>
+                <w:rFonts w:ascii="Consolas" w:eastAsia="Consolas" w:hAnsi="Consolas" w:cs="Consolas"/>
+                <w:color w:val="B42318"/>
+                <w:sz w:val="19"/>
+                <w:szCs w:val="19"/>
+              </w:rPr>
+              <w:t xml:space="preserve">NOT IN (SELECT … WHERE … IS NOT NULL)</w:t>
+            </w:r>
+            <w:r>
+              <w:rPr>
+                <w:sz w:val="19"/>
+                <w:szCs w:val="19"/>
+              </w:rPr>
+              <w:t xml:space="preserve">, solo si la columna existe (</w:t>
+            </w:r>
+            <w:r>
+              <w:rPr>
+                <w:rFonts w:ascii="Consolas" w:eastAsia="Consolas" w:hAnsi="Consolas" w:cs="Consolas"/>
+                <w:color w:val="B42318"/>
+                <w:sz w:val="19"/>
+                <w:szCs w:val="19"/>
+              </w:rPr>
+              <w:t xml:space="preserve">_columna_existe</w:t>
+            </w:r>
+            <w:r>
+              <w:rPr>
+                <w:sz w:val="19"/>
+                <w:szCs w:val="19"/>
+              </w:rPr>
+              <w:t xml:space="preserve">)</w:t>
+            </w:r>
+          </w:p>
+        </w:tc>
+      </w:tr>
+      <w:tr>
+        <w:tblPrEx>
+          <w:tblCellMar>
+            <w:top w:w="0" w:type="dxa"/>
+            <w:bottom w:w="0" w:type="dxa"/>
+          </w:tblCellMar>
+        </w:tblPrEx>
+        <w:trPr>
+          <w:cantSplit/>
+        </w:trPr>
+        <w:tc>
+          <w:tcPr>
+            <w:tcW w:w="2400" w:type="dxa"/>
+            <w:tcBorders>
+              <w:top w:val="single" w:sz="4" w:space="0" w:color="D0D5DD"/>
+              <w:left w:val="single" w:sz="4" w:space="0" w:color="D0D5DD"/>
+              <w:bottom w:val="single" w:sz="4" w:space="0" w:color="D0D5DD"/>
+              <w:right w:val="single" w:sz="4" w:space="0" w:color="D0D5DD"/>
+            </w:tcBorders>
+            <w:tcMar>
+              <w:top w:w="70" w:type="dxa"/>
+              <w:left w:w="110" w:type="dxa"/>
+              <w:bottom w:w="70" w:type="dxa"/>
+              <w:right w:w="110" w:type="dxa"/>
+            </w:tcMar>
+          </w:tcPr>
+          <w:p>
+            <w:r>
+              <w:rPr>
+                <w:sz w:val="19"/>
+                <w:szCs w:val="19"/>
+              </w:rPr>
+              <w:t xml:space="preserve">Encuestas</w:t>
+            </w:r>
+          </w:p>
+        </w:tc>
+        <w:tc>
+          <w:tcPr>
+            <w:tcW w:w="3300" w:type="dxa"/>
+            <w:tcBorders>
+              <w:top w:val="single" w:sz="4" w:space="0" w:color="D0D5DD"/>
+              <w:left w:val="single" w:sz="4" w:space="0" w:color="D0D5DD"/>
+              <w:bottom w:val="single" w:sz="4" w:space="0" w:color="D0D5DD"/>
+              <w:right w:val="single" w:sz="4" w:space="0" w:color="D0D5DD"/>
+            </w:tcBorders>
+            <w:tcMar>
+              <w:top w:w="70" w:type="dxa"/>
+              <w:left w:w="110" w:type="dxa"/>
+              <w:bottom w:w="70" w:type="dxa"/>
+              <w:right w:w="110" w:type="dxa"/>
+            </w:tcMar>
+          </w:tcPr>
+          <w:p>
+            <w:r>
+              <w:rPr>
+                <w:rFonts w:ascii="Consolas" w:eastAsia="Consolas" w:hAnsi="Consolas" w:cs="Consolas"/>
+                <w:color w:val="B42318"/>
+                <w:sz w:val="19"/>
+                <w:szCs w:val="19"/>
+              </w:rPr>
+              <w:t xml:space="preserve">encuesta.persona_id</w:t>
+            </w:r>
+            <w:r>
+              <w:rPr>
+                <w:sz w:val="19"/>
+                <w:szCs w:val="19"/>
+              </w:rPr>
+              <w:t xml:space="preserve"> (texto)</w:t>
+            </w:r>
+          </w:p>
+        </w:tc>
+        <w:tc>
+          <w:tcPr>
+            <w:tcW w:w="3660" w:type="dxa"/>
+            <w:tcBorders>
+              <w:top w:val="single" w:sz="4" w:space="0" w:color="D0D5DD"/>
+              <w:left w:val="single" w:sz="4" w:space="0" w:color="D0D5DD"/>
+              <w:bottom w:val="single" w:sz="4" w:space="0" w:color="D0D5DD"/>
+              <w:right w:val="single" w:sz="4" w:space="0" w:color="D0D5DD"/>
+            </w:tcBorders>
+            <w:tcMar>
+              <w:top w:w="70" w:type="dxa"/>
+              <w:left w:w="110" w:type="dxa"/>
+              <w:bottom w:w="70" w:type="dxa"/>
+              <w:right w:w="110" w:type="dxa"/>
+            </w:tcMar>
+          </w:tcPr>
+          <w:p>
+            <w:r>
+              <w:rPr>
+                <w:rFonts w:ascii="Consolas" w:eastAsia="Consolas" w:hAnsi="Consolas" w:cs="Consolas"/>
+                <w:color w:val="B42318"/>
+                <w:sz w:val="19"/>
+                <w:szCs w:val="19"/>
+              </w:rPr>
+              <w:t xml:space="preserve">NOT EXISTS</w:t>
+            </w:r>
+            <w:r>
+              <w:rPr>
+                <w:sz w:val="19"/>
+                <w:szCs w:val="19"/>
+              </w:rPr>
+              <w:t xml:space="preserve"> comparando </w:t>
+            </w:r>
+            <w:r>
+              <w:rPr>
+                <w:rFonts w:ascii="Consolas" w:eastAsia="Consolas" w:hAnsi="Consolas" w:cs="Consolas"/>
+                <w:color w:val="B42318"/>
+                <w:sz w:val="19"/>
+                <w:szCs w:val="19"/>
+              </w:rPr>
+              <w:t xml:space="preserve">BINARY x.persona_id = BINARY CAST(p.persona_id AS CHAR)</w:t>
+            </w:r>
+            <w:r>
+              <w:rPr>
+                <w:sz w:val="19"/>
+                <w:szCs w:val="19"/>
+              </w:rPr>
+              <w:t xml:space="preserve">, solo si la tabla existe</w:t>
+            </w:r>
+          </w:p>
+        </w:tc>
+      </w:tr>
+    </w:tbl>
+    <w:p>
+      <w:pPr>
+        <w:spacing w:after="120"/>
+      </w:pPr>
+    </w:p>
+    <w:p>
+      <w:pPr>
+        <w:pStyle w:val="Prrafodelista"/>
+        <w:numPr>
+          <w:ilvl w:val="0"/>
+          <w:numId w:val="2"/>
+        </w:numPr>
+        <w:spacing w:after="60"/>
+      </w:pPr>
+      <w:r>
+        <w:t xml:space="preserve">Los anti-joins van de mayor a menor poder de descarte (casi todos tienen jornada; de los que no, la mayoría tiene evaluaciones). </w:t>
+      </w:r>
+      <w:r>
+        <w:rPr>
+          <w:rFonts w:ascii="Consolas" w:eastAsia="Consolas" w:hAnsi="Consolas" w:cs="Consolas"/>
+          <w:color w:val="B42318"/>
+          <w:sz w:val="19"/>
+          <w:szCs w:val="19"/>
+        </w:rPr>
+        <w:t xml:space="preserve">persona_id_responsable</w:t>
+      </w:r>
+      <w:r>
+        <w:t xml:space="preserve"> no tiene índice: se materializa con </w:t>
+      </w:r>
+      <w:r>
+        <w:rPr>
+          <w:rFonts w:ascii="Consolas" w:eastAsia="Consolas" w:hAnsi="Consolas" w:cs="Consolas"/>
+          <w:color w:val="B42318"/>
+          <w:sz w:val="19"/>
+          <w:szCs w:val="19"/>
+        </w:rPr>
+        <w:t xml:space="preserve">NOT IN</w:t>
+      </w:r>
+      <w:r>
+        <w:t xml:space="preserve"> una sola vez en vez de recorrerse por cada persona.</w:t>
+      </w:r>
+    </w:p>
+    <w:p>
+      <w:pPr>
+        <w:pStyle w:val="Prrafodelista"/>
+        <w:numPr>
+          <w:ilvl w:val="0"/>
+          <w:numId w:val="2"/>
+        </w:numPr>
+        <w:spacing w:after="60"/>
+      </w:pPr>
+      <w:r>
+        <w:t xml:space="preserve">La comparación de </w:t>
+      </w:r>
+      <w:r>
+        <w:rPr>
+          <w:rFonts w:ascii="Consolas" w:eastAsia="Consolas" w:hAnsi="Consolas" w:cs="Consolas"/>
+          <w:color w:val="B42318"/>
+          <w:sz w:val="19"/>
+          <w:szCs w:val="19"/>
+        </w:rPr>
+        <w:t xml:space="preserve">encuesta.persona_id</w:t>
+      </w:r>
+      <w:r>
+        <w:t xml:space="preserve"> se hace en </w:t>
+      </w:r>
+      <w:r>
+        <w:rPr>
+          <w:rFonts w:ascii="Consolas" w:eastAsia="Consolas" w:hAnsi="Consolas" w:cs="Consolas"/>
+          <w:color w:val="B42318"/>
+          <w:sz w:val="19"/>
+          <w:szCs w:val="19"/>
+        </w:rPr>
+        <w:t xml:space="preserve">BINARY</w:t>
+      </w:r>
+      <w:r>
+        <w:t xml:space="preserve"> porque la colación de esa columna cambia entre las bases de cada país y una comparación normal falla con el error 1267 (Illegal mix of collations).</w:t>
+      </w:r>
+    </w:p>
+    <w:p>
+      <w:pPr>
+        <w:pStyle w:val="Prrafodelista"/>
+        <w:numPr>
+          <w:ilvl w:val="0"/>
+          <w:numId w:val="2"/>
+        </w:numPr>
+        <w:spacing w:after="60"/>
+      </w:pPr>
+      <w:r>
+        <w:t xml:space="preserve">Las tablas y columnas opcionales se detectan con </w:t>
+      </w:r>
+      <w:r>
+        <w:rPr>
+          <w:rFonts w:ascii="Consolas" w:eastAsia="Consolas" w:hAnsi="Consolas" w:cs="Consolas"/>
+          <w:color w:val="B42318"/>
+          <w:sz w:val="19"/>
+          <w:szCs w:val="19"/>
+        </w:rPr>
+        <w:t xml:space="preserve">information_schema</w:t>
+      </w:r>
+      <w:r>
+        <w:t xml:space="preserve"> en cada llamada, así que el mismo código sirve para las tres bases.</w:t>
+      </w:r>
+    </w:p>
+    <w:p>
+      <w:pPr>
+        <w:pStyle w:val="Ttulo3"/>
+        <w:keepNext/>
+      </w:pPr>
+      <w:r>
+        <w:t xml:space="preserve">Servicio (beneficiarios_huerfanos.py)</w:t>
+      </w:r>
+    </w:p>
+    <w:p>
+      <w:pPr>
+        <w:pStyle w:val="Prrafodelista"/>
+        <w:numPr>
+          <w:ilvl w:val="0"/>
+          <w:numId w:val="2"/>
+        </w:numPr>
+        <w:spacing w:after="60"/>
+      </w:pPr>
+      <w:r>
+        <w:t xml:space="preserve">Constantes </w:t>
+      </w:r>
+      <w:r>
+        <w:rPr>
+          <w:rFonts w:ascii="Consolas" w:eastAsia="Consolas" w:hAnsi="Consolas" w:cs="Consolas"/>
+          <w:color w:val="B42318"/>
+          <w:sz w:val="19"/>
+          <w:szCs w:val="19"/>
+        </w:rPr>
+        <w:t xml:space="preserve">MAX_LISTADO</w:t>
+      </w:r>
+      <w:r>
+        <w:t xml:space="preserve"> = 5000 y </w:t>
+      </w:r>
+      <w:r>
+        <w:rPr>
+          <w:rFonts w:ascii="Consolas" w:eastAsia="Consolas" w:hAnsi="Consolas" w:cs="Consolas"/>
+          <w:color w:val="B42318"/>
+          <w:sz w:val="19"/>
+          <w:szCs w:val="19"/>
+        </w:rPr>
+        <w:t xml:space="preserve">MAX_ELIMINAR</w:t>
+      </w:r>
+      <w:r>
+        <w:t xml:space="preserve"> = 200. </w:t>
+      </w:r>
+      <w:r>
+        <w:rPr>
+          <w:rFonts w:ascii="Consolas" w:eastAsia="Consolas" w:hAnsi="Consolas" w:cs="Consolas"/>
+          <w:color w:val="B42318"/>
+          <w:sz w:val="19"/>
+          <w:szCs w:val="19"/>
+        </w:rPr>
+        <w:t xml:space="preserve">HuerfanosError</w:t>
+      </w:r>
+      <w:r>
+        <w:t xml:space="preserve"> es el error de negocio mostrable al usuario.</w:t>
+      </w:r>
+    </w:p>
+    <w:p>
+      <w:pPr>
+        <w:pStyle w:val="Prrafodelista"/>
+        <w:numPr>
+          <w:ilvl w:val="0"/>
+          <w:numId w:val="2"/>
+        </w:numPr>
+        <w:spacing w:after="60"/>
+      </w:pPr>
+      <w:r>
+        <w:rPr>
+          <w:rFonts w:ascii="Consolas" w:eastAsia="Consolas" w:hAnsi="Consolas" w:cs="Consolas"/>
+          <w:color w:val="B42318"/>
+          <w:sz w:val="19"/>
+          <w:szCs w:val="19"/>
+        </w:rPr>
+        <w:t xml:space="preserve">listar(cursor)</w:t>
+      </w:r>
+      <w:r>
+        <w:t xml:space="preserve">: una sola consulta, ordenada por </w:t>
+      </w:r>
+      <w:r>
+        <w:rPr>
+          <w:rFonts w:ascii="Consolas" w:eastAsia="Consolas" w:hAnsi="Consolas" w:cs="Consolas"/>
+          <w:color w:val="B42318"/>
+          <w:sz w:val="19"/>
+          <w:szCs w:val="19"/>
+        </w:rPr>
+        <w:t xml:space="preserve">control_fecha_creacion DESC, persona_id DESC</w:t>
+      </w:r>
+      <w:r>
+        <w:t xml:space="preserve"> con </w:t>
+      </w:r>
+      <w:r>
+        <w:rPr>
+          <w:rFonts w:ascii="Consolas" w:eastAsia="Consolas" w:hAnsi="Consolas" w:cs="Consolas"/>
+          <w:color w:val="B42318"/>
+          <w:sz w:val="19"/>
+          <w:szCs w:val="19"/>
+        </w:rPr>
+        <w:t xml:space="preserve">LIMIT MAX_LISTADO + 1</w:t>
+      </w:r>
+      <w:r>
+        <w:t xml:space="preserve">; si trae más de </w:t>
+      </w:r>
+      <w:r>
+        <w:rPr>
+          <w:rFonts w:ascii="Consolas" w:eastAsia="Consolas" w:hAnsi="Consolas" w:cs="Consolas"/>
+          <w:color w:val="B42318"/>
+          <w:sz w:val="19"/>
+          <w:szCs w:val="19"/>
+        </w:rPr>
+        <w:t xml:space="preserve">MAX_LISTADO</w:t>
+      </w:r>
+      <w:r>
+        <w:t xml:space="preserve">, </w:t>
+      </w:r>
+      <w:r>
+        <w:rPr>
+          <w:rFonts w:ascii="Consolas" w:eastAsia="Consolas" w:hAnsi="Consolas" w:cs="Consolas"/>
+          <w:color w:val="B42318"/>
+          <w:sz w:val="19"/>
+          <w:szCs w:val="19"/>
+        </w:rPr>
+        <w:t xml:space="preserve">truncado</w:t>
+      </w:r>
+      <w:r>
+        <w:t xml:space="preserve"> es verdadero. Por persona devuelve </w:t>
+      </w:r>
+      <w:r>
+        <w:rPr>
+          <w:rFonts w:ascii="Consolas" w:eastAsia="Consolas" w:hAnsi="Consolas" w:cs="Consolas"/>
+          <w:color w:val="B42318"/>
+          <w:sz w:val="19"/>
+          <w:szCs w:val="19"/>
+        </w:rPr>
+        <w:t xml:space="preserve">persona_id</w:t>
+      </w:r>
+      <w:r>
+        <w:t xml:space="preserve"> (texto), </w:t>
+      </w:r>
+      <w:r>
+        <w:rPr>
+          <w:rFonts w:ascii="Consolas" w:eastAsia="Consolas" w:hAnsi="Consolas" w:cs="Consolas"/>
+          <w:color w:val="B42318"/>
+          <w:sz w:val="19"/>
+          <w:szCs w:val="19"/>
+        </w:rPr>
+        <w:t xml:space="preserve">id_digisalud</w:t>
+      </w:r>
+      <w:r>
+        <w:t xml:space="preserve">, </w:t>
+      </w:r>
+      <w:r>
+        <w:rPr>
+          <w:rFonts w:ascii="Consolas" w:eastAsia="Consolas" w:hAnsi="Consolas" w:cs="Consolas"/>
+          <w:color w:val="B42318"/>
+          <w:sz w:val="19"/>
+          <w:szCs w:val="19"/>
+        </w:rPr>
+        <w:t xml:space="preserve">nombres</w:t>
+      </w:r>
+      <w:r>
+        <w:t xml:space="preserve">, </w:t>
+      </w:r>
+      <w:r>
+        <w:rPr>
+          <w:rFonts w:ascii="Consolas" w:eastAsia="Consolas" w:hAnsi="Consolas" w:cs="Consolas"/>
+          <w:color w:val="B42318"/>
+          <w:sz w:val="19"/>
+          <w:szCs w:val="19"/>
+        </w:rPr>
+        <w:t xml:space="preserve">apellidos</w:t>
+      </w:r>
+      <w:r>
+        <w:t xml:space="preserve">, </w:t>
+      </w:r>
+      <w:r>
+        <w:rPr>
+          <w:rFonts w:ascii="Consolas" w:eastAsia="Consolas" w:hAnsi="Consolas" w:cs="Consolas"/>
+          <w:color w:val="B42318"/>
+          <w:sz w:val="19"/>
+          <w:szCs w:val="19"/>
+        </w:rPr>
+        <w:t xml:space="preserve">sexo</w:t>
+      </w:r>
+      <w:r>
+        <w:t xml:space="preserve">, </w:t>
+      </w:r>
+      <w:r>
+        <w:rPr>
+          <w:rFonts w:ascii="Consolas" w:eastAsia="Consolas" w:hAnsi="Consolas" w:cs="Consolas"/>
+          <w:color w:val="B42318"/>
+          <w:sz w:val="19"/>
+          <w:szCs w:val="19"/>
+        </w:rPr>
+        <w:t xml:space="preserve">fecha_nacimiento</w:t>
+      </w:r>
+      <w:r>
+        <w:t xml:space="preserve"> (ISO), </w:t>
+      </w:r>
+      <w:r>
+        <w:rPr>
+          <w:rFonts w:ascii="Consolas" w:eastAsia="Consolas" w:hAnsi="Consolas" w:cs="Consolas"/>
+          <w:color w:val="B42318"/>
+          <w:sz w:val="19"/>
+          <w:szCs w:val="19"/>
+        </w:rPr>
+        <w:t xml:space="preserve">fecha_registro</w:t>
+      </w:r>
+      <w:r>
+        <w:t xml:space="preserve"> («AAAA-MM-DD HH:MM», de </w:t>
+      </w:r>
+      <w:r>
+        <w:rPr>
+          <w:rFonts w:ascii="Consolas" w:eastAsia="Consolas" w:hAnsi="Consolas" w:cs="Consolas"/>
+          <w:color w:val="B42318"/>
+          <w:sz w:val="19"/>
+          <w:szCs w:val="19"/>
+        </w:rPr>
+        <w:t xml:space="preserve">control_fecha_creacion</w:t>
+      </w:r>
+      <w:r>
+        <w:t xml:space="preserve">), </w:t>
+      </w:r>
+      <w:r>
+        <w:rPr>
+          <w:rFonts w:ascii="Consolas" w:eastAsia="Consolas" w:hAnsi="Consolas" w:cs="Consolas"/>
+          <w:color w:val="B42318"/>
+          <w:sz w:val="19"/>
+          <w:szCs w:val="19"/>
+        </w:rPr>
+        <w:t xml:space="preserve">origen</w:t>
+      </w:r>
+      <w:r>
+        <w:t xml:space="preserve"> (</w:t>
+      </w:r>
+      <w:r>
+        <w:rPr>
+          <w:rFonts w:ascii="Consolas" w:eastAsia="Consolas" w:hAnsi="Consolas" w:cs="Consolas"/>
+          <w:color w:val="B42318"/>
+          <w:sz w:val="19"/>
+          <w:szCs w:val="19"/>
+        </w:rPr>
+        <w:t xml:space="preserve">registro_source</w:t>
+      </w:r>
+      <w:r>
+        <w:t xml:space="preserve">) y </w:t>
+      </w:r>
+      <w:r>
+        <w:rPr>
+          <w:rFonts w:ascii="Consolas" w:eastAsia="Consolas" w:hAnsi="Consolas" w:cs="Consolas"/>
+          <w:color w:val="B42318"/>
+          <w:sz w:val="19"/>
+          <w:szCs w:val="19"/>
+        </w:rPr>
+        <w:t xml:space="preserve">registrado_por</w:t>
+      </w:r>
+      <w:r>
+        <w:t xml:space="preserve"> (</w:t>
+      </w:r>
+      <w:r>
+        <w:rPr>
+          <w:rFonts w:ascii="Consolas" w:eastAsia="Consolas" w:hAnsi="Consolas" w:cs="Consolas"/>
+          <w:color w:val="B42318"/>
+          <w:sz w:val="19"/>
+          <w:szCs w:val="19"/>
+        </w:rPr>
+        <w:t xml:space="preserve">psi_usuarios.usuario_username</w:t>
+      </w:r>
+      <w:r>
+        <w:t xml:space="preserve"> según </w:t>
+      </w:r>
+      <w:r>
+        <w:rPr>
+          <w:rFonts w:ascii="Consolas" w:eastAsia="Consolas" w:hAnsi="Consolas" w:cs="Consolas"/>
+          <w:color w:val="B42318"/>
+          <w:sz w:val="19"/>
+          <w:szCs w:val="19"/>
+        </w:rPr>
+        <w:t xml:space="preserve">control_usuario_creacion</w:t>
+      </w:r>
+      <w:r>
+        <w:t xml:space="preserve">; el </w:t>
+      </w:r>
+      <w:r>
+        <w:rPr>
+          <w:rFonts w:ascii="Consolas" w:eastAsia="Consolas" w:hAnsi="Consolas" w:cs="Consolas"/>
+          <w:color w:val="B42318"/>
+          <w:sz w:val="19"/>
+          <w:szCs w:val="19"/>
+        </w:rPr>
+        <w:t xml:space="preserve">LEFT JOIN</w:t>
+      </w:r>
+      <w:r>
+        <w:t xml:space="preserve"> solo se arma si </w:t>
+      </w:r>
+      <w:r>
+        <w:rPr>
+          <w:rFonts w:ascii="Consolas" w:eastAsia="Consolas" w:hAnsi="Consolas" w:cs="Consolas"/>
+          <w:color w:val="B42318"/>
+          <w:sz w:val="19"/>
+          <w:szCs w:val="19"/>
+        </w:rPr>
+        <w:t xml:space="preserve">psi_usuarios</w:t>
+      </w:r>
+      <w:r>
+        <w:t xml:space="preserve"> existe).</w:t>
+      </w:r>
+    </w:p>
+    <w:p>
+      <w:pPr>
+        <w:pStyle w:val="Prrafodelista"/>
+        <w:numPr>
+          <w:ilvl w:val="0"/>
+          <w:numId w:val="2"/>
+        </w:numPr>
+        <w:spacing w:after="60"/>
+      </w:pPr>
+      <w:r>
+        <w:rPr>
+          <w:rFonts w:ascii="Consolas" w:eastAsia="Consolas" w:hAnsi="Consolas" w:cs="Consolas"/>
+          <w:color w:val="B42318"/>
+          <w:sz w:val="19"/>
+          <w:szCs w:val="19"/>
+        </w:rPr>
+        <w:t xml:space="preserve">eliminar(cursor, persona_ids)</w:t>
+      </w:r>
+      <w:r>
+        <w:t xml:space="preserve">: normaliza los ids (enteros, sin repetir, ordenados) y exige entre 1 y </w:t>
+      </w:r>
+      <w:r>
+        <w:rPr>
+          <w:rFonts w:ascii="Consolas" w:eastAsia="Consolas" w:hAnsi="Consolas" w:cs="Consolas"/>
+          <w:color w:val="B42318"/>
+          <w:sz w:val="19"/>
+          <w:szCs w:val="19"/>
+        </w:rPr>
+        <w:t xml:space="preserve">MAX_ELIMINAR</w:t>
+      </w:r>
+      <w:r>
+        <w:t xml:space="preserve">; bloquea las filas con </w:t>
+      </w:r>
+      <w:r>
+        <w:rPr>
+          <w:rFonts w:ascii="Consolas" w:eastAsia="Consolas" w:hAnsi="Consolas" w:cs="Consolas"/>
+          <w:color w:val="B42318"/>
+          <w:sz w:val="19"/>
+          <w:szCs w:val="19"/>
+        </w:rPr>
+        <w:t xml:space="preserve">SELECT … FOR UPDATE</w:t>
+      </w:r>
+      <w:r>
+        <w:t xml:space="preserve">, recomprueba el criterio con </w:t>
+      </w:r>
+      <w:r>
+        <w:rPr>
+          <w:rFonts w:ascii="Consolas" w:eastAsia="Consolas" w:hAnsi="Consolas" w:cs="Consolas"/>
+          <w:color w:val="B42318"/>
+          <w:sz w:val="19"/>
+          <w:szCs w:val="19"/>
+        </w:rPr>
+        <w:t xml:space="preserve">_fragmentos</w:t>
+      </w:r>
+      <w:r>
+        <w:t xml:space="preserve"> y borra solo a quienes siguen siendo huérfanos. Devuelve </w:t>
+      </w:r>
+      <w:r>
+        <w:rPr>
+          <w:rFonts w:ascii="Consolas" w:eastAsia="Consolas" w:hAnsi="Consolas" w:cs="Consolas"/>
+          <w:color w:val="B42318"/>
+          <w:sz w:val="19"/>
+          <w:szCs w:val="19"/>
+        </w:rPr>
+        <w:t xml:space="preserve">eliminados</w:t>
+      </w:r>
+      <w:r>
+        <w:t xml:space="preserve">, </w:t>
+      </w:r>
+      <w:r>
+        <w:rPr>
+          <w:rFonts w:ascii="Consolas" w:eastAsia="Consolas" w:hAnsi="Consolas" w:cs="Consolas"/>
+          <w:color w:val="B42318"/>
+          <w:sz w:val="19"/>
+          <w:szCs w:val="19"/>
+        </w:rPr>
+        <w:t xml:space="preserve">omitidos</w:t>
+      </w:r>
+      <w:r>
+        <w:t xml:space="preserve"> (existen pero ya tienen algún vínculo), </w:t>
+      </w:r>
+      <w:r>
+        <w:rPr>
+          <w:rFonts w:ascii="Consolas" w:eastAsia="Consolas" w:hAnsi="Consolas" w:cs="Consolas"/>
+          <w:color w:val="B42318"/>
+          <w:sz w:val="19"/>
+          <w:szCs w:val="19"/>
+        </w:rPr>
+        <w:t xml:space="preserve">inexistentes</w:t>
+      </w:r>
+      <w:r>
+        <w:t xml:space="preserve"> (alguien los eliminó antes) e </w:t>
+      </w:r>
+      <w:r>
+        <w:rPr>
+          <w:rFonts w:ascii="Consolas" w:eastAsia="Consolas" w:hAnsi="Consolas" w:cs="Consolas"/>
+          <w:color w:val="B42318"/>
+          <w:sz w:val="19"/>
+          <w:szCs w:val="19"/>
+        </w:rPr>
+        <w:t xml:space="preserve">ids_eliminados</w:t>
+      </w:r>
+      <w:r>
+        <w:t xml:space="preserve"> (solo para el log).</w:t>
+      </w:r>
+    </w:p>
+    <w:p>
+      <w:pPr>
+        <w:pStyle w:val="Prrafodelista"/>
+        <w:numPr>
+          <w:ilvl w:val="0"/>
+          <w:numId w:val="2"/>
+        </w:numPr>
+        <w:spacing w:after="60"/>
+      </w:pPr>
+      <w:r>
+        <w:t xml:space="preserve">No hace commit ni rollback: lo decide el endpoint.</w:t>
+      </w:r>
+    </w:p>
+    <w:p>
+      <w:pPr>
+        <w:pStyle w:val="Ttulo3"/>
+        <w:keepNext/>
+      </w:pPr>
+      <w:r>
+        <w:t xml:space="preserve">Orden de ejecución</w:t>
+      </w:r>
+    </w:p>
+    <w:p>
+      <w:pPr>
+        <w:spacing w:after="120"/>
+      </w:pPr>
+      <w:r>
+        <w:rPr>
+          <w:rFonts w:ascii="Consolas" w:eastAsia="Consolas" w:hAnsi="Consolas" w:cs="Consolas"/>
+          <w:color w:val="B42318"/>
+          <w:sz w:val="19"/>
+          <w:szCs w:val="19"/>
+        </w:rPr>
+        <w:t xml:space="preserve">POST /api/huerfanos/eliminar</w:t>
+      </w:r>
+      <w:r>
+        <w:t xml:space="preserve"> hace, en este orden:</w:t>
+      </w:r>
+    </w:p>
+    <w:p>
+      <w:pPr>
+        <w:pStyle w:val="Prrafodelista"/>
+        <w:numPr>
+          <w:ilvl w:val="0"/>
+          <w:numId w:val="6"/>
+        </w:numPr>
+        <w:spacing w:after="60"/>
+      </w:pPr>
+      <w:r>
+        <w:t xml:space="preserve">Valida la sesión (401), el país contra </w:t>
+      </w:r>
+      <w:r>
+        <w:rPr>
+          <w:rFonts w:ascii="Consolas" w:eastAsia="Consolas" w:hAnsi="Consolas" w:cs="Consolas"/>
+          <w:color w:val="B42318"/>
+          <w:sz w:val="19"/>
+          <w:szCs w:val="19"/>
+        </w:rPr>
+        <w:t xml:space="preserve">PAISES_VALIDOS</w:t>
+      </w:r>
+      <w:r>
+        <w:t xml:space="preserve"> (400) y el cuerpo (</w:t>
+      </w:r>
+      <w:r>
+        <w:rPr>
+          <w:rFonts w:ascii="Consolas" w:eastAsia="Consolas" w:hAnsi="Consolas" w:cs="Consolas"/>
+          <w:color w:val="B42318"/>
+          <w:sz w:val="19"/>
+          <w:szCs w:val="19"/>
+        </w:rPr>
+        <w:t xml:space="preserve">persona_ids: list[int]</w:t>
+      </w:r>
+      <w:r>
+        <w:t xml:space="preserve">).</w:t>
+      </w:r>
+    </w:p>
+    <w:p>
+      <w:pPr>
+        <w:pStyle w:val="Prrafodelista"/>
+        <w:numPr>
+          <w:ilvl w:val="0"/>
+          <w:numId w:val="6"/>
+        </w:numPr>
+        <w:spacing w:after="60"/>
+      </w:pPr>
+      <w:r>
+        <w:t xml:space="preserve">Abre la conexión del país y llama a </w:t>
+      </w:r>
+      <w:r>
+        <w:rPr>
+          <w:rFonts w:ascii="Consolas" w:eastAsia="Consolas" w:hAnsi="Consolas" w:cs="Consolas"/>
+          <w:color w:val="B42318"/>
+          <w:sz w:val="19"/>
+          <w:szCs w:val="19"/>
+        </w:rPr>
+        <w:t xml:space="preserve">eliminar(cursor, persona_ids)</w:t>
+      </w:r>
+      <w:r>
+        <w:t xml:space="preserve">; la petición vacía o de más de 200 ids se rechaza con </w:t>
+      </w:r>
+      <w:r>
+        <w:rPr>
+          <w:rFonts w:ascii="Consolas" w:eastAsia="Consolas" w:hAnsi="Consolas" w:cs="Consolas"/>
+          <w:color w:val="B42318"/>
+          <w:sz w:val="19"/>
+          <w:szCs w:val="19"/>
+        </w:rPr>
+        <w:t xml:space="preserve">HuerfanosError</w:t>
+      </w:r>
+      <w:r>
+        <w:t xml:space="preserve"> (400).</w:t>
+      </w:r>
+    </w:p>
+    <w:p>
+      <w:pPr>
+        <w:pStyle w:val="Prrafodelista"/>
+        <w:numPr>
+          <w:ilvl w:val="0"/>
+          <w:numId w:val="6"/>
+        </w:numPr>
+        <w:spacing w:after="60"/>
+      </w:pPr>
+      <w:r>
+        <w:rPr>
+          <w:rFonts w:ascii="Consolas" w:eastAsia="Consolas" w:hAnsi="Consolas" w:cs="Consolas"/>
+          <w:color w:val="B42318"/>
+          <w:sz w:val="19"/>
+          <w:szCs w:val="19"/>
+        </w:rPr>
+        <w:t xml:space="preserve">SELECT persona_id FROM psi_personas WHERE persona_id IN (…) FOR UPDATE</w:t>
+      </w:r>
+      <w:r>
+        <w:t xml:space="preserve"> bloquea las filas.</w:t>
+      </w:r>
+    </w:p>
+    <w:p>
+      <w:pPr>
+        <w:pStyle w:val="Prrafodelista"/>
+        <w:numPr>
+          <w:ilvl w:val="0"/>
+          <w:numId w:val="6"/>
+        </w:numPr>
+        <w:spacing w:after="60"/>
+      </w:pPr>
+      <w:r>
+        <w:t xml:space="preserve">Vuelve a ejecutar el criterio sobre esos ids; quien haya ganado algún vínculo desde que se mostró la lista queda fuera del borrado y se cuenta como </w:t>
+      </w:r>
+      <w:r>
+        <w:rPr>
+          <w:rFonts w:ascii="Consolas" w:eastAsia="Consolas" w:hAnsi="Consolas" w:cs="Consolas"/>
+          <w:color w:val="B42318"/>
+          <w:sz w:val="19"/>
+          <w:szCs w:val="19"/>
+        </w:rPr>
+        <w:t xml:space="preserve">omitido</w:t>
+      </w:r>
+      <w:r>
+        <w:t xml:space="preserve">.</w:t>
+      </w:r>
+    </w:p>
+    <w:p>
+      <w:pPr>
+        <w:pStyle w:val="Prrafodelista"/>
+        <w:numPr>
+          <w:ilvl w:val="0"/>
+          <w:numId w:val="6"/>
+        </w:numPr>
+        <w:spacing w:after="60"/>
+      </w:pPr>
+      <w:r>
+        <w:rPr>
+          <w:rFonts w:ascii="Consolas" w:eastAsia="Consolas" w:hAnsi="Consolas" w:cs="Consolas"/>
+          <w:color w:val="B42318"/>
+          <w:sz w:val="19"/>
+          <w:szCs w:val="19"/>
+        </w:rPr>
+        <w:t xml:space="preserve">DELETE FROM psi_personas WHERE persona_id IN (…)</w:t>
+      </w:r>
+      <w:r>
+        <w:t xml:space="preserve"> solo con los ids válidos; si </w:t>
+      </w:r>
+      <w:r>
+        <w:rPr>
+          <w:rFonts w:ascii="Consolas" w:eastAsia="Consolas" w:hAnsi="Consolas" w:cs="Consolas"/>
+          <w:color w:val="B42318"/>
+          <w:sz w:val="19"/>
+          <w:szCs w:val="19"/>
+        </w:rPr>
+        <w:t xml:space="preserve">rowcount</w:t>
+      </w:r>
+      <w:r>
+        <w:t xml:space="preserve"> no coincide, aborta con «No se pudieron eliminar todos los beneficiarios. No se guardó ningún cambio.» (400, rollback).</w:t>
+      </w:r>
+    </w:p>
+    <w:p>
+      <w:pPr>
+        <w:pStyle w:val="Prrafodelista"/>
+        <w:numPr>
+          <w:ilvl w:val="0"/>
+          <w:numId w:val="6"/>
+        </w:numPr>
+        <w:spacing w:after="60"/>
+      </w:pPr>
+      <w:r>
+        <w:rPr>
+          <w:rFonts w:ascii="Consolas" w:eastAsia="Consolas" w:hAnsi="Consolas" w:cs="Consolas"/>
+          <w:color w:val="B42318"/>
+          <w:sz w:val="19"/>
+          <w:szCs w:val="19"/>
+        </w:rPr>
+        <w:t xml:space="preserve">commit</w:t>
+      </w:r>
+      <w:r>
+        <w:t xml:space="preserve"> y </w:t>
+      </w:r>
+      <w:r>
+        <w:rPr>
+          <w:rFonts w:ascii="Consolas" w:eastAsia="Consolas" w:hAnsi="Consolas" w:cs="Consolas"/>
+          <w:color w:val="B42318"/>
+          <w:sz w:val="19"/>
+          <w:szCs w:val="19"/>
+        </w:rPr>
+        <w:t xml:space="preserve">logger.info</w:t>
+      </w:r>
+      <w:r>
+        <w:t xml:space="preserve"> con país, cantidad, ids eliminados, omitidos y </w:t>
+      </w:r>
+      <w:r>
+        <w:rPr>
+          <w:rFonts w:ascii="Consolas" w:eastAsia="Consolas" w:hAnsi="Consolas" w:cs="Consolas"/>
+          <w:color w:val="B42318"/>
+          <w:sz w:val="19"/>
+          <w:szCs w:val="19"/>
+        </w:rPr>
+        <w:t xml:space="preserve">usuario_id</w:t>
+      </w:r>
+      <w:r>
+        <w:t xml:space="preserve">.</w:t>
+      </w:r>
+    </w:p>
+    <w:p>
+      <w:pPr>
+        <w:pStyle w:val="Prrafodelista"/>
+        <w:numPr>
+          <w:ilvl w:val="0"/>
+          <w:numId w:val="6"/>
+        </w:numPr>
+        <w:spacing w:after="60"/>
+      </w:pPr>
+      <w:r>
+        <w:t xml:space="preserve">Errores: </w:t>
+      </w:r>
+      <w:r>
+        <w:rPr>
+          <w:rFonts w:ascii="Consolas" w:eastAsia="Consolas" w:hAnsi="Consolas" w:cs="Consolas"/>
+          <w:color w:val="B42318"/>
+          <w:sz w:val="19"/>
+          <w:szCs w:val="19"/>
+        </w:rPr>
+        <w:t xml:space="preserve">IntegrityError</w:t>
+      </w:r>
+      <w:r>
+        <w:t xml:space="preserve"> → rollback y 409 «Algún beneficiario tiene un vínculo que no se vio en la lista…» (con </w:t>
+      </w:r>
+      <w:r>
+        <w:rPr>
+          <w:rFonts w:ascii="Consolas" w:eastAsia="Consolas" w:hAnsi="Consolas" w:cs="Consolas"/>
+          <w:color w:val="B42318"/>
+          <w:sz w:val="19"/>
+          <w:szCs w:val="19"/>
+        </w:rPr>
+        <w:t xml:space="preserve">logger.exception</w:t>
+      </w:r>
+      <w:r>
+        <w:t xml:space="preserve">); cualquier otra excepción → rollback y 500 con mensaje genérico.</w:t>
+      </w:r>
+    </w:p>
+    <w:p>
+      <w:pPr>
+        <w:pStyle w:val="Ttulo3"/>
+        <w:keepNext/>
+      </w:pPr>
+      <w:r>
+        <w:t xml:space="preserve">Concurrencia y seguridad</w:t>
+      </w:r>
+    </w:p>
+    <w:p>
+      <w:pPr>
+        <w:pStyle w:val="Prrafodelista"/>
+        <w:numPr>
+          <w:ilvl w:val="0"/>
+          <w:numId w:val="2"/>
+        </w:numPr>
+        <w:spacing w:after="60"/>
+      </w:pPr>
+      <w:r>
+        <w:t xml:space="preserve">El servidor </w:t>
+      </w:r>
+      <w:r>
+        <w:rPr>
+          <w:b/>
+          <w:bCs/>
+        </w:rPr>
+        <w:t xml:space="preserve">no confía en la lista que vio el usuario</w:t>
+      </w:r>
+      <w:r>
+        <w:t xml:space="preserve">: el cliente solo envía ids y el servidor decide, dentro de la transacción y con las filas bloqueadas, a quién borra.</w:t>
+      </w:r>
+    </w:p>
+    <w:p>
+      <w:pPr>
+        <w:pStyle w:val="Prrafodelista"/>
+        <w:numPr>
+          <w:ilvl w:val="0"/>
+          <w:numId w:val="2"/>
+        </w:numPr>
+        <w:spacing w:after="60"/>
+      </w:pPr>
+      <w:r>
+        <w:rPr>
+          <w:rFonts w:ascii="Consolas" w:eastAsia="Consolas" w:hAnsi="Consolas" w:cs="Consolas"/>
+          <w:color w:val="B42318"/>
+          <w:sz w:val="19"/>
+          <w:szCs w:val="19"/>
+        </w:rPr>
+        <w:t xml:space="preserve">FOR UPDATE</w:t>
+      </w:r>
+      <w:r>
+        <w:t xml:space="preserve"> bloquea la fila de </w:t>
+      </w:r>
+      <w:r>
+        <w:rPr>
+          <w:rFonts w:ascii="Consolas" w:eastAsia="Consolas" w:hAnsi="Consolas" w:cs="Consolas"/>
+          <w:color w:val="B42318"/>
+          <w:sz w:val="19"/>
+          <w:szCs w:val="19"/>
+        </w:rPr>
+        <w:t xml:space="preserve">psi_personas</w:t>
+      </w:r>
+      <w:r>
+        <w:t xml:space="preserve">: un </w:t>
+      </w:r>
+      <w:r>
+        <w:rPr>
+          <w:rFonts w:ascii="Consolas" w:eastAsia="Consolas" w:hAnsi="Consolas" w:cs="Consolas"/>
+          <w:color w:val="B42318"/>
+          <w:sz w:val="19"/>
+          <w:szCs w:val="19"/>
+        </w:rPr>
+        <w:t xml:space="preserve">INSERT</w:t>
+      </w:r>
+      <w:r>
+        <w:t xml:space="preserve"> en una tabla hija con FK a esa persona necesita un bloqueo compartido sobre ella y espera al commit.</w:t>
+      </w:r>
+    </w:p>
+    <w:p>
+      <w:pPr>
+        <w:pStyle w:val="Prrafodelista"/>
+        <w:numPr>
+          <w:ilvl w:val="0"/>
+          <w:numId w:val="2"/>
+        </w:numPr>
+        <w:spacing w:after="60"/>
+      </w:pPr>
+      <w:r>
+        <w:t xml:space="preserve">La red de seguridad final es la FK: si existiera una tabla con referencia a </w:t>
+      </w:r>
+      <w:r>
+        <w:rPr>
+          <w:rFonts w:ascii="Consolas" w:eastAsia="Consolas" w:hAnsi="Consolas" w:cs="Consolas"/>
+          <w:color w:val="B42318"/>
+          <w:sz w:val="19"/>
+          <w:szCs w:val="19"/>
+        </w:rPr>
+        <w:t xml:space="preserve">psi_personas</w:t>
+      </w:r>
+      <w:r>
+        <w:t xml:space="preserve"> que </w:t>
+      </w:r>
+      <w:r>
+        <w:rPr>
+          <w:rFonts w:ascii="Consolas" w:eastAsia="Consolas" w:hAnsi="Consolas" w:cs="Consolas"/>
+          <w:color w:val="B42318"/>
+          <w:sz w:val="19"/>
+          <w:szCs w:val="19"/>
+        </w:rPr>
+        <w:t xml:space="preserve">_fragmentos</w:t>
+      </w:r>
+      <w:r>
+        <w:t xml:space="preserve"> no revisa, el </w:t>
+      </w:r>
+      <w:r>
+        <w:rPr>
+          <w:rFonts w:ascii="Consolas" w:eastAsia="Consolas" w:hAnsi="Consolas" w:cs="Consolas"/>
+          <w:color w:val="B42318"/>
+          <w:sz w:val="19"/>
+          <w:szCs w:val="19"/>
+        </w:rPr>
+        <w:t xml:space="preserve">DELETE</w:t>
+      </w:r>
+      <w:r>
+        <w:t xml:space="preserve"> falla con </w:t>
+      </w:r>
+      <w:r>
+        <w:rPr>
+          <w:rFonts w:ascii="Consolas" w:eastAsia="Consolas" w:hAnsi="Consolas" w:cs="Consolas"/>
+          <w:color w:val="B42318"/>
+          <w:sz w:val="19"/>
+          <w:szCs w:val="19"/>
+        </w:rPr>
+        <w:t xml:space="preserve">IntegrityError</w:t>
+      </w:r>
+      <w:r>
+        <w:t xml:space="preserve">, todo se revierte y la API responde 409 (ver «Problemas comunes»).</w:t>
+      </w:r>
+    </w:p>
+    <w:p>
+      <w:pPr>
+        <w:pStyle w:val="Prrafodelista"/>
+        <w:numPr>
+          <w:ilvl w:val="0"/>
+          <w:numId w:val="2"/>
+        </w:numPr>
+        <w:spacing w:after="60"/>
+      </w:pPr>
+      <w:r>
+        <w:t xml:space="preserve">Máximo 200 ids por operación (</w:t>
+      </w:r>
+      <w:r>
+        <w:rPr>
+          <w:rFonts w:ascii="Consolas" w:eastAsia="Consolas" w:hAnsi="Consolas" w:cs="Consolas"/>
+          <w:color w:val="B42318"/>
+          <w:sz w:val="19"/>
+          <w:szCs w:val="19"/>
+        </w:rPr>
+        <w:t xml:space="preserve">MAX_ELIMINAR</w:t>
+      </w:r>
+      <w:r>
+        <w:t xml:space="preserve">). Los nombres de tabla y columna salen de constantes del módulo; los valores (y los marcadores </w:t>
+      </w:r>
+      <w:r>
+        <w:rPr>
+          <w:rFonts w:ascii="Consolas" w:eastAsia="Consolas" w:hAnsi="Consolas" w:cs="Consolas"/>
+          <w:color w:val="B42318"/>
+          <w:sz w:val="19"/>
+          <w:szCs w:val="19"/>
+        </w:rPr>
+        <w:t xml:space="preserve">%s</w:t>
+      </w:r>
+      <w:r>
+        <w:t xml:space="preserve"> de las listas) se parametrizan.</w:t>
+      </w:r>
+    </w:p>
+    <w:p>
+      <w:pPr>
+        <w:pStyle w:val="Prrafodelista"/>
+        <w:numPr>
+          <w:ilvl w:val="0"/>
+          <w:numId w:val="2"/>
+        </w:numPr>
+        <w:spacing w:after="60"/>
+      </w:pPr>
+      <w:r>
+        <w:t xml:space="preserve">El log guarda ids y contadores, no datos personales.</w:t>
+      </w:r>
+    </w:p>
+    <w:p>
+      <w:pPr>
+        <w:pStyle w:val="Ttulo3"/>
+        <w:keepNext/>
+      </w:pPr>
+      <w:r>
+        <w:t xml:space="preserve">Rendimiento</w:t>
+      </w:r>
+    </w:p>
+    <w:p>
+      <w:pPr>
+        <w:spacing w:after="120"/>
+      </w:pPr>
+      <w:r>
+        <w:t xml:space="preserve">Venezuela tiene 206.272 personas. La consulta corre completa (sin caché) al abrir la pantalla, al pulsar «Actualizar» y después de eliminar; el resto de la interacción ocurre en el navegador.</w:t>
+      </w:r>
+    </w:p>
+    <w:tbl>
+      <w:tblPr>
+        <w:tblW w:w="9360" w:type="dxa"/>
+        <w:tblBorders>
+          <w:top w:val="single" w:sz="4" w:space="0" w:color="auto"/>
+          <w:left w:val="single" w:sz="4" w:space="0" w:color="auto"/>
+          <w:bottom w:val="single" w:sz="4" w:space="0" w:color="auto"/>
+          <w:right w:val="single" w:sz="4" w:space="0" w:color="auto"/>
+          <w:insideH w:val="single" w:sz="4" w:space="0" w:color="auto"/>
+          <w:insideV w:val="single" w:sz="4" w:space="0" w:color="auto"/>
+        </w:tblBorders>
+        <w:tblCellMar>
+          <w:left w:w="10" w:type="dxa"/>
+          <w:right w:w="10" w:type="dxa"/>
+        </w:tblCellMar>
+        <w:tblLook w:val="04A0" w:firstRow="1" w:lastRow="0" w:firstColumn="1" w:lastColumn="0" w:noHBand="0" w:noVBand="1"/>
+      </w:tblPr>
+      <w:tblGrid>
+        <w:gridCol w:w="3120"/>
+        <w:gridCol w:w="3120"/>
+        <w:gridCol w:w="3120"/>
+      </w:tblGrid>
+      <w:tr>
+        <w:tblPrEx>
+          <w:tblCellMar>
+            <w:top w:w="0" w:type="dxa"/>
+            <w:bottom w:w="0" w:type="dxa"/>
+          </w:tblCellMar>
+        </w:tblPrEx>
+        <w:trPr>
+          <w:tblHeader/>
+        </w:trPr>
+        <w:tc>
+          <w:tcPr>
+            <w:tcW w:w="3120" w:type="dxa"/>
+            <w:tcBorders>
+              <w:top w:val="single" w:sz="4" w:space="0" w:color="D0D5DD"/>
+              <w:left w:val="single" w:sz="4" w:space="0" w:color="D0D5DD"/>
+              <w:bottom w:val="single" w:sz="4" w:space="0" w:color="D0D5DD"/>
+              <w:right w:val="single" w:sz="4" w:space="0" w:color="D0D5DD"/>
+            </w:tcBorders>
+            <w:shd w:val="clear" w:color="auto" w:fill="2D3748"/>
+            <w:tcMar>
+              <w:top w:w="70" w:type="dxa"/>
+              <w:left w:w="110" w:type="dxa"/>
+              <w:bottom w:w="70" w:type="dxa"/>
+              <w:right w:w="110" w:type="dxa"/>
+            </w:tcMar>
+          </w:tcPr>
+          <w:p>
+            <w:r>
+              <w:rPr>
+                <w:b/>
+                <w:bCs/>
+                <w:color w:val="FFFFFF"/>
+                <w:sz w:val="19"/>
+                <w:szCs w:val="19"/>
+              </w:rPr>
+              <w:t xml:space="preserve">País</w:t>
+            </w:r>
+          </w:p>
+        </w:tc>
+        <w:tc>
+          <w:tcPr>
+            <w:tcW w:w="3120" w:type="dxa"/>
+            <w:tcBorders>
+              <w:top w:val="single" w:sz="4" w:space="0" w:color="D0D5DD"/>
+              <w:left w:val="single" w:sz="4" w:space="0" w:color="D0D5DD"/>
+              <w:bottom w:val="single" w:sz="4" w:space="0" w:color="D0D5DD"/>
+              <w:right w:val="single" w:sz="4" w:space="0" w:color="D0D5DD"/>
+            </w:tcBorders>
+            <w:shd w:val="clear" w:color="auto" w:fill="2D3748"/>
+            <w:tcMar>
+              <w:top w:w="70" w:type="dxa"/>
+              <w:left w:w="110" w:type="dxa"/>
+              <w:bottom w:w="70" w:type="dxa"/>
+              <w:right w:w="110" w:type="dxa"/>
+            </w:tcMar>
+          </w:tcPr>
+          <w:p>
+            <w:r>
+              <w:rPr>
+                <w:b/>
+                <w:bCs/>
+                <w:color w:val="FFFFFF"/>
+                <w:sz w:val="19"/>
+                <w:szCs w:val="19"/>
+              </w:rPr>
+              <w:t xml:space="preserve">Huérfanos (octubre de 2026)</w:t>
+            </w:r>
+          </w:p>
+        </w:tc>
+        <w:tc>
+          <w:tcPr>
+            <w:tcW w:w="3120" w:type="dxa"/>
+            <w:tcBorders>
+              <w:top w:val="single" w:sz="4" w:space="0" w:color="D0D5DD"/>
+              <w:left w:val="single" w:sz="4" w:space="0" w:color="D0D5DD"/>
+              <w:bottom w:val="single" w:sz="4" w:space="0" w:color="D0D5DD"/>
+              <w:right w:val="single" w:sz="4" w:space="0" w:color="D0D5DD"/>
+            </w:tcBorders>
+            <w:shd w:val="clear" w:color="auto" w:fill="2D3748"/>
+            <w:tcMar>
+              <w:top w:w="70" w:type="dxa"/>
+              <w:left w:w="110" w:type="dxa"/>
+              <w:bottom w:w="70" w:type="dxa"/>
+              <w:right w:w="110" w:type="dxa"/>
+            </w:tcMar>
+          </w:tcPr>
+          <w:p>
+            <w:r>
+              <w:rPr>
+                <w:b/>
+                <w:bCs/>
+                <w:color w:val="FFFFFF"/>
+                <w:sz w:val="19"/>
+                <w:szCs w:val="19"/>
+              </w:rPr>
+              <w:t xml:space="preserve">Tiempo de la consulta</w:t>
+            </w:r>
+          </w:p>
+        </w:tc>
+      </w:tr>
+      <w:tr>
+        <w:tblPrEx>
+          <w:tblCellMar>
+            <w:top w:w="0" w:type="dxa"/>
+            <w:bottom w:w="0" w:type="dxa"/>
+          </w:tblCellMar>
+        </w:tblPrEx>
+        <w:trPr>
+          <w:cantSplit/>
+        </w:trPr>
+        <w:tc>
+          <w:tcPr>
+            <w:tcW w:w="3120" w:type="dxa"/>
+            <w:tcBorders>
+              <w:top w:val="single" w:sz="4" w:space="0" w:color="D0D5DD"/>
+              <w:left w:val="single" w:sz="4" w:space="0" w:color="D0D5DD"/>
+              <w:bottom w:val="single" w:sz="4" w:space="0" w:color="D0D5DD"/>
+              <w:right w:val="single" w:sz="4" w:space="0" w:color="D0D5DD"/>
+            </w:tcBorders>
+            <w:tcMar>
+              <w:top w:w="70" w:type="dxa"/>
+              <w:left w:w="110" w:type="dxa"/>
+              <w:bottom w:w="70" w:type="dxa"/>
+              <w:right w:w="110" w:type="dxa"/>
+            </w:tcMar>
+          </w:tcPr>
+          <w:p>
+            <w:r>
+              <w:rPr>
+                <w:sz w:val="19"/>
+                <w:szCs w:val="19"/>
+              </w:rPr>
+              <w:t xml:space="preserve">Venezuela</w:t>
+            </w:r>
+          </w:p>
+        </w:tc>
+        <w:tc>
+          <w:tcPr>
+            <w:tcW w:w="3120" w:type="dxa"/>
+            <w:tcBorders>
+              <w:top w:val="single" w:sz="4" w:space="0" w:color="D0D5DD"/>
+              <w:left w:val="single" w:sz="4" w:space="0" w:color="D0D5DD"/>
+              <w:bottom w:val="single" w:sz="4" w:space="0" w:color="D0D5DD"/>
+              <w:right w:val="single" w:sz="4" w:space="0" w:color="D0D5DD"/>
+            </w:tcBorders>
+            <w:tcMar>
+              <w:top w:w="70" w:type="dxa"/>
+              <w:left w:w="110" w:type="dxa"/>
+              <w:bottom w:w="70" w:type="dxa"/>
+              <w:right w:w="110" w:type="dxa"/>
+            </w:tcMar>
+          </w:tcPr>
+          <w:p>
+            <w:r>
+              <w:rPr>
+                <w:sz w:val="19"/>
+                <w:szCs w:val="19"/>
+              </w:rPr>
+              <w:t xml:space="preserve">180</w:t>
+            </w:r>
+          </w:p>
+        </w:tc>
+        <w:tc>
+          <w:tcPr>
+            <w:tcW w:w="3120" w:type="dxa"/>
+            <w:tcBorders>
+              <w:top w:val="single" w:sz="4" w:space="0" w:color="D0D5DD"/>
+              <w:left w:val="single" w:sz="4" w:space="0" w:color="D0D5DD"/>
+              <w:bottom w:val="single" w:sz="4" w:space="0" w:color="D0D5DD"/>
+              <w:right w:val="single" w:sz="4" w:space="0" w:color="D0D5DD"/>
+            </w:tcBorders>
+            <w:tcMar>
+              <w:top w:w="70" w:type="dxa"/>
+              <w:left w:w="110" w:type="dxa"/>
+              <w:bottom w:w="70" w:type="dxa"/>
+              <w:right w:w="110" w:type="dxa"/>
+            </w:tcMar>
+          </w:tcPr>
+          <w:p>
+            <w:r>
+              <w:rPr>
+                <w:sz w:val="19"/>
+                <w:szCs w:val="19"/>
+              </w:rPr>
+              <w:t xml:space="preserve">≈ 4,4 s</w:t>
+            </w:r>
+          </w:p>
+        </w:tc>
+      </w:tr>
+      <w:tr>
+        <w:tblPrEx>
+          <w:tblCellMar>
+            <w:top w:w="0" w:type="dxa"/>
+            <w:bottom w:w="0" w:type="dxa"/>
+          </w:tblCellMar>
+        </w:tblPrEx>
+        <w:trPr>
+          <w:cantSplit/>
+        </w:trPr>
+        <w:tc>
+          <w:tcPr>
+            <w:tcW w:w="3120" w:type="dxa"/>
+            <w:tcBorders>
+              <w:top w:val="single" w:sz="4" w:space="0" w:color="D0D5DD"/>
+              <w:left w:val="single" w:sz="4" w:space="0" w:color="D0D5DD"/>
+              <w:bottom w:val="single" w:sz="4" w:space="0" w:color="D0D5DD"/>
+              <w:right w:val="single" w:sz="4" w:space="0" w:color="D0D5DD"/>
+            </w:tcBorders>
+            <w:tcMar>
+              <w:top w:w="70" w:type="dxa"/>
+              <w:left w:w="110" w:type="dxa"/>
+              <w:bottom w:w="70" w:type="dxa"/>
+              <w:right w:w="110" w:type="dxa"/>
+            </w:tcMar>
+          </w:tcPr>
+          <w:p>
+            <w:r>
+              <w:rPr>
+                <w:sz w:val="19"/>
+                <w:szCs w:val="19"/>
+              </w:rPr>
+              <w:t xml:space="preserve">Colombia</w:t>
+            </w:r>
+          </w:p>
+        </w:tc>
+        <w:tc>
+          <w:tcPr>
+            <w:tcW w:w="3120" w:type="dxa"/>
+            <w:tcBorders>
+              <w:top w:val="single" w:sz="4" w:space="0" w:color="D0D5DD"/>
+              <w:left w:val="single" w:sz="4" w:space="0" w:color="D0D5DD"/>
+              <w:bottom w:val="single" w:sz="4" w:space="0" w:color="D0D5DD"/>
+              <w:right w:val="single" w:sz="4" w:space="0" w:color="D0D5DD"/>
+            </w:tcBorders>
+            <w:tcMar>
+              <w:top w:w="70" w:type="dxa"/>
+              <w:left w:w="110" w:type="dxa"/>
+              <w:bottom w:w="70" w:type="dxa"/>
+              <w:right w:w="110" w:type="dxa"/>
+            </w:tcMar>
+          </w:tcPr>
+          <w:p>
+            <w:r>
+              <w:rPr>
+                <w:sz w:val="19"/>
+                <w:szCs w:val="19"/>
+              </w:rPr>
+              <w:t xml:space="preserve">646</w:t>
+            </w:r>
+          </w:p>
+        </w:tc>
+        <w:tc>
+          <w:tcPr>
+            <w:tcW w:w="3120" w:type="dxa"/>
+            <w:tcBorders>
+              <w:top w:val="single" w:sz="4" w:space="0" w:color="D0D5DD"/>
+              <w:left w:val="single" w:sz="4" w:space="0" w:color="D0D5DD"/>
+              <w:bottom w:val="single" w:sz="4" w:space="0" w:color="D0D5DD"/>
+              <w:right w:val="single" w:sz="4" w:space="0" w:color="D0D5DD"/>
+            </w:tcBorders>
+            <w:tcMar>
+              <w:top w:w="70" w:type="dxa"/>
+              <w:left w:w="110" w:type="dxa"/>
+              <w:bottom w:w="70" w:type="dxa"/>
+              <w:right w:w="110" w:type="dxa"/>
+            </w:tcMar>
+          </w:tcPr>
+          <w:p>
+            <w:r>
+              <w:rPr>
+                <w:sz w:val="19"/>
+                <w:szCs w:val="19"/>
+              </w:rPr>
+              <w:t xml:space="preserve">≈ 0,5 s</w:t>
+            </w:r>
+          </w:p>
+        </w:tc>
+      </w:tr>
+      <w:tr>
+        <w:tblPrEx>
+          <w:tblCellMar>
+            <w:top w:w="0" w:type="dxa"/>
+            <w:bottom w:w="0" w:type="dxa"/>
+          </w:tblCellMar>
+        </w:tblPrEx>
+        <w:trPr>
+          <w:cantSplit/>
+        </w:trPr>
+        <w:tc>
+          <w:tcPr>
+            <w:tcW w:w="3120" w:type="dxa"/>
+            <w:tcBorders>
+              <w:top w:val="single" w:sz="4" w:space="0" w:color="D0D5DD"/>
+              <w:left w:val="single" w:sz="4" w:space="0" w:color="D0D5DD"/>
+              <w:bottom w:val="single" w:sz="4" w:space="0" w:color="D0D5DD"/>
+              <w:right w:val="single" w:sz="4" w:space="0" w:color="D0D5DD"/>
+            </w:tcBorders>
+            <w:tcMar>
+              <w:top w:w="70" w:type="dxa"/>
+              <w:left w:w="110" w:type="dxa"/>
+              <w:bottom w:w="70" w:type="dxa"/>
+              <w:right w:w="110" w:type="dxa"/>
+            </w:tcMar>
+          </w:tcPr>
+          <w:p>
+            <w:r>
+              <w:rPr>
+                <w:sz w:val="19"/>
+                <w:szCs w:val="19"/>
+              </w:rPr>
+              <w:t xml:space="preserve">El Salvador</w:t>
+            </w:r>
+          </w:p>
+        </w:tc>
+        <w:tc>
+          <w:tcPr>
+            <w:tcW w:w="3120" w:type="dxa"/>
+            <w:tcBorders>
+              <w:top w:val="single" w:sz="4" w:space="0" w:color="D0D5DD"/>
+              <w:left w:val="single" w:sz="4" w:space="0" w:color="D0D5DD"/>
+              <w:bottom w:val="single" w:sz="4" w:space="0" w:color="D0D5DD"/>
+              <w:right w:val="single" w:sz="4" w:space="0" w:color="D0D5DD"/>
+            </w:tcBorders>
+            <w:tcMar>
+              <w:top w:w="70" w:type="dxa"/>
+              <w:left w:w="110" w:type="dxa"/>
+              <w:bottom w:w="70" w:type="dxa"/>
+              <w:right w:w="110" w:type="dxa"/>
+            </w:tcMar>
+          </w:tcPr>
+          <w:p>
+            <w:r>
+              <w:rPr>
+                <w:sz w:val="19"/>
+                <w:szCs w:val="19"/>
+              </w:rPr>
+              <w:t xml:space="preserve">149</w:t>
+            </w:r>
+          </w:p>
+        </w:tc>
+        <w:tc>
+          <w:tcPr>
+            <w:tcW w:w="3120" w:type="dxa"/>
+            <w:tcBorders>
+              <w:top w:val="single" w:sz="4" w:space="0" w:color="D0D5DD"/>
+              <w:left w:val="single" w:sz="4" w:space="0" w:color="D0D5DD"/>
+              <w:bottom w:val="single" w:sz="4" w:space="0" w:color="D0D5DD"/>
+              <w:right w:val="single" w:sz="4" w:space="0" w:color="D0D5DD"/>
+            </w:tcBorders>
+            <w:tcMar>
+              <w:top w:w="70" w:type="dxa"/>
+              <w:left w:w="110" w:type="dxa"/>
+              <w:bottom w:w="70" w:type="dxa"/>
+              <w:right w:w="110" w:type="dxa"/>
+            </w:tcMar>
+          </w:tcPr>
+          <w:p>
+            <w:r>
+              <w:rPr>
+                <w:sz w:val="19"/>
+                <w:szCs w:val="19"/>
+              </w:rPr>
+              <w:t xml:space="preserve">≈ 0,2 s</w:t>
+            </w:r>
+          </w:p>
+        </w:tc>
+      </w:tr>
+    </w:tbl>
+    <w:p>
+      <w:pPr>
+        <w:spacing w:after="120"/>
+      </w:pPr>
+    </w:p>
+    <w:p>
+      <w:pPr>
+        <w:pStyle w:val="Ttulo3"/>
+        <w:keepNext/>
+      </w:pPr>
+      <w:r>
+        <w:t xml:space="preserve">Interfaz (huerfanos.html)</w:t>
+      </w:r>
+    </w:p>
+    <w:p>
+      <w:pPr>
+        <w:pStyle w:val="Prrafodelista"/>
+        <w:numPr>
+          <w:ilvl w:val="0"/>
+          <w:numId w:val="2"/>
+        </w:numPr>
+        <w:spacing w:after="60"/>
+      </w:pPr>
+      <w:r>
+        <w:rPr>
+          <w:rFonts w:ascii="Consolas" w:eastAsia="Consolas" w:hAnsi="Consolas" w:cs="Consolas"/>
+          <w:color w:val="B42318"/>
+          <w:sz w:val="19"/>
+          <w:szCs w:val="19"/>
+        </w:rPr>
+        <w:t xml:space="preserve">cargar()</w:t>
+      </w:r>
+      <w:r>
+        <w:t xml:space="preserve"> llama una sola vez a </w:t>
+      </w:r>
+      <w:r>
+        <w:rPr>
+          <w:rFonts w:ascii="Consolas" w:eastAsia="Consolas" w:hAnsi="Consolas" w:cs="Consolas"/>
+          <w:color w:val="B42318"/>
+          <w:sz w:val="19"/>
+          <w:szCs w:val="19"/>
+        </w:rPr>
+        <w:t xml:space="preserve">GET /api/huerfanos</w:t>
+      </w:r>
+      <w:r>
+        <w:t xml:space="preserve"> y guarda todo en </w:t>
+      </w:r>
+      <w:r>
+        <w:rPr>
+          <w:rFonts w:ascii="Consolas" w:eastAsia="Consolas" w:hAnsi="Consolas" w:cs="Consolas"/>
+          <w:color w:val="B42318"/>
+          <w:sz w:val="19"/>
+          <w:szCs w:val="19"/>
+        </w:rPr>
+        <w:t xml:space="preserve">todos</w:t>
+      </w:r>
+      <w:r>
+        <w:t xml:space="preserve">; un contador de solicitud (</w:t>
+      </w:r>
+      <w:r>
+        <w:rPr>
+          <w:rFonts w:ascii="Consolas" w:eastAsia="Consolas" w:hAnsi="Consolas" w:cs="Consolas"/>
+          <w:color w:val="B42318"/>
+          <w:sz w:val="19"/>
+          <w:szCs w:val="19"/>
+        </w:rPr>
+        <w:t xml:space="preserve">solicitud</w:t>
+      </w:r>
+      <w:r>
+        <w:t xml:space="preserve">) descarta respuestas viejas. </w:t>
+      </w:r>
+      <w:r>
+        <w:rPr>
+          <w:rFonts w:ascii="Consolas" w:eastAsia="Consolas" w:hAnsi="Consolas" w:cs="Consolas"/>
+          <w:color w:val="B42318"/>
+          <w:sz w:val="19"/>
+          <w:szCs w:val="19"/>
+        </w:rPr>
+        <w:t xml:space="preserve">filtrar()</w:t>
+      </w:r>
+      <w:r>
+        <w:t xml:space="preserve"> aplica búsqueda (sin tildes, sobre ID, nombres y apellidos), rango de fechas (compara los 10 primeros caracteres de </w:t>
+      </w:r>
+      <w:r>
+        <w:rPr>
+          <w:rFonts w:ascii="Consolas" w:eastAsia="Consolas" w:hAnsi="Consolas" w:cs="Consolas"/>
+          <w:color w:val="B42318"/>
+          <w:sz w:val="19"/>
+          <w:szCs w:val="19"/>
+        </w:rPr>
+        <w:t xml:space="preserve">fecha_registro</w:t>
+      </w:r>
+      <w:r>
+        <w:t xml:space="preserve">) y orden; </w:t>
+      </w:r>
+      <w:r>
+        <w:rPr>
+          <w:rFonts w:ascii="Consolas" w:eastAsia="Consolas" w:hAnsi="Consolas" w:cs="Consolas"/>
+          <w:color w:val="B42318"/>
+          <w:sz w:val="19"/>
+          <w:szCs w:val="19"/>
+        </w:rPr>
+        <w:t xml:space="preserve">renderTabla()</w:t>
+      </w:r>
+      <w:r>
+        <w:t xml:space="preserve"> pagina de 50 en 50 (</w:t>
+      </w:r>
+      <w:r>
+        <w:rPr>
+          <w:rFonts w:ascii="Consolas" w:eastAsia="Consolas" w:hAnsi="Consolas" w:cs="Consolas"/>
+          <w:color w:val="B42318"/>
+          <w:sz w:val="19"/>
+          <w:szCs w:val="19"/>
+        </w:rPr>
+        <w:t xml:space="preserve">POR_PAGINA</w:t>
+      </w:r>
+      <w:r>
+        <w:t xml:space="preserve">).</w:t>
+      </w:r>
+    </w:p>
+    <w:p>
+      <w:pPr>
+        <w:pStyle w:val="Prrafodelista"/>
+        <w:numPr>
+          <w:ilvl w:val="0"/>
+          <w:numId w:val="2"/>
+        </w:numPr>
+        <w:spacing w:after="60"/>
+      </w:pPr>
+      <w:r>
+        <w:t xml:space="preserve">La etiqueta «reciente» se calcula en el navegador: fecha de registro con menos de 7 días respecto del reloj del equipo.</w:t>
+      </w:r>
+    </w:p>
+    <w:p>
+      <w:pPr>
+        <w:pStyle w:val="Prrafodelista"/>
+        <w:numPr>
+          <w:ilvl w:val="0"/>
+          <w:numId w:val="2"/>
+        </w:numPr>
+        <w:spacing w:after="60"/>
+      </w:pPr>
+      <w:r>
+        <w:t xml:space="preserve">La selección es un </w:t>
+      </w:r>
+      <w:r>
+        <w:rPr>
+          <w:rFonts w:ascii="Consolas" w:eastAsia="Consolas" w:hAnsi="Consolas" w:cs="Consolas"/>
+          <w:color w:val="B42318"/>
+          <w:sz w:val="19"/>
+          <w:szCs w:val="19"/>
+        </w:rPr>
+        <w:t xml:space="preserve">Map</w:t>
+      </w:r>
+      <w:r>
+        <w:t xml:space="preserve"> (</w:t>
+      </w:r>
+      <w:r>
+        <w:rPr>
+          <w:rFonts w:ascii="Consolas" w:eastAsia="Consolas" w:hAnsi="Consolas" w:cs="Consolas"/>
+          <w:color w:val="B42318"/>
+          <w:sz w:val="19"/>
+          <w:szCs w:val="19"/>
+        </w:rPr>
+        <w:t xml:space="preserve">seleccion</w:t>
+      </w:r>
+      <w:r>
+        <w:t xml:space="preserve">: persona_id → datos para el mensaje) que sobrevive a cambios de página, orden y filtros; al recargar la lista se descartan los ids que ya no existen. La casilla del encabezado (</w:t>
+      </w:r>
+      <w:r>
+        <w:rPr>
+          <w:rFonts w:ascii="Consolas" w:eastAsia="Consolas" w:hAnsi="Consolas" w:cs="Consolas"/>
+          <w:color w:val="B42318"/>
+          <w:sz w:val="19"/>
+          <w:szCs w:val="19"/>
+        </w:rPr>
+        <w:t xml:space="preserve">chkPagina</w:t>
+      </w:r>
+      <w:r>
+        <w:t xml:space="preserve">) marca solo la página visible y el contador cuenta toda la selección, incluso lo que un filtro oculte.</w:t>
+      </w:r>
+    </w:p>
+    <w:p>
+      <w:pPr>
+        <w:pStyle w:val="Prrafodelista"/>
+        <w:numPr>
+          <w:ilvl w:val="0"/>
+          <w:numId w:val="2"/>
+        </w:numPr>
+        <w:spacing w:after="60"/>
+      </w:pPr>
+      <w:r>
+        <w:t xml:space="preserve">La confirmación usa </w:t>
+      </w:r>
+      <w:r>
+        <w:rPr>
+          <w:rFonts w:ascii="Consolas" w:eastAsia="Consolas" w:hAnsi="Consolas" w:cs="Consolas"/>
+          <w:color w:val="B42318"/>
+          <w:sz w:val="19"/>
+          <w:szCs w:val="19"/>
+        </w:rPr>
+        <w:t xml:space="preserve">confirmarAccion</w:t>
+      </w:r>
+      <w:r>
+        <w:t xml:space="preserve"> con el nombre, el ID y la fecha de registro (si es una persona) o la cantidad y el registro más antiguo (si son varias). Luego </w:t>
+      </w:r>
+      <w:r>
+        <w:rPr>
+          <w:rFonts w:ascii="Consolas" w:eastAsia="Consolas" w:hAnsi="Consolas" w:cs="Consolas"/>
+          <w:color w:val="B42318"/>
+          <w:sz w:val="19"/>
+          <w:szCs w:val="19"/>
+        </w:rPr>
+        <w:t xml:space="preserve">POST /api/huerfanos/eliminar</w:t>
+      </w:r>
+      <w:r>
+        <w:t xml:space="preserve"> con ids numéricos, un aviso con </w:t>
+      </w:r>
+      <w:r>
+        <w:rPr>
+          <w:rFonts w:ascii="Consolas" w:eastAsia="Consolas" w:hAnsi="Consolas" w:cs="Consolas"/>
+          <w:color w:val="B42318"/>
+          <w:sz w:val="19"/>
+          <w:szCs w:val="19"/>
+        </w:rPr>
+        <w:t xml:space="preserve">eliminados</w:t>
+      </w:r>
+      <w:r>
+        <w:t xml:space="preserve"> y </w:t>
+      </w:r>
+      <w:r>
+        <w:rPr>
+          <w:rFonts w:ascii="Consolas" w:eastAsia="Consolas" w:hAnsi="Consolas" w:cs="Consolas"/>
+          <w:color w:val="B42318"/>
+          <w:sz w:val="19"/>
+          <w:szCs w:val="19"/>
+        </w:rPr>
+        <w:t xml:space="preserve">omitidos</w:t>
+      </w:r>
+      <w:r>
+        <w:t xml:space="preserve">, y </w:t>
+      </w:r>
+      <w:r>
+        <w:rPr>
+          <w:rFonts w:ascii="Consolas" w:eastAsia="Consolas" w:hAnsi="Consolas" w:cs="Consolas"/>
+          <w:color w:val="B42318"/>
+          <w:sz w:val="19"/>
+          <w:szCs w:val="19"/>
+        </w:rPr>
+        <w:t xml:space="preserve">cargar()</w:t>
+      </w:r>
+      <w:r>
+        <w:t xml:space="preserve"> otra vez.</w:t>
+      </w:r>
+    </w:p>
+    <w:p>
+      <w:pPr>
+        <w:pStyle w:val="Prrafodelista"/>
+        <w:numPr>
+          <w:ilvl w:val="0"/>
+          <w:numId w:val="2"/>
+        </w:numPr>
+        <w:spacing w:after="60"/>
+      </w:pPr>
+      <w:r>
+        <w:t xml:space="preserve">El tope de 200 lo aplica solo el servidor (400): la interfaz no limita la selección.</w:t>
+      </w:r>
+    </w:p>
+    <w:p>
+      <w:pPr>
+        <w:pStyle w:val="Prrafodelista"/>
+        <w:numPr>
+          <w:ilvl w:val="0"/>
+          <w:numId w:val="2"/>
+        </w:numPr>
+        <w:spacing w:after="60"/>
+      </w:pPr>
+      <w:r>
+        <w:t xml:space="preserve">Todo texto de la API se pinta con </w:t>
+      </w:r>
+      <w:r>
+        <w:rPr>
+          <w:rFonts w:ascii="Consolas" w:eastAsia="Consolas" w:hAnsi="Consolas" w:cs="Consolas"/>
+          <w:color w:val="B42318"/>
+          <w:sz w:val="19"/>
+          <w:szCs w:val="19"/>
+        </w:rPr>
+        <w:t xml:space="preserve">textContent</w:t>
+      </w:r>
+      <w:r>
+        <w:t xml:space="preserve">. El cambio de país recarga la página con </w:t>
+      </w:r>
+      <w:r>
+        <w:rPr>
+          <w:rFonts w:ascii="Consolas" w:eastAsia="Consolas" w:hAnsi="Consolas" w:cs="Consolas"/>
+          <w:color w:val="B42318"/>
+          <w:sz w:val="19"/>
+          <w:szCs w:val="19"/>
+        </w:rPr>
+        <w:t xml:space="preserve">?pais=</w:t>
+      </w:r>
+      <w:r>
+        <w:t xml:space="preserve">.</w:t>
       </w:r>
     </w:p>
     <w:p>
@@ -22060,6 +25653,351 @@
           </w:p>
         </w:tc>
       </w:tr>
+      <w:tr>
+        <w:tblPrEx>
+          <w:tblCellMar>
+            <w:top w:w="0" w:type="dxa"/>
+            <w:bottom w:w="0" w:type="dxa"/>
+          </w:tblCellMar>
+        </w:tblPrEx>
+        <w:trPr>
+          <w:cantSplit/>
+        </w:trPr>
+        <w:tc>
+          <w:tcPr>
+            <w:tcW w:w="1216" w:type="dxa"/>
+            <w:tcBorders>
+              <w:top w:val="single" w:sz="4" w:space="0" w:color="D0D5DD"/>
+              <w:left w:val="single" w:sz="4" w:space="0" w:color="D0D5DD"/>
+              <w:bottom w:val="single" w:sz="4" w:space="0" w:color="D0D5DD"/>
+              <w:right w:val="single" w:sz="4" w:space="0" w:color="D0D5DD"/>
+            </w:tcBorders>
+            <w:tcMar>
+              <w:top w:w="70" w:type="dxa"/>
+              <w:left w:w="110" w:type="dxa"/>
+              <w:bottom w:w="70" w:type="dxa"/>
+              <w:right w:w="110" w:type="dxa"/>
+            </w:tcMar>
+          </w:tcPr>
+          <w:p>
+            <w:r>
+              <w:rPr>
+                <w:sz w:val="19"/>
+                <w:szCs w:val="19"/>
+              </w:rPr>
+              <w:t xml:space="preserve">GET</w:t>
+            </w:r>
+          </w:p>
+        </w:tc>
+        <w:tc>
+          <w:tcPr>
+            <w:tcW w:w="3276" w:type="dxa"/>
+            <w:tcBorders>
+              <w:top w:val="single" w:sz="4" w:space="0" w:color="D0D5DD"/>
+              <w:left w:val="single" w:sz="4" w:space="0" w:color="D0D5DD"/>
+              <w:bottom w:val="single" w:sz="4" w:space="0" w:color="D0D5DD"/>
+              <w:right w:val="single" w:sz="4" w:space="0" w:color="D0D5DD"/>
+            </w:tcBorders>
+            <w:tcMar>
+              <w:top w:w="70" w:type="dxa"/>
+              <w:left w:w="110" w:type="dxa"/>
+              <w:bottom w:w="70" w:type="dxa"/>
+              <w:right w:w="110" w:type="dxa"/>
+            </w:tcMar>
+          </w:tcPr>
+          <w:p>
+            <w:r>
+              <w:rPr>
+                <w:sz w:val="19"/>
+                <w:szCs w:val="19"/>
+              </w:rPr>
+              <w:t xml:space="preserve">/beneficiarios/v2/huerfanos</w:t>
+            </w:r>
+          </w:p>
+        </w:tc>
+        <w:tc>
+          <w:tcPr>
+            <w:tcW w:w="1404" w:type="dxa"/>
+            <w:tcBorders>
+              <w:top w:val="single" w:sz="4" w:space="0" w:color="D0D5DD"/>
+              <w:left w:val="single" w:sz="4" w:space="0" w:color="D0D5DD"/>
+              <w:bottom w:val="single" w:sz="4" w:space="0" w:color="D0D5DD"/>
+              <w:right w:val="single" w:sz="4" w:space="0" w:color="D0D5DD"/>
+            </w:tcBorders>
+            <w:tcMar>
+              <w:top w:w="70" w:type="dxa"/>
+              <w:left w:w="110" w:type="dxa"/>
+              <w:bottom w:w="70" w:type="dxa"/>
+              <w:right w:w="110" w:type="dxa"/>
+            </w:tcMar>
+          </w:tcPr>
+          <w:p>
+            <w:r>
+              <w:rPr>
+                <w:sz w:val="19"/>
+                <w:szCs w:val="19"/>
+              </w:rPr>
+              <w:t xml:space="preserve">HTML</w:t>
+            </w:r>
+          </w:p>
+        </w:tc>
+        <w:tc>
+          <w:tcPr>
+            <w:tcW w:w="3464" w:type="dxa"/>
+            <w:tcBorders>
+              <w:top w:val="single" w:sz="4" w:space="0" w:color="D0D5DD"/>
+              <w:left w:val="single" w:sz="4" w:space="0" w:color="D0D5DD"/>
+              <w:bottom w:val="single" w:sz="4" w:space="0" w:color="D0D5DD"/>
+              <w:right w:val="single" w:sz="4" w:space="0" w:color="D0D5DD"/>
+            </w:tcBorders>
+            <w:tcMar>
+              <w:top w:w="70" w:type="dxa"/>
+              <w:left w:w="110" w:type="dxa"/>
+              <w:bottom w:w="70" w:type="dxa"/>
+              <w:right w:w="110" w:type="dxa"/>
+            </w:tcMar>
+          </w:tcPr>
+          <w:p>
+            <w:r>
+              <w:rPr>
+                <w:sz w:val="19"/>
+                <w:szCs w:val="19"/>
+              </w:rPr>
+              <w:t xml:space="preserve">Beneficiarios sin actividad (acepta ?pais=)</w:t>
+            </w:r>
+          </w:p>
+        </w:tc>
+      </w:tr>
+      <w:tr>
+        <w:tblPrEx>
+          <w:tblCellMar>
+            <w:top w:w="0" w:type="dxa"/>
+            <w:bottom w:w="0" w:type="dxa"/>
+          </w:tblCellMar>
+        </w:tblPrEx>
+        <w:trPr>
+          <w:cantSplit/>
+        </w:trPr>
+        <w:tc>
+          <w:tcPr>
+            <w:tcW w:w="1216" w:type="dxa"/>
+            <w:tcBorders>
+              <w:top w:val="single" w:sz="4" w:space="0" w:color="D0D5DD"/>
+              <w:left w:val="single" w:sz="4" w:space="0" w:color="D0D5DD"/>
+              <w:bottom w:val="single" w:sz="4" w:space="0" w:color="D0D5DD"/>
+              <w:right w:val="single" w:sz="4" w:space="0" w:color="D0D5DD"/>
+            </w:tcBorders>
+            <w:tcMar>
+              <w:top w:w="70" w:type="dxa"/>
+              <w:left w:w="110" w:type="dxa"/>
+              <w:bottom w:w="70" w:type="dxa"/>
+              <w:right w:w="110" w:type="dxa"/>
+            </w:tcMar>
+          </w:tcPr>
+          <w:p>
+            <w:r>
+              <w:rPr>
+                <w:sz w:val="19"/>
+                <w:szCs w:val="19"/>
+              </w:rPr>
+              <w:t xml:space="preserve">GET</w:t>
+            </w:r>
+          </w:p>
+        </w:tc>
+        <w:tc>
+          <w:tcPr>
+            <w:tcW w:w="3276" w:type="dxa"/>
+            <w:tcBorders>
+              <w:top w:val="single" w:sz="4" w:space="0" w:color="D0D5DD"/>
+              <w:left w:val="single" w:sz="4" w:space="0" w:color="D0D5DD"/>
+              <w:bottom w:val="single" w:sz="4" w:space="0" w:color="D0D5DD"/>
+              <w:right w:val="single" w:sz="4" w:space="0" w:color="D0D5DD"/>
+            </w:tcBorders>
+            <w:tcMar>
+              <w:top w:w="70" w:type="dxa"/>
+              <w:left w:w="110" w:type="dxa"/>
+              <w:bottom w:w="70" w:type="dxa"/>
+              <w:right w:w="110" w:type="dxa"/>
+            </w:tcMar>
+          </w:tcPr>
+          <w:p>
+            <w:r>
+              <w:rPr>
+                <w:sz w:val="19"/>
+                <w:szCs w:val="19"/>
+              </w:rPr>
+              <w:t xml:space="preserve">/api/huerfanos</w:t>
+            </w:r>
+          </w:p>
+        </w:tc>
+        <w:tc>
+          <w:tcPr>
+            <w:tcW w:w="1404" w:type="dxa"/>
+            <w:tcBorders>
+              <w:top w:val="single" w:sz="4" w:space="0" w:color="D0D5DD"/>
+              <w:left w:val="single" w:sz="4" w:space="0" w:color="D0D5DD"/>
+              <w:bottom w:val="single" w:sz="4" w:space="0" w:color="D0D5DD"/>
+              <w:right w:val="single" w:sz="4" w:space="0" w:color="D0D5DD"/>
+            </w:tcBorders>
+            <w:tcMar>
+              <w:top w:w="70" w:type="dxa"/>
+              <w:left w:w="110" w:type="dxa"/>
+              <w:bottom w:w="70" w:type="dxa"/>
+              <w:right w:w="110" w:type="dxa"/>
+            </w:tcMar>
+          </w:tcPr>
+          <w:p>
+            <w:r>
+              <w:rPr>
+                <w:sz w:val="19"/>
+                <w:szCs w:val="19"/>
+              </w:rPr>
+              <w:t xml:space="preserve">JSON</w:t>
+            </w:r>
+          </w:p>
+        </w:tc>
+        <w:tc>
+          <w:tcPr>
+            <w:tcW w:w="3464" w:type="dxa"/>
+            <w:tcBorders>
+              <w:top w:val="single" w:sz="4" w:space="0" w:color="D0D5DD"/>
+              <w:left w:val="single" w:sz="4" w:space="0" w:color="D0D5DD"/>
+              <w:bottom w:val="single" w:sz="4" w:space="0" w:color="D0D5DD"/>
+              <w:right w:val="single" w:sz="4" w:space="0" w:color="D0D5DD"/>
+            </w:tcBorders>
+            <w:tcMar>
+              <w:top w:w="70" w:type="dxa"/>
+              <w:left w:w="110" w:type="dxa"/>
+              <w:bottom w:w="70" w:type="dxa"/>
+              <w:right w:w="110" w:type="dxa"/>
+            </w:tcMar>
+          </w:tcPr>
+          <w:p>
+            <w:r>
+              <w:rPr>
+                <w:sz w:val="19"/>
+                <w:szCs w:val="19"/>
+              </w:rPr>
+              <w:t xml:space="preserve">Todos los huérfanos del país (tope 5000, indicador truncado)</w:t>
+            </w:r>
+          </w:p>
+        </w:tc>
+      </w:tr>
+      <w:tr>
+        <w:tblPrEx>
+          <w:tblCellMar>
+            <w:top w:w="0" w:type="dxa"/>
+            <w:bottom w:w="0" w:type="dxa"/>
+          </w:tblCellMar>
+        </w:tblPrEx>
+        <w:trPr>
+          <w:cantSplit/>
+        </w:trPr>
+        <w:tc>
+          <w:tcPr>
+            <w:tcW w:w="1216" w:type="dxa"/>
+            <w:tcBorders>
+              <w:top w:val="single" w:sz="4" w:space="0" w:color="D0D5DD"/>
+              <w:left w:val="single" w:sz="4" w:space="0" w:color="D0D5DD"/>
+              <w:bottom w:val="single" w:sz="4" w:space="0" w:color="D0D5DD"/>
+              <w:right w:val="single" w:sz="4" w:space="0" w:color="D0D5DD"/>
+            </w:tcBorders>
+            <w:tcMar>
+              <w:top w:w="70" w:type="dxa"/>
+              <w:left w:w="110" w:type="dxa"/>
+              <w:bottom w:w="70" w:type="dxa"/>
+              <w:right w:w="110" w:type="dxa"/>
+            </w:tcMar>
+          </w:tcPr>
+          <w:p>
+            <w:r>
+              <w:rPr>
+                <w:sz w:val="19"/>
+                <w:szCs w:val="19"/>
+              </w:rPr>
+              <w:t xml:space="preserve">POST</w:t>
+            </w:r>
+          </w:p>
+        </w:tc>
+        <w:tc>
+          <w:tcPr>
+            <w:tcW w:w="3276" w:type="dxa"/>
+            <w:tcBorders>
+              <w:top w:val="single" w:sz="4" w:space="0" w:color="D0D5DD"/>
+              <w:left w:val="single" w:sz="4" w:space="0" w:color="D0D5DD"/>
+              <w:bottom w:val="single" w:sz="4" w:space="0" w:color="D0D5DD"/>
+              <w:right w:val="single" w:sz="4" w:space="0" w:color="D0D5DD"/>
+            </w:tcBorders>
+            <w:tcMar>
+              <w:top w:w="70" w:type="dxa"/>
+              <w:left w:w="110" w:type="dxa"/>
+              <w:bottom w:w="70" w:type="dxa"/>
+              <w:right w:w="110" w:type="dxa"/>
+            </w:tcMar>
+          </w:tcPr>
+          <w:p>
+            <w:r>
+              <w:rPr>
+                <w:sz w:val="19"/>
+                <w:szCs w:val="19"/>
+              </w:rPr>
+              <w:t xml:space="preserve">/api/huerfanos/eliminar</w:t>
+            </w:r>
+          </w:p>
+        </w:tc>
+        <w:tc>
+          <w:tcPr>
+            <w:tcW w:w="1404" w:type="dxa"/>
+            <w:tcBorders>
+              <w:top w:val="single" w:sz="4" w:space="0" w:color="D0D5DD"/>
+              <w:left w:val="single" w:sz="4" w:space="0" w:color="D0D5DD"/>
+              <w:bottom w:val="single" w:sz="4" w:space="0" w:color="D0D5DD"/>
+              <w:right w:val="single" w:sz="4" w:space="0" w:color="D0D5DD"/>
+            </w:tcBorders>
+            <w:tcMar>
+              <w:top w:w="70" w:type="dxa"/>
+              <w:left w:w="110" w:type="dxa"/>
+              <w:bottom w:w="70" w:type="dxa"/>
+              <w:right w:w="110" w:type="dxa"/>
+            </w:tcMar>
+          </w:tcPr>
+          <w:p>
+            <w:r>
+              <w:rPr>
+                <w:sz w:val="19"/>
+                <w:szCs w:val="19"/>
+              </w:rPr>
+              <w:t xml:space="preserve">JSON</w:t>
+            </w:r>
+          </w:p>
+        </w:tc>
+        <w:tc>
+          <w:tcPr>
+            <w:tcW w:w="3464" w:type="dxa"/>
+            <w:tcBorders>
+              <w:top w:val="single" w:sz="4" w:space="0" w:color="D0D5DD"/>
+              <w:left w:val="single" w:sz="4" w:space="0" w:color="D0D5DD"/>
+              <w:bottom w:val="single" w:sz="4" w:space="0" w:color="D0D5DD"/>
+              <w:right w:val="single" w:sz="4" w:space="0" w:color="D0D5DD"/>
+            </w:tcBorders>
+            <w:tcMar>
+              <w:top w:w="70" w:type="dxa"/>
+              <w:left w:w="110" w:type="dxa"/>
+              <w:bottom w:w="70" w:type="dxa"/>
+              <w:right w:w="110" w:type="dxa"/>
+            </w:tcMar>
+          </w:tcPr>
+          <w:p>
+            <w:r>
+              <w:rPr>
+                <w:sz w:val="19"/>
+                <w:szCs w:val="19"/>
+              </w:rPr>
+              <w:t xml:space="preserve">Elimina huérfanos (máx. 200); omite a quien ya tenga vínculos</w:t>
+            </w:r>
+          </w:p>
+        </w:tc>
+      </w:tr>
     </w:tbl>
     <w:p>
       <w:pPr>
@@ -22977,6 +26915,69 @@
           </w:p>
         </w:tc>
       </w:tr>
+      <w:tr>
+        <w:tblPrEx>
+          <w:tblCellMar>
+            <w:top w:w="0" w:type="dxa"/>
+            <w:bottom w:w="0" w:type="dxa"/>
+          </w:tblCellMar>
+        </w:tblPrEx>
+        <w:trPr>
+          <w:cantSplit/>
+        </w:trPr>
+        <w:tc>
+          <w:tcPr>
+            <w:tcW w:w="2704" w:type="dxa"/>
+            <w:tcBorders>
+              <w:top w:val="single" w:sz="4" w:space="0" w:color="D0D5DD"/>
+              <w:left w:val="single" w:sz="4" w:space="0" w:color="D0D5DD"/>
+              <w:bottom w:val="single" w:sz="4" w:space="0" w:color="D0D5DD"/>
+              <w:right w:val="single" w:sz="4" w:space="0" w:color="D0D5DD"/>
+            </w:tcBorders>
+            <w:tcMar>
+              <w:top w:w="70" w:type="dxa"/>
+              <w:left w:w="110" w:type="dxa"/>
+              <w:bottom w:w="70" w:type="dxa"/>
+              <w:right w:w="110" w:type="dxa"/>
+            </w:tcMar>
+          </w:tcPr>
+          <w:p>
+            <w:r>
+              <w:rPr>
+                <w:sz w:val="19"/>
+                <w:szCs w:val="19"/>
+              </w:rPr>
+              <w:t xml:space="preserve">Eliminación de beneficiarios sin actividad</w:t>
+            </w:r>
+          </w:p>
+        </w:tc>
+        <w:tc>
+          <w:tcPr>
+            <w:tcW w:w="6656" w:type="dxa"/>
+            <w:tcBorders>
+              <w:top w:val="single" w:sz="4" w:space="0" w:color="D0D5DD"/>
+              <w:left w:val="single" w:sz="4" w:space="0" w:color="D0D5DD"/>
+              <w:bottom w:val="single" w:sz="4" w:space="0" w:color="D0D5DD"/>
+              <w:right w:val="single" w:sz="4" w:space="0" w:color="D0D5DD"/>
+            </w:tcBorders>
+            <w:tcMar>
+              <w:top w:w="70" w:type="dxa"/>
+              <w:left w:w="110" w:type="dxa"/>
+              <w:bottom w:w="70" w:type="dxa"/>
+              <w:right w:w="110" w:type="dxa"/>
+            </w:tcMar>
+          </w:tcPr>
+          <w:p>
+            <w:r>
+              <w:rPr>
+                <w:sz w:val="19"/>
+                <w:szCs w:val="19"/>
+              </w:rPr>
+              <w:t xml:space="preserve">El servidor no confía en la lista del cliente: bloquea las filas (FOR UPDATE), recomprueba que cada persona siga sin vínculos y borra solo a esas; máximo 200 ids por operación; una sola transacción con rollback ante cualquier error y 409 si una FK desconocida lo impide (7.12)</w:t>
+            </w:r>
+          </w:p>
+        </w:tc>
+      </w:tr>
     </w:tbl>
     <w:p>
       <w:pPr>
@@ -23731,6 +27732,144 @@
       </w:r>
       <w:r>
         <w:t xml:space="preserve"> corren reales.</w:t>
+      </w:r>
+    </w:p>
+    <w:p>
+      <w:pPr>
+        <w:spacing w:after="120"/>
+      </w:pPr>
+      <w:r>
+        <w:rPr>
+          <w:b/>
+          <w:bCs/>
+        </w:rPr>
+        <w:t xml:space="preserve">Notas de la prueba del módulo de beneficiarios sin actividad</w:t>
+      </w:r>
+      <w:r>
+        <w:t xml:space="preserve"> (octubre de 2026):</w:t>
+      </w:r>
+    </w:p>
+    <w:p>
+      <w:pPr>
+        <w:pStyle w:val="Prrafodelista"/>
+        <w:numPr>
+          <w:ilvl w:val="0"/>
+          <w:numId w:val="2"/>
+        </w:numPr>
+        <w:spacing w:after="60"/>
+      </w:pPr>
+      <w:r>
+        <w:t xml:space="preserve">Se probó en las bases de Venezuela, Colombia y El Salvador con el patrón </w:t>
+      </w:r>
+      <w:r>
+        <w:rPr>
+          <w:rFonts w:ascii="Consolas" w:eastAsia="Consolas" w:hAnsi="Consolas" w:cs="Consolas"/>
+          <w:color w:val="B42318"/>
+          <w:sz w:val="19"/>
+          <w:szCs w:val="19"/>
+        </w:rPr>
+        <w:t xml:space="preserve">conexion_segura</w:t>
+      </w:r>
+      <w:r>
+        <w:t xml:space="preserve"> de arriba (commit sustituido por rollback): se listó y se ejercitó </w:t>
+      </w:r>
+      <w:r>
+        <w:rPr>
+          <w:rFonts w:ascii="Consolas" w:eastAsia="Consolas" w:hAnsi="Consolas" w:cs="Consolas"/>
+          <w:color w:val="B42318"/>
+          <w:sz w:val="19"/>
+          <w:szCs w:val="19"/>
+        </w:rPr>
+        <w:t xml:space="preserve">eliminar</w:t>
+      </w:r>
+      <w:r>
+        <w:t xml:space="preserve"> sobre huérfanos reales terminando siempre con rollback, y se comparó el conteo de </w:t>
+      </w:r>
+      <w:r>
+        <w:rPr>
+          <w:rFonts w:ascii="Consolas" w:eastAsia="Consolas" w:hAnsi="Consolas" w:cs="Consolas"/>
+          <w:color w:val="B42318"/>
+          <w:sz w:val="19"/>
+          <w:szCs w:val="19"/>
+        </w:rPr>
+        <w:t xml:space="preserve">psi_personas</w:t>
+      </w:r>
+      <w:r>
+        <w:t xml:space="preserve"> antes y después.</w:t>
+      </w:r>
+    </w:p>
+    <w:p>
+      <w:pPr>
+        <w:pStyle w:val="Prrafodelista"/>
+        <w:numPr>
+          <w:ilvl w:val="0"/>
+          <w:numId w:val="2"/>
+        </w:numPr>
+        <w:spacing w:after="60"/>
+      </w:pPr>
+      <w:r>
+        <w:t xml:space="preserve">Huérfanos encontrados: 180 en Venezuela, 646 en Colombia y 149 en El Salvador. El error 1267 (colaciones distintas en </w:t>
+      </w:r>
+      <w:r>
+        <w:rPr>
+          <w:rFonts w:ascii="Consolas" w:eastAsia="Consolas" w:hAnsi="Consolas" w:cs="Consolas"/>
+          <w:color w:val="B42318"/>
+          <w:sz w:val="19"/>
+          <w:szCs w:val="19"/>
+        </w:rPr>
+        <w:t xml:space="preserve">encuesta.persona_id</w:t>
+      </w:r>
+      <w:r>
+        <w:t xml:space="preserve">) apareció al comparar sin </w:t>
+      </w:r>
+      <w:r>
+        <w:rPr>
+          <w:rFonts w:ascii="Consolas" w:eastAsia="Consolas" w:hAnsi="Consolas" w:cs="Consolas"/>
+          <w:color w:val="B42318"/>
+          <w:sz w:val="19"/>
+          <w:szCs w:val="19"/>
+        </w:rPr>
+        <w:t xml:space="preserve">BINARY</w:t>
+      </w:r>
+      <w:r>
+        <w:t xml:space="preserve">; por eso la comparación es binaria.</w:t>
+      </w:r>
+    </w:p>
+    <w:p>
+      <w:pPr>
+        <w:pStyle w:val="Prrafodelista"/>
+        <w:numPr>
+          <w:ilvl w:val="0"/>
+          <w:numId w:val="2"/>
+        </w:numPr>
+        <w:spacing w:after="60"/>
+      </w:pPr>
+      <w:r>
+        <w:t xml:space="preserve">Las figuras 24 y 25 del manual de usuario salen de un servidor de demostración: se reemplazan </w:t>
+      </w:r>
+      <w:r>
+        <w:rPr>
+          <w:rFonts w:ascii="Consolas" w:eastAsia="Consolas" w:hAnsi="Consolas" w:cs="Consolas"/>
+          <w:color w:val="B42318"/>
+          <w:sz w:val="19"/>
+          <w:szCs w:val="19"/>
+        </w:rPr>
+        <w:t xml:space="preserve">listar</w:t>
+      </w:r>
+      <w:r>
+        <w:t xml:space="preserve"> y </w:t>
+      </w:r>
+      <w:r>
+        <w:rPr>
+          <w:rFonts w:ascii="Consolas" w:eastAsia="Consolas" w:hAnsi="Consolas" w:cs="Consolas"/>
+          <w:color w:val="B42318"/>
+          <w:sz w:val="19"/>
+          <w:szCs w:val="19"/>
+        </w:rPr>
+        <w:t xml:space="preserve">eliminar</w:t>
+      </w:r>
+      <w:r>
+        <w:t xml:space="preserve"> del servicio por datos ficticios en memoria y se usa una sesión falsa; la pantalla corre real.</w:t>
       </w:r>
     </w:p>
     <w:p>
@@ -25152,6 +29291,483 @@
           </w:p>
         </w:tc>
       </w:tr>
+      <w:tr>
+        <w:tblPrEx>
+          <w:tblCellMar>
+            <w:top w:w="0" w:type="dxa"/>
+            <w:bottom w:w="0" w:type="dxa"/>
+          </w:tblCellMar>
+        </w:tblPrEx>
+        <w:trPr>
+          <w:cantSplit/>
+        </w:trPr>
+        <w:tc>
+          <w:tcPr>
+            <w:tcW w:w="3120" w:type="dxa"/>
+            <w:tcBorders>
+              <w:top w:val="single" w:sz="4" w:space="0" w:color="D0D5DD"/>
+              <w:left w:val="single" w:sz="4" w:space="0" w:color="D0D5DD"/>
+              <w:bottom w:val="single" w:sz="4" w:space="0" w:color="D0D5DD"/>
+              <w:right w:val="single" w:sz="4" w:space="0" w:color="D0D5DD"/>
+            </w:tcBorders>
+            <w:tcMar>
+              <w:top w:w="70" w:type="dxa"/>
+              <w:left w:w="110" w:type="dxa"/>
+              <w:bottom w:w="70" w:type="dxa"/>
+              <w:right w:w="110" w:type="dxa"/>
+            </w:tcMar>
+          </w:tcPr>
+          <w:p>
+            <w:r>
+              <w:rPr>
+                <w:sz w:val="19"/>
+                <w:szCs w:val="19"/>
+              </w:rPr>
+              <w:t xml:space="preserve">Error 1267 (Illegal mix of collations) al listar los huérfanos</w:t>
+            </w:r>
+          </w:p>
+        </w:tc>
+        <w:tc>
+          <w:tcPr>
+            <w:tcW w:w="3328" w:type="dxa"/>
+            <w:tcBorders>
+              <w:top w:val="single" w:sz="4" w:space="0" w:color="D0D5DD"/>
+              <w:left w:val="single" w:sz="4" w:space="0" w:color="D0D5DD"/>
+              <w:bottom w:val="single" w:sz="4" w:space="0" w:color="D0D5DD"/>
+              <w:right w:val="single" w:sz="4" w:space="0" w:color="D0D5DD"/>
+            </w:tcBorders>
+            <w:tcMar>
+              <w:top w:w="70" w:type="dxa"/>
+              <w:left w:w="110" w:type="dxa"/>
+              <w:bottom w:w="70" w:type="dxa"/>
+              <w:right w:w="110" w:type="dxa"/>
+            </w:tcMar>
+          </w:tcPr>
+          <w:p>
+            <w:r>
+              <w:rPr>
+                <w:sz w:val="19"/>
+                <w:szCs w:val="19"/>
+              </w:rPr>
+              <w:t xml:space="preserve">Se comparó una columna de texto con otra de colación distinta (en </w:t>
+            </w:r>
+            <w:r>
+              <w:rPr>
+                <w:rFonts w:ascii="Consolas" w:eastAsia="Consolas" w:hAnsi="Consolas" w:cs="Consolas"/>
+                <w:color w:val="B42318"/>
+                <w:sz w:val="19"/>
+                <w:szCs w:val="19"/>
+              </w:rPr>
+              <w:t xml:space="preserve">encuesta.persona_id</w:t>
+            </w:r>
+            <w:r>
+              <w:rPr>
+                <w:sz w:val="19"/>
+                <w:szCs w:val="19"/>
+              </w:rPr>
+              <w:t xml:space="preserve"> la colación cambia entre bases)</w:t>
+            </w:r>
+          </w:p>
+        </w:tc>
+        <w:tc>
+          <w:tcPr>
+            <w:tcW w:w="2912" w:type="dxa"/>
+            <w:tcBorders>
+              <w:top w:val="single" w:sz="4" w:space="0" w:color="D0D5DD"/>
+              <w:left w:val="single" w:sz="4" w:space="0" w:color="D0D5DD"/>
+              <w:bottom w:val="single" w:sz="4" w:space="0" w:color="D0D5DD"/>
+              <w:right w:val="single" w:sz="4" w:space="0" w:color="D0D5DD"/>
+            </w:tcBorders>
+            <w:tcMar>
+              <w:top w:w="70" w:type="dxa"/>
+              <w:left w:w="110" w:type="dxa"/>
+              <w:bottom w:w="70" w:type="dxa"/>
+              <w:right w:w="110" w:type="dxa"/>
+            </w:tcMar>
+          </w:tcPr>
+          <w:p>
+            <w:r>
+              <w:rPr>
+                <w:sz w:val="19"/>
+                <w:szCs w:val="19"/>
+              </w:rPr>
+              <w:t xml:space="preserve">La consulta ya usa </w:t>
+            </w:r>
+            <w:r>
+              <w:rPr>
+                <w:rFonts w:ascii="Consolas" w:eastAsia="Consolas" w:hAnsi="Consolas" w:cs="Consolas"/>
+                <w:color w:val="B42318"/>
+                <w:sz w:val="19"/>
+                <w:szCs w:val="19"/>
+              </w:rPr>
+              <w:t xml:space="preserve">BINARY</w:t>
+            </w:r>
+            <w:r>
+              <w:rPr>
+                <w:sz w:val="19"/>
+                <w:szCs w:val="19"/>
+              </w:rPr>
+              <w:t xml:space="preserve"> para </w:t>
+            </w:r>
+            <w:r>
+              <w:rPr>
+                <w:rFonts w:ascii="Consolas" w:eastAsia="Consolas" w:hAnsi="Consolas" w:cs="Consolas"/>
+                <w:color w:val="B42318"/>
+                <w:sz w:val="19"/>
+                <w:szCs w:val="19"/>
+              </w:rPr>
+              <w:t xml:space="preserve">encuesta</w:t>
+            </w:r>
+            <w:r>
+              <w:rPr>
+                <w:sz w:val="19"/>
+                <w:szCs w:val="19"/>
+              </w:rPr>
+              <w:t xml:space="preserve">; si ocurre con otra columna, aplicar el mismo patrón (7.12)</w:t>
+            </w:r>
+          </w:p>
+        </w:tc>
+      </w:tr>
+      <w:tr>
+        <w:tblPrEx>
+          <w:tblCellMar>
+            <w:top w:w="0" w:type="dxa"/>
+            <w:bottom w:w="0" w:type="dxa"/>
+          </w:tblCellMar>
+        </w:tblPrEx>
+        <w:trPr>
+          <w:cantSplit/>
+        </w:trPr>
+        <w:tc>
+          <w:tcPr>
+            <w:tcW w:w="3120" w:type="dxa"/>
+            <w:tcBorders>
+              <w:top w:val="single" w:sz="4" w:space="0" w:color="D0D5DD"/>
+              <w:left w:val="single" w:sz="4" w:space="0" w:color="D0D5DD"/>
+              <w:bottom w:val="single" w:sz="4" w:space="0" w:color="D0D5DD"/>
+              <w:right w:val="single" w:sz="4" w:space="0" w:color="D0D5DD"/>
+            </w:tcBorders>
+            <w:tcMar>
+              <w:top w:w="70" w:type="dxa"/>
+              <w:left w:w="110" w:type="dxa"/>
+              <w:bottom w:w="70" w:type="dxa"/>
+              <w:right w:w="110" w:type="dxa"/>
+            </w:tcMar>
+          </w:tcPr>
+          <w:p>
+            <w:r>
+              <w:rPr>
+                <w:sz w:val="19"/>
+                <w:szCs w:val="19"/>
+              </w:rPr>
+              <w:t xml:space="preserve">«Algún beneficiario tiene un vínculo que no se vio en la lista…» (409)</w:t>
+            </w:r>
+          </w:p>
+        </w:tc>
+        <w:tc>
+          <w:tcPr>
+            <w:tcW w:w="3328" w:type="dxa"/>
+            <w:tcBorders>
+              <w:top w:val="single" w:sz="4" w:space="0" w:color="D0D5DD"/>
+              <w:left w:val="single" w:sz="4" w:space="0" w:color="D0D5DD"/>
+              <w:bottom w:val="single" w:sz="4" w:space="0" w:color="D0D5DD"/>
+              <w:right w:val="single" w:sz="4" w:space="0" w:color="D0D5DD"/>
+            </w:tcBorders>
+            <w:tcMar>
+              <w:top w:w="70" w:type="dxa"/>
+              <w:left w:w="110" w:type="dxa"/>
+              <w:bottom w:w="70" w:type="dxa"/>
+              <w:right w:w="110" w:type="dxa"/>
+            </w:tcMar>
+          </w:tcPr>
+          <w:p>
+            <w:r>
+              <w:rPr>
+                <w:rFonts w:ascii="Consolas" w:eastAsia="Consolas" w:hAnsi="Consolas" w:cs="Consolas"/>
+                <w:color w:val="B42318"/>
+                <w:sz w:val="19"/>
+                <w:szCs w:val="19"/>
+              </w:rPr>
+              <w:t xml:space="preserve">IntegrityError</w:t>
+            </w:r>
+            <w:r>
+              <w:rPr>
+                <w:sz w:val="19"/>
+                <w:szCs w:val="19"/>
+              </w:rPr>
+              <w:t xml:space="preserve">: hay una tabla con FK a </w:t>
+            </w:r>
+            <w:r>
+              <w:rPr>
+                <w:rFonts w:ascii="Consolas" w:eastAsia="Consolas" w:hAnsi="Consolas" w:cs="Consolas"/>
+                <w:color w:val="B42318"/>
+                <w:sz w:val="19"/>
+                <w:szCs w:val="19"/>
+              </w:rPr>
+              <w:t xml:space="preserve">psi_personas</w:t>
+            </w:r>
+            <w:r>
+              <w:rPr>
+                <w:sz w:val="19"/>
+                <w:szCs w:val="19"/>
+              </w:rPr>
+              <w:t xml:space="preserve"> que </w:t>
+            </w:r>
+            <w:r>
+              <w:rPr>
+                <w:rFonts w:ascii="Consolas" w:eastAsia="Consolas" w:hAnsi="Consolas" w:cs="Consolas"/>
+                <w:color w:val="B42318"/>
+                <w:sz w:val="19"/>
+                <w:szCs w:val="19"/>
+              </w:rPr>
+              <w:t xml:space="preserve">_fragmentos</w:t>
+            </w:r>
+            <w:r>
+              <w:rPr>
+                <w:sz w:val="19"/>
+                <w:szCs w:val="19"/>
+              </w:rPr>
+              <w:t xml:space="preserve"> no revisa</w:t>
+            </w:r>
+          </w:p>
+        </w:tc>
+        <w:tc>
+          <w:tcPr>
+            <w:tcW w:w="2912" w:type="dxa"/>
+            <w:tcBorders>
+              <w:top w:val="single" w:sz="4" w:space="0" w:color="D0D5DD"/>
+              <w:left w:val="single" w:sz="4" w:space="0" w:color="D0D5DD"/>
+              <w:bottom w:val="single" w:sz="4" w:space="0" w:color="D0D5DD"/>
+              <w:right w:val="single" w:sz="4" w:space="0" w:color="D0D5DD"/>
+            </w:tcBorders>
+            <w:tcMar>
+              <w:top w:w="70" w:type="dxa"/>
+              <w:left w:w="110" w:type="dxa"/>
+              <w:bottom w:w="70" w:type="dxa"/>
+              <w:right w:w="110" w:type="dxa"/>
+            </w:tcMar>
+          </w:tcPr>
+          <w:p>
+            <w:r>
+              <w:rPr>
+                <w:sz w:val="19"/>
+                <w:szCs w:val="19"/>
+              </w:rPr>
+              <w:t xml:space="preserve">Rollback automático. Agregar esa tabla a </w:t>
+            </w:r>
+            <w:r>
+              <w:rPr>
+                <w:rFonts w:ascii="Consolas" w:eastAsia="Consolas" w:hAnsi="Consolas" w:cs="Consolas"/>
+                <w:color w:val="B42318"/>
+                <w:sz w:val="19"/>
+                <w:szCs w:val="19"/>
+              </w:rPr>
+              <w:t xml:space="preserve">_fragmentos</w:t>
+            </w:r>
+            <w:r>
+              <w:rPr>
+                <w:sz w:val="19"/>
+                <w:szCs w:val="19"/>
+              </w:rPr>
+              <w:t xml:space="preserve"> (7.12)</w:t>
+            </w:r>
+          </w:p>
+        </w:tc>
+      </w:tr>
+      <w:tr>
+        <w:tblPrEx>
+          <w:tblCellMar>
+            <w:top w:w="0" w:type="dxa"/>
+            <w:bottom w:w="0" w:type="dxa"/>
+          </w:tblCellMar>
+        </w:tblPrEx>
+        <w:trPr>
+          <w:cantSplit/>
+        </w:trPr>
+        <w:tc>
+          <w:tcPr>
+            <w:tcW w:w="3120" w:type="dxa"/>
+            <w:tcBorders>
+              <w:top w:val="single" w:sz="4" w:space="0" w:color="D0D5DD"/>
+              <w:left w:val="single" w:sz="4" w:space="0" w:color="D0D5DD"/>
+              <w:bottom w:val="single" w:sz="4" w:space="0" w:color="D0D5DD"/>
+              <w:right w:val="single" w:sz="4" w:space="0" w:color="D0D5DD"/>
+            </w:tcBorders>
+            <w:tcMar>
+              <w:top w:w="70" w:type="dxa"/>
+              <w:left w:w="110" w:type="dxa"/>
+              <w:bottom w:w="70" w:type="dxa"/>
+              <w:right w:w="110" w:type="dxa"/>
+            </w:tcMar>
+          </w:tcPr>
+          <w:p>
+            <w:r>
+              <w:rPr>
+                <w:sz w:val="19"/>
+                <w:szCs w:val="19"/>
+              </w:rPr>
+              <w:t xml:space="preserve">«No se pueden eliminar más de 200 beneficiarios a la vez.»</w:t>
+            </w:r>
+          </w:p>
+        </w:tc>
+        <w:tc>
+          <w:tcPr>
+            <w:tcW w:w="3328" w:type="dxa"/>
+            <w:tcBorders>
+              <w:top w:val="single" w:sz="4" w:space="0" w:color="D0D5DD"/>
+              <w:left w:val="single" w:sz="4" w:space="0" w:color="D0D5DD"/>
+              <w:bottom w:val="single" w:sz="4" w:space="0" w:color="D0D5DD"/>
+              <w:right w:val="single" w:sz="4" w:space="0" w:color="D0D5DD"/>
+            </w:tcBorders>
+            <w:tcMar>
+              <w:top w:w="70" w:type="dxa"/>
+              <w:left w:w="110" w:type="dxa"/>
+              <w:bottom w:w="70" w:type="dxa"/>
+              <w:right w:w="110" w:type="dxa"/>
+            </w:tcMar>
+          </w:tcPr>
+          <w:p>
+            <w:r>
+              <w:rPr>
+                <w:sz w:val="19"/>
+                <w:szCs w:val="19"/>
+              </w:rPr>
+              <w:t xml:space="preserve">Se enviaron más de </w:t>
+            </w:r>
+            <w:r>
+              <w:rPr>
+                <w:rFonts w:ascii="Consolas" w:eastAsia="Consolas" w:hAnsi="Consolas" w:cs="Consolas"/>
+                <w:color w:val="B42318"/>
+                <w:sz w:val="19"/>
+                <w:szCs w:val="19"/>
+              </w:rPr>
+              <w:t xml:space="preserve">MAX_ELIMINAR</w:t>
+            </w:r>
+            <w:r>
+              <w:rPr>
+                <w:sz w:val="19"/>
+                <w:szCs w:val="19"/>
+              </w:rPr>
+              <w:t xml:space="preserve"> ids (la interfaz no limita la selección)</w:t>
+            </w:r>
+          </w:p>
+        </w:tc>
+        <w:tc>
+          <w:tcPr>
+            <w:tcW w:w="2912" w:type="dxa"/>
+            <w:tcBorders>
+              <w:top w:val="single" w:sz="4" w:space="0" w:color="D0D5DD"/>
+              <w:left w:val="single" w:sz="4" w:space="0" w:color="D0D5DD"/>
+              <w:bottom w:val="single" w:sz="4" w:space="0" w:color="D0D5DD"/>
+              <w:right w:val="single" w:sz="4" w:space="0" w:color="D0D5DD"/>
+            </w:tcBorders>
+            <w:tcMar>
+              <w:top w:w="70" w:type="dxa"/>
+              <w:left w:w="110" w:type="dxa"/>
+              <w:bottom w:w="70" w:type="dxa"/>
+              <w:right w:w="110" w:type="dxa"/>
+            </w:tcMar>
+          </w:tcPr>
+          <w:p>
+            <w:r>
+              <w:rPr>
+                <w:sz w:val="19"/>
+                <w:szCs w:val="19"/>
+              </w:rPr>
+              <w:t xml:space="preserve">Eliminar en tandas de 200 o menos</w:t>
+            </w:r>
+          </w:p>
+        </w:tc>
+      </w:tr>
+      <w:tr>
+        <w:tblPrEx>
+          <w:tblCellMar>
+            <w:top w:w="0" w:type="dxa"/>
+            <w:bottom w:w="0" w:type="dxa"/>
+          </w:tblCellMar>
+        </w:tblPrEx>
+        <w:trPr>
+          <w:cantSplit/>
+        </w:trPr>
+        <w:tc>
+          <w:tcPr>
+            <w:tcW w:w="3120" w:type="dxa"/>
+            <w:tcBorders>
+              <w:top w:val="single" w:sz="4" w:space="0" w:color="D0D5DD"/>
+              <w:left w:val="single" w:sz="4" w:space="0" w:color="D0D5DD"/>
+              <w:bottom w:val="single" w:sz="4" w:space="0" w:color="D0D5DD"/>
+              <w:right w:val="single" w:sz="4" w:space="0" w:color="D0D5DD"/>
+            </w:tcBorders>
+            <w:tcMar>
+              <w:top w:w="70" w:type="dxa"/>
+              <w:left w:w="110" w:type="dxa"/>
+              <w:bottom w:w="70" w:type="dxa"/>
+              <w:right w:w="110" w:type="dxa"/>
+            </w:tcMar>
+          </w:tcPr>
+          <w:p>
+            <w:r>
+              <w:rPr>
+                <w:sz w:val="19"/>
+                <w:szCs w:val="19"/>
+              </w:rPr>
+              <w:t xml:space="preserve">Una persona sin evaluaciones no aparece en «Sin Actividad»</w:t>
+            </w:r>
+          </w:p>
+        </w:tc>
+        <w:tc>
+          <w:tcPr>
+            <w:tcW w:w="3328" w:type="dxa"/>
+            <w:tcBorders>
+              <w:top w:val="single" w:sz="4" w:space="0" w:color="D0D5DD"/>
+              <w:left w:val="single" w:sz="4" w:space="0" w:color="D0D5DD"/>
+              <w:bottom w:val="single" w:sz="4" w:space="0" w:color="D0D5DD"/>
+              <w:right w:val="single" w:sz="4" w:space="0" w:color="D0D5DD"/>
+            </w:tcBorders>
+            <w:tcMar>
+              <w:top w:w="70" w:type="dxa"/>
+              <w:left w:w="110" w:type="dxa"/>
+              <w:bottom w:w="70" w:type="dxa"/>
+              <w:right w:w="110" w:type="dxa"/>
+            </w:tcMar>
+          </w:tcPr>
+          <w:p>
+            <w:r>
+              <w:rPr>
+                <w:sz w:val="19"/>
+                <w:szCs w:val="19"/>
+              </w:rPr>
+              <w:t xml:space="preserve">Tiene otro vínculo: jornada, centro, familiar, es responsable de alguien o tiene encuestas</w:t>
+            </w:r>
+          </w:p>
+        </w:tc>
+        <w:tc>
+          <w:tcPr>
+            <w:tcW w:w="2912" w:type="dxa"/>
+            <w:tcBorders>
+              <w:top w:val="single" w:sz="4" w:space="0" w:color="D0D5DD"/>
+              <w:left w:val="single" w:sz="4" w:space="0" w:color="D0D5DD"/>
+              <w:bottom w:val="single" w:sz="4" w:space="0" w:color="D0D5DD"/>
+              <w:right w:val="single" w:sz="4" w:space="0" w:color="D0D5DD"/>
+            </w:tcBorders>
+            <w:tcMar>
+              <w:top w:w="70" w:type="dxa"/>
+              <w:left w:w="110" w:type="dxa"/>
+              <w:bottom w:w="70" w:type="dxa"/>
+              <w:right w:w="110" w:type="dxa"/>
+            </w:tcMar>
+          </w:tcPr>
+          <w:p>
+            <w:r>
+              <w:rPr>
+                <w:sz w:val="19"/>
+                <w:szCs w:val="19"/>
+              </w:rPr>
+              <w:t xml:space="preserve">Revisar con el criterio de 7.12. Quien está en un centro se excluye a propósito</w:t>
+            </w:r>
+          </w:p>
+        </w:tc>
+      </w:tr>
     </w:tbl>
     <w:p>
       <w:pPr>
@@ -26842,6 +31458,515 @@
                 <w:szCs w:val="19"/>
               </w:rPr>
               <w:t xml:space="preserve"> ni otras tablas: una recarga que las genere dejaría repetidas sin detectar</w:t>
+            </w:r>
+          </w:p>
+        </w:tc>
+        <w:tc>
+          <w:tcPr>
+            <w:tcW w:w="1456" w:type="dxa"/>
+            <w:tcBorders>
+              <w:top w:val="single" w:sz="4" w:space="0" w:color="D0D5DD"/>
+              <w:left w:val="single" w:sz="4" w:space="0" w:color="D0D5DD"/>
+              <w:bottom w:val="single" w:sz="4" w:space="0" w:color="D0D5DD"/>
+              <w:right w:val="single" w:sz="4" w:space="0" w:color="D0D5DD"/>
+            </w:tcBorders>
+            <w:tcMar>
+              <w:top w:w="70" w:type="dxa"/>
+              <w:left w:w="110" w:type="dxa"/>
+              <w:bottom w:w="70" w:type="dxa"/>
+              <w:right w:w="110" w:type="dxa"/>
+            </w:tcMar>
+          </w:tcPr>
+          <w:p>
+            <w:r>
+              <w:rPr>
+                <w:sz w:val="19"/>
+                <w:szCs w:val="19"/>
+              </w:rPr>
+              <w:t xml:space="preserve">Baja</w:t>
+            </w:r>
+          </w:p>
+        </w:tc>
+      </w:tr>
+      <w:tr>
+        <w:tblPrEx>
+          <w:tblCellMar>
+            <w:top w:w="0" w:type="dxa"/>
+            <w:bottom w:w="0" w:type="dxa"/>
+          </w:tblCellMar>
+        </w:tblPrEx>
+        <w:trPr>
+          <w:cantSplit/>
+        </w:trPr>
+        <w:tc>
+          <w:tcPr>
+            <w:tcW w:w="2912" w:type="dxa"/>
+            <w:tcBorders>
+              <w:top w:val="single" w:sz="4" w:space="0" w:color="D0D5DD"/>
+              <w:left w:val="single" w:sz="4" w:space="0" w:color="D0D5DD"/>
+              <w:bottom w:val="single" w:sz="4" w:space="0" w:color="D0D5DD"/>
+              <w:right w:val="single" w:sz="4" w:space="0" w:color="D0D5DD"/>
+            </w:tcBorders>
+            <w:tcMar>
+              <w:top w:w="70" w:type="dxa"/>
+              <w:left w:w="110" w:type="dxa"/>
+              <w:bottom w:w="70" w:type="dxa"/>
+              <w:right w:w="110" w:type="dxa"/>
+            </w:tcMar>
+          </w:tcPr>
+          <w:p>
+            <w:r>
+              <w:rPr>
+                <w:sz w:val="19"/>
+                <w:szCs w:val="19"/>
+              </w:rPr>
+              <w:t xml:space="preserve">Eliminación de beneficiarios sin respaldo</w:t>
+            </w:r>
+          </w:p>
+        </w:tc>
+        <w:tc>
+          <w:tcPr>
+            <w:tcW w:w="4992" w:type="dxa"/>
+            <w:tcBorders>
+              <w:top w:val="single" w:sz="4" w:space="0" w:color="D0D5DD"/>
+              <w:left w:val="single" w:sz="4" w:space="0" w:color="D0D5DD"/>
+              <w:bottom w:val="single" w:sz="4" w:space="0" w:color="D0D5DD"/>
+              <w:right w:val="single" w:sz="4" w:space="0" w:color="D0D5DD"/>
+            </w:tcBorders>
+            <w:tcMar>
+              <w:top w:w="70" w:type="dxa"/>
+              <w:left w:w="110" w:type="dxa"/>
+              <w:bottom w:w="70" w:type="dxa"/>
+              <w:right w:w="110" w:type="dxa"/>
+            </w:tcMar>
+          </w:tcPr>
+          <w:p>
+            <w:r>
+              <w:rPr>
+                <w:sz w:val="19"/>
+                <w:szCs w:val="19"/>
+              </w:rPr>
+              <w:t xml:space="preserve">Solo queda el log (ids y usuario); no se guarda copia de las filas de </w:t>
+            </w:r>
+            <w:r>
+              <w:rPr>
+                <w:rFonts w:ascii="Consolas" w:eastAsia="Consolas" w:hAnsi="Consolas" w:cs="Consolas"/>
+                <w:color w:val="B42318"/>
+                <w:sz w:val="19"/>
+                <w:szCs w:val="19"/>
+              </w:rPr>
+              <w:t xml:space="preserve">psi_personas</w:t>
+            </w:r>
+            <w:r>
+              <w:rPr>
+                <w:sz w:val="19"/>
+                <w:szCs w:val="19"/>
+              </w:rPr>
+              <w:t xml:space="preserve">. Evaluar volcarlas a un JSON o a una tabla de auditoría antes del DELETE</w:t>
+            </w:r>
+          </w:p>
+        </w:tc>
+        <w:tc>
+          <w:tcPr>
+            <w:tcW w:w="1456" w:type="dxa"/>
+            <w:tcBorders>
+              <w:top w:val="single" w:sz="4" w:space="0" w:color="D0D5DD"/>
+              <w:left w:val="single" w:sz="4" w:space="0" w:color="D0D5DD"/>
+              <w:bottom w:val="single" w:sz="4" w:space="0" w:color="D0D5DD"/>
+              <w:right w:val="single" w:sz="4" w:space="0" w:color="D0D5DD"/>
+            </w:tcBorders>
+            <w:tcMar>
+              <w:top w:w="70" w:type="dxa"/>
+              <w:left w:w="110" w:type="dxa"/>
+              <w:bottom w:w="70" w:type="dxa"/>
+              <w:right w:w="110" w:type="dxa"/>
+            </w:tcMar>
+          </w:tcPr>
+          <w:p>
+            <w:r>
+              <w:rPr>
+                <w:sz w:val="19"/>
+                <w:szCs w:val="19"/>
+              </w:rPr>
+              <w:t xml:space="preserve">Media</w:t>
+            </w:r>
+          </w:p>
+        </w:tc>
+      </w:tr>
+      <w:tr>
+        <w:tblPrEx>
+          <w:tblCellMar>
+            <w:top w:w="0" w:type="dxa"/>
+            <w:bottom w:w="0" w:type="dxa"/>
+          </w:tblCellMar>
+        </w:tblPrEx>
+        <w:trPr>
+          <w:cantSplit/>
+        </w:trPr>
+        <w:tc>
+          <w:tcPr>
+            <w:tcW w:w="2912" w:type="dxa"/>
+            <w:tcBorders>
+              <w:top w:val="single" w:sz="4" w:space="0" w:color="D0D5DD"/>
+              <w:left w:val="single" w:sz="4" w:space="0" w:color="D0D5DD"/>
+              <w:bottom w:val="single" w:sz="4" w:space="0" w:color="D0D5DD"/>
+              <w:right w:val="single" w:sz="4" w:space="0" w:color="D0D5DD"/>
+            </w:tcBorders>
+            <w:tcMar>
+              <w:top w:w="70" w:type="dxa"/>
+              <w:left w:w="110" w:type="dxa"/>
+              <w:bottom w:w="70" w:type="dxa"/>
+              <w:right w:w="110" w:type="dxa"/>
+            </w:tcMar>
+          </w:tcPr>
+          <w:p>
+            <w:r>
+              <w:rPr>
+                <w:sz w:val="19"/>
+                <w:szCs w:val="19"/>
+              </w:rPr>
+              <w:t xml:space="preserve">Sin actividad: tablas con FK desconocidas</w:t>
+            </w:r>
+          </w:p>
+        </w:tc>
+        <w:tc>
+          <w:tcPr>
+            <w:tcW w:w="4992" w:type="dxa"/>
+            <w:tcBorders>
+              <w:top w:val="single" w:sz="4" w:space="0" w:color="D0D5DD"/>
+              <w:left w:val="single" w:sz="4" w:space="0" w:color="D0D5DD"/>
+              <w:bottom w:val="single" w:sz="4" w:space="0" w:color="D0D5DD"/>
+              <w:right w:val="single" w:sz="4" w:space="0" w:color="D0D5DD"/>
+            </w:tcBorders>
+            <w:tcMar>
+              <w:top w:w="70" w:type="dxa"/>
+              <w:left w:w="110" w:type="dxa"/>
+              <w:bottom w:w="70" w:type="dxa"/>
+              <w:right w:w="110" w:type="dxa"/>
+            </w:tcMar>
+          </w:tcPr>
+          <w:p>
+            <w:r>
+              <w:rPr>
+                <w:sz w:val="19"/>
+                <w:szCs w:val="19"/>
+              </w:rPr>
+              <w:t xml:space="preserve">Si se agrega una tabla con FK a </w:t>
+            </w:r>
+            <w:r>
+              <w:rPr>
+                <w:rFonts w:ascii="Consolas" w:eastAsia="Consolas" w:hAnsi="Consolas" w:cs="Consolas"/>
+                <w:color w:val="B42318"/>
+                <w:sz w:val="19"/>
+                <w:szCs w:val="19"/>
+              </w:rPr>
+              <w:t xml:space="preserve">psi_personas</w:t>
+            </w:r>
+            <w:r>
+              <w:rPr>
+                <w:sz w:val="19"/>
+                <w:szCs w:val="19"/>
+              </w:rPr>
+              <w:t xml:space="preserve">, hay que sumarla a </w:t>
+            </w:r>
+            <w:r>
+              <w:rPr>
+                <w:rFonts w:ascii="Consolas" w:eastAsia="Consolas" w:hAnsi="Consolas" w:cs="Consolas"/>
+                <w:color w:val="B42318"/>
+                <w:sz w:val="19"/>
+                <w:szCs w:val="19"/>
+              </w:rPr>
+              <w:t xml:space="preserve">_fragmentos</w:t>
+            </w:r>
+            <w:r>
+              <w:rPr>
+                <w:sz w:val="19"/>
+                <w:szCs w:val="19"/>
+              </w:rPr>
+              <w:t xml:space="preserve">; hoy la red de seguridad es el </w:t>
+            </w:r>
+            <w:r>
+              <w:rPr>
+                <w:rFonts w:ascii="Consolas" w:eastAsia="Consolas" w:hAnsi="Consolas" w:cs="Consolas"/>
+                <w:color w:val="B42318"/>
+                <w:sz w:val="19"/>
+                <w:szCs w:val="19"/>
+              </w:rPr>
+              <w:t xml:space="preserve">IntegrityError</w:t>
+            </w:r>
+            <w:r>
+              <w:rPr>
+                <w:sz w:val="19"/>
+                <w:szCs w:val="19"/>
+              </w:rPr>
+              <w:t xml:space="preserve"> (409)</w:t>
+            </w:r>
+          </w:p>
+        </w:tc>
+        <w:tc>
+          <w:tcPr>
+            <w:tcW w:w="1456" w:type="dxa"/>
+            <w:tcBorders>
+              <w:top w:val="single" w:sz="4" w:space="0" w:color="D0D5DD"/>
+              <w:left w:val="single" w:sz="4" w:space="0" w:color="D0D5DD"/>
+              <w:bottom w:val="single" w:sz="4" w:space="0" w:color="D0D5DD"/>
+              <w:right w:val="single" w:sz="4" w:space="0" w:color="D0D5DD"/>
+            </w:tcBorders>
+            <w:tcMar>
+              <w:top w:w="70" w:type="dxa"/>
+              <w:left w:w="110" w:type="dxa"/>
+              <w:bottom w:w="70" w:type="dxa"/>
+              <w:right w:w="110" w:type="dxa"/>
+            </w:tcMar>
+          </w:tcPr>
+          <w:p>
+            <w:r>
+              <w:rPr>
+                <w:sz w:val="19"/>
+                <w:szCs w:val="19"/>
+              </w:rPr>
+              <w:t xml:space="preserve">Media</w:t>
+            </w:r>
+          </w:p>
+        </w:tc>
+      </w:tr>
+      <w:tr>
+        <w:tblPrEx>
+          <w:tblCellMar>
+            <w:top w:w="0" w:type="dxa"/>
+            <w:bottom w:w="0" w:type="dxa"/>
+          </w:tblCellMar>
+        </w:tblPrEx>
+        <w:trPr>
+          <w:cantSplit/>
+        </w:trPr>
+        <w:tc>
+          <w:tcPr>
+            <w:tcW w:w="2912" w:type="dxa"/>
+            <w:tcBorders>
+              <w:top w:val="single" w:sz="4" w:space="0" w:color="D0D5DD"/>
+              <w:left w:val="single" w:sz="4" w:space="0" w:color="D0D5DD"/>
+              <w:bottom w:val="single" w:sz="4" w:space="0" w:color="D0D5DD"/>
+              <w:right w:val="single" w:sz="4" w:space="0" w:color="D0D5DD"/>
+            </w:tcBorders>
+            <w:tcMar>
+              <w:top w:w="70" w:type="dxa"/>
+              <w:left w:w="110" w:type="dxa"/>
+              <w:bottom w:w="70" w:type="dxa"/>
+              <w:right w:w="110" w:type="dxa"/>
+            </w:tcMar>
+          </w:tcPr>
+          <w:p>
+            <w:r>
+              <w:rPr>
+                <w:sz w:val="19"/>
+                <w:szCs w:val="19"/>
+              </w:rPr>
+              <w:t xml:space="preserve">Sin actividad: excluye a quien está en un centro</w:t>
+            </w:r>
+          </w:p>
+        </w:tc>
+        <w:tc>
+          <w:tcPr>
+            <w:tcW w:w="4992" w:type="dxa"/>
+            <w:tcBorders>
+              <w:top w:val="single" w:sz="4" w:space="0" w:color="D0D5DD"/>
+              <w:left w:val="single" w:sz="4" w:space="0" w:color="D0D5DD"/>
+              <w:bottom w:val="single" w:sz="4" w:space="0" w:color="D0D5DD"/>
+              <w:right w:val="single" w:sz="4" w:space="0" w:color="D0D5DD"/>
+            </w:tcBorders>
+            <w:tcMar>
+              <w:top w:w="70" w:type="dxa"/>
+              <w:left w:w="110" w:type="dxa"/>
+              <w:bottom w:w="70" w:type="dxa"/>
+              <w:right w:w="110" w:type="dxa"/>
+            </w:tcMar>
+          </w:tcPr>
+          <w:p>
+            <w:r>
+              <w:rPr>
+                <w:sz w:val="19"/>
+                <w:szCs w:val="19"/>
+              </w:rPr>
+              <w:t xml:space="preserve">A propósito: una persona inscrita solo en un centro y sin evaluaciones no aparece, porque borrarla le quitaría ese vínculo</w:t>
+            </w:r>
+          </w:p>
+        </w:tc>
+        <w:tc>
+          <w:tcPr>
+            <w:tcW w:w="1456" w:type="dxa"/>
+            <w:tcBorders>
+              <w:top w:val="single" w:sz="4" w:space="0" w:color="D0D5DD"/>
+              <w:left w:val="single" w:sz="4" w:space="0" w:color="D0D5DD"/>
+              <w:bottom w:val="single" w:sz="4" w:space="0" w:color="D0D5DD"/>
+              <w:right w:val="single" w:sz="4" w:space="0" w:color="D0D5DD"/>
+            </w:tcBorders>
+            <w:tcMar>
+              <w:top w:w="70" w:type="dxa"/>
+              <w:left w:w="110" w:type="dxa"/>
+              <w:bottom w:w="70" w:type="dxa"/>
+              <w:right w:w="110" w:type="dxa"/>
+            </w:tcMar>
+          </w:tcPr>
+          <w:p>
+            <w:r>
+              <w:rPr>
+                <w:sz w:val="19"/>
+                <w:szCs w:val="19"/>
+              </w:rPr>
+              <w:t xml:space="preserve">Informativo</w:t>
+            </w:r>
+          </w:p>
+        </w:tc>
+      </w:tr>
+      <w:tr>
+        <w:tblPrEx>
+          <w:tblCellMar>
+            <w:top w:w="0" w:type="dxa"/>
+            <w:bottom w:w="0" w:type="dxa"/>
+          </w:tblCellMar>
+        </w:tblPrEx>
+        <w:trPr>
+          <w:cantSplit/>
+        </w:trPr>
+        <w:tc>
+          <w:tcPr>
+            <w:tcW w:w="2912" w:type="dxa"/>
+            <w:tcBorders>
+              <w:top w:val="single" w:sz="4" w:space="0" w:color="D0D5DD"/>
+              <w:left w:val="single" w:sz="4" w:space="0" w:color="D0D5DD"/>
+              <w:bottom w:val="single" w:sz="4" w:space="0" w:color="D0D5DD"/>
+              <w:right w:val="single" w:sz="4" w:space="0" w:color="D0D5DD"/>
+            </w:tcBorders>
+            <w:tcMar>
+              <w:top w:w="70" w:type="dxa"/>
+              <w:left w:w="110" w:type="dxa"/>
+              <w:bottom w:w="70" w:type="dxa"/>
+              <w:right w:w="110" w:type="dxa"/>
+            </w:tcMar>
+          </w:tcPr>
+          <w:p>
+            <w:r>
+              <w:rPr>
+                <w:sz w:val="19"/>
+                <w:szCs w:val="19"/>
+              </w:rPr>
+              <w:t xml:space="preserve">Sin actividad: consulta pesada y sin caché</w:t>
+            </w:r>
+          </w:p>
+        </w:tc>
+        <w:tc>
+          <w:tcPr>
+            <w:tcW w:w="4992" w:type="dxa"/>
+            <w:tcBorders>
+              <w:top w:val="single" w:sz="4" w:space="0" w:color="D0D5DD"/>
+              <w:left w:val="single" w:sz="4" w:space="0" w:color="D0D5DD"/>
+              <w:bottom w:val="single" w:sz="4" w:space="0" w:color="D0D5DD"/>
+              <w:right w:val="single" w:sz="4" w:space="0" w:color="D0D5DD"/>
+            </w:tcBorders>
+            <w:tcMar>
+              <w:top w:w="70" w:type="dxa"/>
+              <w:left w:w="110" w:type="dxa"/>
+              <w:bottom w:w="70" w:type="dxa"/>
+              <w:right w:w="110" w:type="dxa"/>
+            </w:tcMar>
+          </w:tcPr>
+          <w:p>
+            <w:r>
+              <w:rPr>
+                <w:sz w:val="19"/>
+                <w:szCs w:val="19"/>
+              </w:rPr>
+              <w:t xml:space="preserve">≈ 4,4 s en Venezuela (206.272 personas) cada vez que se abre, actualiza o elimina; tope de 5000 resultados. Considerar caché si el padrón crece</w:t>
+            </w:r>
+          </w:p>
+        </w:tc>
+        <w:tc>
+          <w:tcPr>
+            <w:tcW w:w="1456" w:type="dxa"/>
+            <w:tcBorders>
+              <w:top w:val="single" w:sz="4" w:space="0" w:color="D0D5DD"/>
+              <w:left w:val="single" w:sz="4" w:space="0" w:color="D0D5DD"/>
+              <w:bottom w:val="single" w:sz="4" w:space="0" w:color="D0D5DD"/>
+              <w:right w:val="single" w:sz="4" w:space="0" w:color="D0D5DD"/>
+            </w:tcBorders>
+            <w:tcMar>
+              <w:top w:w="70" w:type="dxa"/>
+              <w:left w:w="110" w:type="dxa"/>
+              <w:bottom w:w="70" w:type="dxa"/>
+              <w:right w:w="110" w:type="dxa"/>
+            </w:tcMar>
+          </w:tcPr>
+          <w:p>
+            <w:r>
+              <w:rPr>
+                <w:sz w:val="19"/>
+                <w:szCs w:val="19"/>
+              </w:rPr>
+              <w:t xml:space="preserve">Baja</w:t>
+            </w:r>
+          </w:p>
+        </w:tc>
+      </w:tr>
+      <w:tr>
+        <w:tblPrEx>
+          <w:tblCellMar>
+            <w:top w:w="0" w:type="dxa"/>
+            <w:bottom w:w="0" w:type="dxa"/>
+          </w:tblCellMar>
+        </w:tblPrEx>
+        <w:trPr>
+          <w:cantSplit/>
+        </w:trPr>
+        <w:tc>
+          <w:tcPr>
+            <w:tcW w:w="2912" w:type="dxa"/>
+            <w:tcBorders>
+              <w:top w:val="single" w:sz="4" w:space="0" w:color="D0D5DD"/>
+              <w:left w:val="single" w:sz="4" w:space="0" w:color="D0D5DD"/>
+              <w:bottom w:val="single" w:sz="4" w:space="0" w:color="D0D5DD"/>
+              <w:right w:val="single" w:sz="4" w:space="0" w:color="D0D5DD"/>
+            </w:tcBorders>
+            <w:tcMar>
+              <w:top w:w="70" w:type="dxa"/>
+              <w:left w:w="110" w:type="dxa"/>
+              <w:bottom w:w="70" w:type="dxa"/>
+              <w:right w:w="110" w:type="dxa"/>
+            </w:tcMar>
+          </w:tcPr>
+          <w:p>
+            <w:r>
+              <w:rPr>
+                <w:sz w:val="19"/>
+                <w:szCs w:val="19"/>
+              </w:rPr>
+              <w:t xml:space="preserve">Sin actividad: selección oculta por filtros</w:t>
+            </w:r>
+          </w:p>
+        </w:tc>
+        <w:tc>
+          <w:tcPr>
+            <w:tcW w:w="4992" w:type="dxa"/>
+            <w:tcBorders>
+              <w:top w:val="single" w:sz="4" w:space="0" w:color="D0D5DD"/>
+              <w:left w:val="single" w:sz="4" w:space="0" w:color="D0D5DD"/>
+              <w:bottom w:val="single" w:sz="4" w:space="0" w:color="D0D5DD"/>
+              <w:right w:val="single" w:sz="4" w:space="0" w:color="D0D5DD"/>
+            </w:tcBorders>
+            <w:tcMar>
+              <w:top w:w="70" w:type="dxa"/>
+              <w:left w:w="110" w:type="dxa"/>
+              <w:bottom w:w="70" w:type="dxa"/>
+              <w:right w:w="110" w:type="dxa"/>
+            </w:tcMar>
+          </w:tcPr>
+          <w:p>
+            <w:r>
+              <w:rPr>
+                <w:sz w:val="19"/>
+                <w:szCs w:val="19"/>
+              </w:rPr>
+              <w:t xml:space="preserve">El contador y «Eliminar seleccionados» incluyen lo marcado que un filtro ocultó después; la confirmación muestra la cantidad. Evaluar limpiar la selección al filtrar</w:t>
             </w:r>
           </w:p>
         </w:tc>
@@ -27333,6 +32458,12 @@
     </w:lvlOverride>
   </w:num>
   <w:num w:numId="5">
+    <w:abstractNumId w:val="2"/>
+    <w:lvlOverride w:ilvl="0">
+      <w:startOverride w:val="1"/>
+    </w:lvlOverride>
+  </w:num>
+  <w:num w:numId="6">
     <w:abstractNumId w:val="2"/>
     <w:lvlOverride w:ilvl="0">
       <w:startOverride w:val="1"/>
